--- a/8 ПРАКТИКА/Соколов Д.А. Ик-731 (проектно-технологическая практика) ООО 'Сател'.docx
+++ b/8 ПРАКТИКА/Соколов Д.А. Ик-731 (проектно-технологическая практика) ООО 'Сател'.docx
@@ -1,6 +1,6 @@
 
 <file path=word/document.xml><?xml version="1.0" encoding="utf-8"?>
-<w:document xmlns:wpc="http://schemas.microsoft.com/office/word/2010/wordprocessingCanvas" xmlns:cx="http://schemas.microsoft.com/office/drawing/2014/chartex" xmlns:cx1="http://schemas.microsoft.com/office/drawing/2015/9/8/chartex" xmlns:cx2="http://schemas.microsoft.com/office/drawing/2015/10/21/chartex" xmlns:cx3="http://schemas.microsoft.com/office/drawing/2016/5/9/chartex" xmlns:cx4="http://schemas.microsoft.com/office/drawing/2016/5/10/chartex" xmlns:cx5="http://schemas.microsoft.com/office/drawing/2016/5/11/chartex" xmlns:cx6="http://schemas.microsoft.com/office/drawing/2016/5/12/chartex" xmlns:cx7="http://schemas.microsoft.com/office/drawing/2016/5/13/chartex" xmlns:cx8="http://schemas.microsoft.com/office/drawing/2016/5/14/chartex" xmlns:mc="http://schemas.openxmlformats.org/markup-compatibility/2006" xmlns:aink="http://schemas.microsoft.com/office/drawing/2016/ink" xmlns:am3d="http://schemas.microsoft.com/office/drawing/2017/model3d" xmlns:o="urn:schemas-microsoft-com:office:office" xmlns:r="http://schemas.openxmlformats.org/officeDocument/2006/relationships" xmlns:m="http://schemas.openxmlformats.org/officeDocument/2006/math" xmlns:v="urn:schemas-microsoft-com:vml" xmlns:wp14="http://schemas.microsoft.com/office/word/2010/wordprocessingDrawing" xmlns:wp="http://schemas.openxmlformats.org/drawingml/2006/wordprocessingDrawing" xmlns:w10="urn:schemas-microsoft-com:office:word" xmlns:w="http://schemas.openxmlformats.org/wordprocessingml/2006/main" xmlns:w14="http://schemas.microsoft.com/office/word/2010/wordml" xmlns:w15="http://schemas.microsoft.com/office/word/2012/wordml" xmlns:w16cex="http://schemas.microsoft.com/office/word/2018/wordml/cex" xmlns:w16cid="http://schemas.microsoft.com/office/word/2016/wordml/cid" xmlns:w16="http://schemas.microsoft.com/office/word/2018/wordml" xmlns:w16se="http://schemas.microsoft.com/office/word/2015/wordml/symex" xmlns:wpg="http://schemas.microsoft.com/office/word/2010/wordprocessingGroup" xmlns:wpi="http://schemas.microsoft.com/office/word/2010/wordprocessingInk" xmlns:wne="http://schemas.microsoft.com/office/word/2006/wordml" xmlns:wps="http://schemas.microsoft.com/office/word/2010/wordprocessingShape" mc:Ignorable="w14 w15 w16se w16cid w16 w16cex wp14">
+<w:document xmlns:wpc="http://schemas.microsoft.com/office/word/2010/wordprocessingCanvas" xmlns:cx="http://schemas.microsoft.com/office/drawing/2014/chartex" xmlns:cx1="http://schemas.microsoft.com/office/drawing/2015/9/8/chartex" xmlns:cx2="http://schemas.microsoft.com/office/drawing/2015/10/21/chartex" xmlns:cx3="http://schemas.microsoft.com/office/drawing/2016/5/9/chartex" xmlns:cx4="http://schemas.microsoft.com/office/drawing/2016/5/10/chartex" xmlns:cx5="http://schemas.microsoft.com/office/drawing/2016/5/11/chartex" xmlns:cx6="http://schemas.microsoft.com/office/drawing/2016/5/12/chartex" xmlns:cx7="http://schemas.microsoft.com/office/drawing/2016/5/13/chartex" xmlns:cx8="http://schemas.microsoft.com/office/drawing/2016/5/14/chartex" xmlns:mc="http://schemas.openxmlformats.org/markup-compatibility/2006" xmlns:aink="http://schemas.microsoft.com/office/drawing/2016/ink" xmlns:am3d="http://schemas.microsoft.com/office/drawing/2017/model3d" xmlns:o="urn:schemas-microsoft-com:office:office" xmlns:oel="http://schemas.microsoft.com/office/2019/extlst" xmlns:r="http://schemas.openxmlformats.org/officeDocument/2006/relationships" xmlns:m="http://schemas.openxmlformats.org/officeDocument/2006/math" xmlns:v="urn:schemas-microsoft-com:vml" xmlns:wp14="http://schemas.microsoft.com/office/word/2010/wordprocessingDrawing" xmlns:wp="http://schemas.openxmlformats.org/drawingml/2006/wordprocessingDrawing" xmlns:w10="urn:schemas-microsoft-com:office:word" xmlns:w="http://schemas.openxmlformats.org/wordprocessingml/2006/main" xmlns:w14="http://schemas.microsoft.com/office/word/2010/wordml" xmlns:w15="http://schemas.microsoft.com/office/word/2012/wordml" xmlns:w16cex="http://schemas.microsoft.com/office/word/2018/wordml/cex" xmlns:w16cid="http://schemas.microsoft.com/office/word/2016/wordml/cid" xmlns:w16="http://schemas.microsoft.com/office/word/2018/wordml" xmlns:w16sdtdh="http://schemas.microsoft.com/office/word/2020/wordml/sdtdatahash" xmlns:w16se="http://schemas.microsoft.com/office/word/2015/wordml/symex" xmlns:wpg="http://schemas.microsoft.com/office/word/2010/wordprocessingGroup" xmlns:wpi="http://schemas.microsoft.com/office/word/2010/wordprocessingInk" xmlns:wne="http://schemas.microsoft.com/office/word/2006/wordml" xmlns:wps="http://schemas.microsoft.com/office/word/2010/wordprocessingShape" mc:Ignorable="w14 w15 w16se w16cid w16 w16cex w16sdtdh wp14">
   <w:body>
     <w:p>
       <w:pPr>
@@ -33,7 +33,6 @@
           <w:szCs w:val="28"/>
         </w:rPr>
       </w:pPr>
-      <w:bookmarkStart w:id="0" w:name="_GoBack"/>
       <w:r>
         <w:rPr>
           <w:rFonts w:ascii="Times New Roman" w:hAnsi="Times New Roman" w:cs="Times New Roman"/>
@@ -140,28 +139,9 @@
           <w:sz w:val="28"/>
           <w:szCs w:val="28"/>
         </w:rPr>
-        <w:t xml:space="preserve">1.5. Организация рабочего процесса </w:t>
-      </w:r>
-      <w:proofErr w:type="spellStart"/>
-      <w:r>
-        <w:rPr>
-          <w:rFonts w:ascii="Times New Roman" w:hAnsi="Times New Roman" w:cs="Times New Roman"/>
-          <w:sz w:val="28"/>
-          <w:szCs w:val="28"/>
-        </w:rPr>
-        <w:t>frontend</w:t>
-      </w:r>
-      <w:proofErr w:type="spellEnd"/>
-      <w:r>
-        <w:rPr>
-          <w:rFonts w:ascii="Times New Roman" w:hAnsi="Times New Roman" w:cs="Times New Roman"/>
-          <w:sz w:val="28"/>
-          <w:szCs w:val="28"/>
-        </w:rPr>
-        <w:t>-разработчика</w:t>
-      </w:r>
-    </w:p>
-    <w:bookmarkEnd w:id="0"/>
+        <w:t>1.5. Организация рабочего процесса frontend-разработчика</w:t>
+      </w:r>
+    </w:p>
     <w:p>
       <w:pPr>
         <w:spacing w:after="0" w:line="360" w:lineRule="auto"/>
@@ -259,25 +239,7 @@
           <w:sz w:val="28"/>
           <w:szCs w:val="28"/>
         </w:rPr>
-        <w:t xml:space="preserve">2.4. Информационные технологии в профессиональной деятельности </w:t>
-      </w:r>
-      <w:proofErr w:type="spellStart"/>
-      <w:r>
-        <w:rPr>
-          <w:rFonts w:ascii="Times New Roman" w:hAnsi="Times New Roman" w:cs="Times New Roman"/>
-          <w:sz w:val="28"/>
-          <w:szCs w:val="28"/>
-        </w:rPr>
-        <w:t>frontend</w:t>
-      </w:r>
-      <w:proofErr w:type="spellEnd"/>
-      <w:r>
-        <w:rPr>
-          <w:rFonts w:ascii="Times New Roman" w:hAnsi="Times New Roman" w:cs="Times New Roman"/>
-          <w:sz w:val="28"/>
-          <w:szCs w:val="28"/>
-        </w:rPr>
-        <w:t>-разработчика</w:t>
+        <w:t>2.4. Информационные технологии в профессиональной деятельности frontend-разработчика</w:t>
       </w:r>
     </w:p>
     <w:p>
@@ -357,25 +319,7 @@
           <w:sz w:val="28"/>
           <w:szCs w:val="28"/>
         </w:rPr>
-        <w:t xml:space="preserve">Глава 3. Практическая часть. Выполнение задач </w:t>
-      </w:r>
-      <w:proofErr w:type="spellStart"/>
-      <w:r>
-        <w:rPr>
-          <w:rFonts w:ascii="Times New Roman" w:hAnsi="Times New Roman" w:cs="Times New Roman"/>
-          <w:sz w:val="28"/>
-          <w:szCs w:val="28"/>
-        </w:rPr>
-        <w:t>frontend</w:t>
-      </w:r>
-      <w:proofErr w:type="spellEnd"/>
-      <w:r>
-        <w:rPr>
-          <w:rFonts w:ascii="Times New Roman" w:hAnsi="Times New Roman" w:cs="Times New Roman"/>
-          <w:sz w:val="28"/>
-          <w:szCs w:val="28"/>
-        </w:rPr>
-        <w:t>-разработчика в ООО «САТЕЛ»</w:t>
+        <w:t>Глава 3. Практическая часть. Выполнение задач frontend-разработчика в ООО «САТЕЛ»</w:t>
       </w:r>
     </w:p>
     <w:p>
@@ -435,131 +379,67 @@
           <w:sz w:val="28"/>
           <w:szCs w:val="28"/>
         </w:rPr>
-        <w:t xml:space="preserve">3.2.1. Приведение компонента </w:t>
-      </w:r>
-      <w:proofErr w:type="spellStart"/>
-      <w:r>
-        <w:rPr>
-          <w:rFonts w:ascii="Times New Roman" w:hAnsi="Times New Roman" w:cs="Times New Roman"/>
-          <w:sz w:val="28"/>
-          <w:szCs w:val="28"/>
-        </w:rPr>
-        <w:t>radio-button</w:t>
-      </w:r>
-      <w:proofErr w:type="spellEnd"/>
-      <w:r>
-        <w:rPr>
-          <w:rFonts w:ascii="Times New Roman" w:hAnsi="Times New Roman" w:cs="Times New Roman"/>
-          <w:sz w:val="28"/>
-          <w:szCs w:val="28"/>
-        </w:rPr>
-        <w:t xml:space="preserve"> в соответствие с дизайн-системой</w:t>
-      </w:r>
-    </w:p>
-    <w:p>
-      <w:pPr>
-        <w:spacing w:after="0" w:line="360" w:lineRule="auto"/>
-        <w:ind w:firstLine="709"/>
-        <w:jc w:val="both"/>
-        <w:rPr>
-          <w:rFonts w:ascii="Times New Roman" w:hAnsi="Times New Roman" w:cs="Times New Roman"/>
-          <w:sz w:val="28"/>
-          <w:szCs w:val="28"/>
-        </w:rPr>
-      </w:pPr>
-      <w:r>
-        <w:rPr>
-          <w:rFonts w:ascii="Times New Roman" w:hAnsi="Times New Roman" w:cs="Times New Roman"/>
-          <w:sz w:val="28"/>
-          <w:szCs w:val="28"/>
-        </w:rPr>
-        <w:t xml:space="preserve">3.2.2. Обновление компонента </w:t>
-      </w:r>
-      <w:proofErr w:type="spellStart"/>
-      <w:r>
-        <w:rPr>
-          <w:rFonts w:ascii="Times New Roman" w:hAnsi="Times New Roman" w:cs="Times New Roman"/>
-          <w:sz w:val="28"/>
-          <w:szCs w:val="28"/>
-        </w:rPr>
-        <w:t>Wui-input-switch</w:t>
-      </w:r>
-      <w:proofErr w:type="spellEnd"/>
-      <w:r>
-        <w:rPr>
-          <w:rFonts w:ascii="Times New Roman" w:hAnsi="Times New Roman" w:cs="Times New Roman"/>
-          <w:sz w:val="28"/>
-          <w:szCs w:val="28"/>
-        </w:rPr>
-        <w:t xml:space="preserve"> по макету</w:t>
-      </w:r>
-    </w:p>
-    <w:p>
-      <w:pPr>
-        <w:spacing w:after="0" w:line="360" w:lineRule="auto"/>
-        <w:ind w:firstLine="709"/>
-        <w:jc w:val="both"/>
-        <w:rPr>
-          <w:rFonts w:ascii="Times New Roman" w:hAnsi="Times New Roman" w:cs="Times New Roman"/>
-          <w:sz w:val="28"/>
-          <w:szCs w:val="28"/>
-        </w:rPr>
-      </w:pPr>
-      <w:r>
-        <w:rPr>
-          <w:rFonts w:ascii="Times New Roman" w:hAnsi="Times New Roman" w:cs="Times New Roman"/>
-          <w:sz w:val="28"/>
-          <w:szCs w:val="28"/>
-        </w:rPr>
-        <w:t xml:space="preserve">3.2.3. Обновление демонстрационных страниц и </w:t>
-      </w:r>
-      <w:proofErr w:type="spellStart"/>
-      <w:r>
-        <w:rPr>
-          <w:rFonts w:ascii="Times New Roman" w:hAnsi="Times New Roman" w:cs="Times New Roman"/>
-          <w:sz w:val="28"/>
-          <w:szCs w:val="28"/>
-        </w:rPr>
-        <w:t>Storybook</w:t>
-      </w:r>
-      <w:proofErr w:type="spellEnd"/>
-    </w:p>
-    <w:p>
-      <w:pPr>
-        <w:spacing w:after="0" w:line="360" w:lineRule="auto"/>
-        <w:ind w:firstLine="709"/>
-        <w:jc w:val="both"/>
-        <w:rPr>
-          <w:rFonts w:ascii="Times New Roman" w:hAnsi="Times New Roman" w:cs="Times New Roman"/>
-          <w:sz w:val="28"/>
-          <w:szCs w:val="28"/>
-        </w:rPr>
-      </w:pPr>
-      <w:r>
-        <w:rPr>
-          <w:rFonts w:ascii="Times New Roman" w:hAnsi="Times New Roman" w:cs="Times New Roman"/>
-          <w:sz w:val="28"/>
-          <w:szCs w:val="28"/>
-        </w:rPr>
-        <w:t xml:space="preserve">3.2.4. Написание и актуализация </w:t>
-      </w:r>
-      <w:proofErr w:type="spellStart"/>
-      <w:r>
-        <w:rPr>
-          <w:rFonts w:ascii="Times New Roman" w:hAnsi="Times New Roman" w:cs="Times New Roman"/>
-          <w:sz w:val="28"/>
-          <w:szCs w:val="28"/>
-        </w:rPr>
-        <w:t>unit</w:t>
-      </w:r>
-      <w:proofErr w:type="spellEnd"/>
-      <w:r>
-        <w:rPr>
-          <w:rFonts w:ascii="Times New Roman" w:hAnsi="Times New Roman" w:cs="Times New Roman"/>
-          <w:sz w:val="28"/>
-          <w:szCs w:val="28"/>
-        </w:rPr>
-        <w:t>-тестов UI-компонентов</w:t>
+        <w:t>3.2.1. Приведение компонента radio-button в соответствие с дизайн-системой</w:t>
+      </w:r>
+    </w:p>
+    <w:p>
+      <w:pPr>
+        <w:spacing w:after="0" w:line="360" w:lineRule="auto"/>
+        <w:ind w:firstLine="709"/>
+        <w:jc w:val="both"/>
+        <w:rPr>
+          <w:rFonts w:ascii="Times New Roman" w:hAnsi="Times New Roman" w:cs="Times New Roman"/>
+          <w:sz w:val="28"/>
+          <w:szCs w:val="28"/>
+        </w:rPr>
+      </w:pPr>
+      <w:r>
+        <w:rPr>
+          <w:rFonts w:ascii="Times New Roman" w:hAnsi="Times New Roman" w:cs="Times New Roman"/>
+          <w:sz w:val="28"/>
+          <w:szCs w:val="28"/>
+        </w:rPr>
+        <w:t>3.2.2. Обновление компонента Wui-input-switch по макету</w:t>
+      </w:r>
+    </w:p>
+    <w:p>
+      <w:pPr>
+        <w:spacing w:after="0" w:line="360" w:lineRule="auto"/>
+        <w:ind w:firstLine="709"/>
+        <w:jc w:val="both"/>
+        <w:rPr>
+          <w:rFonts w:ascii="Times New Roman" w:hAnsi="Times New Roman" w:cs="Times New Roman"/>
+          <w:sz w:val="28"/>
+          <w:szCs w:val="28"/>
+        </w:rPr>
+      </w:pPr>
+      <w:r>
+        <w:rPr>
+          <w:rFonts w:ascii="Times New Roman" w:hAnsi="Times New Roman" w:cs="Times New Roman"/>
+          <w:sz w:val="28"/>
+          <w:szCs w:val="28"/>
+        </w:rPr>
+        <w:t>3.2.3. Обновление демонстрационных страниц и Storybook</w:t>
+      </w:r>
+    </w:p>
+    <w:p>
+      <w:pPr>
+        <w:spacing w:after="0" w:line="360" w:lineRule="auto"/>
+        <w:ind w:firstLine="709"/>
+        <w:jc w:val="both"/>
+        <w:rPr>
+          <w:rFonts w:ascii="Times New Roman" w:hAnsi="Times New Roman" w:cs="Times New Roman"/>
+          <w:sz w:val="28"/>
+          <w:szCs w:val="28"/>
+        </w:rPr>
+      </w:pPr>
+      <w:r>
+        <w:rPr>
+          <w:rFonts w:ascii="Times New Roman" w:hAnsi="Times New Roman" w:cs="Times New Roman"/>
+          <w:sz w:val="28"/>
+          <w:szCs w:val="28"/>
+        </w:rPr>
+        <w:t>3.2.4. Написание и актуализация unit-тестов UI-компонентов</w:t>
       </w:r>
     </w:p>
     <w:p>
@@ -580,168 +460,68 @@
           <w:szCs w:val="28"/>
         </w:rPr>
         <w:lastRenderedPageBreak/>
-        <w:t xml:space="preserve">3.3. Доработка конфигурации запуска проекта в </w:t>
-      </w:r>
-      <w:proofErr w:type="spellStart"/>
-      <w:r>
-        <w:rPr>
-          <w:rFonts w:ascii="Times New Roman" w:hAnsi="Times New Roman" w:cs="Times New Roman"/>
-          <w:sz w:val="28"/>
-          <w:szCs w:val="28"/>
-        </w:rPr>
-        <w:t>dev</w:t>
-      </w:r>
-      <w:proofErr w:type="spellEnd"/>
-      <w:r>
-        <w:rPr>
-          <w:rFonts w:ascii="Times New Roman" w:hAnsi="Times New Roman" w:cs="Times New Roman"/>
-          <w:sz w:val="28"/>
-          <w:szCs w:val="28"/>
-        </w:rPr>
-        <w:t>-режиме</w:t>
-      </w:r>
-    </w:p>
-    <w:p>
-      <w:pPr>
-        <w:spacing w:after="0" w:line="360" w:lineRule="auto"/>
-        <w:ind w:firstLine="709"/>
-        <w:jc w:val="both"/>
-        <w:rPr>
-          <w:rFonts w:ascii="Times New Roman" w:hAnsi="Times New Roman" w:cs="Times New Roman"/>
-          <w:sz w:val="28"/>
-          <w:szCs w:val="28"/>
-        </w:rPr>
-      </w:pPr>
-      <w:r>
-        <w:rPr>
-          <w:rFonts w:ascii="Times New Roman" w:hAnsi="Times New Roman" w:cs="Times New Roman"/>
-          <w:sz w:val="28"/>
-          <w:szCs w:val="28"/>
-        </w:rPr>
-        <w:t xml:space="preserve">3.3.1. Анализ проблемы </w:t>
-      </w:r>
-      <w:proofErr w:type="spellStart"/>
-      <w:r>
-        <w:rPr>
-          <w:rFonts w:ascii="Times New Roman" w:hAnsi="Times New Roman" w:cs="Times New Roman"/>
-          <w:sz w:val="28"/>
-          <w:szCs w:val="28"/>
-        </w:rPr>
-        <w:t>хардкода</w:t>
-      </w:r>
-      <w:proofErr w:type="spellEnd"/>
-      <w:r>
-        <w:rPr>
-          <w:rFonts w:ascii="Times New Roman" w:hAnsi="Times New Roman" w:cs="Times New Roman"/>
-          <w:sz w:val="28"/>
-          <w:szCs w:val="28"/>
-        </w:rPr>
-        <w:t xml:space="preserve"> </w:t>
-      </w:r>
-      <w:proofErr w:type="spellStart"/>
-      <w:r>
-        <w:rPr>
-          <w:rFonts w:ascii="Times New Roman" w:hAnsi="Times New Roman" w:cs="Times New Roman"/>
-          <w:sz w:val="28"/>
-          <w:szCs w:val="28"/>
-        </w:rPr>
-        <w:t>backend</w:t>
-      </w:r>
-      <w:proofErr w:type="spellEnd"/>
-      <w:r>
-        <w:rPr>
-          <w:rFonts w:ascii="Times New Roman" w:hAnsi="Times New Roman" w:cs="Times New Roman"/>
-          <w:sz w:val="28"/>
-          <w:szCs w:val="28"/>
-        </w:rPr>
-        <w:t>-адресов</w:t>
-      </w:r>
-    </w:p>
-    <w:p>
-      <w:pPr>
-        <w:spacing w:after="0" w:line="360" w:lineRule="auto"/>
-        <w:ind w:firstLine="709"/>
-        <w:jc w:val="both"/>
-        <w:rPr>
-          <w:rFonts w:ascii="Times New Roman" w:hAnsi="Times New Roman" w:cs="Times New Roman"/>
-          <w:sz w:val="28"/>
-          <w:szCs w:val="28"/>
-        </w:rPr>
-      </w:pPr>
-      <w:r>
-        <w:rPr>
-          <w:rFonts w:ascii="Times New Roman" w:hAnsi="Times New Roman" w:cs="Times New Roman"/>
-          <w:sz w:val="28"/>
-          <w:szCs w:val="28"/>
-        </w:rPr>
-        <w:t xml:space="preserve">3.3.2. Вынесение параметров окружения в </w:t>
-      </w:r>
-      <w:proofErr w:type="spellStart"/>
-      <w:r>
-        <w:rPr>
-          <w:rFonts w:ascii="Times New Roman" w:hAnsi="Times New Roman" w:cs="Times New Roman"/>
-          <w:sz w:val="28"/>
-          <w:szCs w:val="28"/>
-        </w:rPr>
-        <w:t>env</w:t>
-      </w:r>
-      <w:proofErr w:type="spellEnd"/>
-      <w:r>
-        <w:rPr>
-          <w:rFonts w:ascii="Times New Roman" w:hAnsi="Times New Roman" w:cs="Times New Roman"/>
-          <w:sz w:val="28"/>
-          <w:szCs w:val="28"/>
-        </w:rPr>
-        <w:t>-файлы</w:t>
-      </w:r>
-    </w:p>
-    <w:p>
-      <w:pPr>
-        <w:spacing w:after="0" w:line="360" w:lineRule="auto"/>
-        <w:ind w:firstLine="709"/>
-        <w:jc w:val="both"/>
-        <w:rPr>
-          <w:rFonts w:ascii="Times New Roman" w:hAnsi="Times New Roman" w:cs="Times New Roman"/>
-          <w:sz w:val="28"/>
-          <w:szCs w:val="28"/>
-        </w:rPr>
-      </w:pPr>
-      <w:r>
-        <w:rPr>
-          <w:rFonts w:ascii="Times New Roman" w:hAnsi="Times New Roman" w:cs="Times New Roman"/>
-          <w:sz w:val="28"/>
-          <w:szCs w:val="28"/>
-        </w:rPr>
-        <w:t xml:space="preserve">3.3.3. Синхронизация формирования URL в </w:t>
-      </w:r>
-      <w:proofErr w:type="spellStart"/>
-      <w:r>
-        <w:rPr>
-          <w:rFonts w:ascii="Times New Roman" w:hAnsi="Times New Roman" w:cs="Times New Roman"/>
-          <w:sz w:val="28"/>
-          <w:szCs w:val="28"/>
-        </w:rPr>
-        <w:t>dev-server</w:t>
-      </w:r>
-      <w:proofErr w:type="spellEnd"/>
-      <w:r>
-        <w:rPr>
-          <w:rFonts w:ascii="Times New Roman" w:hAnsi="Times New Roman" w:cs="Times New Roman"/>
-          <w:sz w:val="28"/>
-          <w:szCs w:val="28"/>
-        </w:rPr>
-        <w:t xml:space="preserve"> и </w:t>
-      </w:r>
-      <w:proofErr w:type="spellStart"/>
-      <w:r>
-        <w:rPr>
-          <w:rFonts w:ascii="Times New Roman" w:hAnsi="Times New Roman" w:cs="Times New Roman"/>
-          <w:sz w:val="28"/>
-          <w:szCs w:val="28"/>
-        </w:rPr>
-        <w:t>runtime</w:t>
-      </w:r>
-      <w:proofErr w:type="spellEnd"/>
+        <w:t>3.3. Доработка конфигурации запуска проекта в dev-режиме</w:t>
+      </w:r>
+    </w:p>
+    <w:p>
+      <w:pPr>
+        <w:spacing w:after="0" w:line="360" w:lineRule="auto"/>
+        <w:ind w:firstLine="709"/>
+        <w:jc w:val="both"/>
+        <w:rPr>
+          <w:rFonts w:ascii="Times New Roman" w:hAnsi="Times New Roman" w:cs="Times New Roman"/>
+          <w:sz w:val="28"/>
+          <w:szCs w:val="28"/>
+        </w:rPr>
+      </w:pPr>
+      <w:r>
+        <w:rPr>
+          <w:rFonts w:ascii="Times New Roman" w:hAnsi="Times New Roman" w:cs="Times New Roman"/>
+          <w:sz w:val="28"/>
+          <w:szCs w:val="28"/>
+        </w:rPr>
+        <w:t>3.3.1. Анализ проблемы хардкода backend-адресов</w:t>
+      </w:r>
+    </w:p>
+    <w:p>
+      <w:pPr>
+        <w:spacing w:after="0" w:line="360" w:lineRule="auto"/>
+        <w:ind w:firstLine="709"/>
+        <w:jc w:val="both"/>
+        <w:rPr>
+          <w:rFonts w:ascii="Times New Roman" w:hAnsi="Times New Roman" w:cs="Times New Roman"/>
+          <w:sz w:val="28"/>
+          <w:szCs w:val="28"/>
+        </w:rPr>
+      </w:pPr>
+      <w:r>
+        <w:rPr>
+          <w:rFonts w:ascii="Times New Roman" w:hAnsi="Times New Roman" w:cs="Times New Roman"/>
+          <w:sz w:val="28"/>
+          <w:szCs w:val="28"/>
+        </w:rPr>
+        <w:t>3.3.2. Вынесение параметров окружения в env-файлы</w:t>
+      </w:r>
+    </w:p>
+    <w:p>
+      <w:pPr>
+        <w:spacing w:after="0" w:line="360" w:lineRule="auto"/>
+        <w:ind w:firstLine="709"/>
+        <w:jc w:val="both"/>
+        <w:rPr>
+          <w:rFonts w:ascii="Times New Roman" w:hAnsi="Times New Roman" w:cs="Times New Roman"/>
+          <w:sz w:val="28"/>
+          <w:szCs w:val="28"/>
+        </w:rPr>
+      </w:pPr>
+      <w:r>
+        <w:rPr>
+          <w:rFonts w:ascii="Times New Roman" w:hAnsi="Times New Roman" w:cs="Times New Roman"/>
+          <w:sz w:val="28"/>
+          <w:szCs w:val="28"/>
+        </w:rPr>
+        <w:t>3.3.3. Синхронизация формирования URL в dev-server и runtime</w:t>
+      </w:r>
     </w:p>
     <w:p>
       <w:pPr>
@@ -820,112 +600,48 @@
           <w:sz w:val="28"/>
           <w:szCs w:val="28"/>
         </w:rPr>
-        <w:t xml:space="preserve">3.4.2. Реализация глобального состояния </w:t>
-      </w:r>
-      <w:proofErr w:type="spellStart"/>
-      <w:r>
-        <w:rPr>
-          <w:rFonts w:ascii="Times New Roman" w:hAnsi="Times New Roman" w:cs="Times New Roman"/>
-          <w:sz w:val="28"/>
-          <w:szCs w:val="28"/>
-        </w:rPr>
-        <w:t>goose</w:t>
-      </w:r>
-      <w:proofErr w:type="spellEnd"/>
-      <w:r>
-        <w:rPr>
-          <w:rFonts w:ascii="Times New Roman" w:hAnsi="Times New Roman" w:cs="Times New Roman"/>
-          <w:sz w:val="28"/>
-          <w:szCs w:val="28"/>
-        </w:rPr>
-        <w:t>-модулей</w:t>
-      </w:r>
-    </w:p>
-    <w:p>
-      <w:pPr>
-        <w:spacing w:after="0" w:line="360" w:lineRule="auto"/>
-        <w:ind w:firstLine="709"/>
-        <w:jc w:val="both"/>
-        <w:rPr>
-          <w:rFonts w:ascii="Times New Roman" w:hAnsi="Times New Roman" w:cs="Times New Roman"/>
-          <w:sz w:val="28"/>
-          <w:szCs w:val="28"/>
-        </w:rPr>
-      </w:pPr>
-      <w:r>
-        <w:rPr>
-          <w:rFonts w:ascii="Times New Roman" w:hAnsi="Times New Roman" w:cs="Times New Roman"/>
-          <w:sz w:val="28"/>
-          <w:szCs w:val="28"/>
-        </w:rPr>
-        <w:t xml:space="preserve">3.4.3. Синхронизация UI-кнопки </w:t>
-      </w:r>
-      <w:proofErr w:type="spellStart"/>
-      <w:r>
-        <w:rPr>
-          <w:rFonts w:ascii="Times New Roman" w:hAnsi="Times New Roman" w:cs="Times New Roman"/>
-          <w:sz w:val="28"/>
-          <w:szCs w:val="28"/>
-        </w:rPr>
-        <w:t>mute</w:t>
-      </w:r>
-      <w:proofErr w:type="spellEnd"/>
-      <w:r>
-        <w:rPr>
-          <w:rFonts w:ascii="Times New Roman" w:hAnsi="Times New Roman" w:cs="Times New Roman"/>
-          <w:sz w:val="28"/>
-          <w:szCs w:val="28"/>
-        </w:rPr>
-        <w:t xml:space="preserve"> и аппаратной индикации</w:t>
-      </w:r>
-    </w:p>
-    <w:p>
-      <w:pPr>
-        <w:spacing w:after="0" w:line="360" w:lineRule="auto"/>
-        <w:ind w:firstLine="709"/>
-        <w:jc w:val="both"/>
-        <w:rPr>
-          <w:rFonts w:ascii="Times New Roman" w:hAnsi="Times New Roman" w:cs="Times New Roman"/>
-          <w:sz w:val="28"/>
-          <w:szCs w:val="28"/>
-        </w:rPr>
-      </w:pPr>
-      <w:r>
-        <w:rPr>
-          <w:rFonts w:ascii="Times New Roman" w:hAnsi="Times New Roman" w:cs="Times New Roman"/>
-          <w:sz w:val="28"/>
-          <w:szCs w:val="28"/>
-        </w:rPr>
-        <w:t xml:space="preserve">3.4.4. Особенности режимов </w:t>
-      </w:r>
-      <w:proofErr w:type="spellStart"/>
-      <w:r>
-        <w:rPr>
-          <w:rFonts w:ascii="Times New Roman" w:hAnsi="Times New Roman" w:cs="Times New Roman"/>
-          <w:sz w:val="28"/>
-          <w:szCs w:val="28"/>
-        </w:rPr>
-        <w:t>stateful</w:t>
-      </w:r>
-      <w:proofErr w:type="spellEnd"/>
-      <w:r>
-        <w:rPr>
-          <w:rFonts w:ascii="Times New Roman" w:hAnsi="Times New Roman" w:cs="Times New Roman"/>
-          <w:sz w:val="28"/>
-          <w:szCs w:val="28"/>
-        </w:rPr>
-        <w:t xml:space="preserve"> и </w:t>
-      </w:r>
-      <w:proofErr w:type="spellStart"/>
-      <w:r>
-        <w:rPr>
-          <w:rFonts w:ascii="Times New Roman" w:hAnsi="Times New Roman" w:cs="Times New Roman"/>
-          <w:sz w:val="28"/>
-          <w:szCs w:val="28"/>
-        </w:rPr>
-        <w:t>push-to-talk</w:t>
-      </w:r>
-      <w:proofErr w:type="spellEnd"/>
+        <w:t>3.4.2. Реализация глобального состояния goose-модулей</w:t>
+      </w:r>
+    </w:p>
+    <w:p>
+      <w:pPr>
+        <w:spacing w:after="0" w:line="360" w:lineRule="auto"/>
+        <w:ind w:firstLine="709"/>
+        <w:jc w:val="both"/>
+        <w:rPr>
+          <w:rFonts w:ascii="Times New Roman" w:hAnsi="Times New Roman" w:cs="Times New Roman"/>
+          <w:sz w:val="28"/>
+          <w:szCs w:val="28"/>
+        </w:rPr>
+      </w:pPr>
+      <w:r>
+        <w:rPr>
+          <w:rFonts w:ascii="Times New Roman" w:hAnsi="Times New Roman" w:cs="Times New Roman"/>
+          <w:sz w:val="28"/>
+          <w:szCs w:val="28"/>
+        </w:rPr>
+        <w:t>3.4.3. Синхронизация UI-кнопки mute и аппаратной индикации</w:t>
+      </w:r>
+    </w:p>
+    <w:p>
+      <w:pPr>
+        <w:spacing w:after="0" w:line="360" w:lineRule="auto"/>
+        <w:ind w:firstLine="709"/>
+        <w:jc w:val="both"/>
+        <w:rPr>
+          <w:rFonts w:ascii="Times New Roman" w:hAnsi="Times New Roman" w:cs="Times New Roman"/>
+          <w:sz w:val="28"/>
+          <w:szCs w:val="28"/>
+        </w:rPr>
+      </w:pPr>
+      <w:r>
+        <w:rPr>
+          <w:rFonts w:ascii="Times New Roman" w:hAnsi="Times New Roman" w:cs="Times New Roman"/>
+          <w:sz w:val="28"/>
+          <w:szCs w:val="28"/>
+        </w:rPr>
+        <w:t>3.4.4. Особенности режимов stateful и push-to-talk</w:t>
+      </w:r>
     </w:p>
     <w:p>
       <w:pPr>
@@ -1004,25 +720,7 @@
           <w:sz w:val="28"/>
           <w:szCs w:val="28"/>
         </w:rPr>
-        <w:t xml:space="preserve">3.5.3. Анализ задач по SIP-аккаунтам и </w:t>
-      </w:r>
-      <w:proofErr w:type="spellStart"/>
-      <w:r>
-        <w:rPr>
-          <w:rFonts w:ascii="Times New Roman" w:hAnsi="Times New Roman" w:cs="Times New Roman"/>
-          <w:sz w:val="28"/>
-          <w:szCs w:val="28"/>
-        </w:rPr>
-        <w:t>шаренным</w:t>
-      </w:r>
-      <w:proofErr w:type="spellEnd"/>
-      <w:r>
-        <w:rPr>
-          <w:rFonts w:ascii="Times New Roman" w:hAnsi="Times New Roman" w:cs="Times New Roman"/>
-          <w:sz w:val="28"/>
-          <w:szCs w:val="28"/>
-        </w:rPr>
-        <w:t xml:space="preserve"> линиям</w:t>
+        <w:t>3.5.3. Анализ задач по SIP-аккаунтам и шаренным линиям</w:t>
       </w:r>
     </w:p>
     <w:p>
@@ -1186,43 +884,7 @@
           <w:sz w:val="28"/>
           <w:szCs w:val="28"/>
         </w:rPr>
-        <w:t xml:space="preserve">3.6.4. Проверка пользовательских сценариев в </w:t>
-      </w:r>
-      <w:proofErr w:type="spellStart"/>
-      <w:r>
-        <w:rPr>
-          <w:rFonts w:ascii="Times New Roman" w:hAnsi="Times New Roman" w:cs="Times New Roman"/>
-          <w:sz w:val="28"/>
-          <w:szCs w:val="28"/>
-        </w:rPr>
-        <w:t>web</w:t>
-      </w:r>
-      <w:proofErr w:type="spellEnd"/>
-      <w:r>
-        <w:rPr>
-          <w:rFonts w:ascii="Times New Roman" w:hAnsi="Times New Roman" w:cs="Times New Roman"/>
-          <w:sz w:val="28"/>
-          <w:szCs w:val="28"/>
-        </w:rPr>
-        <w:t>/</w:t>
-      </w:r>
-      <w:proofErr w:type="spellStart"/>
-      <w:r>
-        <w:rPr>
-          <w:rFonts w:ascii="Times New Roman" w:hAnsi="Times New Roman" w:cs="Times New Roman"/>
-          <w:sz w:val="28"/>
-          <w:szCs w:val="28"/>
-        </w:rPr>
-        <w:t>electron</w:t>
-      </w:r>
-      <w:proofErr w:type="spellEnd"/>
-      <w:r>
-        <w:rPr>
-          <w:rFonts w:ascii="Times New Roman" w:hAnsi="Times New Roman" w:cs="Times New Roman"/>
-          <w:sz w:val="28"/>
-          <w:szCs w:val="28"/>
-        </w:rPr>
-        <w:t>-сборке</w:t>
+        <w:t>3.6.4. Проверка пользовательских сценариев в web/electron-сборке</w:t>
       </w:r>
     </w:p>
     <w:p>
@@ -1400,366 +1062,199 @@
           <w:sz w:val="28"/>
           <w:szCs w:val="28"/>
         </w:rPr>
-        <w:t xml:space="preserve"> в ООО «САТЕЛ» на должности младшего </w:t>
-      </w:r>
-      <w:proofErr w:type="spellStart"/>
-      <w:r>
-        <w:rPr>
-          <w:rFonts w:ascii="Times New Roman" w:hAnsi="Times New Roman" w:cs="Times New Roman"/>
-          <w:sz w:val="28"/>
-          <w:szCs w:val="28"/>
-        </w:rPr>
-        <w:t>frontend</w:t>
-      </w:r>
-      <w:proofErr w:type="spellEnd"/>
-      <w:r>
-        <w:rPr>
-          <w:rFonts w:ascii="Times New Roman" w:hAnsi="Times New Roman" w:cs="Times New Roman"/>
-          <w:sz w:val="28"/>
-          <w:szCs w:val="28"/>
-        </w:rPr>
-        <w:t xml:space="preserve">-разработчика. Компания занимается разработкой программных и аппаратных решений в области унифицированных коммуникаций, корпоративной телефонии и специализированных пользовательских интерфейсов. В период практики основное внимание было уделено участию в разработке и сопровождении </w:t>
-      </w:r>
-      <w:proofErr w:type="spellStart"/>
-      <w:r>
-        <w:rPr>
-          <w:rFonts w:ascii="Times New Roman" w:hAnsi="Times New Roman" w:cs="Times New Roman"/>
-          <w:sz w:val="28"/>
-          <w:szCs w:val="28"/>
-        </w:rPr>
-        <w:t>frontend</w:t>
-      </w:r>
-      <w:proofErr w:type="spellEnd"/>
-      <w:r>
-        <w:rPr>
-          <w:rFonts w:ascii="Times New Roman" w:hAnsi="Times New Roman" w:cs="Times New Roman"/>
-          <w:sz w:val="28"/>
-          <w:szCs w:val="28"/>
-        </w:rPr>
-        <w:t>-части программного продукта «Дилинговый пульт РТУ».</w:t>
-      </w:r>
-    </w:p>
-    <w:p>
-      <w:pPr>
-        <w:spacing w:after="0" w:line="360" w:lineRule="auto"/>
-        <w:ind w:firstLine="709"/>
-        <w:jc w:val="both"/>
-        <w:rPr>
-          <w:rFonts w:ascii="Times New Roman" w:hAnsi="Times New Roman" w:cs="Times New Roman"/>
-          <w:sz w:val="28"/>
-          <w:szCs w:val="28"/>
-        </w:rPr>
-      </w:pPr>
-      <w:r>
-        <w:rPr>
-          <w:rFonts w:ascii="Times New Roman" w:hAnsi="Times New Roman" w:cs="Times New Roman"/>
-          <w:sz w:val="28"/>
-          <w:szCs w:val="28"/>
-        </w:rPr>
-        <w:t xml:space="preserve">Целью прохождения практики является закрепление и развитие профессиональных знаний, умений и навыков в области </w:t>
-      </w:r>
-      <w:proofErr w:type="spellStart"/>
-      <w:r>
-        <w:rPr>
-          <w:rFonts w:ascii="Times New Roman" w:hAnsi="Times New Roman" w:cs="Times New Roman"/>
-          <w:sz w:val="28"/>
-          <w:szCs w:val="28"/>
-        </w:rPr>
-        <w:t>frontend</w:t>
-      </w:r>
-      <w:proofErr w:type="spellEnd"/>
-      <w:r>
-        <w:rPr>
-          <w:rFonts w:ascii="Times New Roman" w:hAnsi="Times New Roman" w:cs="Times New Roman"/>
-          <w:sz w:val="28"/>
-          <w:szCs w:val="28"/>
-        </w:rPr>
-        <w:t>-разработки путем выполнения практических задач в рамках реального программного продукта.</w:t>
-      </w:r>
-    </w:p>
-    <w:p>
-      <w:pPr>
-        <w:spacing w:after="0" w:line="360" w:lineRule="auto"/>
-        <w:ind w:firstLine="709"/>
-        <w:jc w:val="both"/>
-        <w:rPr>
-          <w:rFonts w:ascii="Times New Roman" w:hAnsi="Times New Roman" w:cs="Times New Roman"/>
-          <w:sz w:val="28"/>
-          <w:szCs w:val="28"/>
-        </w:rPr>
-      </w:pPr>
-      <w:r>
-        <w:rPr>
-          <w:rFonts w:ascii="Times New Roman" w:hAnsi="Times New Roman" w:cs="Times New Roman"/>
-          <w:sz w:val="28"/>
-          <w:szCs w:val="28"/>
-        </w:rPr>
-        <w:t xml:space="preserve">Объектом практики является процесс разработки и сопровождения </w:t>
-      </w:r>
-      <w:proofErr w:type="spellStart"/>
-      <w:r>
-        <w:rPr>
-          <w:rFonts w:ascii="Times New Roman" w:hAnsi="Times New Roman" w:cs="Times New Roman"/>
-          <w:sz w:val="28"/>
-          <w:szCs w:val="28"/>
-        </w:rPr>
-        <w:t>frontend</w:t>
-      </w:r>
-      <w:proofErr w:type="spellEnd"/>
-      <w:r>
-        <w:rPr>
-          <w:rFonts w:ascii="Times New Roman" w:hAnsi="Times New Roman" w:cs="Times New Roman"/>
-          <w:sz w:val="28"/>
-          <w:szCs w:val="28"/>
-        </w:rPr>
-        <w:t xml:space="preserve">-части программного продукта ООО «САТЕЛ». Предметом практики являются методы и инструменты создания пользовательского интерфейса, работы с компонентной архитектурой, состояниями приложения, конфигурацией окружений и тестированием </w:t>
-      </w:r>
-      <w:proofErr w:type="spellStart"/>
-      <w:r>
-        <w:rPr>
-          <w:rFonts w:ascii="Times New Roman" w:hAnsi="Times New Roman" w:cs="Times New Roman"/>
-          <w:sz w:val="28"/>
-          <w:szCs w:val="28"/>
-        </w:rPr>
-        <w:t>frontend</w:t>
-      </w:r>
-      <w:proofErr w:type="spellEnd"/>
-      <w:r>
-        <w:rPr>
-          <w:rFonts w:ascii="Times New Roman" w:hAnsi="Times New Roman" w:cs="Times New Roman"/>
-          <w:sz w:val="28"/>
-          <w:szCs w:val="28"/>
-        </w:rPr>
-        <w:t>-модулей.</w:t>
-      </w:r>
-    </w:p>
-    <w:p>
-      <w:pPr>
-        <w:spacing w:after="0" w:line="360" w:lineRule="auto"/>
-        <w:ind w:firstLine="709"/>
-        <w:jc w:val="both"/>
-        <w:rPr>
-          <w:rFonts w:ascii="Times New Roman" w:hAnsi="Times New Roman" w:cs="Times New Roman"/>
-          <w:sz w:val="28"/>
-          <w:szCs w:val="28"/>
-        </w:rPr>
-      </w:pPr>
-      <w:r>
-        <w:rPr>
-          <w:rFonts w:ascii="Times New Roman" w:hAnsi="Times New Roman" w:cs="Times New Roman"/>
-          <w:sz w:val="28"/>
-          <w:szCs w:val="28"/>
-        </w:rPr>
-        <w:t xml:space="preserve">В ходе практики использовались современные технологии и инструменты </w:t>
-      </w:r>
-      <w:proofErr w:type="spellStart"/>
-      <w:r>
-        <w:rPr>
-          <w:rFonts w:ascii="Times New Roman" w:hAnsi="Times New Roman" w:cs="Times New Roman"/>
-          <w:sz w:val="28"/>
-          <w:szCs w:val="28"/>
-        </w:rPr>
-        <w:t>frontend</w:t>
-      </w:r>
-      <w:proofErr w:type="spellEnd"/>
-      <w:r>
-        <w:rPr>
-          <w:rFonts w:ascii="Times New Roman" w:hAnsi="Times New Roman" w:cs="Times New Roman"/>
-          <w:sz w:val="28"/>
-          <w:szCs w:val="28"/>
-        </w:rPr>
-        <w:t xml:space="preserve">-разработки: </w:t>
-      </w:r>
-      <w:proofErr w:type="spellStart"/>
-      <w:r>
-        <w:rPr>
-          <w:rFonts w:ascii="Times New Roman" w:hAnsi="Times New Roman" w:cs="Times New Roman"/>
-          <w:sz w:val="28"/>
-          <w:szCs w:val="28"/>
-        </w:rPr>
-        <w:t>Vue</w:t>
-      </w:r>
-      <w:proofErr w:type="spellEnd"/>
-      <w:r>
-        <w:rPr>
-          <w:rFonts w:ascii="Times New Roman" w:hAnsi="Times New Roman" w:cs="Times New Roman"/>
-          <w:sz w:val="28"/>
-          <w:szCs w:val="28"/>
-        </w:rPr>
-        <w:t xml:space="preserve"> 3, </w:t>
-      </w:r>
-      <w:proofErr w:type="spellStart"/>
-      <w:r>
-        <w:rPr>
-          <w:rFonts w:ascii="Times New Roman" w:hAnsi="Times New Roman" w:cs="Times New Roman"/>
-          <w:sz w:val="28"/>
-          <w:szCs w:val="28"/>
-        </w:rPr>
-        <w:t>TypeScript</w:t>
-      </w:r>
-      <w:proofErr w:type="spellEnd"/>
-      <w:r>
-        <w:rPr>
-          <w:rFonts w:ascii="Times New Roman" w:hAnsi="Times New Roman" w:cs="Times New Roman"/>
-          <w:sz w:val="28"/>
-          <w:szCs w:val="28"/>
-        </w:rPr>
-        <w:t xml:space="preserve">, </w:t>
-      </w:r>
-      <w:proofErr w:type="spellStart"/>
-      <w:r>
-        <w:rPr>
-          <w:rFonts w:ascii="Times New Roman" w:hAnsi="Times New Roman" w:cs="Times New Roman"/>
-          <w:sz w:val="28"/>
-          <w:szCs w:val="28"/>
-        </w:rPr>
-        <w:t>Vite</w:t>
-      </w:r>
-      <w:proofErr w:type="spellEnd"/>
-      <w:r>
-        <w:rPr>
-          <w:rFonts w:ascii="Times New Roman" w:hAnsi="Times New Roman" w:cs="Times New Roman"/>
-          <w:sz w:val="28"/>
-          <w:szCs w:val="28"/>
-        </w:rPr>
-        <w:t xml:space="preserve">, </w:t>
-      </w:r>
-      <w:proofErr w:type="spellStart"/>
-      <w:r>
-        <w:rPr>
-          <w:rFonts w:ascii="Times New Roman" w:hAnsi="Times New Roman" w:cs="Times New Roman"/>
-          <w:sz w:val="28"/>
-          <w:szCs w:val="28"/>
-        </w:rPr>
-        <w:t>Pinia</w:t>
-      </w:r>
-      <w:proofErr w:type="spellEnd"/>
-      <w:r>
-        <w:rPr>
-          <w:rFonts w:ascii="Times New Roman" w:hAnsi="Times New Roman" w:cs="Times New Roman"/>
-          <w:sz w:val="28"/>
-          <w:szCs w:val="28"/>
-        </w:rPr>
-        <w:t xml:space="preserve">, </w:t>
-      </w:r>
-      <w:proofErr w:type="spellStart"/>
-      <w:r>
-        <w:rPr>
-          <w:rFonts w:ascii="Times New Roman" w:hAnsi="Times New Roman" w:cs="Times New Roman"/>
-          <w:sz w:val="28"/>
-          <w:szCs w:val="28"/>
-        </w:rPr>
-        <w:t>Tailwind</w:t>
-      </w:r>
-      <w:proofErr w:type="spellEnd"/>
-      <w:r>
-        <w:rPr>
-          <w:rFonts w:ascii="Times New Roman" w:hAnsi="Times New Roman" w:cs="Times New Roman"/>
-          <w:sz w:val="28"/>
-          <w:szCs w:val="28"/>
-        </w:rPr>
-        <w:t xml:space="preserve"> CSS, </w:t>
-      </w:r>
-      <w:proofErr w:type="spellStart"/>
-      <w:r>
-        <w:rPr>
-          <w:rFonts w:ascii="Times New Roman" w:hAnsi="Times New Roman" w:cs="Times New Roman"/>
-          <w:sz w:val="28"/>
-          <w:szCs w:val="28"/>
-        </w:rPr>
-        <w:t>Storybook</w:t>
-      </w:r>
-      <w:proofErr w:type="spellEnd"/>
-      <w:r>
-        <w:rPr>
-          <w:rFonts w:ascii="Times New Roman" w:hAnsi="Times New Roman" w:cs="Times New Roman"/>
-          <w:sz w:val="28"/>
-          <w:szCs w:val="28"/>
-        </w:rPr>
-        <w:t xml:space="preserve">, </w:t>
-      </w:r>
-      <w:proofErr w:type="spellStart"/>
-      <w:r>
-        <w:rPr>
-          <w:rFonts w:ascii="Times New Roman" w:hAnsi="Times New Roman" w:cs="Times New Roman"/>
-          <w:sz w:val="28"/>
-          <w:szCs w:val="28"/>
-        </w:rPr>
-        <w:t>Git</w:t>
-      </w:r>
-      <w:proofErr w:type="spellEnd"/>
-      <w:r>
-        <w:rPr>
-          <w:rFonts w:ascii="Times New Roman" w:hAnsi="Times New Roman" w:cs="Times New Roman"/>
-          <w:sz w:val="28"/>
-          <w:szCs w:val="28"/>
-        </w:rPr>
-        <w:t xml:space="preserve">, </w:t>
-      </w:r>
-      <w:proofErr w:type="spellStart"/>
-      <w:r>
-        <w:rPr>
-          <w:rFonts w:ascii="Times New Roman" w:hAnsi="Times New Roman" w:cs="Times New Roman"/>
-          <w:sz w:val="28"/>
-          <w:szCs w:val="28"/>
-        </w:rPr>
-        <w:t>GitLab</w:t>
-      </w:r>
-      <w:proofErr w:type="spellEnd"/>
-      <w:r>
-        <w:rPr>
-          <w:rFonts w:ascii="Times New Roman" w:hAnsi="Times New Roman" w:cs="Times New Roman"/>
-          <w:sz w:val="28"/>
-          <w:szCs w:val="28"/>
-        </w:rPr>
-        <w:t xml:space="preserve">, </w:t>
-      </w:r>
-      <w:proofErr w:type="spellStart"/>
-      <w:r>
-        <w:rPr>
-          <w:rFonts w:ascii="Times New Roman" w:hAnsi="Times New Roman" w:cs="Times New Roman"/>
-          <w:sz w:val="28"/>
-          <w:szCs w:val="28"/>
-        </w:rPr>
-        <w:t>Jira</w:t>
-      </w:r>
-      <w:proofErr w:type="spellEnd"/>
-      <w:r>
-        <w:rPr>
-          <w:rFonts w:ascii="Times New Roman" w:hAnsi="Times New Roman" w:cs="Times New Roman"/>
-          <w:sz w:val="28"/>
-          <w:szCs w:val="28"/>
-        </w:rPr>
-        <w:t xml:space="preserve">, </w:t>
-      </w:r>
-      <w:proofErr w:type="spellStart"/>
-      <w:r>
-        <w:rPr>
-          <w:rFonts w:ascii="Times New Roman" w:hAnsi="Times New Roman" w:cs="Times New Roman"/>
-          <w:sz w:val="28"/>
-          <w:szCs w:val="28"/>
-        </w:rPr>
-        <w:t>Figma</w:t>
-      </w:r>
-      <w:proofErr w:type="spellEnd"/>
-      <w:r>
-        <w:rPr>
-          <w:rFonts w:ascii="Times New Roman" w:hAnsi="Times New Roman" w:cs="Times New Roman"/>
-          <w:sz w:val="28"/>
-          <w:szCs w:val="28"/>
-        </w:rPr>
-        <w:t xml:space="preserve">, а также средства локального тестирования и отладки. Работа выполнялась в рамках командного процесса: от анализа задачи и изучения требований до реализации, проверки, оформления результата и передачи изменений на </w:t>
-      </w:r>
-      <w:proofErr w:type="spellStart"/>
-      <w:r>
-        <w:rPr>
-          <w:rFonts w:ascii="Times New Roman" w:hAnsi="Times New Roman" w:cs="Times New Roman"/>
-          <w:sz w:val="28"/>
-          <w:szCs w:val="28"/>
-        </w:rPr>
-        <w:t>ревью</w:t>
-      </w:r>
-      <w:proofErr w:type="spellEnd"/>
+        <w:t xml:space="preserve"> в ООО «САТЕЛ» на должности младшего frontend-разработчика. Компания занимается разработкой программных и аппаратных решений в области унифицированных коммуникаций, корпоративной телефонии и специализированных пользовательских интерфейсов. В период практики основное внимание было уделено участию в разработке и сопровождении frontend-части программного продукта «Дилинговый пульт РТУ».</w:t>
+      </w:r>
+    </w:p>
+    <w:p>
+      <w:pPr>
+        <w:spacing w:after="0" w:line="360" w:lineRule="auto"/>
+        <w:ind w:firstLine="709"/>
+        <w:jc w:val="both"/>
+        <w:rPr>
+          <w:rFonts w:ascii="Times New Roman" w:hAnsi="Times New Roman" w:cs="Times New Roman"/>
+          <w:sz w:val="28"/>
+          <w:szCs w:val="28"/>
+        </w:rPr>
+      </w:pPr>
+      <w:r>
+        <w:rPr>
+          <w:rFonts w:ascii="Times New Roman" w:hAnsi="Times New Roman" w:cs="Times New Roman"/>
+          <w:sz w:val="28"/>
+          <w:szCs w:val="28"/>
+        </w:rPr>
+        <w:t>Целью прохождения практики является закрепление и развитие профессиональных знаний, умений и навыков в области frontend-разработки путем выполнения практических задач в рамках реального программного продукта.</w:t>
+      </w:r>
+    </w:p>
+    <w:p>
+      <w:pPr>
+        <w:spacing w:after="0" w:line="360" w:lineRule="auto"/>
+        <w:ind w:firstLine="709"/>
+        <w:jc w:val="both"/>
+        <w:rPr>
+          <w:rFonts w:ascii="Times New Roman" w:hAnsi="Times New Roman" w:cs="Times New Roman"/>
+          <w:sz w:val="28"/>
+          <w:szCs w:val="28"/>
+        </w:rPr>
+      </w:pPr>
+      <w:r>
+        <w:rPr>
+          <w:rFonts w:ascii="Times New Roman" w:hAnsi="Times New Roman" w:cs="Times New Roman"/>
+          <w:sz w:val="28"/>
+          <w:szCs w:val="28"/>
+        </w:rPr>
+        <w:t>Объектом практики является процесс разработки и сопровождения frontend-части программного продукта ООО «САТЕЛ». Предметом практики являются методы и инструменты создания пользовательского интерфейса, работы с компонентной архитектурой, состояниями приложения, конфигурацией окружений и тестированием frontend-модулей.</w:t>
+      </w:r>
+    </w:p>
+    <w:p>
+      <w:pPr>
+        <w:spacing w:after="0" w:line="360" w:lineRule="auto"/>
+        <w:ind w:firstLine="709"/>
+        <w:jc w:val="both"/>
+        <w:rPr>
+          <w:rFonts w:ascii="Times New Roman" w:hAnsi="Times New Roman" w:cs="Times New Roman"/>
+          <w:sz w:val="28"/>
+          <w:szCs w:val="28"/>
+        </w:rPr>
+      </w:pPr>
+      <w:r>
+        <w:rPr>
+          <w:rFonts w:ascii="Times New Roman" w:hAnsi="Times New Roman" w:cs="Times New Roman"/>
+          <w:sz w:val="28"/>
+          <w:szCs w:val="28"/>
+        </w:rPr>
+        <w:t>В ходе практики использовались современные технологии и инструменты frontend-разработки: Vue 3, TypeScript, Vite, Pinia, Tailwind CSS, Storybook, Git, GitLab, Jira, Figma, а также средства локального тестирования и отладки. Работа выполнялась в рамках командного процесса: от анализа задачи и изучения требований до реализации, проверки, оформления результата и передачи изменений на ревью.</w:t>
+      </w:r>
+    </w:p>
+    <w:p>
+      <w:pPr>
+        <w:spacing w:after="0" w:line="360" w:lineRule="auto"/>
+        <w:ind w:firstLine="709"/>
+        <w:jc w:val="both"/>
+        <w:rPr>
+          <w:rFonts w:ascii="Times New Roman" w:hAnsi="Times New Roman" w:cs="Times New Roman"/>
+          <w:sz w:val="28"/>
+          <w:szCs w:val="28"/>
+        </w:rPr>
+      </w:pPr>
+      <w:r>
+        <w:rPr>
+          <w:rFonts w:ascii="Times New Roman" w:hAnsi="Times New Roman" w:cs="Times New Roman"/>
+          <w:sz w:val="28"/>
+          <w:szCs w:val="28"/>
+        </w:rPr>
+        <w:t>В результате практики были закреплены навыки анализа требований, работы с кодовой базой, доработки UI-компонентов, взаимодействия с системой контроля версий и участия в общем процессе разработки программного обеспечения.</w:t>
+      </w:r>
+    </w:p>
+    <w:p>
+      <w:pPr>
+        <w:rPr>
+          <w:rFonts w:ascii="Times New Roman" w:hAnsi="Times New Roman" w:cs="Times New Roman"/>
+          <w:sz w:val="28"/>
+          <w:szCs w:val="28"/>
+        </w:rPr>
+      </w:pPr>
+      <w:r>
+        <w:rPr>
+          <w:rFonts w:ascii="Times New Roman" w:hAnsi="Times New Roman" w:cs="Times New Roman"/>
+          <w:sz w:val="28"/>
+          <w:szCs w:val="28"/>
+        </w:rPr>
+        <w:br w:type="page"/>
+      </w:r>
+    </w:p>
+    <w:p>
+      <w:pPr>
+        <w:spacing w:after="0" w:line="360" w:lineRule="auto"/>
+        <w:ind w:firstLine="709"/>
+        <w:jc w:val="both"/>
+        <w:rPr>
+          <w:rFonts w:ascii="Times New Roman" w:hAnsi="Times New Roman" w:cs="Times New Roman"/>
+          <w:b/>
+          <w:bCs/>
+          <w:sz w:val="28"/>
+          <w:szCs w:val="28"/>
+        </w:rPr>
+      </w:pPr>
+      <w:r>
+        <w:rPr>
+          <w:rFonts w:ascii="Times New Roman" w:hAnsi="Times New Roman" w:cs="Times New Roman"/>
+          <w:b/>
+          <w:bCs/>
+          <w:sz w:val="28"/>
+          <w:szCs w:val="28"/>
+        </w:rPr>
+        <w:lastRenderedPageBreak/>
+        <w:t>Глава 1. Характеристика профильной организации ООО «САТЕЛ»</w:t>
+      </w:r>
+    </w:p>
+    <w:p>
+      <w:pPr>
+        <w:spacing w:after="0" w:line="360" w:lineRule="auto"/>
+        <w:ind w:firstLine="709"/>
+        <w:jc w:val="both"/>
+        <w:rPr>
+          <w:rFonts w:ascii="Times New Roman" w:hAnsi="Times New Roman" w:cs="Times New Roman"/>
+          <w:b/>
+          <w:bCs/>
+          <w:sz w:val="28"/>
+          <w:szCs w:val="28"/>
+        </w:rPr>
+      </w:pPr>
+      <w:r>
+        <w:rPr>
+          <w:rFonts w:ascii="Times New Roman" w:hAnsi="Times New Roman" w:cs="Times New Roman"/>
+          <w:b/>
+          <w:bCs/>
+          <w:sz w:val="28"/>
+          <w:szCs w:val="28"/>
+        </w:rPr>
+        <w:t>1.1. Общая характеристика организации</w:t>
+      </w:r>
+    </w:p>
+    <w:p>
+      <w:pPr>
+        <w:spacing w:after="0" w:line="360" w:lineRule="auto"/>
+        <w:ind w:firstLine="709"/>
+        <w:jc w:val="both"/>
+        <w:rPr>
+          <w:rFonts w:ascii="Times New Roman" w:hAnsi="Times New Roman" w:cs="Times New Roman"/>
+          <w:sz w:val="28"/>
+          <w:szCs w:val="28"/>
+        </w:rPr>
+      </w:pPr>
+      <w:r>
+        <w:rPr>
+          <w:rFonts w:ascii="Times New Roman" w:hAnsi="Times New Roman" w:cs="Times New Roman"/>
+          <w:sz w:val="28"/>
+          <w:szCs w:val="28"/>
+        </w:rPr>
+        <w:t xml:space="preserve">ООО «САТЕЛ» </w:t>
+      </w:r>
+      <w:r>
+        <w:rPr>
+          <w:rStyle w:val="ac"/>
+          <w:rFonts w:ascii="Times New Roman" w:hAnsi="Times New Roman" w:cs="Times New Roman"/>
+          <w:sz w:val="28"/>
+          <w:szCs w:val="28"/>
+        </w:rPr>
+        <w:footnoteReference w:id="1"/>
+      </w:r>
+      <w:r>
+        <w:rPr>
+          <w:rFonts w:ascii="Times New Roman" w:hAnsi="Times New Roman" w:cs="Times New Roman"/>
+          <w:sz w:val="28"/>
+          <w:szCs w:val="28"/>
+        </w:rPr>
+        <w:t>-</w:t>
+      </w:r>
+      <w:r>
+        <w:rPr>
+          <w:rFonts w:ascii="Times New Roman" w:hAnsi="Times New Roman" w:cs="Times New Roman"/>
+          <w:sz w:val="28"/>
+          <w:szCs w:val="28"/>
+        </w:rPr>
+        <w:t xml:space="preserve"> российская компания, работающая в сфере цифровых технологий, разработки программного обеспечения, телекоммуникационных решений, производства оборудования и системной интеграции. Согласно официальной информации, компания работает на российском рынке цифровых технологий с 1995 года и за время деятельности расширила спектр предлагаемых продуктов и услуг</w:t>
+      </w:r>
       <w:r>
         <w:rPr>
           <w:rFonts w:ascii="Times New Roman" w:hAnsi="Times New Roman" w:cs="Times New Roman"/>
@@ -1786,7 +1281,428 @@
           <w:sz w:val="28"/>
           <w:szCs w:val="28"/>
         </w:rPr>
-        <w:t>В результате практики были закреплены навыки анализа требований, работы с кодовой базой, доработки UI-компонентов, взаимодействия с системой контроля версий и участия в общем процессе разработки программного обеспечения.</w:t>
+        <w:t xml:space="preserve">Профиль деятельности ООО «САТЕЛ» связан с созданием и внедрением решений для корпоративных коммуникаций, промышленной автоматизации, ИТ-инфраструктуры, комплексной безопасности и цифровой трансформации предприятий. </w:t>
+      </w:r>
+    </w:p>
+    <w:p>
+      <w:pPr>
+        <w:spacing w:after="0" w:line="360" w:lineRule="auto"/>
+        <w:ind w:firstLine="709"/>
+        <w:jc w:val="both"/>
+        <w:rPr>
+          <w:rFonts w:ascii="Times New Roman" w:hAnsi="Times New Roman" w:cs="Times New Roman"/>
+          <w:sz w:val="28"/>
+          <w:szCs w:val="28"/>
+        </w:rPr>
+      </w:pPr>
+      <w:r>
+        <w:rPr>
+          <w:rFonts w:ascii="Times New Roman" w:hAnsi="Times New Roman" w:cs="Times New Roman"/>
+          <w:sz w:val="28"/>
+          <w:szCs w:val="28"/>
+        </w:rPr>
+        <w:t xml:space="preserve">В период прохождения практики моя деятельность была связана с frontend-разработкой программных продуктов компании. Основное внимание было уделено изучению и доработке пользовательских интерфейсов, используемых в продуктах линейки РТУ. </w:t>
+      </w:r>
+    </w:p>
+    <w:p>
+      <w:pPr>
+        <w:spacing w:after="0" w:line="360" w:lineRule="auto"/>
+        <w:ind w:firstLine="709"/>
+        <w:jc w:val="both"/>
+        <w:rPr>
+          <w:rFonts w:ascii="Times New Roman" w:hAnsi="Times New Roman" w:cs="Times New Roman"/>
+          <w:sz w:val="28"/>
+          <w:szCs w:val="28"/>
+        </w:rPr>
+      </w:pPr>
+    </w:p>
+    <w:p>
+      <w:pPr>
+        <w:spacing w:after="0" w:line="360" w:lineRule="auto"/>
+        <w:ind w:firstLine="709"/>
+        <w:jc w:val="both"/>
+        <w:rPr>
+          <w:rFonts w:ascii="Times New Roman" w:hAnsi="Times New Roman" w:cs="Times New Roman"/>
+          <w:b/>
+          <w:bCs/>
+          <w:sz w:val="28"/>
+          <w:szCs w:val="28"/>
+        </w:rPr>
+      </w:pPr>
+      <w:r>
+        <w:rPr>
+          <w:rFonts w:ascii="Times New Roman" w:hAnsi="Times New Roman" w:cs="Times New Roman"/>
+          <w:b/>
+          <w:bCs/>
+          <w:sz w:val="28"/>
+          <w:szCs w:val="28"/>
+        </w:rPr>
+        <w:t>1.2. Основные направления деятельности ООО «САТЕЛ»</w:t>
+      </w:r>
+    </w:p>
+    <w:p>
+      <w:pPr>
+        <w:spacing w:after="0" w:line="360" w:lineRule="auto"/>
+        <w:ind w:firstLine="709"/>
+        <w:jc w:val="both"/>
+        <w:rPr>
+          <w:rFonts w:ascii="Times New Roman" w:hAnsi="Times New Roman" w:cs="Times New Roman"/>
+          <w:sz w:val="28"/>
+          <w:szCs w:val="28"/>
+        </w:rPr>
+      </w:pPr>
+      <w:r>
+        <w:rPr>
+          <w:rFonts w:ascii="Times New Roman" w:hAnsi="Times New Roman" w:cs="Times New Roman"/>
+          <w:sz w:val="28"/>
+          <w:szCs w:val="28"/>
+        </w:rPr>
+        <w:t>Основные направления деятельности ООО «САТЕЛ» можно разделить на несколько групп: программные решения, производство оборудования, инжиниринг и выполнение отраслевых проектов. На официальном сайте компании представлены направления, связанные с корпоративными коммуникациями, промышленными решениями, ИТ-инфраструктурой, автоматизацией производства, комплексной безопасностью, сервисом и аутсорсингом.</w:t>
+      </w:r>
+      <w:r>
+        <w:rPr>
+          <w:rStyle w:val="ac"/>
+          <w:rFonts w:ascii="Times New Roman" w:hAnsi="Times New Roman" w:cs="Times New Roman"/>
+          <w:sz w:val="28"/>
+          <w:szCs w:val="28"/>
+        </w:rPr>
+        <w:footnoteReference w:id="2"/>
+      </w:r>
+    </w:p>
+    <w:p>
+      <w:pPr>
+        <w:spacing w:after="0" w:line="360" w:lineRule="auto"/>
+        <w:ind w:firstLine="709"/>
+        <w:jc w:val="both"/>
+        <w:rPr>
+          <w:rFonts w:ascii="Times New Roman" w:hAnsi="Times New Roman" w:cs="Times New Roman"/>
+          <w:sz w:val="28"/>
+          <w:szCs w:val="28"/>
+        </w:rPr>
+      </w:pPr>
+    </w:p>
+    <w:p>
+      <w:pPr>
+        <w:spacing w:after="0" w:line="360" w:lineRule="auto"/>
+        <w:ind w:firstLine="709"/>
+        <w:jc w:val="both"/>
+        <w:rPr>
+          <w:rFonts w:ascii="Times New Roman" w:hAnsi="Times New Roman" w:cs="Times New Roman"/>
+          <w:sz w:val="28"/>
+          <w:szCs w:val="28"/>
+        </w:rPr>
+      </w:pPr>
+      <w:r>
+        <w:rPr>
+          <w:rFonts w:ascii="Times New Roman" w:hAnsi="Times New Roman" w:cs="Times New Roman"/>
+          <w:sz w:val="28"/>
+          <w:szCs w:val="28"/>
+        </w:rPr>
+        <w:lastRenderedPageBreak/>
+        <w:t>К направлению программных решений относятся продукты для организации корпоративной связи, видеоконференцсвязи, контакт-центров, записи и аналитики разговоров, мониторинга ИТ-инфраструктуры и автоматизации коммуникаций. Отдельное место занимает платформа РТУ, являющаяся одним из ключевых программных решений компании.</w:t>
+      </w:r>
+    </w:p>
+    <w:p>
+      <w:pPr>
+        <w:spacing w:after="0" w:line="360" w:lineRule="auto"/>
+        <w:ind w:firstLine="709"/>
+        <w:jc w:val="both"/>
+        <w:rPr>
+          <w:rFonts w:ascii="Times New Roman" w:hAnsi="Times New Roman" w:cs="Times New Roman"/>
+          <w:sz w:val="28"/>
+          <w:szCs w:val="28"/>
+        </w:rPr>
+      </w:pPr>
+    </w:p>
+    <w:p>
+      <w:pPr>
+        <w:spacing w:after="0" w:line="360" w:lineRule="auto"/>
+        <w:ind w:firstLine="709"/>
+        <w:jc w:val="both"/>
+        <w:rPr>
+          <w:rFonts w:ascii="Times New Roman" w:hAnsi="Times New Roman" w:cs="Times New Roman"/>
+          <w:b/>
+          <w:bCs/>
+          <w:sz w:val="28"/>
+          <w:szCs w:val="28"/>
+        </w:rPr>
+      </w:pPr>
+      <w:r>
+        <w:rPr>
+          <w:rFonts w:ascii="Times New Roman" w:hAnsi="Times New Roman" w:cs="Times New Roman"/>
+          <w:b/>
+          <w:bCs/>
+          <w:sz w:val="28"/>
+          <w:szCs w:val="28"/>
+        </w:rPr>
+        <w:t>1.3. Программные продукты и решения организации</w:t>
+      </w:r>
+    </w:p>
+    <w:p>
+      <w:pPr>
+        <w:spacing w:after="0" w:line="360" w:lineRule="auto"/>
+        <w:ind w:firstLine="709"/>
+        <w:jc w:val="both"/>
+        <w:rPr>
+          <w:rFonts w:ascii="Times New Roman" w:hAnsi="Times New Roman" w:cs="Times New Roman"/>
+          <w:sz w:val="28"/>
+          <w:szCs w:val="28"/>
+        </w:rPr>
+      </w:pPr>
+      <w:r>
+        <w:rPr>
+          <w:rFonts w:ascii="Times New Roman" w:hAnsi="Times New Roman" w:cs="Times New Roman"/>
+          <w:sz w:val="28"/>
+          <w:szCs w:val="28"/>
+        </w:rPr>
+        <w:t>В продуктовую линейку ООО «САТЕЛ» входят решения для корпоративных коммуникаций и промышленных задач. На официальном сайте среди программных продуктов указаны РТУ, РТУ-Коннект, РТУ-Атмосфера, ZIAX, СИЗАР, СОВА, VizorLabs, СМАРТ-решения, Энербас и другие продукты.</w:t>
+      </w:r>
+    </w:p>
+    <w:p>
+      <w:pPr>
+        <w:spacing w:after="0" w:line="360" w:lineRule="auto"/>
+        <w:ind w:firstLine="709"/>
+        <w:jc w:val="both"/>
+        <w:rPr>
+          <w:rFonts w:ascii="Times New Roman" w:hAnsi="Times New Roman" w:cs="Times New Roman"/>
+          <w:sz w:val="28"/>
+          <w:szCs w:val="28"/>
+        </w:rPr>
+      </w:pPr>
+      <w:r>
+        <w:rPr>
+          <w:rFonts w:ascii="Times New Roman" w:hAnsi="Times New Roman" w:cs="Times New Roman"/>
+          <w:sz w:val="28"/>
+          <w:szCs w:val="28"/>
+        </w:rPr>
+        <w:t>Ключевым направлением, связанным с прохождением практики, является платформа РТУ. РТУ используется для построения распределенных и локальных сетей унифицированных коммуникаций. Платформа включает VoIP-функциональность, модули диспетчерской и селекторной связи, корпоративный мессенджер, видеоконференцсвязь и клиентские приложения.</w:t>
+      </w:r>
+    </w:p>
+    <w:p>
+      <w:pPr>
+        <w:spacing w:after="0" w:line="360" w:lineRule="auto"/>
+        <w:ind w:firstLine="709"/>
+        <w:jc w:val="both"/>
+        <w:rPr>
+          <w:rFonts w:ascii="Times New Roman" w:hAnsi="Times New Roman" w:cs="Times New Roman"/>
+          <w:sz w:val="28"/>
+          <w:szCs w:val="28"/>
+        </w:rPr>
+      </w:pPr>
+      <w:r>
+        <w:rPr>
+          <w:rFonts w:ascii="Times New Roman" w:hAnsi="Times New Roman" w:cs="Times New Roman"/>
+          <w:sz w:val="28"/>
+          <w:szCs w:val="28"/>
+        </w:rPr>
+        <w:t>В рамках практики основным объектом изучения стал продукт «Дилинговый пульт РТУ». Он относится к пользовательским интерфейсам для управления телефонией и применяется в сценариях, где требуется надежная работа с большим количеством одновременных вызовов.</w:t>
+      </w:r>
+      <w:r>
+        <w:rPr>
+          <w:rStyle w:val="ac"/>
+          <w:rFonts w:ascii="Times New Roman" w:hAnsi="Times New Roman" w:cs="Times New Roman"/>
+          <w:sz w:val="28"/>
+          <w:szCs w:val="28"/>
+        </w:rPr>
+        <w:footnoteReference w:id="3"/>
+      </w:r>
+    </w:p>
+    <w:p>
+      <w:pPr>
+        <w:spacing w:after="0" w:line="360" w:lineRule="auto"/>
+        <w:ind w:firstLine="709"/>
+        <w:jc w:val="both"/>
+        <w:rPr>
+          <w:rFonts w:ascii="Times New Roman" w:hAnsi="Times New Roman" w:cs="Times New Roman"/>
+          <w:sz w:val="28"/>
+          <w:szCs w:val="28"/>
+        </w:rPr>
+      </w:pPr>
+    </w:p>
+    <w:p>
+      <w:pPr>
+        <w:spacing w:after="0" w:line="360" w:lineRule="auto"/>
+        <w:ind w:firstLine="709"/>
+        <w:jc w:val="both"/>
+        <w:rPr>
+          <w:rFonts w:ascii="Times New Roman" w:hAnsi="Times New Roman" w:cs="Times New Roman"/>
+          <w:b/>
+          <w:bCs/>
+          <w:sz w:val="28"/>
+          <w:szCs w:val="28"/>
+        </w:rPr>
+      </w:pPr>
+      <w:r>
+        <w:rPr>
+          <w:rFonts w:ascii="Times New Roman" w:hAnsi="Times New Roman" w:cs="Times New Roman"/>
+          <w:b/>
+          <w:bCs/>
+          <w:sz w:val="28"/>
+          <w:szCs w:val="28"/>
+        </w:rPr>
+        <w:t>1.4. Характеристика платформы РТУ как объекта разработки</w:t>
+      </w:r>
+    </w:p>
+    <w:p>
+      <w:pPr>
+        <w:spacing w:after="0" w:line="360" w:lineRule="auto"/>
+        <w:ind w:firstLine="709"/>
+        <w:jc w:val="both"/>
+        <w:rPr>
+          <w:rFonts w:ascii="Times New Roman" w:hAnsi="Times New Roman" w:cs="Times New Roman"/>
+          <w:sz w:val="28"/>
+          <w:szCs w:val="28"/>
+        </w:rPr>
+      </w:pPr>
+      <w:r>
+        <w:rPr>
+          <w:rFonts w:ascii="Times New Roman" w:hAnsi="Times New Roman" w:cs="Times New Roman"/>
+          <w:sz w:val="28"/>
+          <w:szCs w:val="28"/>
+        </w:rPr>
+        <w:t xml:space="preserve">РТУ, или Российский телефонный узел, представляет собой многокомпонентное решение для построения сетей унифицированных коммуникаций. Согласно официальному описанию, платформа относится к VoIP-решениям операторского класса надежности и поддерживает </w:t>
+      </w:r>
+      <w:r>
+        <w:rPr>
+          <w:rFonts w:ascii="Times New Roman" w:hAnsi="Times New Roman" w:cs="Times New Roman"/>
+          <w:sz w:val="28"/>
+          <w:szCs w:val="28"/>
+        </w:rPr>
+        <w:lastRenderedPageBreak/>
+        <w:t>дополнительные сервисы: диспетчерскую и селекторную связь, корпоративный мессенджер, видеоконференцсвязь и мобильные приложения.</w:t>
+      </w:r>
+      <w:r>
+        <w:rPr>
+          <w:rStyle w:val="ac"/>
+          <w:rFonts w:ascii="Times New Roman" w:hAnsi="Times New Roman" w:cs="Times New Roman"/>
+          <w:sz w:val="28"/>
+          <w:szCs w:val="28"/>
+        </w:rPr>
+        <w:footnoteReference w:id="4"/>
+      </w:r>
+    </w:p>
+    <w:p>
+      <w:pPr>
+        <w:spacing w:after="0" w:line="360" w:lineRule="auto"/>
+        <w:ind w:firstLine="709"/>
+        <w:jc w:val="both"/>
+        <w:rPr>
+          <w:rFonts w:ascii="Times New Roman" w:hAnsi="Times New Roman" w:cs="Times New Roman"/>
+          <w:sz w:val="28"/>
+          <w:szCs w:val="28"/>
+        </w:rPr>
+      </w:pPr>
+      <w:r>
+        <w:rPr>
+          <w:rFonts w:ascii="Times New Roman" w:hAnsi="Times New Roman" w:cs="Times New Roman"/>
+          <w:sz w:val="28"/>
+          <w:szCs w:val="28"/>
+        </w:rPr>
+        <w:t xml:space="preserve">В рамках практики рассматривался один из frontend-продуктов экосистемы РТУ </w:t>
+      </w:r>
+      <w:r>
+        <w:rPr>
+          <w:rFonts w:ascii="Times New Roman" w:hAnsi="Times New Roman" w:cs="Times New Roman"/>
+          <w:sz w:val="28"/>
+          <w:szCs w:val="28"/>
+        </w:rPr>
+        <w:t>-</w:t>
+      </w:r>
+      <w:r>
+        <w:rPr>
+          <w:rFonts w:ascii="Times New Roman" w:hAnsi="Times New Roman" w:cs="Times New Roman"/>
+          <w:sz w:val="28"/>
+          <w:szCs w:val="28"/>
+        </w:rPr>
+        <w:t xml:space="preserve"> «Дилинговый пульт РТУ». Это кроссплатформенное абонентское приложение для речевого дилинга, предназначенное для управления телефонными звонками, конференциями и коммуникациями в банковской и биржевой торговле. Основными пользователями такого продукта являются трейдеры, брокеры и финансовые специалисты, которым требуется быстро обрабатывать несколько параллельных </w:t>
+      </w:r>
+      <w:r>
+        <w:rPr>
+          <w:rFonts w:ascii="Times New Roman" w:hAnsi="Times New Roman" w:cs="Times New Roman"/>
+          <w:sz w:val="28"/>
+          <w:szCs w:val="28"/>
+        </w:rPr>
+        <w:t>голосовых сессий</w:t>
+      </w:r>
+      <w:r>
+        <w:rPr>
+          <w:rFonts w:ascii="Times New Roman" w:hAnsi="Times New Roman" w:cs="Times New Roman"/>
+          <w:sz w:val="28"/>
+          <w:szCs w:val="28"/>
+        </w:rPr>
+        <w:t>.</w:t>
+      </w:r>
+    </w:p>
+    <w:p>
+      <w:pPr>
+        <w:spacing w:after="0" w:line="360" w:lineRule="auto"/>
+        <w:ind w:firstLine="709"/>
+        <w:jc w:val="both"/>
+        <w:rPr>
+          <w:rFonts w:ascii="Times New Roman" w:hAnsi="Times New Roman" w:cs="Times New Roman"/>
+          <w:sz w:val="28"/>
+          <w:szCs w:val="28"/>
+        </w:rPr>
+      </w:pPr>
+      <w:r>
+        <w:rPr>
+          <w:rFonts w:ascii="Times New Roman" w:hAnsi="Times New Roman" w:cs="Times New Roman"/>
+          <w:sz w:val="28"/>
+          <w:szCs w:val="28"/>
+        </w:rPr>
+        <w:t>Особенность дилингового пульта заключается в поддержке «завешенных» линий. В отличие от классической телефонии, где пользователь обычно работает с одним активным вызовом, дилинговый пульт позволяет одновременно слушать и обслуживать несколько активных линий</w:t>
+      </w:r>
+      <w:r>
+        <w:rPr>
+          <w:rFonts w:ascii="Times New Roman" w:hAnsi="Times New Roman" w:cs="Times New Roman"/>
+          <w:sz w:val="28"/>
+          <w:szCs w:val="28"/>
+        </w:rPr>
+        <w:t xml:space="preserve"> (до 16)</w:t>
+      </w:r>
+      <w:r>
+        <w:rPr>
+          <w:rFonts w:ascii="Times New Roman" w:hAnsi="Times New Roman" w:cs="Times New Roman"/>
+          <w:sz w:val="28"/>
+          <w:szCs w:val="28"/>
+        </w:rPr>
+        <w:t>.</w:t>
+      </w:r>
+      <w:r>
+        <w:rPr>
+          <w:rFonts w:ascii="Times New Roman" w:hAnsi="Times New Roman" w:cs="Times New Roman"/>
+          <w:sz w:val="28"/>
+          <w:szCs w:val="28"/>
+        </w:rPr>
+        <w:t xml:space="preserve"> Также дилинговый пульт может содержать множество аудио-модулей. Помимо пользовательского интерфейса прибор оснащен кнопками с индикацией.</w:t>
+      </w:r>
+      <w:r>
+        <w:rPr>
+          <w:rFonts w:ascii="Times New Roman" w:hAnsi="Times New Roman" w:cs="Times New Roman"/>
+          <w:sz w:val="28"/>
+          <w:szCs w:val="28"/>
+        </w:rPr>
+        <w:t xml:space="preserve"> </w:t>
+      </w:r>
+    </w:p>
+    <w:p>
+      <w:pPr>
+        <w:spacing w:after="0" w:line="360" w:lineRule="auto"/>
+        <w:ind w:firstLine="709"/>
+        <w:jc w:val="both"/>
+        <w:rPr>
+          <w:rFonts w:ascii="Times New Roman" w:hAnsi="Times New Roman" w:cs="Times New Roman"/>
+          <w:sz w:val="28"/>
+          <w:szCs w:val="28"/>
+        </w:rPr>
+      </w:pPr>
+      <w:r>
+        <w:rPr>
+          <w:rFonts w:ascii="Times New Roman" w:hAnsi="Times New Roman" w:cs="Times New Roman"/>
+          <w:sz w:val="28"/>
+          <w:szCs w:val="28"/>
+        </w:rPr>
+        <w:t>С технической точки зрения проект построен на современном frontend-стеке. В качестве основных технологий используются Vue 3, TypeScript, Vite, Pinia, Vue Router, Vue i18n, Tailwind CSS, WebRTC, WebSocket, Electron и Vitest. Архитектура проекта организована по подходу Feature-Sliced Design, где код разделяется на слои app, pages, widgets, features, entities и shared. Такой подход позволяет структурировать проект и разделять общую логику, бизнес-сущности, пользовательские сценарии и интерфейсные компоненты.</w:t>
       </w:r>
     </w:p>
     <w:p>
@@ -1813,22 +1729,647 @@
         <w:jc w:val="both"/>
         <w:rPr>
           <w:rFonts w:ascii="Times New Roman" w:hAnsi="Times New Roman" w:cs="Times New Roman"/>
-          <w:sz w:val="28"/>
-          <w:szCs w:val="28"/>
-        </w:rPr>
-      </w:pPr>
-      <w:r>
-        <w:rPr>
-          <w:rFonts w:ascii="Times New Roman" w:hAnsi="Times New Roman" w:cs="Times New Roman"/>
+          <w:b/>
+          <w:bCs/>
+          <w:sz w:val="28"/>
+          <w:szCs w:val="28"/>
+        </w:rPr>
+      </w:pPr>
+      <w:r>
+        <w:rPr>
+          <w:rFonts w:ascii="Times New Roman" w:hAnsi="Times New Roman" w:cs="Times New Roman"/>
+          <w:b/>
+          <w:bCs/>
           <w:sz w:val="28"/>
           <w:szCs w:val="28"/>
         </w:rPr>
         <w:lastRenderedPageBreak/>
-        <w:t xml:space="preserve">Глава 1. </w:t>
-      </w:r>
+        <w:t>1.5. Организация рабочего процесса frontend-разработчика</w:t>
+      </w:r>
+    </w:p>
+    <w:p>
+      <w:pPr>
+        <w:spacing w:after="0" w:line="360" w:lineRule="auto"/>
+        <w:ind w:firstLine="709"/>
+        <w:jc w:val="both"/>
+        <w:rPr>
+          <w:rFonts w:ascii="Times New Roman" w:hAnsi="Times New Roman" w:cs="Times New Roman"/>
+          <w:sz w:val="28"/>
+          <w:szCs w:val="28"/>
+        </w:rPr>
+      </w:pPr>
+      <w:r>
+        <w:rPr>
+          <w:rFonts w:ascii="Times New Roman" w:hAnsi="Times New Roman" w:cs="Times New Roman"/>
+          <w:sz w:val="28"/>
+          <w:szCs w:val="28"/>
+        </w:rPr>
+        <w:t xml:space="preserve">Рабочий процесс frontend-разработчика в ООО «САТЕЛ» строится по этапам, характерным для промышленной командной разработки. </w:t>
+      </w:r>
+    </w:p>
+    <w:p>
+      <w:pPr>
+        <w:spacing w:after="0" w:line="360" w:lineRule="auto"/>
+        <w:ind w:firstLine="709"/>
+        <w:jc w:val="both"/>
+        <w:rPr>
+          <w:rFonts w:ascii="Times New Roman" w:hAnsi="Times New Roman" w:cs="Times New Roman"/>
+          <w:sz w:val="28"/>
+          <w:szCs w:val="28"/>
+        </w:rPr>
+      </w:pPr>
+      <w:r>
+        <w:rPr>
+          <w:rFonts w:ascii="Times New Roman" w:hAnsi="Times New Roman" w:cs="Times New Roman"/>
+          <w:sz w:val="28"/>
+          <w:szCs w:val="28"/>
+        </w:rPr>
+        <w:t>Используемые средства</w:t>
+      </w:r>
+      <w:r>
+        <w:rPr>
+          <w:rFonts w:ascii="Times New Roman" w:hAnsi="Times New Roman" w:cs="Times New Roman"/>
+          <w:sz w:val="28"/>
+          <w:szCs w:val="28"/>
+        </w:rPr>
+        <w:t>: GitLab, Jira, Confluence, Figma, IDE, Node.js, Git, браузерами и средствами тестирования.</w:t>
+      </w:r>
+    </w:p>
+    <w:p>
+      <w:pPr>
+        <w:spacing w:after="0" w:line="360" w:lineRule="auto"/>
+        <w:ind w:firstLine="709"/>
+        <w:jc w:val="both"/>
+        <w:rPr>
+          <w:rFonts w:ascii="Times New Roman" w:hAnsi="Times New Roman" w:cs="Times New Roman"/>
+          <w:sz w:val="28"/>
+          <w:szCs w:val="28"/>
+        </w:rPr>
+      </w:pPr>
+      <w:r>
+        <w:rPr>
+          <w:rFonts w:ascii="Times New Roman" w:hAnsi="Times New Roman" w:cs="Times New Roman"/>
+          <w:sz w:val="28"/>
+          <w:szCs w:val="28"/>
+        </w:rPr>
+        <w:t>Для</w:t>
+      </w:r>
+      <w:r>
+        <w:rPr>
+          <w:rFonts w:ascii="Times New Roman" w:hAnsi="Times New Roman" w:cs="Times New Roman"/>
+          <w:sz w:val="28"/>
+          <w:szCs w:val="28"/>
+          <w:lang w:val="en-US"/>
+        </w:rPr>
+        <w:t xml:space="preserve"> </w:t>
+      </w:r>
+      <w:r>
+        <w:rPr>
+          <w:rFonts w:ascii="Times New Roman" w:hAnsi="Times New Roman" w:cs="Times New Roman"/>
+          <w:sz w:val="28"/>
+          <w:szCs w:val="28"/>
+        </w:rPr>
+        <w:t>разработки</w:t>
+      </w:r>
+      <w:r>
+        <w:rPr>
+          <w:rFonts w:ascii="Times New Roman" w:hAnsi="Times New Roman" w:cs="Times New Roman"/>
+          <w:sz w:val="28"/>
+          <w:szCs w:val="28"/>
+          <w:lang w:val="en-US"/>
+        </w:rPr>
+        <w:t xml:space="preserve"> </w:t>
+      </w:r>
+      <w:r>
+        <w:rPr>
+          <w:rFonts w:ascii="Times New Roman" w:hAnsi="Times New Roman" w:cs="Times New Roman"/>
+          <w:sz w:val="28"/>
+          <w:szCs w:val="28"/>
+        </w:rPr>
+        <w:t>используются</w:t>
+      </w:r>
+      <w:r>
+        <w:rPr>
+          <w:rFonts w:ascii="Times New Roman" w:hAnsi="Times New Roman" w:cs="Times New Roman"/>
+          <w:sz w:val="28"/>
+          <w:szCs w:val="28"/>
+          <w:lang w:val="en-US"/>
+        </w:rPr>
+        <w:t xml:space="preserve"> TypeScript, Vue 3, Vue Router, Pinia, Tailwind CSS, Vue i18n, Vite, Jest </w:t>
+      </w:r>
+      <w:r>
+        <w:rPr>
+          <w:rFonts w:ascii="Times New Roman" w:hAnsi="Times New Roman" w:cs="Times New Roman"/>
+          <w:sz w:val="28"/>
+          <w:szCs w:val="28"/>
+        </w:rPr>
+        <w:t>или</w:t>
+      </w:r>
+      <w:r>
+        <w:rPr>
+          <w:rFonts w:ascii="Times New Roman" w:hAnsi="Times New Roman" w:cs="Times New Roman"/>
+          <w:sz w:val="28"/>
+          <w:szCs w:val="28"/>
+          <w:lang w:val="en-US"/>
+        </w:rPr>
+        <w:t xml:space="preserve"> Vitest, ESLint </w:t>
+      </w:r>
+      <w:r>
+        <w:rPr>
+          <w:rFonts w:ascii="Times New Roman" w:hAnsi="Times New Roman" w:cs="Times New Roman"/>
+          <w:sz w:val="28"/>
+          <w:szCs w:val="28"/>
+        </w:rPr>
+        <w:t>и</w:t>
+      </w:r>
+      <w:r>
+        <w:rPr>
+          <w:rFonts w:ascii="Times New Roman" w:hAnsi="Times New Roman" w:cs="Times New Roman"/>
+          <w:sz w:val="28"/>
+          <w:szCs w:val="28"/>
+          <w:lang w:val="en-US"/>
+        </w:rPr>
+        <w:t xml:space="preserve"> Storybook. </w:t>
+      </w:r>
+      <w:r>
+        <w:rPr>
+          <w:rFonts w:ascii="Times New Roman" w:hAnsi="Times New Roman" w:cs="Times New Roman"/>
+          <w:sz w:val="28"/>
+          <w:szCs w:val="28"/>
+        </w:rPr>
+        <w:t xml:space="preserve">Для работы с макетами применяется Figma, для анализа сетевых проблем </w:t>
+      </w:r>
+      <w:r>
+        <w:rPr>
+          <w:rFonts w:ascii="Times New Roman" w:hAnsi="Times New Roman" w:cs="Times New Roman"/>
+          <w:sz w:val="28"/>
+          <w:szCs w:val="28"/>
+        </w:rPr>
+        <w:t>-</w:t>
+      </w:r>
+      <w:r>
+        <w:rPr>
+          <w:rFonts w:ascii="Times New Roman" w:hAnsi="Times New Roman" w:cs="Times New Roman"/>
+          <w:sz w:val="28"/>
+          <w:szCs w:val="28"/>
+        </w:rPr>
+        <w:t xml:space="preserve"> HAR-файлы и Wireshark, для тестирования API </w:t>
+      </w:r>
+      <w:r>
+        <w:rPr>
+          <w:rFonts w:ascii="Times New Roman" w:hAnsi="Times New Roman" w:cs="Times New Roman"/>
+          <w:sz w:val="28"/>
+          <w:szCs w:val="28"/>
+        </w:rPr>
+        <w:t>-</w:t>
+      </w:r>
+      <w:r>
+        <w:rPr>
+          <w:rFonts w:ascii="Times New Roman" w:hAnsi="Times New Roman" w:cs="Times New Roman"/>
+          <w:sz w:val="28"/>
+          <w:szCs w:val="28"/>
+        </w:rPr>
+        <w:t xml:space="preserve"> Postman, для просмотра серверных логов </w:t>
+      </w:r>
+      <w:r>
+        <w:rPr>
+          <w:rFonts w:ascii="Times New Roman" w:hAnsi="Times New Roman" w:cs="Times New Roman"/>
+          <w:sz w:val="28"/>
+          <w:szCs w:val="28"/>
+        </w:rPr>
+        <w:t>-</w:t>
+      </w:r>
+      <w:r>
+        <w:rPr>
+          <w:rFonts w:ascii="Times New Roman" w:hAnsi="Times New Roman" w:cs="Times New Roman"/>
+          <w:sz w:val="28"/>
+          <w:szCs w:val="28"/>
+        </w:rPr>
+        <w:t xml:space="preserve"> Kibana.</w:t>
+      </w:r>
+    </w:p>
+    <w:p>
+      <w:pPr>
+        <w:spacing w:after="0" w:line="360" w:lineRule="auto"/>
+        <w:ind w:firstLine="709"/>
+        <w:jc w:val="both"/>
+        <w:rPr>
+          <w:rFonts w:ascii="Times New Roman" w:hAnsi="Times New Roman" w:cs="Times New Roman"/>
+          <w:sz w:val="28"/>
+          <w:szCs w:val="28"/>
+        </w:rPr>
+      </w:pPr>
+      <w:r>
+        <w:rPr>
+          <w:rFonts w:ascii="Times New Roman" w:hAnsi="Times New Roman" w:cs="Times New Roman"/>
+          <w:sz w:val="28"/>
+          <w:szCs w:val="28"/>
+        </w:rPr>
+        <w:t xml:space="preserve">Работа над задачей начинается со стадии анализа. На этом этапе </w:t>
+      </w:r>
+      <w:r>
+        <w:rPr>
+          <w:rFonts w:ascii="Times New Roman" w:hAnsi="Times New Roman" w:cs="Times New Roman"/>
+          <w:sz w:val="28"/>
+          <w:szCs w:val="28"/>
+        </w:rPr>
+        <w:t>необходимо изучить</w:t>
+      </w:r>
+      <w:r>
+        <w:rPr>
+          <w:rFonts w:ascii="Times New Roman" w:hAnsi="Times New Roman" w:cs="Times New Roman"/>
+          <w:sz w:val="28"/>
+          <w:szCs w:val="28"/>
+        </w:rPr>
+        <w:t xml:space="preserve"> описание задачи в Jira, комментарии коллег, связанные задачи, макеты Figma, технические материалы и требования к версии, в которую должно попасть изменение. Если информации недостаточно, задача переводится в запрос дополнительной информации. После завершения анализа определяется трудоемкость, после чего задача переходит в разработку.</w:t>
+      </w:r>
+    </w:p>
+    <w:p>
+      <w:pPr>
+        <w:spacing w:after="0" w:line="360" w:lineRule="auto"/>
+        <w:ind w:firstLine="709"/>
+        <w:jc w:val="both"/>
+        <w:rPr>
+          <w:rFonts w:ascii="Times New Roman" w:hAnsi="Times New Roman" w:cs="Times New Roman"/>
+          <w:sz w:val="28"/>
+          <w:szCs w:val="28"/>
+        </w:rPr>
+      </w:pPr>
+      <w:r>
+        <w:rPr>
+          <w:rFonts w:ascii="Times New Roman" w:hAnsi="Times New Roman" w:cs="Times New Roman"/>
+          <w:sz w:val="28"/>
+          <w:szCs w:val="28"/>
+        </w:rPr>
+        <w:t>На стадии разработки создается отдельная ветка в системе контроля версий. Название ветки обычно связано с типом задачи и ее идентификатором в Jira. Перед началом работы разработчик обновляет актуальную ветку, вносит изменения в код, выполняет локальную проверку, запускает линтер и тесты. После завершения разработки создается merge request, в котором указывается, что было сделано и как проверить результат.</w:t>
+      </w:r>
+    </w:p>
+    <w:p>
+      <w:pPr>
+        <w:spacing w:after="0" w:line="360" w:lineRule="auto"/>
+        <w:ind w:firstLine="709"/>
+        <w:jc w:val="both"/>
+        <w:rPr>
+          <w:rFonts w:ascii="Times New Roman" w:hAnsi="Times New Roman" w:cs="Times New Roman"/>
+          <w:sz w:val="28"/>
+          <w:szCs w:val="28"/>
+        </w:rPr>
+      </w:pPr>
+      <w:r>
+        <w:rPr>
+          <w:rFonts w:ascii="Times New Roman" w:hAnsi="Times New Roman" w:cs="Times New Roman"/>
+          <w:sz w:val="28"/>
+          <w:szCs w:val="28"/>
+        </w:rPr>
+        <w:t>После code review задача передается на тестирование. Далее изменения попадают в develop-ветку, затем проходят тестовый стенд и включаются в релизную сборку. Такой процесс обеспечивает контролируемое внедрение изменений и снижает риск появления ошибок в рабочем продукте.</w:t>
+      </w:r>
+    </w:p>
+    <w:p>
+      <w:pPr>
+        <w:rPr>
+          <w:rFonts w:ascii="Times New Roman" w:hAnsi="Times New Roman" w:cs="Times New Roman"/>
+          <w:sz w:val="28"/>
+          <w:szCs w:val="28"/>
+        </w:rPr>
+      </w:pPr>
+      <w:r>
+        <w:rPr>
+          <w:rFonts w:ascii="Times New Roman" w:hAnsi="Times New Roman" w:cs="Times New Roman"/>
+          <w:sz w:val="28"/>
+          <w:szCs w:val="28"/>
+        </w:rPr>
+        <w:br w:type="page"/>
+      </w:r>
+    </w:p>
+    <w:p>
+      <w:pPr>
+        <w:spacing w:after="0" w:line="360" w:lineRule="auto"/>
+        <w:ind w:firstLine="709"/>
+        <w:jc w:val="both"/>
+        <w:rPr>
+          <w:rFonts w:ascii="Times New Roman" w:hAnsi="Times New Roman" w:cs="Times New Roman"/>
+          <w:b/>
+          <w:bCs/>
+          <w:sz w:val="28"/>
+          <w:szCs w:val="28"/>
+          <w:lang w:val="en-US"/>
+        </w:rPr>
+      </w:pPr>
+      <w:r>
+        <w:rPr>
+          <w:rFonts w:ascii="Times New Roman" w:hAnsi="Times New Roman" w:cs="Times New Roman"/>
+          <w:b/>
+          <w:bCs/>
+          <w:sz w:val="28"/>
+          <w:szCs w:val="28"/>
+        </w:rPr>
+        <w:lastRenderedPageBreak/>
+        <w:t>Глава 2. Теоретические и методические основы выполнения проектно-технологической практики</w:t>
+      </w:r>
+    </w:p>
+    <w:p>
+      <w:pPr>
+        <w:spacing w:after="0" w:line="360" w:lineRule="auto"/>
+        <w:ind w:firstLine="709"/>
+        <w:jc w:val="both"/>
+        <w:rPr>
+          <w:rFonts w:ascii="Times New Roman" w:hAnsi="Times New Roman" w:cs="Times New Roman"/>
+          <w:b/>
+          <w:bCs/>
+          <w:sz w:val="28"/>
+          <w:szCs w:val="28"/>
+          <w:lang w:val="en-US"/>
+        </w:rPr>
+      </w:pPr>
+      <w:r>
+        <w:rPr>
+          <w:rFonts w:ascii="Times New Roman" w:hAnsi="Times New Roman" w:cs="Times New Roman"/>
+          <w:b/>
+          <w:bCs/>
+          <w:sz w:val="28"/>
+          <w:szCs w:val="28"/>
+        </w:rPr>
+        <w:t>2.1. Постановка индивидуального задания и цели практики</w:t>
+      </w:r>
+    </w:p>
+    <w:p>
+      <w:pPr>
+        <w:spacing w:after="0" w:line="360" w:lineRule="auto"/>
+        <w:ind w:firstLine="709"/>
+        <w:jc w:val="both"/>
+        <w:rPr>
+          <w:rFonts w:ascii="Times New Roman" w:hAnsi="Times New Roman" w:cs="Times New Roman"/>
+          <w:sz w:val="28"/>
+          <w:szCs w:val="28"/>
+          <w:lang w:val="en-US"/>
+        </w:rPr>
+      </w:pPr>
+      <w:r>
+        <w:rPr>
+          <w:rFonts w:ascii="Times New Roman" w:hAnsi="Times New Roman" w:cs="Times New Roman"/>
+          <w:sz w:val="28"/>
+          <w:szCs w:val="28"/>
+        </w:rPr>
+        <w:t>В соответствии с индивидуальным заданием проектно-технологическая практика была направлена на закрепление теоретических знаний и получение практического опыта в профессиональной деятельности frontend-разработчика. Основное содержание задания включало изучение литературных и технических источников по теме разрабатываемого проекта, анализ методов выполнения работ, применение информационных технологий, изучение программных продуктов профессиональной сферы, требований к оформлению технической документации и порядка внедрения результатов разработки.</w:t>
+      </w:r>
+    </w:p>
+    <w:p>
+      <w:pPr>
+        <w:spacing w:after="0" w:line="360" w:lineRule="auto"/>
+        <w:ind w:firstLine="709"/>
+        <w:jc w:val="both"/>
+        <w:rPr>
+          <w:rFonts w:ascii="Times New Roman" w:hAnsi="Times New Roman" w:cs="Times New Roman"/>
+          <w:sz w:val="28"/>
+          <w:szCs w:val="28"/>
+          <w:lang w:val="en-US"/>
+        </w:rPr>
+      </w:pPr>
+      <w:r>
+        <w:rPr>
+          <w:rFonts w:ascii="Times New Roman" w:hAnsi="Times New Roman" w:cs="Times New Roman"/>
+          <w:b/>
+          <w:bCs/>
+          <w:sz w:val="28"/>
+          <w:szCs w:val="28"/>
+        </w:rPr>
+        <w:t>Целью</w:t>
+      </w:r>
+      <w:r>
+        <w:rPr>
+          <w:rFonts w:ascii="Times New Roman" w:hAnsi="Times New Roman" w:cs="Times New Roman"/>
+          <w:sz w:val="28"/>
+          <w:szCs w:val="28"/>
+        </w:rPr>
+        <w:t xml:space="preserve"> практики являлось развитие профессиональных компетенций в области frontend-разработки путем участия в сопровождении и доработке программного продукта ООО «САТЕЛ» </w:t>
+      </w:r>
+      <w:r>
+        <w:rPr>
+          <w:rFonts w:ascii="Times New Roman" w:hAnsi="Times New Roman" w:cs="Times New Roman"/>
+          <w:sz w:val="28"/>
+          <w:szCs w:val="28"/>
+        </w:rPr>
+        <w:t>-</w:t>
+      </w:r>
+      <w:r>
+        <w:rPr>
+          <w:rFonts w:ascii="Times New Roman" w:hAnsi="Times New Roman" w:cs="Times New Roman"/>
+          <w:sz w:val="28"/>
+          <w:szCs w:val="28"/>
+        </w:rPr>
+        <w:t xml:space="preserve"> дилингового пульта РТУ.</w:t>
+      </w:r>
+    </w:p>
+    <w:p>
+      <w:pPr>
+        <w:spacing w:after="0" w:line="360" w:lineRule="auto"/>
+        <w:ind w:firstLine="709"/>
+        <w:jc w:val="both"/>
+        <w:rPr>
+          <w:rFonts w:ascii="Times New Roman" w:hAnsi="Times New Roman" w:cs="Times New Roman"/>
+          <w:b/>
+          <w:bCs/>
+          <w:sz w:val="28"/>
+          <w:szCs w:val="28"/>
+          <w:lang w:val="en-US"/>
+        </w:rPr>
+      </w:pPr>
+      <w:r>
+        <w:rPr>
+          <w:rFonts w:ascii="Times New Roman" w:hAnsi="Times New Roman" w:cs="Times New Roman"/>
+          <w:b/>
+          <w:bCs/>
+          <w:sz w:val="28"/>
+          <w:szCs w:val="28"/>
+        </w:rPr>
+        <w:t>Для достижения цели были поставлены следующие задачи:</w:t>
+      </w:r>
+    </w:p>
+    <w:p>
+      <w:pPr>
+        <w:pStyle w:val="ad"/>
+        <w:numPr>
+          <w:ilvl w:val="0"/>
+          <w:numId w:val="1"/>
+        </w:numPr>
+        <w:spacing w:after="0" w:line="360" w:lineRule="auto"/>
+        <w:ind w:left="426" w:firstLine="0"/>
+        <w:jc w:val="both"/>
+        <w:rPr>
+          <w:rFonts w:ascii="Times New Roman" w:hAnsi="Times New Roman" w:cs="Times New Roman"/>
+          <w:sz w:val="28"/>
+          <w:szCs w:val="28"/>
+          <w:lang w:val="en-US"/>
+        </w:rPr>
+      </w:pPr>
+      <w:r>
+        <w:rPr>
+          <w:rFonts w:ascii="Times New Roman" w:hAnsi="Times New Roman" w:cs="Times New Roman"/>
+          <w:sz w:val="28"/>
+          <w:szCs w:val="28"/>
+        </w:rPr>
+        <w:t>изучить деятельность организации и назначение разрабатываемого программного продукта;</w:t>
+      </w:r>
+    </w:p>
+    <w:p>
+      <w:pPr>
+        <w:pStyle w:val="ad"/>
+        <w:numPr>
+          <w:ilvl w:val="0"/>
+          <w:numId w:val="1"/>
+        </w:numPr>
+        <w:spacing w:after="0" w:line="360" w:lineRule="auto"/>
+        <w:ind w:left="426" w:firstLine="0"/>
+        <w:jc w:val="both"/>
+        <w:rPr>
+          <w:rFonts w:ascii="Times New Roman" w:hAnsi="Times New Roman" w:cs="Times New Roman"/>
+          <w:sz w:val="28"/>
+          <w:szCs w:val="28"/>
+          <w:lang w:val="en-US"/>
+        </w:rPr>
+      </w:pPr>
+      <w:r>
+        <w:rPr>
+          <w:rFonts w:ascii="Times New Roman" w:hAnsi="Times New Roman" w:cs="Times New Roman"/>
+          <w:sz w:val="28"/>
+          <w:szCs w:val="28"/>
+        </w:rPr>
+        <w:t>ознакомиться с архитектурой frontend-проекта, технологическим стеком и внутренними процессами разработки;</w:t>
+      </w:r>
+    </w:p>
+    <w:p>
+      <w:pPr>
+        <w:pStyle w:val="ad"/>
+        <w:numPr>
+          <w:ilvl w:val="0"/>
+          <w:numId w:val="1"/>
+        </w:numPr>
+        <w:spacing w:after="0" w:line="360" w:lineRule="auto"/>
+        <w:ind w:left="426" w:firstLine="0"/>
+        <w:jc w:val="both"/>
+        <w:rPr>
+          <w:rFonts w:ascii="Times New Roman" w:hAnsi="Times New Roman" w:cs="Times New Roman"/>
+          <w:sz w:val="28"/>
+          <w:szCs w:val="28"/>
+          <w:lang w:val="en-US"/>
+        </w:rPr>
+      </w:pPr>
+      <w:r>
+        <w:rPr>
+          <w:rFonts w:ascii="Times New Roman" w:hAnsi="Times New Roman" w:cs="Times New Roman"/>
+          <w:sz w:val="28"/>
+          <w:szCs w:val="28"/>
+        </w:rPr>
+        <w:t>проанализировать требования к задачам, макеты интерфейса и техническую документацию проекта;</w:t>
+      </w:r>
+    </w:p>
+    <w:p>
+      <w:pPr>
+        <w:pStyle w:val="ad"/>
+        <w:numPr>
+          <w:ilvl w:val="0"/>
+          <w:numId w:val="1"/>
+        </w:numPr>
+        <w:spacing w:after="0" w:line="360" w:lineRule="auto"/>
+        <w:ind w:left="426" w:firstLine="0"/>
+        <w:jc w:val="both"/>
+        <w:rPr>
+          <w:rFonts w:ascii="Times New Roman" w:hAnsi="Times New Roman" w:cs="Times New Roman"/>
+          <w:sz w:val="28"/>
+          <w:szCs w:val="28"/>
+          <w:lang w:val="en-US"/>
+        </w:rPr>
+      </w:pPr>
+      <w:r>
+        <w:rPr>
+          <w:rFonts w:ascii="Times New Roman" w:hAnsi="Times New Roman" w:cs="Times New Roman"/>
+          <w:sz w:val="28"/>
+          <w:szCs w:val="28"/>
+        </w:rPr>
+        <w:t>принять участие в доработке компонентов пользовательского интерфейса и логики приложения;</w:t>
+      </w:r>
+    </w:p>
+    <w:p>
+      <w:pPr>
+        <w:pStyle w:val="ad"/>
+        <w:numPr>
+          <w:ilvl w:val="0"/>
+          <w:numId w:val="1"/>
+        </w:numPr>
+        <w:spacing w:after="0" w:line="360" w:lineRule="auto"/>
+        <w:ind w:left="426" w:firstLine="0"/>
+        <w:jc w:val="both"/>
+        <w:rPr>
+          <w:rFonts w:ascii="Times New Roman" w:hAnsi="Times New Roman" w:cs="Times New Roman"/>
+          <w:sz w:val="28"/>
+          <w:szCs w:val="28"/>
+          <w:lang w:val="en-US"/>
+        </w:rPr>
+      </w:pPr>
+      <w:r>
+        <w:rPr>
+          <w:rFonts w:ascii="Times New Roman" w:hAnsi="Times New Roman" w:cs="Times New Roman"/>
+          <w:sz w:val="28"/>
+          <w:szCs w:val="28"/>
+        </w:rPr>
+        <w:t>изучить порядок тестирования, документирования и внедрения результатов разработки.</w:t>
+      </w:r>
+    </w:p>
+    <w:p>
+      <w:pPr>
+        <w:spacing w:after="0" w:line="360" w:lineRule="auto"/>
+        <w:ind w:firstLine="709"/>
+        <w:jc w:val="both"/>
+        <w:rPr>
+          <w:rFonts w:ascii="Times New Roman" w:hAnsi="Times New Roman" w:cs="Times New Roman"/>
+          <w:sz w:val="28"/>
+          <w:szCs w:val="28"/>
+        </w:rPr>
+      </w:pPr>
+      <w:r>
+        <w:rPr>
+          <w:rFonts w:ascii="Times New Roman" w:hAnsi="Times New Roman" w:cs="Times New Roman"/>
+          <w:sz w:val="28"/>
+          <w:szCs w:val="28"/>
+        </w:rPr>
+        <w:t xml:space="preserve">В результате выполнения индивидуального задания предполагалось закрепление знаний, полученных в процессе обучения, развитие практических навыков работы с современными frontend-технологиями и </w:t>
+      </w:r>
+      <w:r>
+        <w:rPr>
+          <w:rFonts w:ascii="Times New Roman" w:hAnsi="Times New Roman" w:cs="Times New Roman"/>
+          <w:sz w:val="28"/>
+          <w:szCs w:val="28"/>
+        </w:rPr>
+        <w:lastRenderedPageBreak/>
+        <w:t>получение опыта участия в реальном производственном процессе разработки программного обеспечения.</w:t>
+      </w:r>
+    </w:p>
+    <w:p>
+      <w:pPr>
+        <w:spacing w:after="0" w:line="360" w:lineRule="auto"/>
+        <w:ind w:firstLine="709"/>
+        <w:jc w:val="both"/>
+        <w:rPr>
+          <w:rFonts w:ascii="Times New Roman" w:hAnsi="Times New Roman" w:cs="Times New Roman"/>
+          <w:sz w:val="28"/>
+          <w:szCs w:val="28"/>
+        </w:rPr>
+      </w:pPr>
+    </w:p>
+    <w:p>
+      <w:pPr>
+        <w:spacing w:after="0" w:line="360" w:lineRule="auto"/>
+        <w:ind w:firstLine="709"/>
+        <w:jc w:val="both"/>
+        <w:rPr>
+          <w:rFonts w:ascii="Times New Roman" w:hAnsi="Times New Roman" w:cs="Times New Roman"/>
+          <w:sz w:val="28"/>
+          <w:szCs w:val="28"/>
+        </w:rPr>
+      </w:pPr>
     </w:p>
     <w:sectPr>
-      <w:footerReference w:type="default" r:id="rId7"/>
+      <w:footerReference w:type="default" r:id="rId8"/>
       <w:pgSz w:w="11906" w:h="16838"/>
       <w:pgMar w:top="1134" w:right="1134" w:bottom="1134" w:left="1701" w:header="709" w:footer="709" w:gutter="0"/>
       <w:pgNumType w:start="2"/>
@@ -1840,7 +2381,7 @@
 </file>
 
 <file path=word/endnotes.xml><?xml version="1.0" encoding="utf-8"?>
-<w:endnotes xmlns:wpc="http://schemas.microsoft.com/office/word/2010/wordprocessingCanvas" xmlns:cx="http://schemas.microsoft.com/office/drawing/2014/chartex" xmlns:cx1="http://schemas.microsoft.com/office/drawing/2015/9/8/chartex" xmlns:cx2="http://schemas.microsoft.com/office/drawing/2015/10/21/chartex" xmlns:cx3="http://schemas.microsoft.com/office/drawing/2016/5/9/chartex" xmlns:cx4="http://schemas.microsoft.com/office/drawing/2016/5/10/chartex" xmlns:cx5="http://schemas.microsoft.com/office/drawing/2016/5/11/chartex" xmlns:cx6="http://schemas.microsoft.com/office/drawing/2016/5/12/chartex" xmlns:cx7="http://schemas.microsoft.com/office/drawing/2016/5/13/chartex" xmlns:cx8="http://schemas.microsoft.com/office/drawing/2016/5/14/chartex" xmlns:mc="http://schemas.openxmlformats.org/markup-compatibility/2006" xmlns:aink="http://schemas.microsoft.com/office/drawing/2016/ink" xmlns:am3d="http://schemas.microsoft.com/office/drawing/2017/model3d" xmlns:o="urn:schemas-microsoft-com:office:office" xmlns:r="http://schemas.openxmlformats.org/officeDocument/2006/relationships" xmlns:m="http://schemas.openxmlformats.org/officeDocument/2006/math" xmlns:v="urn:schemas-microsoft-com:vml" xmlns:wp14="http://schemas.microsoft.com/office/word/2010/wordprocessingDrawing" xmlns:wp="http://schemas.openxmlformats.org/drawingml/2006/wordprocessingDrawing" xmlns:w10="urn:schemas-microsoft-com:office:word" xmlns:w="http://schemas.openxmlformats.org/wordprocessingml/2006/main" xmlns:w14="http://schemas.microsoft.com/office/word/2010/wordml" xmlns:w15="http://schemas.microsoft.com/office/word/2012/wordml" xmlns:w16cex="http://schemas.microsoft.com/office/word/2018/wordml/cex" xmlns:w16cid="http://schemas.microsoft.com/office/word/2016/wordml/cid" xmlns:w16="http://schemas.microsoft.com/office/word/2018/wordml" xmlns:w16se="http://schemas.microsoft.com/office/word/2015/wordml/symex" xmlns:wpg="http://schemas.microsoft.com/office/word/2010/wordprocessingGroup" xmlns:wpi="http://schemas.microsoft.com/office/word/2010/wordprocessingInk" xmlns:wne="http://schemas.microsoft.com/office/word/2006/wordml" xmlns:wps="http://schemas.microsoft.com/office/word/2010/wordprocessingShape" mc:Ignorable="w14 w15 w16se w16cid w16 w16cex wp14">
+<w:endnotes xmlns:wpc="http://schemas.microsoft.com/office/word/2010/wordprocessingCanvas" xmlns:cx="http://schemas.microsoft.com/office/drawing/2014/chartex" xmlns:cx1="http://schemas.microsoft.com/office/drawing/2015/9/8/chartex" xmlns:cx2="http://schemas.microsoft.com/office/drawing/2015/10/21/chartex" xmlns:cx3="http://schemas.microsoft.com/office/drawing/2016/5/9/chartex" xmlns:cx4="http://schemas.microsoft.com/office/drawing/2016/5/10/chartex" xmlns:cx5="http://schemas.microsoft.com/office/drawing/2016/5/11/chartex" xmlns:cx6="http://schemas.microsoft.com/office/drawing/2016/5/12/chartex" xmlns:cx7="http://schemas.microsoft.com/office/drawing/2016/5/13/chartex" xmlns:cx8="http://schemas.microsoft.com/office/drawing/2016/5/14/chartex" xmlns:mc="http://schemas.openxmlformats.org/markup-compatibility/2006" xmlns:aink="http://schemas.microsoft.com/office/drawing/2016/ink" xmlns:am3d="http://schemas.microsoft.com/office/drawing/2017/model3d" xmlns:o="urn:schemas-microsoft-com:office:office" xmlns:oel="http://schemas.microsoft.com/office/2019/extlst" xmlns:r="http://schemas.openxmlformats.org/officeDocument/2006/relationships" xmlns:m="http://schemas.openxmlformats.org/officeDocument/2006/math" xmlns:v="urn:schemas-microsoft-com:vml" xmlns:wp14="http://schemas.microsoft.com/office/word/2010/wordprocessingDrawing" xmlns:wp="http://schemas.openxmlformats.org/drawingml/2006/wordprocessingDrawing" xmlns:w10="urn:schemas-microsoft-com:office:word" xmlns:w="http://schemas.openxmlformats.org/wordprocessingml/2006/main" xmlns:w14="http://schemas.microsoft.com/office/word/2010/wordml" xmlns:w15="http://schemas.microsoft.com/office/word/2012/wordml" xmlns:w16cex="http://schemas.microsoft.com/office/word/2018/wordml/cex" xmlns:w16cid="http://schemas.microsoft.com/office/word/2016/wordml/cid" xmlns:w16="http://schemas.microsoft.com/office/word/2018/wordml" xmlns:w16sdtdh="http://schemas.microsoft.com/office/word/2020/wordml/sdtdatahash" xmlns:w16se="http://schemas.microsoft.com/office/word/2015/wordml/symex" xmlns:wpg="http://schemas.microsoft.com/office/word/2010/wordprocessingGroup" xmlns:wpi="http://schemas.microsoft.com/office/word/2010/wordprocessingInk" xmlns:wne="http://schemas.microsoft.com/office/word/2006/wordml" xmlns:wps="http://schemas.microsoft.com/office/word/2010/wordprocessingShape" mc:Ignorable="w14 w15 w16se w16cid w16 w16cex w16sdtdh wp14">
   <w:endnote w:type="separator" w:id="-1">
     <w:p>
       <w:pPr>
@@ -1865,7 +2406,7 @@
 </file>
 
 <file path=word/footer1.xml><?xml version="1.0" encoding="utf-8"?>
-<w:ftr xmlns:wpc="http://schemas.microsoft.com/office/word/2010/wordprocessingCanvas" xmlns:cx="http://schemas.microsoft.com/office/drawing/2014/chartex" xmlns:cx1="http://schemas.microsoft.com/office/drawing/2015/9/8/chartex" xmlns:cx2="http://schemas.microsoft.com/office/drawing/2015/10/21/chartex" xmlns:cx3="http://schemas.microsoft.com/office/drawing/2016/5/9/chartex" xmlns:cx4="http://schemas.microsoft.com/office/drawing/2016/5/10/chartex" xmlns:cx5="http://schemas.microsoft.com/office/drawing/2016/5/11/chartex" xmlns:cx6="http://schemas.microsoft.com/office/drawing/2016/5/12/chartex" xmlns:cx7="http://schemas.microsoft.com/office/drawing/2016/5/13/chartex" xmlns:cx8="http://schemas.microsoft.com/office/drawing/2016/5/14/chartex" xmlns:mc="http://schemas.openxmlformats.org/markup-compatibility/2006" xmlns:aink="http://schemas.microsoft.com/office/drawing/2016/ink" xmlns:am3d="http://schemas.microsoft.com/office/drawing/2017/model3d" xmlns:o="urn:schemas-microsoft-com:office:office" xmlns:r="http://schemas.openxmlformats.org/officeDocument/2006/relationships" xmlns:m="http://schemas.openxmlformats.org/officeDocument/2006/math" xmlns:v="urn:schemas-microsoft-com:vml" xmlns:wp14="http://schemas.microsoft.com/office/word/2010/wordprocessingDrawing" xmlns:wp="http://schemas.openxmlformats.org/drawingml/2006/wordprocessingDrawing" xmlns:w10="urn:schemas-microsoft-com:office:word" xmlns:w="http://schemas.openxmlformats.org/wordprocessingml/2006/main" xmlns:w14="http://schemas.microsoft.com/office/word/2010/wordml" xmlns:w15="http://schemas.microsoft.com/office/word/2012/wordml" xmlns:w16cex="http://schemas.microsoft.com/office/word/2018/wordml/cex" xmlns:w16cid="http://schemas.microsoft.com/office/word/2016/wordml/cid" xmlns:w16="http://schemas.microsoft.com/office/word/2018/wordml" xmlns:w16se="http://schemas.microsoft.com/office/word/2015/wordml/symex" xmlns:wpg="http://schemas.microsoft.com/office/word/2010/wordprocessingGroup" xmlns:wpi="http://schemas.microsoft.com/office/word/2010/wordprocessingInk" xmlns:wne="http://schemas.microsoft.com/office/word/2006/wordml" xmlns:wps="http://schemas.microsoft.com/office/word/2010/wordprocessingShape" mc:Ignorable="w14 w15 w16se w16cid w16 w16cex wp14">
+<w:ftr xmlns:wpc="http://schemas.microsoft.com/office/word/2010/wordprocessingCanvas" xmlns:cx="http://schemas.microsoft.com/office/drawing/2014/chartex" xmlns:cx1="http://schemas.microsoft.com/office/drawing/2015/9/8/chartex" xmlns:cx2="http://schemas.microsoft.com/office/drawing/2015/10/21/chartex" xmlns:cx3="http://schemas.microsoft.com/office/drawing/2016/5/9/chartex" xmlns:cx4="http://schemas.microsoft.com/office/drawing/2016/5/10/chartex" xmlns:cx5="http://schemas.microsoft.com/office/drawing/2016/5/11/chartex" xmlns:cx6="http://schemas.microsoft.com/office/drawing/2016/5/12/chartex" xmlns:cx7="http://schemas.microsoft.com/office/drawing/2016/5/13/chartex" xmlns:cx8="http://schemas.microsoft.com/office/drawing/2016/5/14/chartex" xmlns:mc="http://schemas.openxmlformats.org/markup-compatibility/2006" xmlns:aink="http://schemas.microsoft.com/office/drawing/2016/ink" xmlns:am3d="http://schemas.microsoft.com/office/drawing/2017/model3d" xmlns:o="urn:schemas-microsoft-com:office:office" xmlns:oel="http://schemas.microsoft.com/office/2019/extlst" xmlns:r="http://schemas.openxmlformats.org/officeDocument/2006/relationships" xmlns:m="http://schemas.openxmlformats.org/officeDocument/2006/math" xmlns:v="urn:schemas-microsoft-com:vml" xmlns:wp14="http://schemas.microsoft.com/office/word/2010/wordprocessingDrawing" xmlns:wp="http://schemas.openxmlformats.org/drawingml/2006/wordprocessingDrawing" xmlns:w10="urn:schemas-microsoft-com:office:word" xmlns:w="http://schemas.openxmlformats.org/wordprocessingml/2006/main" xmlns:w14="http://schemas.microsoft.com/office/word/2010/wordml" xmlns:w15="http://schemas.microsoft.com/office/word/2012/wordml" xmlns:w16cex="http://schemas.microsoft.com/office/word/2018/wordml/cex" xmlns:w16cid="http://schemas.microsoft.com/office/word/2016/wordml/cid" xmlns:w16="http://schemas.microsoft.com/office/word/2018/wordml" xmlns:w16sdtdh="http://schemas.microsoft.com/office/word/2020/wordml/sdtdatahash" xmlns:w16se="http://schemas.microsoft.com/office/word/2015/wordml/symex" xmlns:wpg="http://schemas.microsoft.com/office/word/2010/wordprocessingGroup" xmlns:wpi="http://schemas.microsoft.com/office/word/2010/wordprocessingInk" xmlns:wne="http://schemas.microsoft.com/office/word/2006/wordml" xmlns:wps="http://schemas.microsoft.com/office/word/2010/wordprocessingShape" mc:Ignorable="w14 w15 w16se w16cid w16 w16cex w16sdtdh wp14">
   <w:sdt>
     <w:sdtPr>
       <w:id w:val="-586236928"/>
@@ -1907,7 +2448,7 @@
 </file>
 
 <file path=word/footnotes.xml><?xml version="1.0" encoding="utf-8"?>
-<w:footnotes xmlns:wpc="http://schemas.microsoft.com/office/word/2010/wordprocessingCanvas" xmlns:cx="http://schemas.microsoft.com/office/drawing/2014/chartex" xmlns:cx1="http://schemas.microsoft.com/office/drawing/2015/9/8/chartex" xmlns:cx2="http://schemas.microsoft.com/office/drawing/2015/10/21/chartex" xmlns:cx3="http://schemas.microsoft.com/office/drawing/2016/5/9/chartex" xmlns:cx4="http://schemas.microsoft.com/office/drawing/2016/5/10/chartex" xmlns:cx5="http://schemas.microsoft.com/office/drawing/2016/5/11/chartex" xmlns:cx6="http://schemas.microsoft.com/office/drawing/2016/5/12/chartex" xmlns:cx7="http://schemas.microsoft.com/office/drawing/2016/5/13/chartex" xmlns:cx8="http://schemas.microsoft.com/office/drawing/2016/5/14/chartex" xmlns:mc="http://schemas.openxmlformats.org/markup-compatibility/2006" xmlns:aink="http://schemas.microsoft.com/office/drawing/2016/ink" xmlns:am3d="http://schemas.microsoft.com/office/drawing/2017/model3d" xmlns:o="urn:schemas-microsoft-com:office:office" xmlns:r="http://schemas.openxmlformats.org/officeDocument/2006/relationships" xmlns:m="http://schemas.openxmlformats.org/officeDocument/2006/math" xmlns:v="urn:schemas-microsoft-com:vml" xmlns:wp14="http://schemas.microsoft.com/office/word/2010/wordprocessingDrawing" xmlns:wp="http://schemas.openxmlformats.org/drawingml/2006/wordprocessingDrawing" xmlns:w10="urn:schemas-microsoft-com:office:word" xmlns:w="http://schemas.openxmlformats.org/wordprocessingml/2006/main" xmlns:w14="http://schemas.microsoft.com/office/word/2010/wordml" xmlns:w15="http://schemas.microsoft.com/office/word/2012/wordml" xmlns:w16cex="http://schemas.microsoft.com/office/word/2018/wordml/cex" xmlns:w16cid="http://schemas.microsoft.com/office/word/2016/wordml/cid" xmlns:w16="http://schemas.microsoft.com/office/word/2018/wordml" xmlns:w16se="http://schemas.microsoft.com/office/word/2015/wordml/symex" xmlns:wpg="http://schemas.microsoft.com/office/word/2010/wordprocessingGroup" xmlns:wpi="http://schemas.microsoft.com/office/word/2010/wordprocessingInk" xmlns:wne="http://schemas.microsoft.com/office/word/2006/wordml" xmlns:wps="http://schemas.microsoft.com/office/word/2010/wordprocessingShape" mc:Ignorable="w14 w15 w16se w16cid w16 w16cex wp14">
+<w:footnotes xmlns:wpc="http://schemas.microsoft.com/office/word/2010/wordprocessingCanvas" xmlns:cx="http://schemas.microsoft.com/office/drawing/2014/chartex" xmlns:cx1="http://schemas.microsoft.com/office/drawing/2015/9/8/chartex" xmlns:cx2="http://schemas.microsoft.com/office/drawing/2015/10/21/chartex" xmlns:cx3="http://schemas.microsoft.com/office/drawing/2016/5/9/chartex" xmlns:cx4="http://schemas.microsoft.com/office/drawing/2016/5/10/chartex" xmlns:cx5="http://schemas.microsoft.com/office/drawing/2016/5/11/chartex" xmlns:cx6="http://schemas.microsoft.com/office/drawing/2016/5/12/chartex" xmlns:cx7="http://schemas.microsoft.com/office/drawing/2016/5/13/chartex" xmlns:cx8="http://schemas.microsoft.com/office/drawing/2016/5/14/chartex" xmlns:mc="http://schemas.openxmlformats.org/markup-compatibility/2006" xmlns:aink="http://schemas.microsoft.com/office/drawing/2016/ink" xmlns:am3d="http://schemas.microsoft.com/office/drawing/2017/model3d" xmlns:o="urn:schemas-microsoft-com:office:office" xmlns:oel="http://schemas.microsoft.com/office/2019/extlst" xmlns:r="http://schemas.openxmlformats.org/officeDocument/2006/relationships" xmlns:m="http://schemas.openxmlformats.org/officeDocument/2006/math" xmlns:v="urn:schemas-microsoft-com:vml" xmlns:wp14="http://schemas.microsoft.com/office/word/2010/wordprocessingDrawing" xmlns:wp="http://schemas.openxmlformats.org/drawingml/2006/wordprocessingDrawing" xmlns:w10="urn:schemas-microsoft-com:office:word" xmlns:w="http://schemas.openxmlformats.org/wordprocessingml/2006/main" xmlns:w14="http://schemas.microsoft.com/office/word/2010/wordml" xmlns:w15="http://schemas.microsoft.com/office/word/2012/wordml" xmlns:w16cex="http://schemas.microsoft.com/office/word/2018/wordml/cex" xmlns:w16cid="http://schemas.microsoft.com/office/word/2016/wordml/cid" xmlns:w16="http://schemas.microsoft.com/office/word/2018/wordml" xmlns:w16sdtdh="http://schemas.microsoft.com/office/word/2020/wordml/sdtdatahash" xmlns:w16se="http://schemas.microsoft.com/office/word/2015/wordml/symex" xmlns:wpg="http://schemas.microsoft.com/office/word/2010/wordprocessingGroup" xmlns:wpi="http://schemas.microsoft.com/office/word/2010/wordprocessingInk" xmlns:wne="http://schemas.microsoft.com/office/word/2006/wordml" xmlns:wps="http://schemas.microsoft.com/office/word/2010/wordprocessingShape" mc:Ignorable="w14 w15 w16se w16cid w16 w16cex w16sdtdh wp14">
   <w:footnote w:type="separator" w:id="-1">
     <w:p>
       <w:pPr>
@@ -1925,14 +2466,172 @@
       </w:pPr>
       <w:r>
         <w:continuationSeparator/>
+      </w:r>
+    </w:p>
+  </w:footnote>
+  <w:footnote w:id="1">
+    <w:p>
+      <w:pPr>
+        <w:pStyle w:val="aa"/>
+      </w:pPr>
+      <w:r>
+        <w:rPr>
+          <w:rStyle w:val="ac"/>
+        </w:rPr>
+        <w:footnoteRef/>
+      </w:r>
+      <w:r>
+        <w:t xml:space="preserve"> </w:t>
+      </w:r>
+    </w:p>
+  </w:footnote>
+  <w:footnote w:id="2">
+    <w:p>
+      <w:pPr>
+        <w:pStyle w:val="aa"/>
+      </w:pPr>
+      <w:r>
+        <w:rPr>
+          <w:rStyle w:val="ac"/>
+        </w:rPr>
+        <w:footnoteRef/>
+      </w:r>
+      <w:r>
+        <w:t xml:space="preserve"> </w:t>
+      </w:r>
+    </w:p>
+  </w:footnote>
+  <w:footnote w:id="3">
+    <w:p>
+      <w:pPr>
+        <w:pStyle w:val="aa"/>
+      </w:pPr>
+      <w:r>
+        <w:rPr>
+          <w:rStyle w:val="ac"/>
+        </w:rPr>
+        <w:footnoteRef/>
+      </w:r>
+      <w:r>
+        <w:t xml:space="preserve"> </w:t>
+      </w:r>
+    </w:p>
+  </w:footnote>
+  <w:footnote w:id="4">
+    <w:p>
+      <w:pPr>
+        <w:pStyle w:val="aa"/>
+      </w:pPr>
+      <w:r>
+        <w:rPr>
+          <w:rStyle w:val="ac"/>
+        </w:rPr>
+        <w:footnoteRef/>
+      </w:r>
+      <w:r>
+        <w:t xml:space="preserve"> </w:t>
       </w:r>
     </w:p>
   </w:footnote>
 </w:footnotes>
 </file>
 
+<file path=word/numbering.xml><?xml version="1.0" encoding="utf-8"?>
+<w:numbering xmlns:wpc="http://schemas.microsoft.com/office/word/2010/wordprocessingCanvas" xmlns:cx="http://schemas.microsoft.com/office/drawing/2014/chartex" xmlns:cx1="http://schemas.microsoft.com/office/drawing/2015/9/8/chartex" xmlns:cx2="http://schemas.microsoft.com/office/drawing/2015/10/21/chartex" xmlns:cx3="http://schemas.microsoft.com/office/drawing/2016/5/9/chartex" xmlns:cx4="http://schemas.microsoft.com/office/drawing/2016/5/10/chartex" xmlns:cx5="http://schemas.microsoft.com/office/drawing/2016/5/11/chartex" xmlns:cx6="http://schemas.microsoft.com/office/drawing/2016/5/12/chartex" xmlns:cx7="http://schemas.microsoft.com/office/drawing/2016/5/13/chartex" xmlns:cx8="http://schemas.microsoft.com/office/drawing/2016/5/14/chartex" xmlns:mc="http://schemas.openxmlformats.org/markup-compatibility/2006" xmlns:aink="http://schemas.microsoft.com/office/drawing/2016/ink" xmlns:am3d="http://schemas.microsoft.com/office/drawing/2017/model3d" xmlns:o="urn:schemas-microsoft-com:office:office" xmlns:oel="http://schemas.microsoft.com/office/2019/extlst" xmlns:r="http://schemas.openxmlformats.org/officeDocument/2006/relationships" xmlns:m="http://schemas.openxmlformats.org/officeDocument/2006/math" xmlns:v="urn:schemas-microsoft-com:vml" xmlns:wp14="http://schemas.microsoft.com/office/word/2010/wordprocessingDrawing" xmlns:wp="http://schemas.openxmlformats.org/drawingml/2006/wordprocessingDrawing" xmlns:w10="urn:schemas-microsoft-com:office:word" xmlns:w="http://schemas.openxmlformats.org/wordprocessingml/2006/main" xmlns:w14="http://schemas.microsoft.com/office/word/2010/wordml" xmlns:w15="http://schemas.microsoft.com/office/word/2012/wordml" xmlns:w16cex="http://schemas.microsoft.com/office/word/2018/wordml/cex" xmlns:w16cid="http://schemas.microsoft.com/office/word/2016/wordml/cid" xmlns:w16="http://schemas.microsoft.com/office/word/2018/wordml" xmlns:w16sdtdh="http://schemas.microsoft.com/office/word/2020/wordml/sdtdatahash" xmlns:w16se="http://schemas.microsoft.com/office/word/2015/wordml/symex" xmlns:wpg="http://schemas.microsoft.com/office/word/2010/wordprocessingGroup" xmlns:wpi="http://schemas.microsoft.com/office/word/2010/wordprocessingInk" xmlns:wne="http://schemas.microsoft.com/office/word/2006/wordml" xmlns:wps="http://schemas.microsoft.com/office/word/2010/wordprocessingShape" mc:Ignorable="w14 w15 w16se w16cid w16 w16cex w16sdtdh wp14">
+  <w:abstractNum w:abstractNumId="0" w15:restartNumberingAfterBreak="0">
+    <w:nsid w:val="4E69533A"/>
+    <w:multiLevelType w:val="hybridMultilevel"/>
+    <w:tmpl w:val="345628BE"/>
+    <w:lvl w:ilvl="0" w:tplc="0419000F">
+      <w:start w:val="1"/>
+      <w:numFmt w:val="decimal"/>
+      <w:lvlText w:val="%1."/>
+      <w:lvlJc w:val="left"/>
+      <w:pPr>
+        <w:ind w:left="1429" w:hanging="360"/>
+      </w:pPr>
+    </w:lvl>
+    <w:lvl w:ilvl="1" w:tplc="04190019" w:tentative="1">
+      <w:start w:val="1"/>
+      <w:numFmt w:val="lowerLetter"/>
+      <w:lvlText w:val="%2."/>
+      <w:lvlJc w:val="left"/>
+      <w:pPr>
+        <w:ind w:left="2149" w:hanging="360"/>
+      </w:pPr>
+    </w:lvl>
+    <w:lvl w:ilvl="2" w:tplc="0419001B" w:tentative="1">
+      <w:start w:val="1"/>
+      <w:numFmt w:val="lowerRoman"/>
+      <w:lvlText w:val="%3."/>
+      <w:lvlJc w:val="right"/>
+      <w:pPr>
+        <w:ind w:left="2869" w:hanging="180"/>
+      </w:pPr>
+    </w:lvl>
+    <w:lvl w:ilvl="3" w:tplc="0419000F" w:tentative="1">
+      <w:start w:val="1"/>
+      <w:numFmt w:val="decimal"/>
+      <w:lvlText w:val="%4."/>
+      <w:lvlJc w:val="left"/>
+      <w:pPr>
+        <w:ind w:left="3589" w:hanging="360"/>
+      </w:pPr>
+    </w:lvl>
+    <w:lvl w:ilvl="4" w:tplc="04190019" w:tentative="1">
+      <w:start w:val="1"/>
+      <w:numFmt w:val="lowerLetter"/>
+      <w:lvlText w:val="%5."/>
+      <w:lvlJc w:val="left"/>
+      <w:pPr>
+        <w:ind w:left="4309" w:hanging="360"/>
+      </w:pPr>
+    </w:lvl>
+    <w:lvl w:ilvl="5" w:tplc="0419001B" w:tentative="1">
+      <w:start w:val="1"/>
+      <w:numFmt w:val="lowerRoman"/>
+      <w:lvlText w:val="%6."/>
+      <w:lvlJc w:val="right"/>
+      <w:pPr>
+        <w:ind w:left="5029" w:hanging="180"/>
+      </w:pPr>
+    </w:lvl>
+    <w:lvl w:ilvl="6" w:tplc="0419000F" w:tentative="1">
+      <w:start w:val="1"/>
+      <w:numFmt w:val="decimal"/>
+      <w:lvlText w:val="%7."/>
+      <w:lvlJc w:val="left"/>
+      <w:pPr>
+        <w:ind w:left="5749" w:hanging="360"/>
+      </w:pPr>
+    </w:lvl>
+    <w:lvl w:ilvl="7" w:tplc="04190019" w:tentative="1">
+      <w:start w:val="1"/>
+      <w:numFmt w:val="lowerLetter"/>
+      <w:lvlText w:val="%8."/>
+      <w:lvlJc w:val="left"/>
+      <w:pPr>
+        <w:ind w:left="6469" w:hanging="360"/>
+      </w:pPr>
+    </w:lvl>
+    <w:lvl w:ilvl="8" w:tplc="0419001B" w:tentative="1">
+      <w:start w:val="1"/>
+      <w:numFmt w:val="lowerRoman"/>
+      <w:lvlText w:val="%9."/>
+      <w:lvlJc w:val="right"/>
+      <w:pPr>
+        <w:ind w:left="7189" w:hanging="180"/>
+      </w:pPr>
+    </w:lvl>
+  </w:abstractNum>
+  <w:num w:numId="1" w16cid:durableId="1115753060">
+    <w:abstractNumId w:val="0"/>
+  </w:num>
+</w:numbering>
+</file>
+
 <file path=word/styles.xml><?xml version="1.0" encoding="utf-8"?>
-<w:styles xmlns:mc="http://schemas.openxmlformats.org/markup-compatibility/2006" xmlns:r="http://schemas.openxmlformats.org/officeDocument/2006/relationships" xmlns:w="http://schemas.openxmlformats.org/wordprocessingml/2006/main" xmlns:w14="http://schemas.microsoft.com/office/word/2010/wordml" xmlns:w15="http://schemas.microsoft.com/office/word/2012/wordml" xmlns:w16cex="http://schemas.microsoft.com/office/word/2018/wordml/cex" xmlns:w16cid="http://schemas.microsoft.com/office/word/2016/wordml/cid" xmlns:w16="http://schemas.microsoft.com/office/word/2018/wordml" xmlns:w16se="http://schemas.microsoft.com/office/word/2015/wordml/symex" mc:Ignorable="w14 w15 w16se w16cid w16 w16cex">
+<w:styles xmlns:mc="http://schemas.openxmlformats.org/markup-compatibility/2006" xmlns:r="http://schemas.openxmlformats.org/officeDocument/2006/relationships" xmlns:w="http://schemas.openxmlformats.org/wordprocessingml/2006/main" xmlns:w14="http://schemas.microsoft.com/office/word/2010/wordml" xmlns:w15="http://schemas.microsoft.com/office/word/2012/wordml" xmlns:w16cex="http://schemas.microsoft.com/office/word/2018/wordml/cex" xmlns:w16cid="http://schemas.microsoft.com/office/word/2016/wordml/cid" xmlns:w16="http://schemas.microsoft.com/office/word/2018/wordml" xmlns:w16sdtdh="http://schemas.microsoft.com/office/word/2020/wordml/sdtdatahash" xmlns:w16se="http://schemas.microsoft.com/office/word/2015/wordml/symex" mc:Ignorable="w14 w15 w16se w16cid w16 w16cex w16sdtdh">
   <w:docDefaults>
     <w:rPrDefault>
       <w:rPr>
@@ -2401,6 +3100,95 @@
     <w:uiPriority w:val="99"/>
     <w:rsid w:val="00E26207"/>
   </w:style>
+  <w:style w:type="paragraph" w:styleId="a7">
+    <w:name w:val="endnote text"/>
+    <w:basedOn w:val="a"/>
+    <w:link w:val="a8"/>
+    <w:uiPriority w:val="99"/>
+    <w:semiHidden/>
+    <w:unhideWhenUsed/>
+    <w:rsid w:val="007B02D1"/>
+    <w:pPr>
+      <w:spacing w:after="0" w:line="240" w:lineRule="auto"/>
+    </w:pPr>
+    <w:rPr>
+      <w:sz w:val="20"/>
+      <w:szCs w:val="20"/>
+    </w:rPr>
+  </w:style>
+  <w:style w:type="character" w:customStyle="1" w:styleId="a8">
+    <w:name w:val="Текст концевой сноски Знак"/>
+    <w:basedOn w:val="a0"/>
+    <w:link w:val="a7"/>
+    <w:uiPriority w:val="99"/>
+    <w:semiHidden/>
+    <w:rsid w:val="007B02D1"/>
+    <w:rPr>
+      <w:sz w:val="20"/>
+      <w:szCs w:val="20"/>
+    </w:rPr>
+  </w:style>
+  <w:style w:type="character" w:styleId="a9">
+    <w:name w:val="endnote reference"/>
+    <w:basedOn w:val="a0"/>
+    <w:uiPriority w:val="99"/>
+    <w:semiHidden/>
+    <w:unhideWhenUsed/>
+    <w:rsid w:val="007B02D1"/>
+    <w:rPr>
+      <w:vertAlign w:val="superscript"/>
+    </w:rPr>
+  </w:style>
+  <w:style w:type="paragraph" w:styleId="aa">
+    <w:name w:val="footnote text"/>
+    <w:basedOn w:val="a"/>
+    <w:link w:val="ab"/>
+    <w:uiPriority w:val="99"/>
+    <w:semiHidden/>
+    <w:unhideWhenUsed/>
+    <w:rsid w:val="007B02D1"/>
+    <w:pPr>
+      <w:spacing w:after="0" w:line="240" w:lineRule="auto"/>
+    </w:pPr>
+    <w:rPr>
+      <w:sz w:val="20"/>
+      <w:szCs w:val="20"/>
+    </w:rPr>
+  </w:style>
+  <w:style w:type="character" w:customStyle="1" w:styleId="ab">
+    <w:name w:val="Текст сноски Знак"/>
+    <w:basedOn w:val="a0"/>
+    <w:link w:val="aa"/>
+    <w:uiPriority w:val="99"/>
+    <w:semiHidden/>
+    <w:rsid w:val="007B02D1"/>
+    <w:rPr>
+      <w:sz w:val="20"/>
+      <w:szCs w:val="20"/>
+    </w:rPr>
+  </w:style>
+  <w:style w:type="character" w:styleId="ac">
+    <w:name w:val="footnote reference"/>
+    <w:basedOn w:val="a0"/>
+    <w:uiPriority w:val="99"/>
+    <w:semiHidden/>
+    <w:unhideWhenUsed/>
+    <w:rsid w:val="007B02D1"/>
+    <w:rPr>
+      <w:vertAlign w:val="superscript"/>
+    </w:rPr>
+  </w:style>
+  <w:style w:type="paragraph" w:styleId="ad">
+    <w:name w:val="List Paragraph"/>
+    <w:basedOn w:val="a"/>
+    <w:uiPriority w:val="34"/>
+    <w:qFormat/>
+    <w:rsid w:val="00055030"/>
+    <w:pPr>
+      <w:ind w:left="720"/>
+      <w:contextualSpacing/>
+    </w:pPr>
+  </w:style>
 </w:styles>
 </file>
 

--- a/8 ПРАКТИКА/Соколов Д.А. Ик-731 (проектно-технологическая практика) ООО 'Сател'.docx
+++ b/8 ПРАКТИКА/Соколов Д.А. Ик-731 (проектно-технологическая практика) ООО 'Сател'.docx
@@ -139,7 +139,25 @@
           <w:sz w:val="28"/>
           <w:szCs w:val="28"/>
         </w:rPr>
-        <w:t>1.5. Организация рабочего процесса frontend-разработчика</w:t>
+        <w:t xml:space="preserve">1.5. Организация рабочего процесса </w:t>
+      </w:r>
+      <w:proofErr w:type="spellStart"/>
+      <w:r>
+        <w:rPr>
+          <w:rFonts w:ascii="Times New Roman" w:hAnsi="Times New Roman" w:cs="Times New Roman"/>
+          <w:sz w:val="28"/>
+          <w:szCs w:val="28"/>
+        </w:rPr>
+        <w:t>frontend</w:t>
+      </w:r>
+      <w:proofErr w:type="spellEnd"/>
+      <w:r>
+        <w:rPr>
+          <w:rFonts w:ascii="Times New Roman" w:hAnsi="Times New Roman" w:cs="Times New Roman"/>
+          <w:sz w:val="28"/>
+          <w:szCs w:val="28"/>
+        </w:rPr>
+        <w:t>-разработчика</w:t>
       </w:r>
     </w:p>
     <w:p>
@@ -239,7 +257,25 @@
           <w:sz w:val="28"/>
           <w:szCs w:val="28"/>
         </w:rPr>
-        <w:t>2.4. Информационные технологии в профессиональной деятельности frontend-разработчика</w:t>
+        <w:t xml:space="preserve">2.4. Информационные технологии в профессиональной деятельности </w:t>
+      </w:r>
+      <w:proofErr w:type="spellStart"/>
+      <w:r>
+        <w:rPr>
+          <w:rFonts w:ascii="Times New Roman" w:hAnsi="Times New Roman" w:cs="Times New Roman"/>
+          <w:sz w:val="28"/>
+          <w:szCs w:val="28"/>
+        </w:rPr>
+        <w:t>frontend</w:t>
+      </w:r>
+      <w:proofErr w:type="spellEnd"/>
+      <w:r>
+        <w:rPr>
+          <w:rFonts w:ascii="Times New Roman" w:hAnsi="Times New Roman" w:cs="Times New Roman"/>
+          <w:sz w:val="28"/>
+          <w:szCs w:val="28"/>
+        </w:rPr>
+        <w:t>-разработчика</w:t>
       </w:r>
     </w:p>
     <w:p>
@@ -319,7 +355,25 @@
           <w:sz w:val="28"/>
           <w:szCs w:val="28"/>
         </w:rPr>
-        <w:t>Глава 3. Практическая часть. Выполнение задач frontend-разработчика в ООО «САТЕЛ»</w:t>
+        <w:t xml:space="preserve">Глава 3. Практическая часть. Выполнение задач </w:t>
+      </w:r>
+      <w:proofErr w:type="spellStart"/>
+      <w:r>
+        <w:rPr>
+          <w:rFonts w:ascii="Times New Roman" w:hAnsi="Times New Roman" w:cs="Times New Roman"/>
+          <w:sz w:val="28"/>
+          <w:szCs w:val="28"/>
+        </w:rPr>
+        <w:t>frontend</w:t>
+      </w:r>
+      <w:proofErr w:type="spellEnd"/>
+      <w:r>
+        <w:rPr>
+          <w:rFonts w:ascii="Times New Roman" w:hAnsi="Times New Roman" w:cs="Times New Roman"/>
+          <w:sz w:val="28"/>
+          <w:szCs w:val="28"/>
+        </w:rPr>
+        <w:t>-разработчика в ООО «САТЕЛ»</w:t>
       </w:r>
     </w:p>
     <w:p>
@@ -379,67 +433,131 @@
           <w:sz w:val="28"/>
           <w:szCs w:val="28"/>
         </w:rPr>
-        <w:t>3.2.1. Приведение компонента radio-button в соответствие с дизайн-системой</w:t>
-      </w:r>
-    </w:p>
-    <w:p>
-      <w:pPr>
-        <w:spacing w:after="0" w:line="360" w:lineRule="auto"/>
-        <w:ind w:firstLine="709"/>
-        <w:jc w:val="both"/>
-        <w:rPr>
-          <w:rFonts w:ascii="Times New Roman" w:hAnsi="Times New Roman" w:cs="Times New Roman"/>
-          <w:sz w:val="28"/>
-          <w:szCs w:val="28"/>
-        </w:rPr>
-      </w:pPr>
-      <w:r>
-        <w:rPr>
-          <w:rFonts w:ascii="Times New Roman" w:hAnsi="Times New Roman" w:cs="Times New Roman"/>
-          <w:sz w:val="28"/>
-          <w:szCs w:val="28"/>
-        </w:rPr>
-        <w:t>3.2.2. Обновление компонента Wui-input-switch по макету</w:t>
-      </w:r>
-    </w:p>
-    <w:p>
-      <w:pPr>
-        <w:spacing w:after="0" w:line="360" w:lineRule="auto"/>
-        <w:ind w:firstLine="709"/>
-        <w:jc w:val="both"/>
-        <w:rPr>
-          <w:rFonts w:ascii="Times New Roman" w:hAnsi="Times New Roman" w:cs="Times New Roman"/>
-          <w:sz w:val="28"/>
-          <w:szCs w:val="28"/>
-        </w:rPr>
-      </w:pPr>
-      <w:r>
-        <w:rPr>
-          <w:rFonts w:ascii="Times New Roman" w:hAnsi="Times New Roman" w:cs="Times New Roman"/>
-          <w:sz w:val="28"/>
-          <w:szCs w:val="28"/>
-        </w:rPr>
-        <w:t>3.2.3. Обновление демонстрационных страниц и Storybook</w:t>
-      </w:r>
-    </w:p>
-    <w:p>
-      <w:pPr>
-        <w:spacing w:after="0" w:line="360" w:lineRule="auto"/>
-        <w:ind w:firstLine="709"/>
-        <w:jc w:val="both"/>
-        <w:rPr>
-          <w:rFonts w:ascii="Times New Roman" w:hAnsi="Times New Roman" w:cs="Times New Roman"/>
-          <w:sz w:val="28"/>
-          <w:szCs w:val="28"/>
-        </w:rPr>
-      </w:pPr>
-      <w:r>
-        <w:rPr>
-          <w:rFonts w:ascii="Times New Roman" w:hAnsi="Times New Roman" w:cs="Times New Roman"/>
-          <w:sz w:val="28"/>
-          <w:szCs w:val="28"/>
-        </w:rPr>
-        <w:t>3.2.4. Написание и актуализация unit-тестов UI-компонентов</w:t>
+        <w:t xml:space="preserve">3.2.1. Приведение компонента </w:t>
+      </w:r>
+      <w:proofErr w:type="spellStart"/>
+      <w:r>
+        <w:rPr>
+          <w:rFonts w:ascii="Times New Roman" w:hAnsi="Times New Roman" w:cs="Times New Roman"/>
+          <w:sz w:val="28"/>
+          <w:szCs w:val="28"/>
+        </w:rPr>
+        <w:t>radio-button</w:t>
+      </w:r>
+      <w:proofErr w:type="spellEnd"/>
+      <w:r>
+        <w:rPr>
+          <w:rFonts w:ascii="Times New Roman" w:hAnsi="Times New Roman" w:cs="Times New Roman"/>
+          <w:sz w:val="28"/>
+          <w:szCs w:val="28"/>
+        </w:rPr>
+        <w:t xml:space="preserve"> в соответствие с дизайн-системой</w:t>
+      </w:r>
+    </w:p>
+    <w:p>
+      <w:pPr>
+        <w:spacing w:after="0" w:line="360" w:lineRule="auto"/>
+        <w:ind w:firstLine="709"/>
+        <w:jc w:val="both"/>
+        <w:rPr>
+          <w:rFonts w:ascii="Times New Roman" w:hAnsi="Times New Roman" w:cs="Times New Roman"/>
+          <w:sz w:val="28"/>
+          <w:szCs w:val="28"/>
+        </w:rPr>
+      </w:pPr>
+      <w:r>
+        <w:rPr>
+          <w:rFonts w:ascii="Times New Roman" w:hAnsi="Times New Roman" w:cs="Times New Roman"/>
+          <w:sz w:val="28"/>
+          <w:szCs w:val="28"/>
+        </w:rPr>
+        <w:t xml:space="preserve">3.2.2. Обновление компонента </w:t>
+      </w:r>
+      <w:proofErr w:type="spellStart"/>
+      <w:r>
+        <w:rPr>
+          <w:rFonts w:ascii="Times New Roman" w:hAnsi="Times New Roman" w:cs="Times New Roman"/>
+          <w:sz w:val="28"/>
+          <w:szCs w:val="28"/>
+        </w:rPr>
+        <w:t>Wui-input-switch</w:t>
+      </w:r>
+      <w:proofErr w:type="spellEnd"/>
+      <w:r>
+        <w:rPr>
+          <w:rFonts w:ascii="Times New Roman" w:hAnsi="Times New Roman" w:cs="Times New Roman"/>
+          <w:sz w:val="28"/>
+          <w:szCs w:val="28"/>
+        </w:rPr>
+        <w:t xml:space="preserve"> по макету</w:t>
+      </w:r>
+    </w:p>
+    <w:p>
+      <w:pPr>
+        <w:spacing w:after="0" w:line="360" w:lineRule="auto"/>
+        <w:ind w:firstLine="709"/>
+        <w:jc w:val="both"/>
+        <w:rPr>
+          <w:rFonts w:ascii="Times New Roman" w:hAnsi="Times New Roman" w:cs="Times New Roman"/>
+          <w:sz w:val="28"/>
+          <w:szCs w:val="28"/>
+        </w:rPr>
+      </w:pPr>
+      <w:r>
+        <w:rPr>
+          <w:rFonts w:ascii="Times New Roman" w:hAnsi="Times New Roman" w:cs="Times New Roman"/>
+          <w:sz w:val="28"/>
+          <w:szCs w:val="28"/>
+        </w:rPr>
+        <w:t xml:space="preserve">3.2.3. Обновление демонстрационных страниц и </w:t>
+      </w:r>
+      <w:proofErr w:type="spellStart"/>
+      <w:r>
+        <w:rPr>
+          <w:rFonts w:ascii="Times New Roman" w:hAnsi="Times New Roman" w:cs="Times New Roman"/>
+          <w:sz w:val="28"/>
+          <w:szCs w:val="28"/>
+        </w:rPr>
+        <w:t>Storybook</w:t>
+      </w:r>
+      <w:proofErr w:type="spellEnd"/>
+    </w:p>
+    <w:p>
+      <w:pPr>
+        <w:spacing w:after="0" w:line="360" w:lineRule="auto"/>
+        <w:ind w:firstLine="709"/>
+        <w:jc w:val="both"/>
+        <w:rPr>
+          <w:rFonts w:ascii="Times New Roman" w:hAnsi="Times New Roman" w:cs="Times New Roman"/>
+          <w:sz w:val="28"/>
+          <w:szCs w:val="28"/>
+        </w:rPr>
+      </w:pPr>
+      <w:r>
+        <w:rPr>
+          <w:rFonts w:ascii="Times New Roman" w:hAnsi="Times New Roman" w:cs="Times New Roman"/>
+          <w:sz w:val="28"/>
+          <w:szCs w:val="28"/>
+        </w:rPr>
+        <w:t xml:space="preserve">3.2.4. Написание и актуализация </w:t>
+      </w:r>
+      <w:proofErr w:type="spellStart"/>
+      <w:r>
+        <w:rPr>
+          <w:rFonts w:ascii="Times New Roman" w:hAnsi="Times New Roman" w:cs="Times New Roman"/>
+          <w:sz w:val="28"/>
+          <w:szCs w:val="28"/>
+        </w:rPr>
+        <w:t>unit</w:t>
+      </w:r>
+      <w:proofErr w:type="spellEnd"/>
+      <w:r>
+        <w:rPr>
+          <w:rFonts w:ascii="Times New Roman" w:hAnsi="Times New Roman" w:cs="Times New Roman"/>
+          <w:sz w:val="28"/>
+          <w:szCs w:val="28"/>
+        </w:rPr>
+        <w:t>-тестов UI-компонентов</w:t>
       </w:r>
     </w:p>
     <w:p>
@@ -460,68 +578,168 @@
           <w:szCs w:val="28"/>
         </w:rPr>
         <w:lastRenderedPageBreak/>
-        <w:t>3.3. Доработка конфигурации запуска проекта в dev-режиме</w:t>
-      </w:r>
-    </w:p>
-    <w:p>
-      <w:pPr>
-        <w:spacing w:after="0" w:line="360" w:lineRule="auto"/>
-        <w:ind w:firstLine="709"/>
-        <w:jc w:val="both"/>
-        <w:rPr>
-          <w:rFonts w:ascii="Times New Roman" w:hAnsi="Times New Roman" w:cs="Times New Roman"/>
-          <w:sz w:val="28"/>
-          <w:szCs w:val="28"/>
-        </w:rPr>
-      </w:pPr>
-      <w:r>
-        <w:rPr>
-          <w:rFonts w:ascii="Times New Roman" w:hAnsi="Times New Roman" w:cs="Times New Roman"/>
-          <w:sz w:val="28"/>
-          <w:szCs w:val="28"/>
-        </w:rPr>
-        <w:t>3.3.1. Анализ проблемы хардкода backend-адресов</w:t>
-      </w:r>
-    </w:p>
-    <w:p>
-      <w:pPr>
-        <w:spacing w:after="0" w:line="360" w:lineRule="auto"/>
-        <w:ind w:firstLine="709"/>
-        <w:jc w:val="both"/>
-        <w:rPr>
-          <w:rFonts w:ascii="Times New Roman" w:hAnsi="Times New Roman" w:cs="Times New Roman"/>
-          <w:sz w:val="28"/>
-          <w:szCs w:val="28"/>
-        </w:rPr>
-      </w:pPr>
-      <w:r>
-        <w:rPr>
-          <w:rFonts w:ascii="Times New Roman" w:hAnsi="Times New Roman" w:cs="Times New Roman"/>
-          <w:sz w:val="28"/>
-          <w:szCs w:val="28"/>
-        </w:rPr>
-        <w:t>3.3.2. Вынесение параметров окружения в env-файлы</w:t>
-      </w:r>
-    </w:p>
-    <w:p>
-      <w:pPr>
-        <w:spacing w:after="0" w:line="360" w:lineRule="auto"/>
-        <w:ind w:firstLine="709"/>
-        <w:jc w:val="both"/>
-        <w:rPr>
-          <w:rFonts w:ascii="Times New Roman" w:hAnsi="Times New Roman" w:cs="Times New Roman"/>
-          <w:sz w:val="28"/>
-          <w:szCs w:val="28"/>
-        </w:rPr>
-      </w:pPr>
-      <w:r>
-        <w:rPr>
-          <w:rFonts w:ascii="Times New Roman" w:hAnsi="Times New Roman" w:cs="Times New Roman"/>
-          <w:sz w:val="28"/>
-          <w:szCs w:val="28"/>
-        </w:rPr>
-        <w:t>3.3.3. Синхронизация формирования URL в dev-server и runtime</w:t>
-      </w:r>
+        <w:t xml:space="preserve">3.3. Доработка конфигурации запуска проекта в </w:t>
+      </w:r>
+      <w:proofErr w:type="spellStart"/>
+      <w:r>
+        <w:rPr>
+          <w:rFonts w:ascii="Times New Roman" w:hAnsi="Times New Roman" w:cs="Times New Roman"/>
+          <w:sz w:val="28"/>
+          <w:szCs w:val="28"/>
+        </w:rPr>
+        <w:t>dev</w:t>
+      </w:r>
+      <w:proofErr w:type="spellEnd"/>
+      <w:r>
+        <w:rPr>
+          <w:rFonts w:ascii="Times New Roman" w:hAnsi="Times New Roman" w:cs="Times New Roman"/>
+          <w:sz w:val="28"/>
+          <w:szCs w:val="28"/>
+        </w:rPr>
+        <w:t>-режиме</w:t>
+      </w:r>
+    </w:p>
+    <w:p>
+      <w:pPr>
+        <w:spacing w:after="0" w:line="360" w:lineRule="auto"/>
+        <w:ind w:firstLine="709"/>
+        <w:jc w:val="both"/>
+        <w:rPr>
+          <w:rFonts w:ascii="Times New Roman" w:hAnsi="Times New Roman" w:cs="Times New Roman"/>
+          <w:sz w:val="28"/>
+          <w:szCs w:val="28"/>
+        </w:rPr>
+      </w:pPr>
+      <w:r>
+        <w:rPr>
+          <w:rFonts w:ascii="Times New Roman" w:hAnsi="Times New Roman" w:cs="Times New Roman"/>
+          <w:sz w:val="28"/>
+          <w:szCs w:val="28"/>
+        </w:rPr>
+        <w:t xml:space="preserve">3.3.1. Анализ проблемы </w:t>
+      </w:r>
+      <w:proofErr w:type="spellStart"/>
+      <w:r>
+        <w:rPr>
+          <w:rFonts w:ascii="Times New Roman" w:hAnsi="Times New Roman" w:cs="Times New Roman"/>
+          <w:sz w:val="28"/>
+          <w:szCs w:val="28"/>
+        </w:rPr>
+        <w:t>хардкода</w:t>
+      </w:r>
+      <w:proofErr w:type="spellEnd"/>
+      <w:r>
+        <w:rPr>
+          <w:rFonts w:ascii="Times New Roman" w:hAnsi="Times New Roman" w:cs="Times New Roman"/>
+          <w:sz w:val="28"/>
+          <w:szCs w:val="28"/>
+        </w:rPr>
+        <w:t xml:space="preserve"> </w:t>
+      </w:r>
+      <w:proofErr w:type="spellStart"/>
+      <w:r>
+        <w:rPr>
+          <w:rFonts w:ascii="Times New Roman" w:hAnsi="Times New Roman" w:cs="Times New Roman"/>
+          <w:sz w:val="28"/>
+          <w:szCs w:val="28"/>
+        </w:rPr>
+        <w:t>backend</w:t>
+      </w:r>
+      <w:proofErr w:type="spellEnd"/>
+      <w:r>
+        <w:rPr>
+          <w:rFonts w:ascii="Times New Roman" w:hAnsi="Times New Roman" w:cs="Times New Roman"/>
+          <w:sz w:val="28"/>
+          <w:szCs w:val="28"/>
+        </w:rPr>
+        <w:t>-адресов</w:t>
+      </w:r>
+    </w:p>
+    <w:p>
+      <w:pPr>
+        <w:spacing w:after="0" w:line="360" w:lineRule="auto"/>
+        <w:ind w:firstLine="709"/>
+        <w:jc w:val="both"/>
+        <w:rPr>
+          <w:rFonts w:ascii="Times New Roman" w:hAnsi="Times New Roman" w:cs="Times New Roman"/>
+          <w:sz w:val="28"/>
+          <w:szCs w:val="28"/>
+        </w:rPr>
+      </w:pPr>
+      <w:r>
+        <w:rPr>
+          <w:rFonts w:ascii="Times New Roman" w:hAnsi="Times New Roman" w:cs="Times New Roman"/>
+          <w:sz w:val="28"/>
+          <w:szCs w:val="28"/>
+        </w:rPr>
+        <w:t xml:space="preserve">3.3.2. Вынесение параметров окружения в </w:t>
+      </w:r>
+      <w:proofErr w:type="spellStart"/>
+      <w:r>
+        <w:rPr>
+          <w:rFonts w:ascii="Times New Roman" w:hAnsi="Times New Roman" w:cs="Times New Roman"/>
+          <w:sz w:val="28"/>
+          <w:szCs w:val="28"/>
+        </w:rPr>
+        <w:t>env</w:t>
+      </w:r>
+      <w:proofErr w:type="spellEnd"/>
+      <w:r>
+        <w:rPr>
+          <w:rFonts w:ascii="Times New Roman" w:hAnsi="Times New Roman" w:cs="Times New Roman"/>
+          <w:sz w:val="28"/>
+          <w:szCs w:val="28"/>
+        </w:rPr>
+        <w:t>-файлы</w:t>
+      </w:r>
+    </w:p>
+    <w:p>
+      <w:pPr>
+        <w:spacing w:after="0" w:line="360" w:lineRule="auto"/>
+        <w:ind w:firstLine="709"/>
+        <w:jc w:val="both"/>
+        <w:rPr>
+          <w:rFonts w:ascii="Times New Roman" w:hAnsi="Times New Roman" w:cs="Times New Roman"/>
+          <w:sz w:val="28"/>
+          <w:szCs w:val="28"/>
+        </w:rPr>
+      </w:pPr>
+      <w:r>
+        <w:rPr>
+          <w:rFonts w:ascii="Times New Roman" w:hAnsi="Times New Roman" w:cs="Times New Roman"/>
+          <w:sz w:val="28"/>
+          <w:szCs w:val="28"/>
+        </w:rPr>
+        <w:t xml:space="preserve">3.3.3. Синхронизация формирования URL в </w:t>
+      </w:r>
+      <w:proofErr w:type="spellStart"/>
+      <w:r>
+        <w:rPr>
+          <w:rFonts w:ascii="Times New Roman" w:hAnsi="Times New Roman" w:cs="Times New Roman"/>
+          <w:sz w:val="28"/>
+          <w:szCs w:val="28"/>
+        </w:rPr>
+        <w:t>dev-server</w:t>
+      </w:r>
+      <w:proofErr w:type="spellEnd"/>
+      <w:r>
+        <w:rPr>
+          <w:rFonts w:ascii="Times New Roman" w:hAnsi="Times New Roman" w:cs="Times New Roman"/>
+          <w:sz w:val="28"/>
+          <w:szCs w:val="28"/>
+        </w:rPr>
+        <w:t xml:space="preserve"> и </w:t>
+      </w:r>
+      <w:proofErr w:type="spellStart"/>
+      <w:r>
+        <w:rPr>
+          <w:rFonts w:ascii="Times New Roman" w:hAnsi="Times New Roman" w:cs="Times New Roman"/>
+          <w:sz w:val="28"/>
+          <w:szCs w:val="28"/>
+        </w:rPr>
+        <w:t>runtime</w:t>
+      </w:r>
+      <w:proofErr w:type="spellEnd"/>
     </w:p>
     <w:p>
       <w:pPr>
@@ -600,48 +818,112 @@
           <w:sz w:val="28"/>
           <w:szCs w:val="28"/>
         </w:rPr>
-        <w:t>3.4.2. Реализация глобального состояния goose-модулей</w:t>
-      </w:r>
-    </w:p>
-    <w:p>
-      <w:pPr>
-        <w:spacing w:after="0" w:line="360" w:lineRule="auto"/>
-        <w:ind w:firstLine="709"/>
-        <w:jc w:val="both"/>
-        <w:rPr>
-          <w:rFonts w:ascii="Times New Roman" w:hAnsi="Times New Roman" w:cs="Times New Roman"/>
-          <w:sz w:val="28"/>
-          <w:szCs w:val="28"/>
-        </w:rPr>
-      </w:pPr>
-      <w:r>
-        <w:rPr>
-          <w:rFonts w:ascii="Times New Roman" w:hAnsi="Times New Roman" w:cs="Times New Roman"/>
-          <w:sz w:val="28"/>
-          <w:szCs w:val="28"/>
-        </w:rPr>
-        <w:t>3.4.3. Синхронизация UI-кнопки mute и аппаратной индикации</w:t>
-      </w:r>
-    </w:p>
-    <w:p>
-      <w:pPr>
-        <w:spacing w:after="0" w:line="360" w:lineRule="auto"/>
-        <w:ind w:firstLine="709"/>
-        <w:jc w:val="both"/>
-        <w:rPr>
-          <w:rFonts w:ascii="Times New Roman" w:hAnsi="Times New Roman" w:cs="Times New Roman"/>
-          <w:sz w:val="28"/>
-          <w:szCs w:val="28"/>
-        </w:rPr>
-      </w:pPr>
-      <w:r>
-        <w:rPr>
-          <w:rFonts w:ascii="Times New Roman" w:hAnsi="Times New Roman" w:cs="Times New Roman"/>
-          <w:sz w:val="28"/>
-          <w:szCs w:val="28"/>
-        </w:rPr>
-        <w:t>3.4.4. Особенности режимов stateful и push-to-talk</w:t>
-      </w:r>
+        <w:t xml:space="preserve">3.4.2. Реализация глобального состояния </w:t>
+      </w:r>
+      <w:proofErr w:type="spellStart"/>
+      <w:r>
+        <w:rPr>
+          <w:rFonts w:ascii="Times New Roman" w:hAnsi="Times New Roman" w:cs="Times New Roman"/>
+          <w:sz w:val="28"/>
+          <w:szCs w:val="28"/>
+        </w:rPr>
+        <w:t>goose</w:t>
+      </w:r>
+      <w:proofErr w:type="spellEnd"/>
+      <w:r>
+        <w:rPr>
+          <w:rFonts w:ascii="Times New Roman" w:hAnsi="Times New Roman" w:cs="Times New Roman"/>
+          <w:sz w:val="28"/>
+          <w:szCs w:val="28"/>
+        </w:rPr>
+        <w:t>-модулей</w:t>
+      </w:r>
+    </w:p>
+    <w:p>
+      <w:pPr>
+        <w:spacing w:after="0" w:line="360" w:lineRule="auto"/>
+        <w:ind w:firstLine="709"/>
+        <w:jc w:val="both"/>
+        <w:rPr>
+          <w:rFonts w:ascii="Times New Roman" w:hAnsi="Times New Roman" w:cs="Times New Roman"/>
+          <w:sz w:val="28"/>
+          <w:szCs w:val="28"/>
+        </w:rPr>
+      </w:pPr>
+      <w:r>
+        <w:rPr>
+          <w:rFonts w:ascii="Times New Roman" w:hAnsi="Times New Roman" w:cs="Times New Roman"/>
+          <w:sz w:val="28"/>
+          <w:szCs w:val="28"/>
+        </w:rPr>
+        <w:t xml:space="preserve">3.4.3. Синхронизация UI-кнопки </w:t>
+      </w:r>
+      <w:proofErr w:type="spellStart"/>
+      <w:r>
+        <w:rPr>
+          <w:rFonts w:ascii="Times New Roman" w:hAnsi="Times New Roman" w:cs="Times New Roman"/>
+          <w:sz w:val="28"/>
+          <w:szCs w:val="28"/>
+        </w:rPr>
+        <w:t>mute</w:t>
+      </w:r>
+      <w:proofErr w:type="spellEnd"/>
+      <w:r>
+        <w:rPr>
+          <w:rFonts w:ascii="Times New Roman" w:hAnsi="Times New Roman" w:cs="Times New Roman"/>
+          <w:sz w:val="28"/>
+          <w:szCs w:val="28"/>
+        </w:rPr>
+        <w:t xml:space="preserve"> и аппаратной индикации</w:t>
+      </w:r>
+    </w:p>
+    <w:p>
+      <w:pPr>
+        <w:spacing w:after="0" w:line="360" w:lineRule="auto"/>
+        <w:ind w:firstLine="709"/>
+        <w:jc w:val="both"/>
+        <w:rPr>
+          <w:rFonts w:ascii="Times New Roman" w:hAnsi="Times New Roman" w:cs="Times New Roman"/>
+          <w:sz w:val="28"/>
+          <w:szCs w:val="28"/>
+        </w:rPr>
+      </w:pPr>
+      <w:r>
+        <w:rPr>
+          <w:rFonts w:ascii="Times New Roman" w:hAnsi="Times New Roman" w:cs="Times New Roman"/>
+          <w:sz w:val="28"/>
+          <w:szCs w:val="28"/>
+        </w:rPr>
+        <w:t xml:space="preserve">3.4.4. Особенности режимов </w:t>
+      </w:r>
+      <w:proofErr w:type="spellStart"/>
+      <w:r>
+        <w:rPr>
+          <w:rFonts w:ascii="Times New Roman" w:hAnsi="Times New Roman" w:cs="Times New Roman"/>
+          <w:sz w:val="28"/>
+          <w:szCs w:val="28"/>
+        </w:rPr>
+        <w:t>stateful</w:t>
+      </w:r>
+      <w:proofErr w:type="spellEnd"/>
+      <w:r>
+        <w:rPr>
+          <w:rFonts w:ascii="Times New Roman" w:hAnsi="Times New Roman" w:cs="Times New Roman"/>
+          <w:sz w:val="28"/>
+          <w:szCs w:val="28"/>
+        </w:rPr>
+        <w:t xml:space="preserve"> и </w:t>
+      </w:r>
+      <w:proofErr w:type="spellStart"/>
+      <w:r>
+        <w:rPr>
+          <w:rFonts w:ascii="Times New Roman" w:hAnsi="Times New Roman" w:cs="Times New Roman"/>
+          <w:sz w:val="28"/>
+          <w:szCs w:val="28"/>
+        </w:rPr>
+        <w:t>push-to-talk</w:t>
+      </w:r>
+      <w:proofErr w:type="spellEnd"/>
     </w:p>
     <w:p>
       <w:pPr>
@@ -720,7 +1002,25 @@
           <w:sz w:val="28"/>
           <w:szCs w:val="28"/>
         </w:rPr>
-        <w:t>3.5.3. Анализ задач по SIP-аккаунтам и шаренным линиям</w:t>
+        <w:t xml:space="preserve">3.5.3. Анализ задач по SIP-аккаунтам и </w:t>
+      </w:r>
+      <w:proofErr w:type="spellStart"/>
+      <w:r>
+        <w:rPr>
+          <w:rFonts w:ascii="Times New Roman" w:hAnsi="Times New Roman" w:cs="Times New Roman"/>
+          <w:sz w:val="28"/>
+          <w:szCs w:val="28"/>
+        </w:rPr>
+        <w:t>шаренным</w:t>
+      </w:r>
+      <w:proofErr w:type="spellEnd"/>
+      <w:r>
+        <w:rPr>
+          <w:rFonts w:ascii="Times New Roman" w:hAnsi="Times New Roman" w:cs="Times New Roman"/>
+          <w:sz w:val="28"/>
+          <w:szCs w:val="28"/>
+        </w:rPr>
+        <w:t xml:space="preserve"> линиям</w:t>
       </w:r>
     </w:p>
     <w:p>
@@ -884,7 +1184,43 @@
           <w:sz w:val="28"/>
           <w:szCs w:val="28"/>
         </w:rPr>
-        <w:t>3.6.4. Проверка пользовательских сценариев в web/electron-сборке</w:t>
+        <w:t xml:space="preserve">3.6.4. Проверка пользовательских сценариев в </w:t>
+      </w:r>
+      <w:proofErr w:type="spellStart"/>
+      <w:r>
+        <w:rPr>
+          <w:rFonts w:ascii="Times New Roman" w:hAnsi="Times New Roman" w:cs="Times New Roman"/>
+          <w:sz w:val="28"/>
+          <w:szCs w:val="28"/>
+        </w:rPr>
+        <w:t>web</w:t>
+      </w:r>
+      <w:proofErr w:type="spellEnd"/>
+      <w:r>
+        <w:rPr>
+          <w:rFonts w:ascii="Times New Roman" w:hAnsi="Times New Roman" w:cs="Times New Roman"/>
+          <w:sz w:val="28"/>
+          <w:szCs w:val="28"/>
+        </w:rPr>
+        <w:t>/</w:t>
+      </w:r>
+      <w:proofErr w:type="spellStart"/>
+      <w:r>
+        <w:rPr>
+          <w:rFonts w:ascii="Times New Roman" w:hAnsi="Times New Roman" w:cs="Times New Roman"/>
+          <w:sz w:val="28"/>
+          <w:szCs w:val="28"/>
+        </w:rPr>
+        <w:t>electron</w:t>
+      </w:r>
+      <w:proofErr w:type="spellEnd"/>
+      <w:r>
+        <w:rPr>
+          <w:rFonts w:ascii="Times New Roman" w:hAnsi="Times New Roman" w:cs="Times New Roman"/>
+          <w:sz w:val="28"/>
+          <w:szCs w:val="28"/>
+        </w:rPr>
+        <w:t>-сборке</w:t>
       </w:r>
     </w:p>
     <w:p>
@@ -1062,67 +1398,355 @@
           <w:sz w:val="28"/>
           <w:szCs w:val="28"/>
         </w:rPr>
-        <w:t xml:space="preserve"> в ООО «САТЕЛ» на должности младшего frontend-разработчика. Компания занимается разработкой программных и аппаратных решений в области унифицированных коммуникаций, корпоративной телефонии и специализированных пользовательских интерфейсов. В период практики основное внимание было уделено участию в разработке и сопровождении frontend-части программного продукта «Дилинговый пульт РТУ».</w:t>
-      </w:r>
-    </w:p>
-    <w:p>
-      <w:pPr>
-        <w:spacing w:after="0" w:line="360" w:lineRule="auto"/>
-        <w:ind w:firstLine="709"/>
-        <w:jc w:val="both"/>
-        <w:rPr>
-          <w:rFonts w:ascii="Times New Roman" w:hAnsi="Times New Roman" w:cs="Times New Roman"/>
-          <w:sz w:val="28"/>
-          <w:szCs w:val="28"/>
-        </w:rPr>
-      </w:pPr>
-      <w:r>
-        <w:rPr>
-          <w:rFonts w:ascii="Times New Roman" w:hAnsi="Times New Roman" w:cs="Times New Roman"/>
-          <w:sz w:val="28"/>
-          <w:szCs w:val="28"/>
-        </w:rPr>
-        <w:t>Целью прохождения практики является закрепление и развитие профессиональных знаний, умений и навыков в области frontend-разработки путем выполнения практических задач в рамках реального программного продукта.</w:t>
-      </w:r>
-    </w:p>
-    <w:p>
-      <w:pPr>
-        <w:spacing w:after="0" w:line="360" w:lineRule="auto"/>
-        <w:ind w:firstLine="709"/>
-        <w:jc w:val="both"/>
-        <w:rPr>
-          <w:rFonts w:ascii="Times New Roman" w:hAnsi="Times New Roman" w:cs="Times New Roman"/>
-          <w:sz w:val="28"/>
-          <w:szCs w:val="28"/>
-        </w:rPr>
-      </w:pPr>
-      <w:r>
-        <w:rPr>
-          <w:rFonts w:ascii="Times New Roman" w:hAnsi="Times New Roman" w:cs="Times New Roman"/>
-          <w:sz w:val="28"/>
-          <w:szCs w:val="28"/>
-        </w:rPr>
-        <w:t>Объектом практики является процесс разработки и сопровождения frontend-части программного продукта ООО «САТЕЛ». Предметом практики являются методы и инструменты создания пользовательского интерфейса, работы с компонентной архитектурой, состояниями приложения, конфигурацией окружений и тестированием frontend-модулей.</w:t>
-      </w:r>
-    </w:p>
-    <w:p>
-      <w:pPr>
-        <w:spacing w:after="0" w:line="360" w:lineRule="auto"/>
-        <w:ind w:firstLine="709"/>
-        <w:jc w:val="both"/>
-        <w:rPr>
-          <w:rFonts w:ascii="Times New Roman" w:hAnsi="Times New Roman" w:cs="Times New Roman"/>
-          <w:sz w:val="28"/>
-          <w:szCs w:val="28"/>
-        </w:rPr>
-      </w:pPr>
-      <w:r>
-        <w:rPr>
-          <w:rFonts w:ascii="Times New Roman" w:hAnsi="Times New Roman" w:cs="Times New Roman"/>
-          <w:sz w:val="28"/>
-          <w:szCs w:val="28"/>
-        </w:rPr>
-        <w:t>В ходе практики использовались современные технологии и инструменты frontend-разработки: Vue 3, TypeScript, Vite, Pinia, Tailwind CSS, Storybook, Git, GitLab, Jira, Figma, а также средства локального тестирования и отладки. Работа выполнялась в рамках командного процесса: от анализа задачи и изучения требований до реализации, проверки, оформления результата и передачи изменений на ревью.</w:t>
+        <w:t xml:space="preserve"> в ООО «САТЕЛ» на должности младшего </w:t>
+      </w:r>
+      <w:proofErr w:type="spellStart"/>
+      <w:r>
+        <w:rPr>
+          <w:rFonts w:ascii="Times New Roman" w:hAnsi="Times New Roman" w:cs="Times New Roman"/>
+          <w:sz w:val="28"/>
+          <w:szCs w:val="28"/>
+        </w:rPr>
+        <w:t>frontend</w:t>
+      </w:r>
+      <w:proofErr w:type="spellEnd"/>
+      <w:r>
+        <w:rPr>
+          <w:rFonts w:ascii="Times New Roman" w:hAnsi="Times New Roman" w:cs="Times New Roman"/>
+          <w:sz w:val="28"/>
+          <w:szCs w:val="28"/>
+        </w:rPr>
+        <w:t xml:space="preserve">-разработчика. Компания занимается разработкой программных и аппаратных решений в области унифицированных коммуникаций, корпоративной телефонии и специализированных пользовательских интерфейсов. В период практики основное внимание было уделено участию в разработке и сопровождении </w:t>
+      </w:r>
+      <w:proofErr w:type="spellStart"/>
+      <w:r>
+        <w:rPr>
+          <w:rFonts w:ascii="Times New Roman" w:hAnsi="Times New Roman" w:cs="Times New Roman"/>
+          <w:sz w:val="28"/>
+          <w:szCs w:val="28"/>
+        </w:rPr>
+        <w:t>frontend</w:t>
+      </w:r>
+      <w:proofErr w:type="spellEnd"/>
+      <w:r>
+        <w:rPr>
+          <w:rFonts w:ascii="Times New Roman" w:hAnsi="Times New Roman" w:cs="Times New Roman"/>
+          <w:sz w:val="28"/>
+          <w:szCs w:val="28"/>
+        </w:rPr>
+        <w:t>-части программного продукта «Дилинговый пульт РТУ».</w:t>
+      </w:r>
+    </w:p>
+    <w:p>
+      <w:pPr>
+        <w:spacing w:after="0" w:line="360" w:lineRule="auto"/>
+        <w:ind w:firstLine="709"/>
+        <w:jc w:val="both"/>
+        <w:rPr>
+          <w:rFonts w:ascii="Times New Roman" w:hAnsi="Times New Roman" w:cs="Times New Roman"/>
+          <w:sz w:val="28"/>
+          <w:szCs w:val="28"/>
+        </w:rPr>
+      </w:pPr>
+      <w:r>
+        <w:rPr>
+          <w:rFonts w:ascii="Times New Roman" w:hAnsi="Times New Roman" w:cs="Times New Roman"/>
+          <w:sz w:val="28"/>
+          <w:szCs w:val="28"/>
+        </w:rPr>
+        <w:t xml:space="preserve">Целью прохождения практики является закрепление и развитие профессиональных знаний, умений и навыков в области </w:t>
+      </w:r>
+      <w:proofErr w:type="spellStart"/>
+      <w:r>
+        <w:rPr>
+          <w:rFonts w:ascii="Times New Roman" w:hAnsi="Times New Roman" w:cs="Times New Roman"/>
+          <w:sz w:val="28"/>
+          <w:szCs w:val="28"/>
+        </w:rPr>
+        <w:t>frontend</w:t>
+      </w:r>
+      <w:proofErr w:type="spellEnd"/>
+      <w:r>
+        <w:rPr>
+          <w:rFonts w:ascii="Times New Roman" w:hAnsi="Times New Roman" w:cs="Times New Roman"/>
+          <w:sz w:val="28"/>
+          <w:szCs w:val="28"/>
+        </w:rPr>
+        <w:t>-разработки путем выполнения практических задач в рамках реального программного продукта.</w:t>
+      </w:r>
+    </w:p>
+    <w:p>
+      <w:pPr>
+        <w:spacing w:after="0" w:line="360" w:lineRule="auto"/>
+        <w:ind w:firstLine="709"/>
+        <w:jc w:val="both"/>
+        <w:rPr>
+          <w:rFonts w:ascii="Times New Roman" w:hAnsi="Times New Roman" w:cs="Times New Roman"/>
+          <w:sz w:val="28"/>
+          <w:szCs w:val="28"/>
+        </w:rPr>
+      </w:pPr>
+      <w:r>
+        <w:rPr>
+          <w:rFonts w:ascii="Times New Roman" w:hAnsi="Times New Roman" w:cs="Times New Roman"/>
+          <w:sz w:val="28"/>
+          <w:szCs w:val="28"/>
+        </w:rPr>
+        <w:t xml:space="preserve">Объектом практики является процесс разработки и сопровождения </w:t>
+      </w:r>
+      <w:proofErr w:type="spellStart"/>
+      <w:r>
+        <w:rPr>
+          <w:rFonts w:ascii="Times New Roman" w:hAnsi="Times New Roman" w:cs="Times New Roman"/>
+          <w:sz w:val="28"/>
+          <w:szCs w:val="28"/>
+        </w:rPr>
+        <w:t>frontend</w:t>
+      </w:r>
+      <w:proofErr w:type="spellEnd"/>
+      <w:r>
+        <w:rPr>
+          <w:rFonts w:ascii="Times New Roman" w:hAnsi="Times New Roman" w:cs="Times New Roman"/>
+          <w:sz w:val="28"/>
+          <w:szCs w:val="28"/>
+        </w:rPr>
+        <w:t xml:space="preserve">-части программного продукта ООО «САТЕЛ». Предметом практики являются методы и инструменты создания пользовательского интерфейса, работы с компонентной архитектурой, состояниями приложения, конфигурацией окружений и тестированием </w:t>
+      </w:r>
+      <w:proofErr w:type="spellStart"/>
+      <w:r>
+        <w:rPr>
+          <w:rFonts w:ascii="Times New Roman" w:hAnsi="Times New Roman" w:cs="Times New Roman"/>
+          <w:sz w:val="28"/>
+          <w:szCs w:val="28"/>
+        </w:rPr>
+        <w:t>frontend</w:t>
+      </w:r>
+      <w:proofErr w:type="spellEnd"/>
+      <w:r>
+        <w:rPr>
+          <w:rFonts w:ascii="Times New Roman" w:hAnsi="Times New Roman" w:cs="Times New Roman"/>
+          <w:sz w:val="28"/>
+          <w:szCs w:val="28"/>
+        </w:rPr>
+        <w:t>-модулей.</w:t>
+      </w:r>
+    </w:p>
+    <w:p>
+      <w:pPr>
+        <w:spacing w:after="0" w:line="360" w:lineRule="auto"/>
+        <w:ind w:firstLine="709"/>
+        <w:jc w:val="both"/>
+        <w:rPr>
+          <w:rFonts w:ascii="Times New Roman" w:hAnsi="Times New Roman" w:cs="Times New Roman"/>
+          <w:sz w:val="28"/>
+          <w:szCs w:val="28"/>
+        </w:rPr>
+      </w:pPr>
+      <w:r>
+        <w:rPr>
+          <w:rFonts w:ascii="Times New Roman" w:hAnsi="Times New Roman" w:cs="Times New Roman"/>
+          <w:sz w:val="28"/>
+          <w:szCs w:val="28"/>
+        </w:rPr>
+        <w:t xml:space="preserve">В ходе практики использовались современные технологии и инструменты </w:t>
+      </w:r>
+      <w:proofErr w:type="spellStart"/>
+      <w:r>
+        <w:rPr>
+          <w:rFonts w:ascii="Times New Roman" w:hAnsi="Times New Roman" w:cs="Times New Roman"/>
+          <w:sz w:val="28"/>
+          <w:szCs w:val="28"/>
+        </w:rPr>
+        <w:t>frontend</w:t>
+      </w:r>
+      <w:proofErr w:type="spellEnd"/>
+      <w:r>
+        <w:rPr>
+          <w:rFonts w:ascii="Times New Roman" w:hAnsi="Times New Roman" w:cs="Times New Roman"/>
+          <w:sz w:val="28"/>
+          <w:szCs w:val="28"/>
+        </w:rPr>
+        <w:t xml:space="preserve">-разработки: </w:t>
+      </w:r>
+      <w:proofErr w:type="spellStart"/>
+      <w:r>
+        <w:rPr>
+          <w:rFonts w:ascii="Times New Roman" w:hAnsi="Times New Roman" w:cs="Times New Roman"/>
+          <w:sz w:val="28"/>
+          <w:szCs w:val="28"/>
+        </w:rPr>
+        <w:t>Vue</w:t>
+      </w:r>
+      <w:proofErr w:type="spellEnd"/>
+      <w:r>
+        <w:rPr>
+          <w:rFonts w:ascii="Times New Roman" w:hAnsi="Times New Roman" w:cs="Times New Roman"/>
+          <w:sz w:val="28"/>
+          <w:szCs w:val="28"/>
+        </w:rPr>
+        <w:t xml:space="preserve"> 3, </w:t>
+      </w:r>
+      <w:proofErr w:type="spellStart"/>
+      <w:r>
+        <w:rPr>
+          <w:rFonts w:ascii="Times New Roman" w:hAnsi="Times New Roman" w:cs="Times New Roman"/>
+          <w:sz w:val="28"/>
+          <w:szCs w:val="28"/>
+        </w:rPr>
+        <w:t>TypeScript</w:t>
+      </w:r>
+      <w:proofErr w:type="spellEnd"/>
+      <w:r>
+        <w:rPr>
+          <w:rFonts w:ascii="Times New Roman" w:hAnsi="Times New Roman" w:cs="Times New Roman"/>
+          <w:sz w:val="28"/>
+          <w:szCs w:val="28"/>
+        </w:rPr>
+        <w:t xml:space="preserve">, </w:t>
+      </w:r>
+      <w:proofErr w:type="spellStart"/>
+      <w:r>
+        <w:rPr>
+          <w:rFonts w:ascii="Times New Roman" w:hAnsi="Times New Roman" w:cs="Times New Roman"/>
+          <w:sz w:val="28"/>
+          <w:szCs w:val="28"/>
+        </w:rPr>
+        <w:t>Vite</w:t>
+      </w:r>
+      <w:proofErr w:type="spellEnd"/>
+      <w:r>
+        <w:rPr>
+          <w:rFonts w:ascii="Times New Roman" w:hAnsi="Times New Roman" w:cs="Times New Roman"/>
+          <w:sz w:val="28"/>
+          <w:szCs w:val="28"/>
+        </w:rPr>
+        <w:t xml:space="preserve">, </w:t>
+      </w:r>
+      <w:proofErr w:type="spellStart"/>
+      <w:r>
+        <w:rPr>
+          <w:rFonts w:ascii="Times New Roman" w:hAnsi="Times New Roman" w:cs="Times New Roman"/>
+          <w:sz w:val="28"/>
+          <w:szCs w:val="28"/>
+        </w:rPr>
+        <w:t>Pinia</w:t>
+      </w:r>
+      <w:proofErr w:type="spellEnd"/>
+      <w:r>
+        <w:rPr>
+          <w:rFonts w:ascii="Times New Roman" w:hAnsi="Times New Roman" w:cs="Times New Roman"/>
+          <w:sz w:val="28"/>
+          <w:szCs w:val="28"/>
+        </w:rPr>
+        <w:t xml:space="preserve">, </w:t>
+      </w:r>
+      <w:proofErr w:type="spellStart"/>
+      <w:r>
+        <w:rPr>
+          <w:rFonts w:ascii="Times New Roman" w:hAnsi="Times New Roman" w:cs="Times New Roman"/>
+          <w:sz w:val="28"/>
+          <w:szCs w:val="28"/>
+        </w:rPr>
+        <w:t>Tailwind</w:t>
+      </w:r>
+      <w:proofErr w:type="spellEnd"/>
+      <w:r>
+        <w:rPr>
+          <w:rFonts w:ascii="Times New Roman" w:hAnsi="Times New Roman" w:cs="Times New Roman"/>
+          <w:sz w:val="28"/>
+          <w:szCs w:val="28"/>
+        </w:rPr>
+        <w:t xml:space="preserve"> CSS, </w:t>
+      </w:r>
+      <w:proofErr w:type="spellStart"/>
+      <w:r>
+        <w:rPr>
+          <w:rFonts w:ascii="Times New Roman" w:hAnsi="Times New Roman" w:cs="Times New Roman"/>
+          <w:sz w:val="28"/>
+          <w:szCs w:val="28"/>
+        </w:rPr>
+        <w:t>Storybook</w:t>
+      </w:r>
+      <w:proofErr w:type="spellEnd"/>
+      <w:r>
+        <w:rPr>
+          <w:rFonts w:ascii="Times New Roman" w:hAnsi="Times New Roman" w:cs="Times New Roman"/>
+          <w:sz w:val="28"/>
+          <w:szCs w:val="28"/>
+        </w:rPr>
+        <w:t xml:space="preserve">, </w:t>
+      </w:r>
+      <w:proofErr w:type="spellStart"/>
+      <w:r>
+        <w:rPr>
+          <w:rFonts w:ascii="Times New Roman" w:hAnsi="Times New Roman" w:cs="Times New Roman"/>
+          <w:sz w:val="28"/>
+          <w:szCs w:val="28"/>
+        </w:rPr>
+        <w:t>Git</w:t>
+      </w:r>
+      <w:proofErr w:type="spellEnd"/>
+      <w:r>
+        <w:rPr>
+          <w:rFonts w:ascii="Times New Roman" w:hAnsi="Times New Roman" w:cs="Times New Roman"/>
+          <w:sz w:val="28"/>
+          <w:szCs w:val="28"/>
+        </w:rPr>
+        <w:t xml:space="preserve">, </w:t>
+      </w:r>
+      <w:proofErr w:type="spellStart"/>
+      <w:r>
+        <w:rPr>
+          <w:rFonts w:ascii="Times New Roman" w:hAnsi="Times New Roman" w:cs="Times New Roman"/>
+          <w:sz w:val="28"/>
+          <w:szCs w:val="28"/>
+        </w:rPr>
+        <w:t>GitLab</w:t>
+      </w:r>
+      <w:proofErr w:type="spellEnd"/>
+      <w:r>
+        <w:rPr>
+          <w:rFonts w:ascii="Times New Roman" w:hAnsi="Times New Roman" w:cs="Times New Roman"/>
+          <w:sz w:val="28"/>
+          <w:szCs w:val="28"/>
+        </w:rPr>
+        <w:t xml:space="preserve">, </w:t>
+      </w:r>
+      <w:proofErr w:type="spellStart"/>
+      <w:r>
+        <w:rPr>
+          <w:rFonts w:ascii="Times New Roman" w:hAnsi="Times New Roman" w:cs="Times New Roman"/>
+          <w:sz w:val="28"/>
+          <w:szCs w:val="28"/>
+        </w:rPr>
+        <w:t>Jira</w:t>
+      </w:r>
+      <w:proofErr w:type="spellEnd"/>
+      <w:r>
+        <w:rPr>
+          <w:rFonts w:ascii="Times New Roman" w:hAnsi="Times New Roman" w:cs="Times New Roman"/>
+          <w:sz w:val="28"/>
+          <w:szCs w:val="28"/>
+        </w:rPr>
+        <w:t xml:space="preserve">, </w:t>
+      </w:r>
+      <w:proofErr w:type="spellStart"/>
+      <w:r>
+        <w:rPr>
+          <w:rFonts w:ascii="Times New Roman" w:hAnsi="Times New Roman" w:cs="Times New Roman"/>
+          <w:sz w:val="28"/>
+          <w:szCs w:val="28"/>
+        </w:rPr>
+        <w:t>Figma</w:t>
+      </w:r>
+      <w:proofErr w:type="spellEnd"/>
+      <w:r>
+        <w:rPr>
+          <w:rFonts w:ascii="Times New Roman" w:hAnsi="Times New Roman" w:cs="Times New Roman"/>
+          <w:sz w:val="28"/>
+          <w:szCs w:val="28"/>
+        </w:rPr>
+        <w:t>, а также средства локального тестирования и отладки. Работа выполнялась в рамках командного процесса: от анализа задачи и изучения требований до реализации, проверки, оформления результата и передачи изменений на ревью.</w:t>
       </w:r>
     </w:p>
     <w:p>
@@ -1301,7 +1925,25 @@
           <w:sz w:val="28"/>
           <w:szCs w:val="28"/>
         </w:rPr>
-        <w:t xml:space="preserve">В период прохождения практики моя деятельность была связана с frontend-разработкой программных продуктов компании. Основное внимание было уделено изучению и доработке пользовательских интерфейсов, используемых в продуктах линейки РТУ. </w:t>
+        <w:t xml:space="preserve">В период прохождения практики моя деятельность была связана с </w:t>
+      </w:r>
+      <w:proofErr w:type="spellStart"/>
+      <w:r>
+        <w:rPr>
+          <w:rFonts w:ascii="Times New Roman" w:hAnsi="Times New Roman" w:cs="Times New Roman"/>
+          <w:sz w:val="28"/>
+          <w:szCs w:val="28"/>
+        </w:rPr>
+        <w:t>frontend</w:t>
+      </w:r>
+      <w:proofErr w:type="spellEnd"/>
+      <w:r>
+        <w:rPr>
+          <w:rFonts w:ascii="Times New Roman" w:hAnsi="Times New Roman" w:cs="Times New Roman"/>
+          <w:sz w:val="28"/>
+          <w:szCs w:val="28"/>
+        </w:rPr>
+        <w:t xml:space="preserve">-разработкой программных продуктов компании. Основное внимание было уделено изучению и доработке пользовательских интерфейсов, используемых в продуктах линейки РТУ. </w:t>
       </w:r>
     </w:p>
     <w:p>
@@ -1455,7 +2097,43 @@
           <w:sz w:val="28"/>
           <w:szCs w:val="28"/>
         </w:rPr>
-        <w:t>В продуктовую линейку ООО «САТЕЛ» входят решения для корпоративных коммуникаций и промышленных задач. На официальном сайте среди программных продуктов указаны РТУ, РТУ-Коннект, РТУ-Атмосфера, ZIAX, СИЗАР, СОВА, VizorLabs, СМАРТ-решения, Энербас и другие продукты.</w:t>
+        <w:t xml:space="preserve">В продуктовую линейку ООО «САТЕЛ» входят решения для корпоративных коммуникаций и промышленных задач. На официальном сайте среди программных продуктов указаны РТУ, РТУ-Коннект, РТУ-Атмосфера, ZIAX, СИЗАР, СОВА, </w:t>
+      </w:r>
+      <w:proofErr w:type="spellStart"/>
+      <w:r>
+        <w:rPr>
+          <w:rFonts w:ascii="Times New Roman" w:hAnsi="Times New Roman" w:cs="Times New Roman"/>
+          <w:sz w:val="28"/>
+          <w:szCs w:val="28"/>
+        </w:rPr>
+        <w:t>VizorLabs</w:t>
+      </w:r>
+      <w:proofErr w:type="spellEnd"/>
+      <w:r>
+        <w:rPr>
+          <w:rFonts w:ascii="Times New Roman" w:hAnsi="Times New Roman" w:cs="Times New Roman"/>
+          <w:sz w:val="28"/>
+          <w:szCs w:val="28"/>
+        </w:rPr>
+        <w:t xml:space="preserve">, СМАРТ-решения, </w:t>
+      </w:r>
+      <w:proofErr w:type="spellStart"/>
+      <w:r>
+        <w:rPr>
+          <w:rFonts w:ascii="Times New Roman" w:hAnsi="Times New Roman" w:cs="Times New Roman"/>
+          <w:sz w:val="28"/>
+          <w:szCs w:val="28"/>
+        </w:rPr>
+        <w:t>Энербас</w:t>
+      </w:r>
+      <w:proofErr w:type="spellEnd"/>
+      <w:r>
+        <w:rPr>
+          <w:rFonts w:ascii="Times New Roman" w:hAnsi="Times New Roman" w:cs="Times New Roman"/>
+          <w:sz w:val="28"/>
+          <w:szCs w:val="28"/>
+        </w:rPr>
+        <w:t xml:space="preserve"> и другие продукты.</w:t>
       </w:r>
     </w:p>
     <w:p>
@@ -1598,7 +2276,25 @@
           <w:sz w:val="28"/>
           <w:szCs w:val="28"/>
         </w:rPr>
-        <w:t xml:space="preserve">В рамках практики рассматривался один из frontend-продуктов экосистемы РТУ </w:t>
+        <w:t xml:space="preserve">В рамках практики рассматривался один из </w:t>
+      </w:r>
+      <w:proofErr w:type="spellStart"/>
+      <w:r>
+        <w:rPr>
+          <w:rFonts w:ascii="Times New Roman" w:hAnsi="Times New Roman" w:cs="Times New Roman"/>
+          <w:sz w:val="28"/>
+          <w:szCs w:val="28"/>
+        </w:rPr>
+        <w:t>frontend</w:t>
+      </w:r>
+      <w:proofErr w:type="spellEnd"/>
+      <w:r>
+        <w:rPr>
+          <w:rFonts w:ascii="Times New Roman" w:hAnsi="Times New Roman" w:cs="Times New Roman"/>
+          <w:sz w:val="28"/>
+          <w:szCs w:val="28"/>
+        </w:rPr>
+        <w:t xml:space="preserve">-продуктов экосистемы РТУ </w:t>
       </w:r>
       <w:r>
         <w:rPr>
@@ -1702,7 +2398,349 @@
           <w:sz w:val="28"/>
           <w:szCs w:val="28"/>
         </w:rPr>
-        <w:t>С технической точки зрения проект построен на современном frontend-стеке. В качестве основных технологий используются Vue 3, TypeScript, Vite, Pinia, Vue Router, Vue i18n, Tailwind CSS, WebRTC, WebSocket, Electron и Vitest. Архитектура проекта организована по подходу Feature-Sliced Design, где код разделяется на слои app, pages, widgets, features, entities и shared. Такой подход позволяет структурировать проект и разделять общую логику, бизнес-сущности, пользовательские сценарии и интерфейсные компоненты.</w:t>
+        <w:t xml:space="preserve">С технической точки зрения проект построен на современном </w:t>
+      </w:r>
+      <w:proofErr w:type="spellStart"/>
+      <w:r>
+        <w:rPr>
+          <w:rFonts w:ascii="Times New Roman" w:hAnsi="Times New Roman" w:cs="Times New Roman"/>
+          <w:sz w:val="28"/>
+          <w:szCs w:val="28"/>
+        </w:rPr>
+        <w:t>frontend</w:t>
+      </w:r>
+      <w:proofErr w:type="spellEnd"/>
+      <w:r>
+        <w:rPr>
+          <w:rFonts w:ascii="Times New Roman" w:hAnsi="Times New Roman" w:cs="Times New Roman"/>
+          <w:sz w:val="28"/>
+          <w:szCs w:val="28"/>
+        </w:rPr>
+        <w:t xml:space="preserve">-стеке. В качестве основных технологий используются </w:t>
+      </w:r>
+      <w:proofErr w:type="spellStart"/>
+      <w:r>
+        <w:rPr>
+          <w:rFonts w:ascii="Times New Roman" w:hAnsi="Times New Roman" w:cs="Times New Roman"/>
+          <w:sz w:val="28"/>
+          <w:szCs w:val="28"/>
+        </w:rPr>
+        <w:t>Vue</w:t>
+      </w:r>
+      <w:proofErr w:type="spellEnd"/>
+      <w:r>
+        <w:rPr>
+          <w:rFonts w:ascii="Times New Roman" w:hAnsi="Times New Roman" w:cs="Times New Roman"/>
+          <w:sz w:val="28"/>
+          <w:szCs w:val="28"/>
+        </w:rPr>
+        <w:t xml:space="preserve"> 3, </w:t>
+      </w:r>
+      <w:proofErr w:type="spellStart"/>
+      <w:r>
+        <w:rPr>
+          <w:rFonts w:ascii="Times New Roman" w:hAnsi="Times New Roman" w:cs="Times New Roman"/>
+          <w:sz w:val="28"/>
+          <w:szCs w:val="28"/>
+        </w:rPr>
+        <w:t>TypeScript</w:t>
+      </w:r>
+      <w:proofErr w:type="spellEnd"/>
+      <w:r>
+        <w:rPr>
+          <w:rFonts w:ascii="Times New Roman" w:hAnsi="Times New Roman" w:cs="Times New Roman"/>
+          <w:sz w:val="28"/>
+          <w:szCs w:val="28"/>
+        </w:rPr>
+        <w:t xml:space="preserve">, </w:t>
+      </w:r>
+      <w:proofErr w:type="spellStart"/>
+      <w:r>
+        <w:rPr>
+          <w:rFonts w:ascii="Times New Roman" w:hAnsi="Times New Roman" w:cs="Times New Roman"/>
+          <w:sz w:val="28"/>
+          <w:szCs w:val="28"/>
+        </w:rPr>
+        <w:t>Vite</w:t>
+      </w:r>
+      <w:proofErr w:type="spellEnd"/>
+      <w:r>
+        <w:rPr>
+          <w:rFonts w:ascii="Times New Roman" w:hAnsi="Times New Roman" w:cs="Times New Roman"/>
+          <w:sz w:val="28"/>
+          <w:szCs w:val="28"/>
+        </w:rPr>
+        <w:t xml:space="preserve">, </w:t>
+      </w:r>
+      <w:proofErr w:type="spellStart"/>
+      <w:r>
+        <w:rPr>
+          <w:rFonts w:ascii="Times New Roman" w:hAnsi="Times New Roman" w:cs="Times New Roman"/>
+          <w:sz w:val="28"/>
+          <w:szCs w:val="28"/>
+        </w:rPr>
+        <w:t>Pinia</w:t>
+      </w:r>
+      <w:proofErr w:type="spellEnd"/>
+      <w:r>
+        <w:rPr>
+          <w:rFonts w:ascii="Times New Roman" w:hAnsi="Times New Roman" w:cs="Times New Roman"/>
+          <w:sz w:val="28"/>
+          <w:szCs w:val="28"/>
+        </w:rPr>
+        <w:t xml:space="preserve">, </w:t>
+      </w:r>
+      <w:proofErr w:type="spellStart"/>
+      <w:r>
+        <w:rPr>
+          <w:rFonts w:ascii="Times New Roman" w:hAnsi="Times New Roman" w:cs="Times New Roman"/>
+          <w:sz w:val="28"/>
+          <w:szCs w:val="28"/>
+        </w:rPr>
+        <w:t>Vue</w:t>
+      </w:r>
+      <w:proofErr w:type="spellEnd"/>
+      <w:r>
+        <w:rPr>
+          <w:rFonts w:ascii="Times New Roman" w:hAnsi="Times New Roman" w:cs="Times New Roman"/>
+          <w:sz w:val="28"/>
+          <w:szCs w:val="28"/>
+        </w:rPr>
+        <w:t xml:space="preserve"> </w:t>
+      </w:r>
+      <w:proofErr w:type="spellStart"/>
+      <w:r>
+        <w:rPr>
+          <w:rFonts w:ascii="Times New Roman" w:hAnsi="Times New Roman" w:cs="Times New Roman"/>
+          <w:sz w:val="28"/>
+          <w:szCs w:val="28"/>
+        </w:rPr>
+        <w:t>Router</w:t>
+      </w:r>
+      <w:proofErr w:type="spellEnd"/>
+      <w:r>
+        <w:rPr>
+          <w:rFonts w:ascii="Times New Roman" w:hAnsi="Times New Roman" w:cs="Times New Roman"/>
+          <w:sz w:val="28"/>
+          <w:szCs w:val="28"/>
+        </w:rPr>
+        <w:t xml:space="preserve">, </w:t>
+      </w:r>
+      <w:proofErr w:type="spellStart"/>
+      <w:r>
+        <w:rPr>
+          <w:rFonts w:ascii="Times New Roman" w:hAnsi="Times New Roman" w:cs="Times New Roman"/>
+          <w:sz w:val="28"/>
+          <w:szCs w:val="28"/>
+        </w:rPr>
+        <w:t>Vue</w:t>
+      </w:r>
+      <w:proofErr w:type="spellEnd"/>
+      <w:r>
+        <w:rPr>
+          <w:rFonts w:ascii="Times New Roman" w:hAnsi="Times New Roman" w:cs="Times New Roman"/>
+          <w:sz w:val="28"/>
+          <w:szCs w:val="28"/>
+        </w:rPr>
+        <w:t xml:space="preserve"> i18n, </w:t>
+      </w:r>
+      <w:proofErr w:type="spellStart"/>
+      <w:r>
+        <w:rPr>
+          <w:rFonts w:ascii="Times New Roman" w:hAnsi="Times New Roman" w:cs="Times New Roman"/>
+          <w:sz w:val="28"/>
+          <w:szCs w:val="28"/>
+        </w:rPr>
+        <w:t>Tailwind</w:t>
+      </w:r>
+      <w:proofErr w:type="spellEnd"/>
+      <w:r>
+        <w:rPr>
+          <w:rFonts w:ascii="Times New Roman" w:hAnsi="Times New Roman" w:cs="Times New Roman"/>
+          <w:sz w:val="28"/>
+          <w:szCs w:val="28"/>
+        </w:rPr>
+        <w:t xml:space="preserve"> CSS, </w:t>
+      </w:r>
+      <w:proofErr w:type="spellStart"/>
+      <w:r>
+        <w:rPr>
+          <w:rFonts w:ascii="Times New Roman" w:hAnsi="Times New Roman" w:cs="Times New Roman"/>
+          <w:sz w:val="28"/>
+          <w:szCs w:val="28"/>
+        </w:rPr>
+        <w:t>WebRTC</w:t>
+      </w:r>
+      <w:proofErr w:type="spellEnd"/>
+      <w:r>
+        <w:rPr>
+          <w:rFonts w:ascii="Times New Roman" w:hAnsi="Times New Roman" w:cs="Times New Roman"/>
+          <w:sz w:val="28"/>
+          <w:szCs w:val="28"/>
+        </w:rPr>
+        <w:t xml:space="preserve">, </w:t>
+      </w:r>
+      <w:proofErr w:type="spellStart"/>
+      <w:r>
+        <w:rPr>
+          <w:rFonts w:ascii="Times New Roman" w:hAnsi="Times New Roman" w:cs="Times New Roman"/>
+          <w:sz w:val="28"/>
+          <w:szCs w:val="28"/>
+        </w:rPr>
+        <w:t>WebSocket</w:t>
+      </w:r>
+      <w:proofErr w:type="spellEnd"/>
+      <w:r>
+        <w:rPr>
+          <w:rFonts w:ascii="Times New Roman" w:hAnsi="Times New Roman" w:cs="Times New Roman"/>
+          <w:sz w:val="28"/>
+          <w:szCs w:val="28"/>
+        </w:rPr>
+        <w:t xml:space="preserve">, Electron и </w:t>
+      </w:r>
+      <w:proofErr w:type="spellStart"/>
+      <w:r>
+        <w:rPr>
+          <w:rFonts w:ascii="Times New Roman" w:hAnsi="Times New Roman" w:cs="Times New Roman"/>
+          <w:sz w:val="28"/>
+          <w:szCs w:val="28"/>
+        </w:rPr>
+        <w:t>Vitest</w:t>
+      </w:r>
+      <w:proofErr w:type="spellEnd"/>
+      <w:r>
+        <w:rPr>
+          <w:rFonts w:ascii="Times New Roman" w:hAnsi="Times New Roman" w:cs="Times New Roman"/>
+          <w:sz w:val="28"/>
+          <w:szCs w:val="28"/>
+        </w:rPr>
+        <w:t xml:space="preserve">. Архитектура проекта организована по подходу </w:t>
+      </w:r>
+      <w:proofErr w:type="spellStart"/>
+      <w:r>
+        <w:rPr>
+          <w:rFonts w:ascii="Times New Roman" w:hAnsi="Times New Roman" w:cs="Times New Roman"/>
+          <w:sz w:val="28"/>
+          <w:szCs w:val="28"/>
+        </w:rPr>
+        <w:t>Feature-Sliced</w:t>
+      </w:r>
+      <w:proofErr w:type="spellEnd"/>
+      <w:r>
+        <w:rPr>
+          <w:rFonts w:ascii="Times New Roman" w:hAnsi="Times New Roman" w:cs="Times New Roman"/>
+          <w:sz w:val="28"/>
+          <w:szCs w:val="28"/>
+        </w:rPr>
+        <w:t xml:space="preserve"> Design, где код разделяется на слои </w:t>
+      </w:r>
+      <w:proofErr w:type="spellStart"/>
+      <w:r>
+        <w:rPr>
+          <w:rFonts w:ascii="Times New Roman" w:hAnsi="Times New Roman" w:cs="Times New Roman"/>
+          <w:sz w:val="28"/>
+          <w:szCs w:val="28"/>
+        </w:rPr>
+        <w:t>app</w:t>
+      </w:r>
+      <w:proofErr w:type="spellEnd"/>
+      <w:r>
+        <w:rPr>
+          <w:rFonts w:ascii="Times New Roman" w:hAnsi="Times New Roman" w:cs="Times New Roman"/>
+          <w:sz w:val="28"/>
+          <w:szCs w:val="28"/>
+        </w:rPr>
+        <w:t xml:space="preserve">, </w:t>
+      </w:r>
+      <w:proofErr w:type="spellStart"/>
+      <w:r>
+        <w:rPr>
+          <w:rFonts w:ascii="Times New Roman" w:hAnsi="Times New Roman" w:cs="Times New Roman"/>
+          <w:sz w:val="28"/>
+          <w:szCs w:val="28"/>
+        </w:rPr>
+        <w:t>pages</w:t>
+      </w:r>
+      <w:proofErr w:type="spellEnd"/>
+      <w:r>
+        <w:rPr>
+          <w:rFonts w:ascii="Times New Roman" w:hAnsi="Times New Roman" w:cs="Times New Roman"/>
+          <w:sz w:val="28"/>
+          <w:szCs w:val="28"/>
+        </w:rPr>
+        <w:t xml:space="preserve">, </w:t>
+      </w:r>
+      <w:proofErr w:type="spellStart"/>
+      <w:r>
+        <w:rPr>
+          <w:rFonts w:ascii="Times New Roman" w:hAnsi="Times New Roman" w:cs="Times New Roman"/>
+          <w:sz w:val="28"/>
+          <w:szCs w:val="28"/>
+        </w:rPr>
+        <w:t>widgets</w:t>
+      </w:r>
+      <w:proofErr w:type="spellEnd"/>
+      <w:r>
+        <w:rPr>
+          <w:rFonts w:ascii="Times New Roman" w:hAnsi="Times New Roman" w:cs="Times New Roman"/>
+          <w:sz w:val="28"/>
+          <w:szCs w:val="28"/>
+        </w:rPr>
+        <w:t xml:space="preserve">, </w:t>
+      </w:r>
+      <w:proofErr w:type="spellStart"/>
+      <w:r>
+        <w:rPr>
+          <w:rFonts w:ascii="Times New Roman" w:hAnsi="Times New Roman" w:cs="Times New Roman"/>
+          <w:sz w:val="28"/>
+          <w:szCs w:val="28"/>
+        </w:rPr>
+        <w:t>features</w:t>
+      </w:r>
+      <w:proofErr w:type="spellEnd"/>
+      <w:r>
+        <w:rPr>
+          <w:rFonts w:ascii="Times New Roman" w:hAnsi="Times New Roman" w:cs="Times New Roman"/>
+          <w:sz w:val="28"/>
+          <w:szCs w:val="28"/>
+        </w:rPr>
+        <w:t xml:space="preserve">, </w:t>
+      </w:r>
+      <w:proofErr w:type="spellStart"/>
+      <w:r>
+        <w:rPr>
+          <w:rFonts w:ascii="Times New Roman" w:hAnsi="Times New Roman" w:cs="Times New Roman"/>
+          <w:sz w:val="28"/>
+          <w:szCs w:val="28"/>
+        </w:rPr>
+        <w:t>entities</w:t>
+      </w:r>
+      <w:proofErr w:type="spellEnd"/>
+      <w:r>
+        <w:rPr>
+          <w:rFonts w:ascii="Times New Roman" w:hAnsi="Times New Roman" w:cs="Times New Roman"/>
+          <w:sz w:val="28"/>
+          <w:szCs w:val="28"/>
+        </w:rPr>
+        <w:t xml:space="preserve"> и </w:t>
+      </w:r>
+      <w:proofErr w:type="spellStart"/>
+      <w:r>
+        <w:rPr>
+          <w:rFonts w:ascii="Times New Roman" w:hAnsi="Times New Roman" w:cs="Times New Roman"/>
+          <w:sz w:val="28"/>
+          <w:szCs w:val="28"/>
+        </w:rPr>
+        <w:t>shared</w:t>
+      </w:r>
+      <w:proofErr w:type="spellEnd"/>
+      <w:r>
+        <w:rPr>
+          <w:rFonts w:ascii="Times New Roman" w:hAnsi="Times New Roman" w:cs="Times New Roman"/>
+          <w:sz w:val="28"/>
+          <w:szCs w:val="28"/>
+        </w:rPr>
+        <w:t>. Такой подход позволяет структурировать проект и разделять общую логику, бизнес-сущности, пользовательские сценарии и интерфейсные компоненты.</w:t>
       </w:r>
     </w:p>
     <w:p>
@@ -1744,317 +2782,20 @@
           <w:szCs w:val="28"/>
         </w:rPr>
         <w:lastRenderedPageBreak/>
-        <w:t>1.5. Организация рабочего процесса frontend-разработчика</w:t>
-      </w:r>
-    </w:p>
-    <w:p>
-      <w:pPr>
-        <w:spacing w:after="0" w:line="360" w:lineRule="auto"/>
-        <w:ind w:firstLine="709"/>
-        <w:jc w:val="both"/>
-        <w:rPr>
-          <w:rFonts w:ascii="Times New Roman" w:hAnsi="Times New Roman" w:cs="Times New Roman"/>
-          <w:sz w:val="28"/>
-          <w:szCs w:val="28"/>
-        </w:rPr>
-      </w:pPr>
-      <w:r>
-        <w:rPr>
-          <w:rFonts w:ascii="Times New Roman" w:hAnsi="Times New Roman" w:cs="Times New Roman"/>
-          <w:sz w:val="28"/>
-          <w:szCs w:val="28"/>
-        </w:rPr>
-        <w:t xml:space="preserve">Рабочий процесс frontend-разработчика в ООО «САТЕЛ» строится по этапам, характерным для промышленной командной разработки. </w:t>
-      </w:r>
-    </w:p>
-    <w:p>
-      <w:pPr>
-        <w:spacing w:after="0" w:line="360" w:lineRule="auto"/>
-        <w:ind w:firstLine="709"/>
-        <w:jc w:val="both"/>
-        <w:rPr>
-          <w:rFonts w:ascii="Times New Roman" w:hAnsi="Times New Roman" w:cs="Times New Roman"/>
-          <w:sz w:val="28"/>
-          <w:szCs w:val="28"/>
-        </w:rPr>
-      </w:pPr>
-      <w:r>
-        <w:rPr>
-          <w:rFonts w:ascii="Times New Roman" w:hAnsi="Times New Roman" w:cs="Times New Roman"/>
-          <w:sz w:val="28"/>
-          <w:szCs w:val="28"/>
-        </w:rPr>
-        <w:t>Используемые средства</w:t>
-      </w:r>
-      <w:r>
-        <w:rPr>
-          <w:rFonts w:ascii="Times New Roman" w:hAnsi="Times New Roman" w:cs="Times New Roman"/>
-          <w:sz w:val="28"/>
-          <w:szCs w:val="28"/>
-        </w:rPr>
-        <w:t>: GitLab, Jira, Confluence, Figma, IDE, Node.js, Git, браузерами и средствами тестирования.</w:t>
-      </w:r>
-    </w:p>
-    <w:p>
-      <w:pPr>
-        <w:spacing w:after="0" w:line="360" w:lineRule="auto"/>
-        <w:ind w:firstLine="709"/>
-        <w:jc w:val="both"/>
-        <w:rPr>
-          <w:rFonts w:ascii="Times New Roman" w:hAnsi="Times New Roman" w:cs="Times New Roman"/>
-          <w:sz w:val="28"/>
-          <w:szCs w:val="28"/>
-        </w:rPr>
-      </w:pPr>
-      <w:r>
-        <w:rPr>
-          <w:rFonts w:ascii="Times New Roman" w:hAnsi="Times New Roman" w:cs="Times New Roman"/>
-          <w:sz w:val="28"/>
-          <w:szCs w:val="28"/>
-        </w:rPr>
-        <w:t>Для</w:t>
-      </w:r>
-      <w:r>
-        <w:rPr>
-          <w:rFonts w:ascii="Times New Roman" w:hAnsi="Times New Roman" w:cs="Times New Roman"/>
-          <w:sz w:val="28"/>
-          <w:szCs w:val="28"/>
-          <w:lang w:val="en-US"/>
-        </w:rPr>
-        <w:t xml:space="preserve"> </w:t>
-      </w:r>
-      <w:r>
-        <w:rPr>
-          <w:rFonts w:ascii="Times New Roman" w:hAnsi="Times New Roman" w:cs="Times New Roman"/>
-          <w:sz w:val="28"/>
-          <w:szCs w:val="28"/>
-        </w:rPr>
-        <w:t>разработки</w:t>
-      </w:r>
-      <w:r>
-        <w:rPr>
-          <w:rFonts w:ascii="Times New Roman" w:hAnsi="Times New Roman" w:cs="Times New Roman"/>
-          <w:sz w:val="28"/>
-          <w:szCs w:val="28"/>
-          <w:lang w:val="en-US"/>
-        </w:rPr>
-        <w:t xml:space="preserve"> </w:t>
-      </w:r>
-      <w:r>
-        <w:rPr>
-          <w:rFonts w:ascii="Times New Roman" w:hAnsi="Times New Roman" w:cs="Times New Roman"/>
-          <w:sz w:val="28"/>
-          <w:szCs w:val="28"/>
-        </w:rPr>
-        <w:t>используются</w:t>
-      </w:r>
-      <w:r>
-        <w:rPr>
-          <w:rFonts w:ascii="Times New Roman" w:hAnsi="Times New Roman" w:cs="Times New Roman"/>
-          <w:sz w:val="28"/>
-          <w:szCs w:val="28"/>
-          <w:lang w:val="en-US"/>
-        </w:rPr>
-        <w:t xml:space="preserve"> TypeScript, Vue 3, Vue Router, Pinia, Tailwind CSS, Vue i18n, Vite, Jest </w:t>
-      </w:r>
-      <w:r>
-        <w:rPr>
-          <w:rFonts w:ascii="Times New Roman" w:hAnsi="Times New Roman" w:cs="Times New Roman"/>
-          <w:sz w:val="28"/>
-          <w:szCs w:val="28"/>
-        </w:rPr>
-        <w:t>или</w:t>
-      </w:r>
-      <w:r>
-        <w:rPr>
-          <w:rFonts w:ascii="Times New Roman" w:hAnsi="Times New Roman" w:cs="Times New Roman"/>
-          <w:sz w:val="28"/>
-          <w:szCs w:val="28"/>
-          <w:lang w:val="en-US"/>
-        </w:rPr>
-        <w:t xml:space="preserve"> Vitest, ESLint </w:t>
-      </w:r>
-      <w:r>
-        <w:rPr>
-          <w:rFonts w:ascii="Times New Roman" w:hAnsi="Times New Roman" w:cs="Times New Roman"/>
-          <w:sz w:val="28"/>
-          <w:szCs w:val="28"/>
-        </w:rPr>
-        <w:t>и</w:t>
-      </w:r>
-      <w:r>
-        <w:rPr>
-          <w:rFonts w:ascii="Times New Roman" w:hAnsi="Times New Roman" w:cs="Times New Roman"/>
-          <w:sz w:val="28"/>
-          <w:szCs w:val="28"/>
-          <w:lang w:val="en-US"/>
-        </w:rPr>
-        <w:t xml:space="preserve"> Storybook. </w:t>
-      </w:r>
-      <w:r>
-        <w:rPr>
-          <w:rFonts w:ascii="Times New Roman" w:hAnsi="Times New Roman" w:cs="Times New Roman"/>
-          <w:sz w:val="28"/>
-          <w:szCs w:val="28"/>
-        </w:rPr>
-        <w:t xml:space="preserve">Для работы с макетами применяется Figma, для анализа сетевых проблем </w:t>
-      </w:r>
-      <w:r>
-        <w:rPr>
-          <w:rFonts w:ascii="Times New Roman" w:hAnsi="Times New Roman" w:cs="Times New Roman"/>
-          <w:sz w:val="28"/>
-          <w:szCs w:val="28"/>
-        </w:rPr>
-        <w:t>-</w:t>
-      </w:r>
-      <w:r>
-        <w:rPr>
-          <w:rFonts w:ascii="Times New Roman" w:hAnsi="Times New Roman" w:cs="Times New Roman"/>
-          <w:sz w:val="28"/>
-          <w:szCs w:val="28"/>
-        </w:rPr>
-        <w:t xml:space="preserve"> HAR-файлы и Wireshark, для тестирования API </w:t>
-      </w:r>
-      <w:r>
-        <w:rPr>
-          <w:rFonts w:ascii="Times New Roman" w:hAnsi="Times New Roman" w:cs="Times New Roman"/>
-          <w:sz w:val="28"/>
-          <w:szCs w:val="28"/>
-        </w:rPr>
-        <w:t>-</w:t>
-      </w:r>
-      <w:r>
-        <w:rPr>
-          <w:rFonts w:ascii="Times New Roman" w:hAnsi="Times New Roman" w:cs="Times New Roman"/>
-          <w:sz w:val="28"/>
-          <w:szCs w:val="28"/>
-        </w:rPr>
-        <w:t xml:space="preserve"> Postman, для просмотра серверных логов </w:t>
-      </w:r>
-      <w:r>
-        <w:rPr>
-          <w:rFonts w:ascii="Times New Roman" w:hAnsi="Times New Roman" w:cs="Times New Roman"/>
-          <w:sz w:val="28"/>
-          <w:szCs w:val="28"/>
-        </w:rPr>
-        <w:t>-</w:t>
-      </w:r>
-      <w:r>
-        <w:rPr>
-          <w:rFonts w:ascii="Times New Roman" w:hAnsi="Times New Roman" w:cs="Times New Roman"/>
-          <w:sz w:val="28"/>
-          <w:szCs w:val="28"/>
-        </w:rPr>
-        <w:t xml:space="preserve"> Kibana.</w:t>
-      </w:r>
-    </w:p>
-    <w:p>
-      <w:pPr>
-        <w:spacing w:after="0" w:line="360" w:lineRule="auto"/>
-        <w:ind w:firstLine="709"/>
-        <w:jc w:val="both"/>
-        <w:rPr>
-          <w:rFonts w:ascii="Times New Roman" w:hAnsi="Times New Roman" w:cs="Times New Roman"/>
-          <w:sz w:val="28"/>
-          <w:szCs w:val="28"/>
-        </w:rPr>
-      </w:pPr>
-      <w:r>
-        <w:rPr>
-          <w:rFonts w:ascii="Times New Roman" w:hAnsi="Times New Roman" w:cs="Times New Roman"/>
-          <w:sz w:val="28"/>
-          <w:szCs w:val="28"/>
-        </w:rPr>
-        <w:t xml:space="preserve">Работа над задачей начинается со стадии анализа. На этом этапе </w:t>
-      </w:r>
-      <w:r>
-        <w:rPr>
-          <w:rFonts w:ascii="Times New Roman" w:hAnsi="Times New Roman" w:cs="Times New Roman"/>
-          <w:sz w:val="28"/>
-          <w:szCs w:val="28"/>
-        </w:rPr>
-        <w:t>необходимо изучить</w:t>
-      </w:r>
-      <w:r>
-        <w:rPr>
-          <w:rFonts w:ascii="Times New Roman" w:hAnsi="Times New Roman" w:cs="Times New Roman"/>
-          <w:sz w:val="28"/>
-          <w:szCs w:val="28"/>
-        </w:rPr>
-        <w:t xml:space="preserve"> описание задачи в Jira, комментарии коллег, связанные задачи, макеты Figma, технические материалы и требования к версии, в которую должно попасть изменение. Если информации недостаточно, задача переводится в запрос дополнительной информации. После завершения анализа определяется трудоемкость, после чего задача переходит в разработку.</w:t>
-      </w:r>
-    </w:p>
-    <w:p>
-      <w:pPr>
-        <w:spacing w:after="0" w:line="360" w:lineRule="auto"/>
-        <w:ind w:firstLine="709"/>
-        <w:jc w:val="both"/>
-        <w:rPr>
-          <w:rFonts w:ascii="Times New Roman" w:hAnsi="Times New Roman" w:cs="Times New Roman"/>
-          <w:sz w:val="28"/>
-          <w:szCs w:val="28"/>
-        </w:rPr>
-      </w:pPr>
-      <w:r>
-        <w:rPr>
-          <w:rFonts w:ascii="Times New Roman" w:hAnsi="Times New Roman" w:cs="Times New Roman"/>
-          <w:sz w:val="28"/>
-          <w:szCs w:val="28"/>
-        </w:rPr>
-        <w:t>На стадии разработки создается отдельная ветка в системе контроля версий. Название ветки обычно связано с типом задачи и ее идентификатором в Jira. Перед началом работы разработчик обновляет актуальную ветку, вносит изменения в код, выполняет локальную проверку, запускает линтер и тесты. После завершения разработки создается merge request, в котором указывается, что было сделано и как проверить результат.</w:t>
-      </w:r>
-    </w:p>
-    <w:p>
-      <w:pPr>
-        <w:spacing w:after="0" w:line="360" w:lineRule="auto"/>
-        <w:ind w:firstLine="709"/>
-        <w:jc w:val="both"/>
-        <w:rPr>
-          <w:rFonts w:ascii="Times New Roman" w:hAnsi="Times New Roman" w:cs="Times New Roman"/>
-          <w:sz w:val="28"/>
-          <w:szCs w:val="28"/>
-        </w:rPr>
-      </w:pPr>
-      <w:r>
-        <w:rPr>
-          <w:rFonts w:ascii="Times New Roman" w:hAnsi="Times New Roman" w:cs="Times New Roman"/>
-          <w:sz w:val="28"/>
-          <w:szCs w:val="28"/>
-        </w:rPr>
-        <w:t>После code review задача передается на тестирование. Далее изменения попадают в develop-ветку, затем проходят тестовый стенд и включаются в релизную сборку. Такой процесс обеспечивает контролируемое внедрение изменений и снижает риск появления ошибок в рабочем продукте.</w:t>
-      </w:r>
-    </w:p>
-    <w:p>
-      <w:pPr>
-        <w:rPr>
-          <w:rFonts w:ascii="Times New Roman" w:hAnsi="Times New Roman" w:cs="Times New Roman"/>
-          <w:sz w:val="28"/>
-          <w:szCs w:val="28"/>
-        </w:rPr>
-      </w:pPr>
-      <w:r>
-        <w:rPr>
-          <w:rFonts w:ascii="Times New Roman" w:hAnsi="Times New Roman" w:cs="Times New Roman"/>
-          <w:sz w:val="28"/>
-          <w:szCs w:val="28"/>
-        </w:rPr>
-        <w:br w:type="page"/>
-      </w:r>
-    </w:p>
-    <w:p>
-      <w:pPr>
-        <w:spacing w:after="0" w:line="360" w:lineRule="auto"/>
-        <w:ind w:firstLine="709"/>
-        <w:jc w:val="both"/>
+        <w:t xml:space="preserve">1.5. Организация рабочего процесса </w:t>
+      </w:r>
+      <w:proofErr w:type="spellStart"/>
+      <w:r>
         <w:rPr>
           <w:rFonts w:ascii="Times New Roman" w:hAnsi="Times New Roman" w:cs="Times New Roman"/>
           <w:b/>
           <w:bCs/>
           <w:sz w:val="28"/>
           <w:szCs w:val="28"/>
-          <w:lang w:val="en-US"/>
-        </w:rPr>
-      </w:pPr>
+        </w:rPr>
+        <w:t>frontend</w:t>
+      </w:r>
+      <w:proofErr w:type="spellEnd"/>
       <w:r>
         <w:rPr>
           <w:rFonts w:ascii="Times New Roman" w:hAnsi="Times New Roman" w:cs="Times New Roman"/>
@@ -2063,6 +2804,746 @@
           <w:sz w:val="28"/>
           <w:szCs w:val="28"/>
         </w:rPr>
+        <w:t>-разработчика</w:t>
+      </w:r>
+    </w:p>
+    <w:p>
+      <w:pPr>
+        <w:spacing w:after="0" w:line="360" w:lineRule="auto"/>
+        <w:ind w:firstLine="709"/>
+        <w:jc w:val="both"/>
+        <w:rPr>
+          <w:rFonts w:ascii="Times New Roman" w:hAnsi="Times New Roman" w:cs="Times New Roman"/>
+          <w:sz w:val="28"/>
+          <w:szCs w:val="28"/>
+        </w:rPr>
+      </w:pPr>
+      <w:r>
+        <w:rPr>
+          <w:rFonts w:ascii="Times New Roman" w:hAnsi="Times New Roman" w:cs="Times New Roman"/>
+          <w:sz w:val="28"/>
+          <w:szCs w:val="28"/>
+        </w:rPr>
+        <w:t xml:space="preserve">Рабочий процесс </w:t>
+      </w:r>
+      <w:proofErr w:type="spellStart"/>
+      <w:r>
+        <w:rPr>
+          <w:rFonts w:ascii="Times New Roman" w:hAnsi="Times New Roman" w:cs="Times New Roman"/>
+          <w:sz w:val="28"/>
+          <w:szCs w:val="28"/>
+        </w:rPr>
+        <w:t>frontend</w:t>
+      </w:r>
+      <w:proofErr w:type="spellEnd"/>
+      <w:r>
+        <w:rPr>
+          <w:rFonts w:ascii="Times New Roman" w:hAnsi="Times New Roman" w:cs="Times New Roman"/>
+          <w:sz w:val="28"/>
+          <w:szCs w:val="28"/>
+        </w:rPr>
+        <w:t xml:space="preserve">-разработчика в ООО «САТЕЛ» строится по этапам, характерным для промышленной командной разработки. </w:t>
+      </w:r>
+    </w:p>
+    <w:p>
+      <w:pPr>
+        <w:spacing w:after="0" w:line="360" w:lineRule="auto"/>
+        <w:ind w:firstLine="709"/>
+        <w:jc w:val="both"/>
+        <w:rPr>
+          <w:rFonts w:ascii="Times New Roman" w:hAnsi="Times New Roman" w:cs="Times New Roman"/>
+          <w:sz w:val="28"/>
+          <w:szCs w:val="28"/>
+        </w:rPr>
+      </w:pPr>
+      <w:r>
+        <w:rPr>
+          <w:rFonts w:ascii="Times New Roman" w:hAnsi="Times New Roman" w:cs="Times New Roman"/>
+          <w:sz w:val="28"/>
+          <w:szCs w:val="28"/>
+        </w:rPr>
+        <w:t>Используемые средства</w:t>
+      </w:r>
+      <w:r>
+        <w:rPr>
+          <w:rFonts w:ascii="Times New Roman" w:hAnsi="Times New Roman" w:cs="Times New Roman"/>
+          <w:sz w:val="28"/>
+          <w:szCs w:val="28"/>
+        </w:rPr>
+        <w:t xml:space="preserve">: </w:t>
+      </w:r>
+      <w:proofErr w:type="spellStart"/>
+      <w:r>
+        <w:rPr>
+          <w:rFonts w:ascii="Times New Roman" w:hAnsi="Times New Roman" w:cs="Times New Roman"/>
+          <w:sz w:val="28"/>
+          <w:szCs w:val="28"/>
+        </w:rPr>
+        <w:t>GitLab</w:t>
+      </w:r>
+      <w:proofErr w:type="spellEnd"/>
+      <w:r>
+        <w:rPr>
+          <w:rFonts w:ascii="Times New Roman" w:hAnsi="Times New Roman" w:cs="Times New Roman"/>
+          <w:sz w:val="28"/>
+          <w:szCs w:val="28"/>
+        </w:rPr>
+        <w:t xml:space="preserve">, </w:t>
+      </w:r>
+      <w:proofErr w:type="spellStart"/>
+      <w:r>
+        <w:rPr>
+          <w:rFonts w:ascii="Times New Roman" w:hAnsi="Times New Roman" w:cs="Times New Roman"/>
+          <w:sz w:val="28"/>
+          <w:szCs w:val="28"/>
+        </w:rPr>
+        <w:t>Jira</w:t>
+      </w:r>
+      <w:proofErr w:type="spellEnd"/>
+      <w:r>
+        <w:rPr>
+          <w:rFonts w:ascii="Times New Roman" w:hAnsi="Times New Roman" w:cs="Times New Roman"/>
+          <w:sz w:val="28"/>
+          <w:szCs w:val="28"/>
+        </w:rPr>
+        <w:t xml:space="preserve">, </w:t>
+      </w:r>
+      <w:proofErr w:type="spellStart"/>
+      <w:r>
+        <w:rPr>
+          <w:rFonts w:ascii="Times New Roman" w:hAnsi="Times New Roman" w:cs="Times New Roman"/>
+          <w:sz w:val="28"/>
+          <w:szCs w:val="28"/>
+        </w:rPr>
+        <w:t>Confluence</w:t>
+      </w:r>
+      <w:proofErr w:type="spellEnd"/>
+      <w:r>
+        <w:rPr>
+          <w:rFonts w:ascii="Times New Roman" w:hAnsi="Times New Roman" w:cs="Times New Roman"/>
+          <w:sz w:val="28"/>
+          <w:szCs w:val="28"/>
+        </w:rPr>
+        <w:t xml:space="preserve">, </w:t>
+      </w:r>
+      <w:proofErr w:type="spellStart"/>
+      <w:r>
+        <w:rPr>
+          <w:rFonts w:ascii="Times New Roman" w:hAnsi="Times New Roman" w:cs="Times New Roman"/>
+          <w:sz w:val="28"/>
+          <w:szCs w:val="28"/>
+        </w:rPr>
+        <w:t>Figma</w:t>
+      </w:r>
+      <w:proofErr w:type="spellEnd"/>
+      <w:r>
+        <w:rPr>
+          <w:rFonts w:ascii="Times New Roman" w:hAnsi="Times New Roman" w:cs="Times New Roman"/>
+          <w:sz w:val="28"/>
+          <w:szCs w:val="28"/>
+        </w:rPr>
+        <w:t xml:space="preserve">, IDE, Node.js, </w:t>
+      </w:r>
+      <w:proofErr w:type="spellStart"/>
+      <w:r>
+        <w:rPr>
+          <w:rFonts w:ascii="Times New Roman" w:hAnsi="Times New Roman" w:cs="Times New Roman"/>
+          <w:sz w:val="28"/>
+          <w:szCs w:val="28"/>
+        </w:rPr>
+        <w:t>Git</w:t>
+      </w:r>
+      <w:proofErr w:type="spellEnd"/>
+      <w:r>
+        <w:rPr>
+          <w:rFonts w:ascii="Times New Roman" w:hAnsi="Times New Roman" w:cs="Times New Roman"/>
+          <w:sz w:val="28"/>
+          <w:szCs w:val="28"/>
+        </w:rPr>
+        <w:t>, браузерами и средствами тестирования.</w:t>
+      </w:r>
+    </w:p>
+    <w:p>
+      <w:pPr>
+        <w:spacing w:after="0" w:line="360" w:lineRule="auto"/>
+        <w:ind w:firstLine="709"/>
+        <w:jc w:val="both"/>
+        <w:rPr>
+          <w:rFonts w:ascii="Times New Roman" w:hAnsi="Times New Roman" w:cs="Times New Roman"/>
+          <w:sz w:val="28"/>
+          <w:szCs w:val="28"/>
+        </w:rPr>
+      </w:pPr>
+      <w:r>
+        <w:rPr>
+          <w:rFonts w:ascii="Times New Roman" w:hAnsi="Times New Roman" w:cs="Times New Roman"/>
+          <w:sz w:val="28"/>
+          <w:szCs w:val="28"/>
+        </w:rPr>
+        <w:t>Для</w:t>
+      </w:r>
+      <w:r>
+        <w:rPr>
+          <w:rFonts w:ascii="Times New Roman" w:hAnsi="Times New Roman" w:cs="Times New Roman"/>
+          <w:sz w:val="28"/>
+          <w:szCs w:val="28"/>
+          <w:lang w:val="en-US"/>
+        </w:rPr>
+        <w:t xml:space="preserve"> </w:t>
+      </w:r>
+      <w:r>
+        <w:rPr>
+          <w:rFonts w:ascii="Times New Roman" w:hAnsi="Times New Roman" w:cs="Times New Roman"/>
+          <w:sz w:val="28"/>
+          <w:szCs w:val="28"/>
+        </w:rPr>
+        <w:t>разработки</w:t>
+      </w:r>
+      <w:r>
+        <w:rPr>
+          <w:rFonts w:ascii="Times New Roman" w:hAnsi="Times New Roman" w:cs="Times New Roman"/>
+          <w:sz w:val="28"/>
+          <w:szCs w:val="28"/>
+          <w:lang w:val="en-US"/>
+        </w:rPr>
+        <w:t xml:space="preserve"> </w:t>
+      </w:r>
+      <w:r>
+        <w:rPr>
+          <w:rFonts w:ascii="Times New Roman" w:hAnsi="Times New Roman" w:cs="Times New Roman"/>
+          <w:sz w:val="28"/>
+          <w:szCs w:val="28"/>
+        </w:rPr>
+        <w:t>используются</w:t>
+      </w:r>
+      <w:r>
+        <w:rPr>
+          <w:rFonts w:ascii="Times New Roman" w:hAnsi="Times New Roman" w:cs="Times New Roman"/>
+          <w:sz w:val="28"/>
+          <w:szCs w:val="28"/>
+          <w:lang w:val="en-US"/>
+        </w:rPr>
+        <w:t xml:space="preserve"> TypeScript, Vue 3, Vue Router, </w:t>
+      </w:r>
+      <w:proofErr w:type="spellStart"/>
+      <w:r>
+        <w:rPr>
+          <w:rFonts w:ascii="Times New Roman" w:hAnsi="Times New Roman" w:cs="Times New Roman"/>
+          <w:sz w:val="28"/>
+          <w:szCs w:val="28"/>
+          <w:lang w:val="en-US"/>
+        </w:rPr>
+        <w:t>Pinia</w:t>
+      </w:r>
+      <w:proofErr w:type="spellEnd"/>
+      <w:r>
+        <w:rPr>
+          <w:rFonts w:ascii="Times New Roman" w:hAnsi="Times New Roman" w:cs="Times New Roman"/>
+          <w:sz w:val="28"/>
+          <w:szCs w:val="28"/>
+          <w:lang w:val="en-US"/>
+        </w:rPr>
+        <w:t xml:space="preserve">, Tailwind CSS, Vue i18n, </w:t>
+      </w:r>
+      <w:proofErr w:type="spellStart"/>
+      <w:r>
+        <w:rPr>
+          <w:rFonts w:ascii="Times New Roman" w:hAnsi="Times New Roman" w:cs="Times New Roman"/>
+          <w:sz w:val="28"/>
+          <w:szCs w:val="28"/>
+          <w:lang w:val="en-US"/>
+        </w:rPr>
+        <w:t>Vite</w:t>
+      </w:r>
+      <w:proofErr w:type="spellEnd"/>
+      <w:r>
+        <w:rPr>
+          <w:rFonts w:ascii="Times New Roman" w:hAnsi="Times New Roman" w:cs="Times New Roman"/>
+          <w:sz w:val="28"/>
+          <w:szCs w:val="28"/>
+          <w:lang w:val="en-US"/>
+        </w:rPr>
+        <w:t xml:space="preserve">, Jest </w:t>
+      </w:r>
+      <w:r>
+        <w:rPr>
+          <w:rFonts w:ascii="Times New Roman" w:hAnsi="Times New Roman" w:cs="Times New Roman"/>
+          <w:sz w:val="28"/>
+          <w:szCs w:val="28"/>
+        </w:rPr>
+        <w:t>или</w:t>
+      </w:r>
+      <w:r>
+        <w:rPr>
+          <w:rFonts w:ascii="Times New Roman" w:hAnsi="Times New Roman" w:cs="Times New Roman"/>
+          <w:sz w:val="28"/>
+          <w:szCs w:val="28"/>
+          <w:lang w:val="en-US"/>
+        </w:rPr>
+        <w:t xml:space="preserve"> </w:t>
+      </w:r>
+      <w:proofErr w:type="spellStart"/>
+      <w:r>
+        <w:rPr>
+          <w:rFonts w:ascii="Times New Roman" w:hAnsi="Times New Roman" w:cs="Times New Roman"/>
+          <w:sz w:val="28"/>
+          <w:szCs w:val="28"/>
+          <w:lang w:val="en-US"/>
+        </w:rPr>
+        <w:t>Vitest</w:t>
+      </w:r>
+      <w:proofErr w:type="spellEnd"/>
+      <w:r>
+        <w:rPr>
+          <w:rFonts w:ascii="Times New Roman" w:hAnsi="Times New Roman" w:cs="Times New Roman"/>
+          <w:sz w:val="28"/>
+          <w:szCs w:val="28"/>
+          <w:lang w:val="en-US"/>
+        </w:rPr>
+        <w:t xml:space="preserve">, </w:t>
+      </w:r>
+      <w:proofErr w:type="spellStart"/>
+      <w:r>
+        <w:rPr>
+          <w:rFonts w:ascii="Times New Roman" w:hAnsi="Times New Roman" w:cs="Times New Roman"/>
+          <w:sz w:val="28"/>
+          <w:szCs w:val="28"/>
+          <w:lang w:val="en-US"/>
+        </w:rPr>
+        <w:t>ESLint</w:t>
+      </w:r>
+      <w:proofErr w:type="spellEnd"/>
+      <w:r>
+        <w:rPr>
+          <w:rFonts w:ascii="Times New Roman" w:hAnsi="Times New Roman" w:cs="Times New Roman"/>
+          <w:sz w:val="28"/>
+          <w:szCs w:val="28"/>
+          <w:lang w:val="en-US"/>
+        </w:rPr>
+        <w:t xml:space="preserve"> </w:t>
+      </w:r>
+      <w:r>
+        <w:rPr>
+          <w:rFonts w:ascii="Times New Roman" w:hAnsi="Times New Roman" w:cs="Times New Roman"/>
+          <w:sz w:val="28"/>
+          <w:szCs w:val="28"/>
+        </w:rPr>
+        <w:t>и</w:t>
+      </w:r>
+      <w:r>
+        <w:rPr>
+          <w:rFonts w:ascii="Times New Roman" w:hAnsi="Times New Roman" w:cs="Times New Roman"/>
+          <w:sz w:val="28"/>
+          <w:szCs w:val="28"/>
+          <w:lang w:val="en-US"/>
+        </w:rPr>
+        <w:t xml:space="preserve"> Storybook. </w:t>
+      </w:r>
+      <w:r>
+        <w:rPr>
+          <w:rFonts w:ascii="Times New Roman" w:hAnsi="Times New Roman" w:cs="Times New Roman"/>
+          <w:sz w:val="28"/>
+          <w:szCs w:val="28"/>
+        </w:rPr>
+        <w:t xml:space="preserve">Для работы с макетами применяется </w:t>
+      </w:r>
+      <w:proofErr w:type="spellStart"/>
+      <w:r>
+        <w:rPr>
+          <w:rFonts w:ascii="Times New Roman" w:hAnsi="Times New Roman" w:cs="Times New Roman"/>
+          <w:sz w:val="28"/>
+          <w:szCs w:val="28"/>
+        </w:rPr>
+        <w:t>Figma</w:t>
+      </w:r>
+      <w:proofErr w:type="spellEnd"/>
+      <w:r>
+        <w:rPr>
+          <w:rFonts w:ascii="Times New Roman" w:hAnsi="Times New Roman" w:cs="Times New Roman"/>
+          <w:sz w:val="28"/>
+          <w:szCs w:val="28"/>
+        </w:rPr>
+        <w:t xml:space="preserve">, для анализа сетевых проблем </w:t>
+      </w:r>
+      <w:r>
+        <w:rPr>
+          <w:rFonts w:ascii="Times New Roman" w:hAnsi="Times New Roman" w:cs="Times New Roman"/>
+          <w:sz w:val="28"/>
+          <w:szCs w:val="28"/>
+        </w:rPr>
+        <w:t>-</w:t>
+      </w:r>
+      <w:r>
+        <w:rPr>
+          <w:rFonts w:ascii="Times New Roman" w:hAnsi="Times New Roman" w:cs="Times New Roman"/>
+          <w:sz w:val="28"/>
+          <w:szCs w:val="28"/>
+        </w:rPr>
+        <w:t xml:space="preserve"> HAR-файлы и </w:t>
+      </w:r>
+      <w:proofErr w:type="spellStart"/>
+      <w:r>
+        <w:rPr>
+          <w:rFonts w:ascii="Times New Roman" w:hAnsi="Times New Roman" w:cs="Times New Roman"/>
+          <w:sz w:val="28"/>
+          <w:szCs w:val="28"/>
+        </w:rPr>
+        <w:t>Wireshark</w:t>
+      </w:r>
+      <w:proofErr w:type="spellEnd"/>
+      <w:r>
+        <w:rPr>
+          <w:rFonts w:ascii="Times New Roman" w:hAnsi="Times New Roman" w:cs="Times New Roman"/>
+          <w:sz w:val="28"/>
+          <w:szCs w:val="28"/>
+        </w:rPr>
+        <w:t xml:space="preserve">, для тестирования API </w:t>
+      </w:r>
+      <w:r>
+        <w:rPr>
+          <w:rFonts w:ascii="Times New Roman" w:hAnsi="Times New Roman" w:cs="Times New Roman"/>
+          <w:sz w:val="28"/>
+          <w:szCs w:val="28"/>
+        </w:rPr>
+        <w:t>-</w:t>
+      </w:r>
+      <w:r>
+        <w:rPr>
+          <w:rFonts w:ascii="Times New Roman" w:hAnsi="Times New Roman" w:cs="Times New Roman"/>
+          <w:sz w:val="28"/>
+          <w:szCs w:val="28"/>
+        </w:rPr>
+        <w:t xml:space="preserve"> </w:t>
+      </w:r>
+      <w:proofErr w:type="spellStart"/>
+      <w:r>
+        <w:rPr>
+          <w:rFonts w:ascii="Times New Roman" w:hAnsi="Times New Roman" w:cs="Times New Roman"/>
+          <w:sz w:val="28"/>
+          <w:szCs w:val="28"/>
+        </w:rPr>
+        <w:t>Postman</w:t>
+      </w:r>
+      <w:proofErr w:type="spellEnd"/>
+      <w:r>
+        <w:rPr>
+          <w:rFonts w:ascii="Times New Roman" w:hAnsi="Times New Roman" w:cs="Times New Roman"/>
+          <w:sz w:val="28"/>
+          <w:szCs w:val="28"/>
+        </w:rPr>
+        <w:t xml:space="preserve">, для просмотра серверных логов </w:t>
+      </w:r>
+      <w:r>
+        <w:rPr>
+          <w:rFonts w:ascii="Times New Roman" w:hAnsi="Times New Roman" w:cs="Times New Roman"/>
+          <w:sz w:val="28"/>
+          <w:szCs w:val="28"/>
+        </w:rPr>
+        <w:t>-</w:t>
+      </w:r>
+      <w:r>
+        <w:rPr>
+          <w:rFonts w:ascii="Times New Roman" w:hAnsi="Times New Roman" w:cs="Times New Roman"/>
+          <w:sz w:val="28"/>
+          <w:szCs w:val="28"/>
+        </w:rPr>
+        <w:t xml:space="preserve"> </w:t>
+      </w:r>
+      <w:proofErr w:type="spellStart"/>
+      <w:r>
+        <w:rPr>
+          <w:rFonts w:ascii="Times New Roman" w:hAnsi="Times New Roman" w:cs="Times New Roman"/>
+          <w:sz w:val="28"/>
+          <w:szCs w:val="28"/>
+        </w:rPr>
+        <w:t>Kibana</w:t>
+      </w:r>
+      <w:proofErr w:type="spellEnd"/>
+      <w:r>
+        <w:rPr>
+          <w:rFonts w:ascii="Times New Roman" w:hAnsi="Times New Roman" w:cs="Times New Roman"/>
+          <w:sz w:val="28"/>
+          <w:szCs w:val="28"/>
+        </w:rPr>
+        <w:t>.</w:t>
+      </w:r>
+    </w:p>
+    <w:p>
+      <w:pPr>
+        <w:spacing w:after="0" w:line="360" w:lineRule="auto"/>
+        <w:ind w:firstLine="709"/>
+        <w:jc w:val="both"/>
+        <w:rPr>
+          <w:rFonts w:ascii="Times New Roman" w:hAnsi="Times New Roman" w:cs="Times New Roman"/>
+          <w:sz w:val="28"/>
+          <w:szCs w:val="28"/>
+        </w:rPr>
+      </w:pPr>
+      <w:r>
+        <w:rPr>
+          <w:rFonts w:ascii="Times New Roman" w:hAnsi="Times New Roman" w:cs="Times New Roman"/>
+          <w:sz w:val="28"/>
+          <w:szCs w:val="28"/>
+        </w:rPr>
+        <w:t xml:space="preserve">Работа над задачей начинается со стадии анализа. На этом этапе </w:t>
+      </w:r>
+      <w:r>
+        <w:rPr>
+          <w:rFonts w:ascii="Times New Roman" w:hAnsi="Times New Roman" w:cs="Times New Roman"/>
+          <w:sz w:val="28"/>
+          <w:szCs w:val="28"/>
+        </w:rPr>
+        <w:t>необходимо изучить</w:t>
+      </w:r>
+      <w:r>
+        <w:rPr>
+          <w:rFonts w:ascii="Times New Roman" w:hAnsi="Times New Roman" w:cs="Times New Roman"/>
+          <w:sz w:val="28"/>
+          <w:szCs w:val="28"/>
+        </w:rPr>
+        <w:t xml:space="preserve"> описание задачи в </w:t>
+      </w:r>
+      <w:proofErr w:type="spellStart"/>
+      <w:r>
+        <w:rPr>
+          <w:rFonts w:ascii="Times New Roman" w:hAnsi="Times New Roman" w:cs="Times New Roman"/>
+          <w:sz w:val="28"/>
+          <w:szCs w:val="28"/>
+        </w:rPr>
+        <w:t>Jira</w:t>
+      </w:r>
+      <w:proofErr w:type="spellEnd"/>
+      <w:r>
+        <w:rPr>
+          <w:rFonts w:ascii="Times New Roman" w:hAnsi="Times New Roman" w:cs="Times New Roman"/>
+          <w:sz w:val="28"/>
+          <w:szCs w:val="28"/>
+        </w:rPr>
+        <w:t xml:space="preserve">, комментарии коллег, связанные задачи, макеты </w:t>
+      </w:r>
+      <w:proofErr w:type="spellStart"/>
+      <w:r>
+        <w:rPr>
+          <w:rFonts w:ascii="Times New Roman" w:hAnsi="Times New Roman" w:cs="Times New Roman"/>
+          <w:sz w:val="28"/>
+          <w:szCs w:val="28"/>
+        </w:rPr>
+        <w:t>Figma</w:t>
+      </w:r>
+      <w:proofErr w:type="spellEnd"/>
+      <w:r>
+        <w:rPr>
+          <w:rFonts w:ascii="Times New Roman" w:hAnsi="Times New Roman" w:cs="Times New Roman"/>
+          <w:sz w:val="28"/>
+          <w:szCs w:val="28"/>
+        </w:rPr>
+        <w:t>, технические материалы и требования к версии, в которую должно попасть изменение. Если информации недостаточно, задача переводится в запрос дополнительной информации. После завершения анализа определяется трудоемкость, после чего задача переходит в разработку.</w:t>
+      </w:r>
+    </w:p>
+    <w:p>
+      <w:pPr>
+        <w:spacing w:after="0" w:line="360" w:lineRule="auto"/>
+        <w:ind w:firstLine="709"/>
+        <w:jc w:val="both"/>
+        <w:rPr>
+          <w:rFonts w:ascii="Times New Roman" w:hAnsi="Times New Roman" w:cs="Times New Roman"/>
+          <w:sz w:val="28"/>
+          <w:szCs w:val="28"/>
+        </w:rPr>
+      </w:pPr>
+      <w:r>
+        <w:rPr>
+          <w:rFonts w:ascii="Times New Roman" w:hAnsi="Times New Roman" w:cs="Times New Roman"/>
+          <w:sz w:val="28"/>
+          <w:szCs w:val="28"/>
+        </w:rPr>
+        <w:t xml:space="preserve">На стадии разработки создается отдельная ветка в системе контроля версий. Название ветки обычно связано с типом задачи и ее идентификатором в </w:t>
+      </w:r>
+      <w:proofErr w:type="spellStart"/>
+      <w:r>
+        <w:rPr>
+          <w:rFonts w:ascii="Times New Roman" w:hAnsi="Times New Roman" w:cs="Times New Roman"/>
+          <w:sz w:val="28"/>
+          <w:szCs w:val="28"/>
+        </w:rPr>
+        <w:t>Jira</w:t>
+      </w:r>
+      <w:proofErr w:type="spellEnd"/>
+      <w:r>
+        <w:rPr>
+          <w:rFonts w:ascii="Times New Roman" w:hAnsi="Times New Roman" w:cs="Times New Roman"/>
+          <w:sz w:val="28"/>
+          <w:szCs w:val="28"/>
+        </w:rPr>
+        <w:t xml:space="preserve">. Перед началом работы разработчик обновляет актуальную ветку, вносит изменения в код, выполняет локальную проверку, запускает линтер и тесты. После завершения разработки создается </w:t>
+      </w:r>
+      <w:proofErr w:type="spellStart"/>
+      <w:r>
+        <w:rPr>
+          <w:rFonts w:ascii="Times New Roman" w:hAnsi="Times New Roman" w:cs="Times New Roman"/>
+          <w:sz w:val="28"/>
+          <w:szCs w:val="28"/>
+        </w:rPr>
+        <w:t>merge</w:t>
+      </w:r>
+      <w:proofErr w:type="spellEnd"/>
+      <w:r>
+        <w:rPr>
+          <w:rFonts w:ascii="Times New Roman" w:hAnsi="Times New Roman" w:cs="Times New Roman"/>
+          <w:sz w:val="28"/>
+          <w:szCs w:val="28"/>
+        </w:rPr>
+        <w:t xml:space="preserve"> </w:t>
+      </w:r>
+      <w:proofErr w:type="spellStart"/>
+      <w:r>
+        <w:rPr>
+          <w:rFonts w:ascii="Times New Roman" w:hAnsi="Times New Roman" w:cs="Times New Roman"/>
+          <w:sz w:val="28"/>
+          <w:szCs w:val="28"/>
+        </w:rPr>
+        <w:t>request</w:t>
+      </w:r>
+      <w:proofErr w:type="spellEnd"/>
+      <w:r>
+        <w:rPr>
+          <w:rFonts w:ascii="Times New Roman" w:hAnsi="Times New Roman" w:cs="Times New Roman"/>
+          <w:sz w:val="28"/>
+          <w:szCs w:val="28"/>
+        </w:rPr>
+        <w:t>, в котором указывается, что было сделано и как проверить результат.</w:t>
+      </w:r>
+    </w:p>
+    <w:p>
+      <w:pPr>
+        <w:spacing w:after="0" w:line="360" w:lineRule="auto"/>
+        <w:ind w:firstLine="709"/>
+        <w:jc w:val="both"/>
+        <w:rPr>
+          <w:rFonts w:ascii="Times New Roman" w:hAnsi="Times New Roman" w:cs="Times New Roman"/>
+          <w:sz w:val="28"/>
+          <w:szCs w:val="28"/>
+        </w:rPr>
+      </w:pPr>
+      <w:r>
+        <w:rPr>
+          <w:rFonts w:ascii="Times New Roman" w:hAnsi="Times New Roman" w:cs="Times New Roman"/>
+          <w:sz w:val="28"/>
+          <w:szCs w:val="28"/>
+        </w:rPr>
+        <w:t xml:space="preserve">После </w:t>
+      </w:r>
+      <w:proofErr w:type="spellStart"/>
+      <w:r>
+        <w:rPr>
+          <w:rFonts w:ascii="Times New Roman" w:hAnsi="Times New Roman" w:cs="Times New Roman"/>
+          <w:sz w:val="28"/>
+          <w:szCs w:val="28"/>
+        </w:rPr>
+        <w:t>code</w:t>
+      </w:r>
+      <w:proofErr w:type="spellEnd"/>
+      <w:r>
+        <w:rPr>
+          <w:rFonts w:ascii="Times New Roman" w:hAnsi="Times New Roman" w:cs="Times New Roman"/>
+          <w:sz w:val="28"/>
+          <w:szCs w:val="28"/>
+        </w:rPr>
+        <w:t xml:space="preserve"> </w:t>
+      </w:r>
+      <w:proofErr w:type="spellStart"/>
+      <w:r>
+        <w:rPr>
+          <w:rFonts w:ascii="Times New Roman" w:hAnsi="Times New Roman" w:cs="Times New Roman"/>
+          <w:sz w:val="28"/>
+          <w:szCs w:val="28"/>
+        </w:rPr>
+        <w:t>review</w:t>
+      </w:r>
+      <w:proofErr w:type="spellEnd"/>
+      <w:r>
+        <w:rPr>
+          <w:rFonts w:ascii="Times New Roman" w:hAnsi="Times New Roman" w:cs="Times New Roman"/>
+          <w:sz w:val="28"/>
+          <w:szCs w:val="28"/>
+        </w:rPr>
+        <w:t xml:space="preserve"> задача передается на тестирование. Далее изменения попадают в </w:t>
+      </w:r>
+      <w:proofErr w:type="spellStart"/>
+      <w:r>
+        <w:rPr>
+          <w:rFonts w:ascii="Times New Roman" w:hAnsi="Times New Roman" w:cs="Times New Roman"/>
+          <w:sz w:val="28"/>
+          <w:szCs w:val="28"/>
+        </w:rPr>
+        <w:t>develop</w:t>
+      </w:r>
+      <w:proofErr w:type="spellEnd"/>
+      <w:r>
+        <w:rPr>
+          <w:rFonts w:ascii="Times New Roman" w:hAnsi="Times New Roman" w:cs="Times New Roman"/>
+          <w:sz w:val="28"/>
+          <w:szCs w:val="28"/>
+        </w:rPr>
+        <w:t xml:space="preserve">-ветку, затем проходят тестовый стенд и включаются в </w:t>
+      </w:r>
+      <w:proofErr w:type="spellStart"/>
+      <w:r>
+        <w:rPr>
+          <w:rFonts w:ascii="Times New Roman" w:hAnsi="Times New Roman" w:cs="Times New Roman"/>
+          <w:sz w:val="28"/>
+          <w:szCs w:val="28"/>
+        </w:rPr>
+        <w:t>релизную</w:t>
+      </w:r>
+      <w:proofErr w:type="spellEnd"/>
+      <w:r>
+        <w:rPr>
+          <w:rFonts w:ascii="Times New Roman" w:hAnsi="Times New Roman" w:cs="Times New Roman"/>
+          <w:sz w:val="28"/>
+          <w:szCs w:val="28"/>
+        </w:rPr>
+        <w:t xml:space="preserve"> сборку. Такой процесс обеспечивает контролируемое внедрение изменений и снижает риск появления ошибок в рабочем продукте.</w:t>
+      </w:r>
+    </w:p>
+    <w:p>
+      <w:pPr>
+        <w:rPr>
+          <w:rFonts w:ascii="Times New Roman" w:hAnsi="Times New Roman" w:cs="Times New Roman"/>
+          <w:sz w:val="28"/>
+          <w:szCs w:val="28"/>
+        </w:rPr>
+      </w:pPr>
+      <w:r>
+        <w:rPr>
+          <w:rFonts w:ascii="Times New Roman" w:hAnsi="Times New Roman" w:cs="Times New Roman"/>
+          <w:sz w:val="28"/>
+          <w:szCs w:val="28"/>
+        </w:rPr>
+        <w:br w:type="page"/>
+      </w:r>
+    </w:p>
+    <w:p>
+      <w:pPr>
+        <w:spacing w:after="0" w:line="360" w:lineRule="auto"/>
+        <w:ind w:firstLine="709"/>
+        <w:jc w:val="both"/>
+        <w:rPr>
+          <w:rFonts w:ascii="Times New Roman" w:hAnsi="Times New Roman" w:cs="Times New Roman"/>
+          <w:b/>
+          <w:bCs/>
+          <w:sz w:val="28"/>
+          <w:szCs w:val="28"/>
+        </w:rPr>
+      </w:pPr>
+      <w:r>
+        <w:rPr>
+          <w:rFonts w:ascii="Times New Roman" w:hAnsi="Times New Roman" w:cs="Times New Roman"/>
+          <w:b/>
+          <w:bCs/>
+          <w:sz w:val="28"/>
+          <w:szCs w:val="28"/>
+        </w:rPr>
         <w:lastRenderedPageBreak/>
         <w:t>Глава 2. Теоретические и методические основы выполнения проектно-технологической практики</w:t>
       </w:r>
@@ -2078,7 +3559,6 @@
           <w:bCs/>
           <w:sz w:val="28"/>
           <w:szCs w:val="28"/>
-          <w:lang w:val="en-US"/>
         </w:rPr>
       </w:pPr>
       <w:r>
@@ -2101,28 +3581,44 @@
           <w:rFonts w:ascii="Times New Roman" w:hAnsi="Times New Roman" w:cs="Times New Roman"/>
           <w:sz w:val="28"/>
           <w:szCs w:val="28"/>
-          <w:lang w:val="en-US"/>
-        </w:rPr>
-      </w:pPr>
-      <w:r>
-        <w:rPr>
-          <w:rFonts w:ascii="Times New Roman" w:hAnsi="Times New Roman" w:cs="Times New Roman"/>
-          <w:sz w:val="28"/>
-          <w:szCs w:val="28"/>
-        </w:rPr>
-        <w:t>В соответствии с индивидуальным заданием проектно-технологическая практика была направлена на закрепление теоретических знаний и получение практического опыта в профессиональной деятельности frontend-разработчика. Основное содержание задания включало изучение литературных и технических источников по теме разрабатываемого проекта, анализ методов выполнения работ, применение информационных технологий, изучение программных продуктов профессиональной сферы, требований к оформлению технической документации и порядка внедрения результатов разработки.</w:t>
-      </w:r>
-    </w:p>
-    <w:p>
-      <w:pPr>
-        <w:spacing w:after="0" w:line="360" w:lineRule="auto"/>
-        <w:ind w:firstLine="709"/>
-        <w:jc w:val="both"/>
-        <w:rPr>
-          <w:rFonts w:ascii="Times New Roman" w:hAnsi="Times New Roman" w:cs="Times New Roman"/>
-          <w:sz w:val="28"/>
-          <w:szCs w:val="28"/>
-          <w:lang w:val="en-US"/>
+        </w:rPr>
+      </w:pPr>
+      <w:r>
+        <w:rPr>
+          <w:rFonts w:ascii="Times New Roman" w:hAnsi="Times New Roman" w:cs="Times New Roman"/>
+          <w:sz w:val="28"/>
+          <w:szCs w:val="28"/>
+        </w:rPr>
+        <w:t xml:space="preserve">В соответствии с индивидуальным заданием проектно-технологическая практика была направлена на закрепление теоретических знаний и получение практического опыта в профессиональной деятельности </w:t>
+      </w:r>
+      <w:proofErr w:type="spellStart"/>
+      <w:r>
+        <w:rPr>
+          <w:rFonts w:ascii="Times New Roman" w:hAnsi="Times New Roman" w:cs="Times New Roman"/>
+          <w:sz w:val="28"/>
+          <w:szCs w:val="28"/>
+        </w:rPr>
+        <w:t>frontend</w:t>
+      </w:r>
+      <w:proofErr w:type="spellEnd"/>
+      <w:r>
+        <w:rPr>
+          <w:rFonts w:ascii="Times New Roman" w:hAnsi="Times New Roman" w:cs="Times New Roman"/>
+          <w:sz w:val="28"/>
+          <w:szCs w:val="28"/>
+        </w:rPr>
+        <w:t>-разработчика. Основное содержание задания включало изучение литературных и технических источников по теме разрабатываемого проекта, анализ методов выполнения работ, применение информационных технологий, изучение программных продуктов профессиональной сферы, требований к оформлению технической документации и порядка внедрения результатов разработки.</w:t>
+      </w:r>
+    </w:p>
+    <w:p>
+      <w:pPr>
+        <w:spacing w:after="0" w:line="360" w:lineRule="auto"/>
+        <w:ind w:firstLine="709"/>
+        <w:jc w:val="both"/>
+        <w:rPr>
+          <w:rFonts w:ascii="Times New Roman" w:hAnsi="Times New Roman" w:cs="Times New Roman"/>
+          <w:sz w:val="28"/>
+          <w:szCs w:val="28"/>
         </w:rPr>
       </w:pPr>
       <w:r>
@@ -2141,7 +3637,25 @@
           <w:sz w:val="28"/>
           <w:szCs w:val="28"/>
         </w:rPr>
-        <w:t xml:space="preserve"> практики являлось развитие профессиональных компетенций в области frontend-разработки путем участия в сопровождении и доработке программного продукта ООО «САТЕЛ» </w:t>
+        <w:t xml:space="preserve"> практики являлось развитие профессиональных компетенций в области </w:t>
+      </w:r>
+      <w:proofErr w:type="spellStart"/>
+      <w:r>
+        <w:rPr>
+          <w:rFonts w:ascii="Times New Roman" w:hAnsi="Times New Roman" w:cs="Times New Roman"/>
+          <w:sz w:val="28"/>
+          <w:szCs w:val="28"/>
+        </w:rPr>
+        <w:t>frontend</w:t>
+      </w:r>
+      <w:proofErr w:type="spellEnd"/>
+      <w:r>
+        <w:rPr>
+          <w:rFonts w:ascii="Times New Roman" w:hAnsi="Times New Roman" w:cs="Times New Roman"/>
+          <w:sz w:val="28"/>
+          <w:szCs w:val="28"/>
+        </w:rPr>
+        <w:t xml:space="preserve">-разработки путем участия в сопровождении и доработке программного продукта ООО «САТЕЛ» </w:t>
       </w:r>
       <w:r>
         <w:rPr>
@@ -2171,7 +3685,6 @@
           <w:bCs/>
           <w:sz w:val="28"/>
           <w:szCs w:val="28"/>
-          <w:lang w:val="en-US"/>
         </w:rPr>
       </w:pPr>
       <w:r>
@@ -2199,7 +3712,6 @@
           <w:rFonts w:ascii="Times New Roman" w:hAnsi="Times New Roman" w:cs="Times New Roman"/>
           <w:sz w:val="28"/>
           <w:szCs w:val="28"/>
-          <w:lang w:val="en-US"/>
         </w:rPr>
       </w:pPr>
       <w:r>
@@ -2225,16 +3737,33 @@
           <w:rFonts w:ascii="Times New Roman" w:hAnsi="Times New Roman" w:cs="Times New Roman"/>
           <w:sz w:val="28"/>
           <w:szCs w:val="28"/>
-          <w:lang w:val="en-US"/>
-        </w:rPr>
-      </w:pPr>
-      <w:r>
-        <w:rPr>
-          <w:rFonts w:ascii="Times New Roman" w:hAnsi="Times New Roman" w:cs="Times New Roman"/>
-          <w:sz w:val="28"/>
-          <w:szCs w:val="28"/>
-        </w:rPr>
-        <w:t>ознакомиться с архитектурой frontend-проекта, технологическим стеком и внутренними процессами разработки;</w:t>
+        </w:rPr>
+      </w:pPr>
+      <w:r>
+        <w:rPr>
+          <w:rFonts w:ascii="Times New Roman" w:hAnsi="Times New Roman" w:cs="Times New Roman"/>
+          <w:sz w:val="28"/>
+          <w:szCs w:val="28"/>
+        </w:rPr>
+        <w:t xml:space="preserve">ознакомиться с архитектурой </w:t>
+      </w:r>
+      <w:proofErr w:type="spellStart"/>
+      <w:r>
+        <w:rPr>
+          <w:rFonts w:ascii="Times New Roman" w:hAnsi="Times New Roman" w:cs="Times New Roman"/>
+          <w:sz w:val="28"/>
+          <w:szCs w:val="28"/>
+        </w:rPr>
+        <w:t>frontend</w:t>
+      </w:r>
+      <w:proofErr w:type="spellEnd"/>
+      <w:r>
+        <w:rPr>
+          <w:rFonts w:ascii="Times New Roman" w:hAnsi="Times New Roman" w:cs="Times New Roman"/>
+          <w:sz w:val="28"/>
+          <w:szCs w:val="28"/>
+        </w:rPr>
+        <w:t>-проекта, технологическим стеком и внутренними процессами разработки;</w:t>
       </w:r>
     </w:p>
     <w:p>
@@ -2251,7 +3780,6 @@
           <w:rFonts w:ascii="Times New Roman" w:hAnsi="Times New Roman" w:cs="Times New Roman"/>
           <w:sz w:val="28"/>
           <w:szCs w:val="28"/>
-          <w:lang w:val="en-US"/>
         </w:rPr>
       </w:pPr>
       <w:r>
@@ -2277,7 +3805,6 @@
           <w:rFonts w:ascii="Times New Roman" w:hAnsi="Times New Roman" w:cs="Times New Roman"/>
           <w:sz w:val="28"/>
           <w:szCs w:val="28"/>
-          <w:lang w:val="en-US"/>
         </w:rPr>
       </w:pPr>
       <w:r>
@@ -2303,7 +3830,6 @@
           <w:rFonts w:ascii="Times New Roman" w:hAnsi="Times New Roman" w:cs="Times New Roman"/>
           <w:sz w:val="28"/>
           <w:szCs w:val="28"/>
-          <w:lang w:val="en-US"/>
         </w:rPr>
       </w:pPr>
       <w:r>
@@ -2332,7 +3858,25 @@
           <w:sz w:val="28"/>
           <w:szCs w:val="28"/>
         </w:rPr>
-        <w:t xml:space="preserve">В результате выполнения индивидуального задания предполагалось закрепление знаний, полученных в процессе обучения, развитие практических навыков работы с современными frontend-технологиями и </w:t>
+        <w:t xml:space="preserve">В результате выполнения индивидуального задания предполагалось закрепление знаний, полученных в процессе обучения, развитие практических навыков работы с современными </w:t>
+      </w:r>
+      <w:proofErr w:type="spellStart"/>
+      <w:r>
+        <w:rPr>
+          <w:rFonts w:ascii="Times New Roman" w:hAnsi="Times New Roman" w:cs="Times New Roman"/>
+          <w:sz w:val="28"/>
+          <w:szCs w:val="28"/>
+        </w:rPr>
+        <w:t>frontend</w:t>
+      </w:r>
+      <w:proofErr w:type="spellEnd"/>
+      <w:r>
+        <w:rPr>
+          <w:rFonts w:ascii="Times New Roman" w:hAnsi="Times New Roman" w:cs="Times New Roman"/>
+          <w:sz w:val="28"/>
+          <w:szCs w:val="28"/>
+        </w:rPr>
+        <w:t xml:space="preserve">-технологиями и </w:t>
       </w:r>
       <w:r>
         <w:rPr>
@@ -2351,10 +3895,3265 @@
         <w:jc w:val="both"/>
         <w:rPr>
           <w:rFonts w:ascii="Times New Roman" w:hAnsi="Times New Roman" w:cs="Times New Roman"/>
-          <w:sz w:val="28"/>
-          <w:szCs w:val="28"/>
-        </w:rPr>
-      </w:pPr>
+          <w:b/>
+          <w:bCs/>
+          <w:sz w:val="28"/>
+          <w:szCs w:val="28"/>
+          <w:lang w:val="en-US"/>
+        </w:rPr>
+      </w:pPr>
+    </w:p>
+    <w:p>
+      <w:pPr>
+        <w:spacing w:after="0" w:line="360" w:lineRule="auto"/>
+        <w:ind w:firstLine="709"/>
+        <w:jc w:val="both"/>
+        <w:rPr>
+          <w:rFonts w:ascii="Times New Roman" w:hAnsi="Times New Roman" w:cs="Times New Roman"/>
+          <w:b/>
+          <w:bCs/>
+          <w:sz w:val="28"/>
+          <w:szCs w:val="28"/>
+          <w:lang w:val="en-US"/>
+        </w:rPr>
+      </w:pPr>
+      <w:r>
+        <w:rPr>
+          <w:rFonts w:ascii="Times New Roman" w:hAnsi="Times New Roman" w:cs="Times New Roman"/>
+          <w:b/>
+          <w:bCs/>
+          <w:sz w:val="28"/>
+          <w:szCs w:val="28"/>
+        </w:rPr>
+        <w:t>2.2. Анализ литературных и технических источников по теме практики</w:t>
+      </w:r>
+    </w:p>
+    <w:p>
+      <w:pPr>
+        <w:spacing w:after="0" w:line="360" w:lineRule="auto"/>
+        <w:ind w:firstLine="709"/>
+        <w:jc w:val="both"/>
+        <w:rPr>
+          <w:rFonts w:ascii="Times New Roman" w:hAnsi="Times New Roman" w:cs="Times New Roman"/>
+          <w:sz w:val="28"/>
+          <w:szCs w:val="28"/>
+        </w:rPr>
+      </w:pPr>
+      <w:r>
+        <w:rPr>
+          <w:rFonts w:ascii="Times New Roman" w:hAnsi="Times New Roman" w:cs="Times New Roman"/>
+          <w:sz w:val="28"/>
+          <w:szCs w:val="28"/>
+        </w:rPr>
+        <w:t xml:space="preserve">При выполнении проектно-технологической практики были изучены литературные и технические источники, связанные с </w:t>
+      </w:r>
+      <w:r>
+        <w:rPr>
+          <w:rFonts w:ascii="Times New Roman" w:hAnsi="Times New Roman" w:cs="Times New Roman"/>
+          <w:sz w:val="28"/>
+          <w:szCs w:val="28"/>
+          <w:lang w:val="en-US"/>
+        </w:rPr>
+        <w:t>frontend</w:t>
+      </w:r>
+      <w:r>
+        <w:rPr>
+          <w:rFonts w:ascii="Times New Roman" w:hAnsi="Times New Roman" w:cs="Times New Roman"/>
+          <w:sz w:val="28"/>
+          <w:szCs w:val="28"/>
+        </w:rPr>
+        <w:t xml:space="preserve">-разработкой, проектированием пользовательских интерфейсов, архитектурой </w:t>
+      </w:r>
+      <w:r>
+        <w:rPr>
+          <w:rFonts w:ascii="Times New Roman" w:hAnsi="Times New Roman" w:cs="Times New Roman"/>
+          <w:sz w:val="28"/>
+          <w:szCs w:val="28"/>
+          <w:lang w:val="en-US"/>
+        </w:rPr>
+        <w:t>web</w:t>
+      </w:r>
+      <w:r>
+        <w:rPr>
+          <w:rFonts w:ascii="Times New Roman" w:hAnsi="Times New Roman" w:cs="Times New Roman"/>
+          <w:sz w:val="28"/>
+          <w:szCs w:val="28"/>
+        </w:rPr>
+        <w:t>-приложений и средствами командной разработки.</w:t>
+      </w:r>
+    </w:p>
+    <w:p>
+      <w:pPr>
+        <w:spacing w:after="0" w:line="360" w:lineRule="auto"/>
+        <w:ind w:firstLine="709"/>
+        <w:jc w:val="both"/>
+        <w:rPr>
+          <w:rFonts w:ascii="Times New Roman" w:hAnsi="Times New Roman" w:cs="Times New Roman"/>
+          <w:b/>
+          <w:bCs/>
+          <w:sz w:val="28"/>
+          <w:szCs w:val="28"/>
+        </w:rPr>
+      </w:pPr>
+      <w:r>
+        <w:rPr>
+          <w:rFonts w:ascii="Times New Roman" w:hAnsi="Times New Roman" w:cs="Times New Roman"/>
+          <w:b/>
+          <w:bCs/>
+          <w:sz w:val="28"/>
+          <w:szCs w:val="28"/>
+        </w:rPr>
+        <w:t>Учебная литература</w:t>
+      </w:r>
+    </w:p>
+    <w:p>
+      <w:pPr>
+        <w:spacing w:after="0" w:line="360" w:lineRule="auto"/>
+        <w:ind w:firstLine="709"/>
+        <w:jc w:val="both"/>
+        <w:rPr>
+          <w:rFonts w:ascii="Times New Roman" w:hAnsi="Times New Roman" w:cs="Times New Roman"/>
+          <w:sz w:val="28"/>
+          <w:szCs w:val="28"/>
+        </w:rPr>
+      </w:pPr>
+      <w:r>
+        <w:rPr>
+          <w:rFonts w:ascii="Times New Roman" w:hAnsi="Times New Roman" w:cs="Times New Roman"/>
+          <w:sz w:val="28"/>
+          <w:szCs w:val="28"/>
+        </w:rPr>
+        <w:t xml:space="preserve">К основным теоретическим источникам относятся учебные материалы по </w:t>
+      </w:r>
+      <w:r>
+        <w:rPr>
+          <w:rFonts w:ascii="Times New Roman" w:hAnsi="Times New Roman" w:cs="Times New Roman"/>
+          <w:sz w:val="28"/>
+          <w:szCs w:val="28"/>
+          <w:lang w:val="en-US"/>
+        </w:rPr>
+        <w:t>web</w:t>
+      </w:r>
+      <w:r>
+        <w:rPr>
+          <w:rFonts w:ascii="Times New Roman" w:hAnsi="Times New Roman" w:cs="Times New Roman"/>
+          <w:sz w:val="28"/>
+          <w:szCs w:val="28"/>
+        </w:rPr>
+        <w:t xml:space="preserve">-программированию, </w:t>
+      </w:r>
+      <w:r>
+        <w:rPr>
+          <w:rFonts w:ascii="Times New Roman" w:hAnsi="Times New Roman" w:cs="Times New Roman"/>
+          <w:sz w:val="28"/>
+          <w:szCs w:val="28"/>
+          <w:lang w:val="en-US"/>
+        </w:rPr>
+        <w:t>JavaScript</w:t>
+      </w:r>
+      <w:r>
+        <w:rPr>
+          <w:rFonts w:ascii="Times New Roman" w:hAnsi="Times New Roman" w:cs="Times New Roman"/>
+          <w:sz w:val="28"/>
+          <w:szCs w:val="28"/>
+        </w:rPr>
+        <w:t xml:space="preserve">, </w:t>
+      </w:r>
+      <w:r>
+        <w:rPr>
+          <w:rFonts w:ascii="Times New Roman" w:hAnsi="Times New Roman" w:cs="Times New Roman"/>
+          <w:sz w:val="28"/>
+          <w:szCs w:val="28"/>
+          <w:lang w:val="en-US"/>
+        </w:rPr>
+        <w:t>TypeScript</w:t>
+      </w:r>
+      <w:r>
+        <w:rPr>
+          <w:rFonts w:ascii="Times New Roman" w:hAnsi="Times New Roman" w:cs="Times New Roman"/>
+          <w:sz w:val="28"/>
+          <w:szCs w:val="28"/>
+        </w:rPr>
+        <w:t>, разработке пользовательских интерфейсов, тестированию программного обеспечения и оформлению технической документации. Данные источники позволили систематизировать знания о принципах построения клиентской части приложения, компонентном подходе, обработке пользовательских событий и организации кода.</w:t>
+      </w:r>
+    </w:p>
+    <w:p>
+      <w:pPr>
+        <w:spacing w:after="0" w:line="360" w:lineRule="auto"/>
+        <w:ind w:firstLine="709"/>
+        <w:jc w:val="both"/>
+        <w:rPr>
+          <w:rFonts w:ascii="Times New Roman" w:hAnsi="Times New Roman" w:cs="Times New Roman"/>
+          <w:b/>
+          <w:bCs/>
+          <w:sz w:val="28"/>
+          <w:szCs w:val="28"/>
+        </w:rPr>
+      </w:pPr>
+      <w:r>
+        <w:rPr>
+          <w:rFonts w:ascii="Times New Roman" w:hAnsi="Times New Roman" w:cs="Times New Roman"/>
+          <w:b/>
+          <w:bCs/>
+          <w:sz w:val="28"/>
+          <w:szCs w:val="28"/>
+        </w:rPr>
+        <w:t>Официальная документация используемых инструментов</w:t>
+      </w:r>
+    </w:p>
+    <w:p>
+      <w:pPr>
+        <w:spacing w:after="0" w:line="360" w:lineRule="auto"/>
+        <w:ind w:firstLine="709"/>
+        <w:jc w:val="both"/>
+        <w:rPr>
+          <w:rFonts w:ascii="Times New Roman" w:hAnsi="Times New Roman" w:cs="Times New Roman"/>
+          <w:sz w:val="28"/>
+          <w:szCs w:val="28"/>
+        </w:rPr>
+      </w:pPr>
+      <w:r>
+        <w:rPr>
+          <w:rFonts w:ascii="Times New Roman" w:hAnsi="Times New Roman" w:cs="Times New Roman"/>
+          <w:sz w:val="28"/>
+          <w:szCs w:val="28"/>
+        </w:rPr>
+        <w:t>О</w:t>
+      </w:r>
+      <w:r>
+        <w:rPr>
+          <w:rFonts w:ascii="Times New Roman" w:hAnsi="Times New Roman" w:cs="Times New Roman"/>
+          <w:sz w:val="28"/>
+          <w:szCs w:val="28"/>
+        </w:rPr>
+        <w:t>фициальная</w:t>
+      </w:r>
+      <w:r>
+        <w:rPr>
+          <w:rFonts w:ascii="Times New Roman" w:hAnsi="Times New Roman" w:cs="Times New Roman"/>
+          <w:sz w:val="28"/>
+          <w:szCs w:val="28"/>
+          <w:lang w:val="en-US"/>
+        </w:rPr>
+        <w:t xml:space="preserve"> </w:t>
+      </w:r>
+      <w:r>
+        <w:rPr>
+          <w:rFonts w:ascii="Times New Roman" w:hAnsi="Times New Roman" w:cs="Times New Roman"/>
+          <w:sz w:val="28"/>
+          <w:szCs w:val="28"/>
+        </w:rPr>
+        <w:t>документация</w:t>
+      </w:r>
+      <w:r>
+        <w:rPr>
+          <w:rFonts w:ascii="Times New Roman" w:hAnsi="Times New Roman" w:cs="Times New Roman"/>
+          <w:sz w:val="28"/>
+          <w:szCs w:val="28"/>
+          <w:lang w:val="en-US"/>
+        </w:rPr>
+        <w:t xml:space="preserve"> </w:t>
+      </w:r>
+      <w:r>
+        <w:rPr>
+          <w:rFonts w:ascii="Times New Roman" w:hAnsi="Times New Roman" w:cs="Times New Roman"/>
+          <w:sz w:val="28"/>
+          <w:szCs w:val="28"/>
+          <w:lang w:val="en-US"/>
+        </w:rPr>
+        <w:t>Vue</w:t>
+      </w:r>
+      <w:r>
+        <w:rPr>
+          <w:rFonts w:ascii="Times New Roman" w:hAnsi="Times New Roman" w:cs="Times New Roman"/>
+          <w:sz w:val="28"/>
+          <w:szCs w:val="28"/>
+          <w:lang w:val="en-US"/>
+        </w:rPr>
+        <w:t xml:space="preserve"> 3, </w:t>
+      </w:r>
+      <w:r>
+        <w:rPr>
+          <w:rFonts w:ascii="Times New Roman" w:hAnsi="Times New Roman" w:cs="Times New Roman"/>
+          <w:sz w:val="28"/>
+          <w:szCs w:val="28"/>
+          <w:lang w:val="en-US"/>
+        </w:rPr>
+        <w:t>TypeScript</w:t>
+      </w:r>
+      <w:r>
+        <w:rPr>
+          <w:rFonts w:ascii="Times New Roman" w:hAnsi="Times New Roman" w:cs="Times New Roman"/>
+          <w:sz w:val="28"/>
+          <w:szCs w:val="28"/>
+          <w:lang w:val="en-US"/>
+        </w:rPr>
+        <w:t xml:space="preserve">, </w:t>
+      </w:r>
+      <w:proofErr w:type="spellStart"/>
+      <w:r>
+        <w:rPr>
+          <w:rFonts w:ascii="Times New Roman" w:hAnsi="Times New Roman" w:cs="Times New Roman"/>
+          <w:sz w:val="28"/>
+          <w:szCs w:val="28"/>
+          <w:lang w:val="en-US"/>
+        </w:rPr>
+        <w:t>Vite</w:t>
+      </w:r>
+      <w:proofErr w:type="spellEnd"/>
+      <w:r>
+        <w:rPr>
+          <w:rFonts w:ascii="Times New Roman" w:hAnsi="Times New Roman" w:cs="Times New Roman"/>
+          <w:sz w:val="28"/>
+          <w:szCs w:val="28"/>
+          <w:lang w:val="en-US"/>
+        </w:rPr>
+        <w:t xml:space="preserve">, </w:t>
+      </w:r>
+      <w:proofErr w:type="spellStart"/>
+      <w:r>
+        <w:rPr>
+          <w:rFonts w:ascii="Times New Roman" w:hAnsi="Times New Roman" w:cs="Times New Roman"/>
+          <w:sz w:val="28"/>
+          <w:szCs w:val="28"/>
+          <w:lang w:val="en-US"/>
+        </w:rPr>
+        <w:t>Pinia</w:t>
+      </w:r>
+      <w:proofErr w:type="spellEnd"/>
+      <w:r>
+        <w:rPr>
+          <w:rFonts w:ascii="Times New Roman" w:hAnsi="Times New Roman" w:cs="Times New Roman"/>
+          <w:sz w:val="28"/>
+          <w:szCs w:val="28"/>
+          <w:lang w:val="en-US"/>
+        </w:rPr>
+        <w:t xml:space="preserve">, </w:t>
+      </w:r>
+      <w:r>
+        <w:rPr>
+          <w:rFonts w:ascii="Times New Roman" w:hAnsi="Times New Roman" w:cs="Times New Roman"/>
+          <w:sz w:val="28"/>
+          <w:szCs w:val="28"/>
+          <w:lang w:val="en-US"/>
+        </w:rPr>
+        <w:t>Vue</w:t>
+      </w:r>
+      <w:r>
+        <w:rPr>
+          <w:rFonts w:ascii="Times New Roman" w:hAnsi="Times New Roman" w:cs="Times New Roman"/>
+          <w:sz w:val="28"/>
+          <w:szCs w:val="28"/>
+          <w:lang w:val="en-US"/>
+        </w:rPr>
+        <w:t xml:space="preserve"> </w:t>
+      </w:r>
+      <w:r>
+        <w:rPr>
+          <w:rFonts w:ascii="Times New Roman" w:hAnsi="Times New Roman" w:cs="Times New Roman"/>
+          <w:sz w:val="28"/>
+          <w:szCs w:val="28"/>
+          <w:lang w:val="en-US"/>
+        </w:rPr>
+        <w:t>Router</w:t>
+      </w:r>
+      <w:r>
+        <w:rPr>
+          <w:rFonts w:ascii="Times New Roman" w:hAnsi="Times New Roman" w:cs="Times New Roman"/>
+          <w:sz w:val="28"/>
+          <w:szCs w:val="28"/>
+          <w:lang w:val="en-US"/>
+        </w:rPr>
+        <w:t xml:space="preserve">, </w:t>
+      </w:r>
+      <w:r>
+        <w:rPr>
+          <w:rFonts w:ascii="Times New Roman" w:hAnsi="Times New Roman" w:cs="Times New Roman"/>
+          <w:sz w:val="28"/>
+          <w:szCs w:val="28"/>
+          <w:lang w:val="en-US"/>
+        </w:rPr>
+        <w:t>Storybook</w:t>
+      </w:r>
+      <w:r>
+        <w:rPr>
+          <w:rFonts w:ascii="Times New Roman" w:hAnsi="Times New Roman" w:cs="Times New Roman"/>
+          <w:sz w:val="28"/>
+          <w:szCs w:val="28"/>
+          <w:lang w:val="en-US"/>
+        </w:rPr>
+        <w:t xml:space="preserve">, </w:t>
+      </w:r>
+      <w:r>
+        <w:rPr>
+          <w:rFonts w:ascii="Times New Roman" w:hAnsi="Times New Roman" w:cs="Times New Roman"/>
+          <w:sz w:val="28"/>
+          <w:szCs w:val="28"/>
+          <w:lang w:val="en-US"/>
+        </w:rPr>
+        <w:t>Git</w:t>
+      </w:r>
+      <w:r>
+        <w:rPr>
+          <w:rFonts w:ascii="Times New Roman" w:hAnsi="Times New Roman" w:cs="Times New Roman"/>
+          <w:sz w:val="28"/>
+          <w:szCs w:val="28"/>
+          <w:lang w:val="en-US"/>
+        </w:rPr>
+        <w:t xml:space="preserve"> </w:t>
+      </w:r>
+      <w:r>
+        <w:rPr>
+          <w:rFonts w:ascii="Times New Roman" w:hAnsi="Times New Roman" w:cs="Times New Roman"/>
+          <w:sz w:val="28"/>
+          <w:szCs w:val="28"/>
+        </w:rPr>
+        <w:t>и</w:t>
+      </w:r>
+      <w:r>
+        <w:rPr>
+          <w:rFonts w:ascii="Times New Roman" w:hAnsi="Times New Roman" w:cs="Times New Roman"/>
+          <w:sz w:val="28"/>
+          <w:szCs w:val="28"/>
+          <w:lang w:val="en-US"/>
+        </w:rPr>
+        <w:t xml:space="preserve"> </w:t>
+      </w:r>
+      <w:r>
+        <w:rPr>
+          <w:rFonts w:ascii="Times New Roman" w:hAnsi="Times New Roman" w:cs="Times New Roman"/>
+          <w:sz w:val="28"/>
+          <w:szCs w:val="28"/>
+          <w:lang w:val="en-US"/>
+        </w:rPr>
+        <w:t>GitLab</w:t>
+      </w:r>
+      <w:r>
+        <w:rPr>
+          <w:rFonts w:ascii="Times New Roman" w:hAnsi="Times New Roman" w:cs="Times New Roman"/>
+          <w:sz w:val="28"/>
+          <w:szCs w:val="28"/>
+          <w:lang w:val="en-US"/>
+        </w:rPr>
+        <w:t xml:space="preserve">. </w:t>
+      </w:r>
+      <w:r>
+        <w:rPr>
+          <w:rFonts w:ascii="Times New Roman" w:hAnsi="Times New Roman" w:cs="Times New Roman"/>
+          <w:sz w:val="28"/>
+          <w:szCs w:val="28"/>
+        </w:rPr>
+        <w:t>Эти материалы использовались для уточнения особенностей работы с компонентами, состоянием приложения, маршрутизацией, сборкой проекта, тестированием и системой контроля версий.</w:t>
+      </w:r>
+    </w:p>
+    <w:p>
+      <w:pPr>
+        <w:spacing w:after="0" w:line="360" w:lineRule="auto"/>
+        <w:ind w:firstLine="709"/>
+        <w:jc w:val="both"/>
+        <w:rPr>
+          <w:rFonts w:ascii="Times New Roman" w:hAnsi="Times New Roman" w:cs="Times New Roman"/>
+          <w:b/>
+          <w:bCs/>
+          <w:sz w:val="28"/>
+          <w:szCs w:val="28"/>
+        </w:rPr>
+      </w:pPr>
+      <w:r>
+        <w:rPr>
+          <w:rFonts w:ascii="Times New Roman" w:hAnsi="Times New Roman" w:cs="Times New Roman"/>
+          <w:b/>
+          <w:bCs/>
+          <w:sz w:val="28"/>
+          <w:szCs w:val="28"/>
+        </w:rPr>
+        <w:t>Внутренние документы организации</w:t>
+      </w:r>
+    </w:p>
+    <w:p>
+      <w:pPr>
+        <w:spacing w:after="0" w:line="360" w:lineRule="auto"/>
+        <w:ind w:firstLine="709"/>
+        <w:jc w:val="both"/>
+        <w:rPr>
+          <w:rFonts w:ascii="Times New Roman" w:hAnsi="Times New Roman" w:cs="Times New Roman"/>
+          <w:sz w:val="28"/>
+          <w:szCs w:val="28"/>
+        </w:rPr>
+      </w:pPr>
+      <w:r>
+        <w:rPr>
+          <w:rFonts w:ascii="Times New Roman" w:hAnsi="Times New Roman" w:cs="Times New Roman"/>
+          <w:sz w:val="28"/>
+          <w:szCs w:val="28"/>
+        </w:rPr>
+        <w:t xml:space="preserve">Также были изучены внутренние проектные материалы ООО «САТЕЛ»: спецификация проекта «Дилинговый пульт РТУ», документация по </w:t>
+      </w:r>
+      <w:r>
+        <w:rPr>
+          <w:rFonts w:ascii="Times New Roman" w:hAnsi="Times New Roman" w:cs="Times New Roman"/>
+          <w:sz w:val="28"/>
+          <w:szCs w:val="28"/>
+          <w:lang w:val="en-US"/>
+        </w:rPr>
+        <w:t>frontend</w:t>
+      </w:r>
+      <w:r>
+        <w:rPr>
+          <w:rFonts w:ascii="Times New Roman" w:hAnsi="Times New Roman" w:cs="Times New Roman"/>
+          <w:sz w:val="28"/>
+          <w:szCs w:val="28"/>
+        </w:rPr>
+        <w:t>-</w:t>
+      </w:r>
+      <w:proofErr w:type="spellStart"/>
+      <w:r>
+        <w:rPr>
+          <w:rFonts w:ascii="Times New Roman" w:hAnsi="Times New Roman" w:cs="Times New Roman"/>
+          <w:sz w:val="28"/>
+          <w:szCs w:val="28"/>
+        </w:rPr>
+        <w:t>онбордингу</w:t>
+      </w:r>
+      <w:proofErr w:type="spellEnd"/>
+      <w:r>
+        <w:rPr>
+          <w:rFonts w:ascii="Times New Roman" w:hAnsi="Times New Roman" w:cs="Times New Roman"/>
+          <w:sz w:val="28"/>
+          <w:szCs w:val="28"/>
+        </w:rPr>
+        <w:t xml:space="preserve">, описания задач в </w:t>
+      </w:r>
+      <w:r>
+        <w:rPr>
+          <w:rFonts w:ascii="Times New Roman" w:hAnsi="Times New Roman" w:cs="Times New Roman"/>
+          <w:sz w:val="28"/>
+          <w:szCs w:val="28"/>
+          <w:lang w:val="en-US"/>
+        </w:rPr>
+        <w:t>Jira</w:t>
+      </w:r>
+      <w:r>
+        <w:rPr>
+          <w:rFonts w:ascii="Times New Roman" w:hAnsi="Times New Roman" w:cs="Times New Roman"/>
+          <w:sz w:val="28"/>
+          <w:szCs w:val="28"/>
+        </w:rPr>
+        <w:t xml:space="preserve">, макеты интерфейса в </w:t>
+      </w:r>
+      <w:r>
+        <w:rPr>
+          <w:rFonts w:ascii="Times New Roman" w:hAnsi="Times New Roman" w:cs="Times New Roman"/>
+          <w:sz w:val="28"/>
+          <w:szCs w:val="28"/>
+          <w:lang w:val="en-US"/>
+        </w:rPr>
+        <w:t>Figma</w:t>
+      </w:r>
+      <w:r>
+        <w:rPr>
+          <w:rFonts w:ascii="Times New Roman" w:hAnsi="Times New Roman" w:cs="Times New Roman"/>
+          <w:sz w:val="28"/>
+          <w:szCs w:val="28"/>
+        </w:rPr>
+        <w:t xml:space="preserve"> и комментарии к выполненным задачам. Эти источники позволили понять назначение продукта, его архитектуру, основные пользовательские сценарии, порядок работы с задачами и требования к качеству кода.</w:t>
+      </w:r>
+    </w:p>
+    <w:p>
+      <w:pPr>
+        <w:spacing w:after="0" w:line="360" w:lineRule="auto"/>
+        <w:ind w:firstLine="709"/>
+        <w:jc w:val="both"/>
+        <w:rPr>
+          <w:rFonts w:ascii="Times New Roman" w:hAnsi="Times New Roman" w:cs="Times New Roman"/>
+          <w:b/>
+          <w:bCs/>
+          <w:sz w:val="28"/>
+          <w:szCs w:val="28"/>
+        </w:rPr>
+      </w:pPr>
+      <w:r>
+        <w:rPr>
+          <w:rFonts w:ascii="Times New Roman" w:hAnsi="Times New Roman" w:cs="Times New Roman"/>
+          <w:b/>
+          <w:bCs/>
+          <w:sz w:val="28"/>
+          <w:szCs w:val="28"/>
+        </w:rPr>
+        <w:lastRenderedPageBreak/>
+        <w:t>2.3. Методы исследования, анализа и выполнения работ</w:t>
+      </w:r>
+    </w:p>
+    <w:p>
+      <w:pPr>
+        <w:spacing w:after="0" w:line="360" w:lineRule="auto"/>
+        <w:ind w:firstLine="709"/>
+        <w:jc w:val="both"/>
+        <w:rPr>
+          <w:rFonts w:ascii="Times New Roman" w:hAnsi="Times New Roman" w:cs="Times New Roman"/>
+          <w:sz w:val="28"/>
+          <w:szCs w:val="28"/>
+        </w:rPr>
+      </w:pPr>
+      <w:r>
+        <w:rPr>
+          <w:rFonts w:ascii="Times New Roman" w:hAnsi="Times New Roman" w:cs="Times New Roman"/>
+          <w:sz w:val="28"/>
+          <w:szCs w:val="28"/>
+        </w:rPr>
+        <w:t>При выполнении проектно-технологической практики использовались следующие методы исследования, анализа и выполнения работ</w:t>
+      </w:r>
+      <w:r>
+        <w:rPr>
+          <w:rFonts w:ascii="Times New Roman" w:hAnsi="Times New Roman" w:cs="Times New Roman"/>
+          <w:sz w:val="28"/>
+          <w:szCs w:val="28"/>
+        </w:rPr>
+        <w:t>, которые являются обязательными при работе в ООО «САТЕЛ»</w:t>
+      </w:r>
+      <w:r>
+        <w:rPr>
+          <w:rFonts w:ascii="Times New Roman" w:hAnsi="Times New Roman" w:cs="Times New Roman"/>
+          <w:sz w:val="28"/>
+          <w:szCs w:val="28"/>
+        </w:rPr>
+        <w:t>:</w:t>
+      </w:r>
+    </w:p>
+    <w:p>
+      <w:pPr>
+        <w:spacing w:after="0" w:line="360" w:lineRule="auto"/>
+        <w:ind w:firstLine="709"/>
+        <w:jc w:val="both"/>
+        <w:rPr>
+          <w:rFonts w:ascii="Times New Roman" w:hAnsi="Times New Roman" w:cs="Times New Roman"/>
+          <w:b/>
+          <w:bCs/>
+          <w:sz w:val="28"/>
+          <w:szCs w:val="28"/>
+        </w:rPr>
+      </w:pPr>
+      <w:r>
+        <w:rPr>
+          <w:rFonts w:ascii="Times New Roman" w:hAnsi="Times New Roman" w:cs="Times New Roman"/>
+          <w:b/>
+          <w:bCs/>
+          <w:sz w:val="28"/>
+          <w:szCs w:val="28"/>
+        </w:rPr>
+        <w:t>1. Анализ требований задачи</w:t>
+      </w:r>
+    </w:p>
+    <w:p>
+      <w:pPr>
+        <w:spacing w:after="0" w:line="360" w:lineRule="auto"/>
+        <w:ind w:firstLine="709"/>
+        <w:jc w:val="both"/>
+        <w:rPr>
+          <w:rFonts w:ascii="Times New Roman" w:hAnsi="Times New Roman" w:cs="Times New Roman"/>
+          <w:sz w:val="28"/>
+          <w:szCs w:val="28"/>
+        </w:rPr>
+      </w:pPr>
+      <w:r>
+        <w:rPr>
+          <w:rFonts w:ascii="Times New Roman" w:hAnsi="Times New Roman" w:cs="Times New Roman"/>
+          <w:sz w:val="28"/>
+          <w:szCs w:val="28"/>
+        </w:rPr>
+        <w:t xml:space="preserve">На начальном этапе изучалось описание задачи в </w:t>
+      </w:r>
+      <w:proofErr w:type="spellStart"/>
+      <w:r>
+        <w:rPr>
+          <w:rFonts w:ascii="Times New Roman" w:hAnsi="Times New Roman" w:cs="Times New Roman"/>
+          <w:sz w:val="28"/>
+          <w:szCs w:val="28"/>
+        </w:rPr>
+        <w:t>Jira</w:t>
+      </w:r>
+      <w:proofErr w:type="spellEnd"/>
+      <w:r>
+        <w:rPr>
+          <w:rFonts w:ascii="Times New Roman" w:hAnsi="Times New Roman" w:cs="Times New Roman"/>
+          <w:sz w:val="28"/>
+          <w:szCs w:val="28"/>
+        </w:rPr>
+        <w:t>, ее тип, статус, планируемая версия исправления, комментарии коллег и связанные материалы. Это позволяло определить цель доработки, ожидаемый результат и ограничения по реализации.</w:t>
+      </w:r>
+    </w:p>
+    <w:p>
+      <w:pPr>
+        <w:spacing w:after="0" w:line="360" w:lineRule="auto"/>
+        <w:ind w:firstLine="709"/>
+        <w:jc w:val="both"/>
+        <w:rPr>
+          <w:rFonts w:ascii="Times New Roman" w:hAnsi="Times New Roman" w:cs="Times New Roman"/>
+          <w:b/>
+          <w:bCs/>
+          <w:sz w:val="28"/>
+          <w:szCs w:val="28"/>
+        </w:rPr>
+      </w:pPr>
+      <w:r>
+        <w:rPr>
+          <w:rFonts w:ascii="Times New Roman" w:hAnsi="Times New Roman" w:cs="Times New Roman"/>
+          <w:b/>
+          <w:bCs/>
+          <w:sz w:val="28"/>
+          <w:szCs w:val="28"/>
+        </w:rPr>
+        <w:t>2. Анализ проектной документации</w:t>
+      </w:r>
+    </w:p>
+    <w:p>
+      <w:pPr>
+        <w:spacing w:after="0" w:line="360" w:lineRule="auto"/>
+        <w:ind w:firstLine="709"/>
+        <w:jc w:val="both"/>
+        <w:rPr>
+          <w:rFonts w:ascii="Times New Roman" w:hAnsi="Times New Roman" w:cs="Times New Roman"/>
+          <w:sz w:val="28"/>
+          <w:szCs w:val="28"/>
+        </w:rPr>
+      </w:pPr>
+      <w:r>
+        <w:rPr>
+          <w:rFonts w:ascii="Times New Roman" w:hAnsi="Times New Roman" w:cs="Times New Roman"/>
+          <w:sz w:val="28"/>
+          <w:szCs w:val="28"/>
+        </w:rPr>
+        <w:t xml:space="preserve">Для понимания логики продукта изучалась спецификация проекта «Дилинговый пульт РТУ», внутренняя документация по </w:t>
+      </w:r>
+      <w:proofErr w:type="spellStart"/>
+      <w:r>
+        <w:rPr>
+          <w:rFonts w:ascii="Times New Roman" w:hAnsi="Times New Roman" w:cs="Times New Roman"/>
+          <w:sz w:val="28"/>
+          <w:szCs w:val="28"/>
+        </w:rPr>
+        <w:t>frontend</w:t>
+      </w:r>
+      <w:proofErr w:type="spellEnd"/>
+      <w:r>
+        <w:rPr>
+          <w:rFonts w:ascii="Times New Roman" w:hAnsi="Times New Roman" w:cs="Times New Roman"/>
+          <w:sz w:val="28"/>
+          <w:szCs w:val="28"/>
+        </w:rPr>
+        <w:t>-разработке, описание архитектуры приложения, используемых технологий и основных пользовательских сценариев.</w:t>
+      </w:r>
+    </w:p>
+    <w:p>
+      <w:pPr>
+        <w:spacing w:after="0" w:line="360" w:lineRule="auto"/>
+        <w:ind w:firstLine="709"/>
+        <w:jc w:val="both"/>
+        <w:rPr>
+          <w:rFonts w:ascii="Times New Roman" w:hAnsi="Times New Roman" w:cs="Times New Roman"/>
+          <w:b/>
+          <w:bCs/>
+          <w:sz w:val="28"/>
+          <w:szCs w:val="28"/>
+        </w:rPr>
+      </w:pPr>
+      <w:r>
+        <w:rPr>
+          <w:rFonts w:ascii="Times New Roman" w:hAnsi="Times New Roman" w:cs="Times New Roman"/>
+          <w:b/>
+          <w:bCs/>
+          <w:sz w:val="28"/>
+          <w:szCs w:val="28"/>
+        </w:rPr>
+        <w:t>3. Анализ дизайн-макетов</w:t>
+      </w:r>
+    </w:p>
+    <w:p>
+      <w:pPr>
+        <w:spacing w:after="0" w:line="360" w:lineRule="auto"/>
+        <w:ind w:firstLine="709"/>
+        <w:jc w:val="both"/>
+        <w:rPr>
+          <w:rFonts w:ascii="Times New Roman" w:hAnsi="Times New Roman" w:cs="Times New Roman"/>
+          <w:sz w:val="28"/>
+          <w:szCs w:val="28"/>
+        </w:rPr>
+      </w:pPr>
+      <w:r>
+        <w:rPr>
+          <w:rFonts w:ascii="Times New Roman" w:hAnsi="Times New Roman" w:cs="Times New Roman"/>
+          <w:sz w:val="28"/>
+          <w:szCs w:val="28"/>
+        </w:rPr>
+        <w:t xml:space="preserve">При доработке компонентов пользовательского интерфейса использовались макеты в </w:t>
+      </w:r>
+      <w:proofErr w:type="spellStart"/>
+      <w:r>
+        <w:rPr>
+          <w:rFonts w:ascii="Times New Roman" w:hAnsi="Times New Roman" w:cs="Times New Roman"/>
+          <w:sz w:val="28"/>
+          <w:szCs w:val="28"/>
+        </w:rPr>
+        <w:t>Figma</w:t>
+      </w:r>
+      <w:proofErr w:type="spellEnd"/>
+      <w:r>
+        <w:rPr>
+          <w:rFonts w:ascii="Times New Roman" w:hAnsi="Times New Roman" w:cs="Times New Roman"/>
+          <w:sz w:val="28"/>
+          <w:szCs w:val="28"/>
+        </w:rPr>
+        <w:t>. На их основе определялись визуальные состояния компонентов, размеры, отступы, поведение при наведении, активном и неактивном состоянии.</w:t>
+      </w:r>
+    </w:p>
+    <w:p>
+      <w:pPr>
+        <w:spacing w:after="0" w:line="360" w:lineRule="auto"/>
+        <w:ind w:firstLine="709"/>
+        <w:jc w:val="both"/>
+        <w:rPr>
+          <w:rFonts w:ascii="Times New Roman" w:hAnsi="Times New Roman" w:cs="Times New Roman"/>
+          <w:b/>
+          <w:bCs/>
+          <w:sz w:val="28"/>
+          <w:szCs w:val="28"/>
+        </w:rPr>
+      </w:pPr>
+      <w:r>
+        <w:rPr>
+          <w:rFonts w:ascii="Times New Roman" w:hAnsi="Times New Roman" w:cs="Times New Roman"/>
+          <w:b/>
+          <w:bCs/>
+          <w:sz w:val="28"/>
+          <w:szCs w:val="28"/>
+        </w:rPr>
+        <w:t>4. Сравнительный анализ текущей и требуемой реализации</w:t>
+      </w:r>
+    </w:p>
+    <w:p>
+      <w:pPr>
+        <w:spacing w:after="0" w:line="360" w:lineRule="auto"/>
+        <w:ind w:firstLine="709"/>
+        <w:jc w:val="both"/>
+        <w:rPr>
+          <w:rFonts w:ascii="Times New Roman" w:hAnsi="Times New Roman" w:cs="Times New Roman"/>
+          <w:sz w:val="28"/>
+          <w:szCs w:val="28"/>
+        </w:rPr>
+      </w:pPr>
+      <w:r>
+        <w:rPr>
+          <w:rFonts w:ascii="Times New Roman" w:hAnsi="Times New Roman" w:cs="Times New Roman"/>
+          <w:sz w:val="28"/>
+          <w:szCs w:val="28"/>
+        </w:rPr>
+        <w:t>Перед внесением изменений сравнивалось фактическое поведение компонента или модуля с требуемым. Такой подход применялся при доработке UI-компонентов, исправлении конфигурации окружений и анализе логики работы микрофона.</w:t>
+      </w:r>
+    </w:p>
+    <w:p>
+      <w:pPr>
+        <w:spacing w:after="0" w:line="360" w:lineRule="auto"/>
+        <w:ind w:firstLine="709"/>
+        <w:jc w:val="both"/>
+        <w:rPr>
+          <w:rFonts w:ascii="Times New Roman" w:hAnsi="Times New Roman" w:cs="Times New Roman"/>
+          <w:b/>
+          <w:bCs/>
+          <w:sz w:val="28"/>
+          <w:szCs w:val="28"/>
+        </w:rPr>
+      </w:pPr>
+      <w:r>
+        <w:rPr>
+          <w:rFonts w:ascii="Times New Roman" w:hAnsi="Times New Roman" w:cs="Times New Roman"/>
+          <w:b/>
+          <w:bCs/>
+          <w:sz w:val="28"/>
+          <w:szCs w:val="28"/>
+        </w:rPr>
+        <w:t>5. Декомпозиция задачи</w:t>
+      </w:r>
+    </w:p>
+    <w:p>
+      <w:pPr>
+        <w:spacing w:after="0" w:line="360" w:lineRule="auto"/>
+        <w:ind w:firstLine="709"/>
+        <w:jc w:val="both"/>
+        <w:rPr>
+          <w:rFonts w:ascii="Times New Roman" w:hAnsi="Times New Roman" w:cs="Times New Roman"/>
+          <w:sz w:val="28"/>
+          <w:szCs w:val="28"/>
+        </w:rPr>
+      </w:pPr>
+      <w:r>
+        <w:rPr>
+          <w:rFonts w:ascii="Times New Roman" w:hAnsi="Times New Roman" w:cs="Times New Roman"/>
+          <w:sz w:val="28"/>
+          <w:szCs w:val="28"/>
+        </w:rPr>
+        <w:t>Сложные задачи разбивались на отдельные этапы</w:t>
+      </w:r>
+      <w:r>
+        <w:rPr>
+          <w:rFonts w:ascii="Times New Roman" w:hAnsi="Times New Roman" w:cs="Times New Roman"/>
+          <w:sz w:val="28"/>
+          <w:szCs w:val="28"/>
+        </w:rPr>
+        <w:t xml:space="preserve"> (или отдельные задачи)</w:t>
+      </w:r>
+      <w:r>
+        <w:rPr>
+          <w:rFonts w:ascii="Times New Roman" w:hAnsi="Times New Roman" w:cs="Times New Roman"/>
+          <w:sz w:val="28"/>
+          <w:szCs w:val="28"/>
+        </w:rPr>
+        <w:t>: анализ текущего кода, поиск связанных модулей, внесение изменений, локальная проверка, обновление тестов и оформление результата. Это позволяло выполнять работу последовательно и снижать риск ошибок.</w:t>
+      </w:r>
+    </w:p>
+    <w:p>
+      <w:pPr>
+        <w:spacing w:after="0" w:line="360" w:lineRule="auto"/>
+        <w:ind w:firstLine="709"/>
+        <w:jc w:val="both"/>
+        <w:rPr>
+          <w:rFonts w:ascii="Times New Roman" w:hAnsi="Times New Roman" w:cs="Times New Roman"/>
+          <w:b/>
+          <w:bCs/>
+          <w:sz w:val="28"/>
+          <w:szCs w:val="28"/>
+        </w:rPr>
+      </w:pPr>
+      <w:r>
+        <w:rPr>
+          <w:rFonts w:ascii="Times New Roman" w:hAnsi="Times New Roman" w:cs="Times New Roman"/>
+          <w:b/>
+          <w:bCs/>
+          <w:sz w:val="28"/>
+          <w:szCs w:val="28"/>
+        </w:rPr>
+        <w:lastRenderedPageBreak/>
+        <w:t>6. Метод компонентного подхода</w:t>
+      </w:r>
+    </w:p>
+    <w:p>
+      <w:pPr>
+        <w:spacing w:after="0" w:line="360" w:lineRule="auto"/>
+        <w:ind w:firstLine="709"/>
+        <w:jc w:val="both"/>
+        <w:rPr>
+          <w:rFonts w:ascii="Times New Roman" w:hAnsi="Times New Roman" w:cs="Times New Roman"/>
+          <w:sz w:val="28"/>
+          <w:szCs w:val="28"/>
+        </w:rPr>
+      </w:pPr>
+      <w:r>
+        <w:rPr>
+          <w:rFonts w:ascii="Times New Roman" w:hAnsi="Times New Roman" w:cs="Times New Roman"/>
+          <w:sz w:val="28"/>
+          <w:szCs w:val="28"/>
+        </w:rPr>
+        <w:t xml:space="preserve">При работе с </w:t>
+      </w:r>
+      <w:proofErr w:type="spellStart"/>
+      <w:r>
+        <w:rPr>
+          <w:rFonts w:ascii="Times New Roman" w:hAnsi="Times New Roman" w:cs="Times New Roman"/>
+          <w:sz w:val="28"/>
+          <w:szCs w:val="28"/>
+        </w:rPr>
+        <w:t>frontend</w:t>
+      </w:r>
+      <w:proofErr w:type="spellEnd"/>
+      <w:r>
+        <w:rPr>
+          <w:rFonts w:ascii="Times New Roman" w:hAnsi="Times New Roman" w:cs="Times New Roman"/>
+          <w:sz w:val="28"/>
+          <w:szCs w:val="28"/>
+        </w:rPr>
+        <w:t xml:space="preserve">-частью применялся компонентный подход. Интерфейс рассматривался как набор </w:t>
+      </w:r>
+      <w:proofErr w:type="spellStart"/>
+      <w:r>
+        <w:rPr>
+          <w:rFonts w:ascii="Times New Roman" w:hAnsi="Times New Roman" w:cs="Times New Roman"/>
+          <w:sz w:val="28"/>
+          <w:szCs w:val="28"/>
+        </w:rPr>
+        <w:t>переиспользуемых</w:t>
+      </w:r>
+      <w:proofErr w:type="spellEnd"/>
+      <w:r>
+        <w:rPr>
+          <w:rFonts w:ascii="Times New Roman" w:hAnsi="Times New Roman" w:cs="Times New Roman"/>
+          <w:sz w:val="28"/>
+          <w:szCs w:val="28"/>
+        </w:rPr>
+        <w:t xml:space="preserve"> компонентов, каждый из которых имеет входные параметры, события, состояния и собственную область ответственности.</w:t>
+      </w:r>
+      <w:r>
+        <w:rPr>
+          <w:rFonts w:ascii="Times New Roman" w:hAnsi="Times New Roman" w:cs="Times New Roman"/>
+          <w:sz w:val="28"/>
+          <w:szCs w:val="28"/>
+        </w:rPr>
+        <w:t xml:space="preserve"> Также необходимо было соблюдать подход </w:t>
+      </w:r>
+      <w:r>
+        <w:rPr>
+          <w:rFonts w:ascii="Times New Roman" w:hAnsi="Times New Roman" w:cs="Times New Roman"/>
+          <w:sz w:val="28"/>
+          <w:szCs w:val="28"/>
+          <w:lang w:val="en-US"/>
+        </w:rPr>
+        <w:t>FSD</w:t>
+      </w:r>
+      <w:r>
+        <w:rPr>
+          <w:rFonts w:ascii="Times New Roman" w:hAnsi="Times New Roman" w:cs="Times New Roman"/>
+          <w:sz w:val="28"/>
+          <w:szCs w:val="28"/>
+        </w:rPr>
+        <w:t>, который четко разграничивает расположение модулей, функций.</w:t>
+      </w:r>
+    </w:p>
+    <w:p>
+      <w:pPr>
+        <w:spacing w:after="0" w:line="360" w:lineRule="auto"/>
+        <w:ind w:firstLine="709"/>
+        <w:jc w:val="both"/>
+        <w:rPr>
+          <w:rFonts w:ascii="Times New Roman" w:hAnsi="Times New Roman" w:cs="Times New Roman"/>
+          <w:b/>
+          <w:bCs/>
+          <w:sz w:val="28"/>
+          <w:szCs w:val="28"/>
+        </w:rPr>
+      </w:pPr>
+      <w:r>
+        <w:rPr>
+          <w:rFonts w:ascii="Times New Roman" w:hAnsi="Times New Roman" w:cs="Times New Roman"/>
+          <w:b/>
+          <w:bCs/>
+          <w:sz w:val="28"/>
+          <w:szCs w:val="28"/>
+        </w:rPr>
+        <w:t>7. Статический анализ кода</w:t>
+      </w:r>
+    </w:p>
+    <w:p>
+      <w:pPr>
+        <w:spacing w:after="0" w:line="360" w:lineRule="auto"/>
+        <w:ind w:firstLine="709"/>
+        <w:jc w:val="both"/>
+        <w:rPr>
+          <w:rFonts w:ascii="Times New Roman" w:hAnsi="Times New Roman" w:cs="Times New Roman"/>
+          <w:sz w:val="28"/>
+          <w:szCs w:val="28"/>
+        </w:rPr>
+      </w:pPr>
+      <w:r>
+        <w:rPr>
+          <w:rFonts w:ascii="Times New Roman" w:hAnsi="Times New Roman" w:cs="Times New Roman"/>
+          <w:sz w:val="28"/>
+          <w:szCs w:val="28"/>
+        </w:rPr>
+        <w:t>В процессе разработки проверялась структура кода, типы данных, зависимости между модулями, использование переменных окружения, корректность импортов и соответствие принятому стилю проекта.</w:t>
+      </w:r>
+    </w:p>
+    <w:p>
+      <w:pPr>
+        <w:spacing w:after="0" w:line="360" w:lineRule="auto"/>
+        <w:ind w:firstLine="709"/>
+        <w:jc w:val="both"/>
+        <w:rPr>
+          <w:rFonts w:ascii="Times New Roman" w:hAnsi="Times New Roman" w:cs="Times New Roman"/>
+          <w:b/>
+          <w:bCs/>
+          <w:sz w:val="28"/>
+          <w:szCs w:val="28"/>
+        </w:rPr>
+      </w:pPr>
+      <w:r>
+        <w:rPr>
+          <w:rFonts w:ascii="Times New Roman" w:hAnsi="Times New Roman" w:cs="Times New Roman"/>
+          <w:b/>
+          <w:bCs/>
+          <w:sz w:val="28"/>
+          <w:szCs w:val="28"/>
+        </w:rPr>
+        <w:t>8. Локальное тестирование</w:t>
+      </w:r>
+    </w:p>
+    <w:p>
+      <w:pPr>
+        <w:spacing w:after="0" w:line="360" w:lineRule="auto"/>
+        <w:ind w:firstLine="709"/>
+        <w:jc w:val="both"/>
+        <w:rPr>
+          <w:rFonts w:ascii="Times New Roman" w:hAnsi="Times New Roman" w:cs="Times New Roman"/>
+          <w:sz w:val="28"/>
+          <w:szCs w:val="28"/>
+        </w:rPr>
+      </w:pPr>
+      <w:r>
+        <w:rPr>
+          <w:rFonts w:ascii="Times New Roman" w:hAnsi="Times New Roman" w:cs="Times New Roman"/>
+          <w:sz w:val="28"/>
+          <w:szCs w:val="28"/>
+        </w:rPr>
+        <w:t>После внесения изменений выполнялась проверка проекта в локальной среде. Проверялись основные пользовательские сценарии, визуальные состояния компонентов, работа форм, переключателей, кнопок и логики взаимодействия с состоянием приложения.</w:t>
+      </w:r>
+    </w:p>
+    <w:p>
+      <w:pPr>
+        <w:spacing w:after="0" w:line="360" w:lineRule="auto"/>
+        <w:ind w:firstLine="709"/>
+        <w:jc w:val="both"/>
+        <w:rPr>
+          <w:rFonts w:ascii="Times New Roman" w:hAnsi="Times New Roman" w:cs="Times New Roman"/>
+          <w:b/>
+          <w:bCs/>
+          <w:sz w:val="28"/>
+          <w:szCs w:val="28"/>
+        </w:rPr>
+      </w:pPr>
+      <w:r>
+        <w:rPr>
+          <w:rFonts w:ascii="Times New Roman" w:hAnsi="Times New Roman" w:cs="Times New Roman"/>
+          <w:b/>
+          <w:bCs/>
+          <w:sz w:val="28"/>
+          <w:szCs w:val="28"/>
+        </w:rPr>
+        <w:t>9. Модульное и компонентное тестирование</w:t>
+      </w:r>
+    </w:p>
+    <w:p>
+      <w:pPr>
+        <w:spacing w:after="0" w:line="360" w:lineRule="auto"/>
+        <w:ind w:firstLine="709"/>
+        <w:jc w:val="both"/>
+        <w:rPr>
+          <w:rFonts w:ascii="Times New Roman" w:hAnsi="Times New Roman" w:cs="Times New Roman"/>
+          <w:sz w:val="28"/>
+          <w:szCs w:val="28"/>
+        </w:rPr>
+      </w:pPr>
+      <w:r>
+        <w:rPr>
+          <w:rFonts w:ascii="Times New Roman" w:hAnsi="Times New Roman" w:cs="Times New Roman"/>
+          <w:sz w:val="28"/>
+          <w:szCs w:val="28"/>
+        </w:rPr>
+        <w:t xml:space="preserve">Для проверки корректности отдельных функций и компонентов использовались </w:t>
+      </w:r>
+      <w:proofErr w:type="spellStart"/>
+      <w:r>
+        <w:rPr>
+          <w:rFonts w:ascii="Times New Roman" w:hAnsi="Times New Roman" w:cs="Times New Roman"/>
+          <w:sz w:val="28"/>
+          <w:szCs w:val="28"/>
+        </w:rPr>
+        <w:t>unit</w:t>
+      </w:r>
+      <w:proofErr w:type="spellEnd"/>
+      <w:r>
+        <w:rPr>
+          <w:rFonts w:ascii="Times New Roman" w:hAnsi="Times New Roman" w:cs="Times New Roman"/>
+          <w:sz w:val="28"/>
+          <w:szCs w:val="28"/>
+        </w:rPr>
+        <w:t>-тесты и компонентные тесты. Они позволяли убедиться, что компонент корректно отображает данные, реагирует на действия пользователя и передает события.</w:t>
+      </w:r>
+    </w:p>
+    <w:p>
+      <w:pPr>
+        <w:spacing w:after="0" w:line="360" w:lineRule="auto"/>
+        <w:ind w:firstLine="709"/>
+        <w:jc w:val="both"/>
+        <w:rPr>
+          <w:rFonts w:ascii="Times New Roman" w:hAnsi="Times New Roman" w:cs="Times New Roman"/>
+          <w:b/>
+          <w:bCs/>
+          <w:sz w:val="28"/>
+          <w:szCs w:val="28"/>
+        </w:rPr>
+      </w:pPr>
+      <w:r>
+        <w:rPr>
+          <w:rFonts w:ascii="Times New Roman" w:hAnsi="Times New Roman" w:cs="Times New Roman"/>
+          <w:b/>
+          <w:bCs/>
+          <w:sz w:val="28"/>
+          <w:szCs w:val="28"/>
+        </w:rPr>
+        <w:t>10. Документирование результатов работы</w:t>
+      </w:r>
+    </w:p>
+    <w:p>
+      <w:pPr>
+        <w:spacing w:after="0" w:line="360" w:lineRule="auto"/>
+        <w:ind w:firstLine="709"/>
+        <w:jc w:val="both"/>
+        <w:rPr>
+          <w:rFonts w:ascii="Times New Roman" w:hAnsi="Times New Roman" w:cs="Times New Roman"/>
+          <w:sz w:val="28"/>
+          <w:szCs w:val="28"/>
+        </w:rPr>
+      </w:pPr>
+      <w:r>
+        <w:rPr>
+          <w:rFonts w:ascii="Times New Roman" w:hAnsi="Times New Roman" w:cs="Times New Roman"/>
+          <w:sz w:val="28"/>
+          <w:szCs w:val="28"/>
+        </w:rPr>
+        <w:t>После завершения задачи результат фиксировался в комментарии к задаче</w:t>
+      </w:r>
+      <w:r>
+        <w:rPr>
+          <w:rFonts w:ascii="Times New Roman" w:hAnsi="Times New Roman" w:cs="Times New Roman"/>
+          <w:sz w:val="28"/>
+          <w:szCs w:val="28"/>
+        </w:rPr>
+        <w:t xml:space="preserve"> в </w:t>
+      </w:r>
+      <w:r>
+        <w:rPr>
+          <w:rFonts w:ascii="Times New Roman" w:hAnsi="Times New Roman" w:cs="Times New Roman"/>
+          <w:sz w:val="28"/>
+          <w:szCs w:val="28"/>
+          <w:lang w:val="en-US"/>
+        </w:rPr>
+        <w:t>Jira</w:t>
+      </w:r>
+      <w:r>
+        <w:rPr>
+          <w:rFonts w:ascii="Times New Roman" w:hAnsi="Times New Roman" w:cs="Times New Roman"/>
+          <w:sz w:val="28"/>
+          <w:szCs w:val="28"/>
+        </w:rPr>
+        <w:t xml:space="preserve"> или </w:t>
+      </w:r>
+      <w:proofErr w:type="spellStart"/>
+      <w:r>
+        <w:rPr>
+          <w:rFonts w:ascii="Times New Roman" w:hAnsi="Times New Roman" w:cs="Times New Roman"/>
+          <w:sz w:val="28"/>
+          <w:szCs w:val="28"/>
+        </w:rPr>
+        <w:t>merge</w:t>
+      </w:r>
+      <w:proofErr w:type="spellEnd"/>
+      <w:r>
+        <w:rPr>
+          <w:rFonts w:ascii="Times New Roman" w:hAnsi="Times New Roman" w:cs="Times New Roman"/>
+          <w:sz w:val="28"/>
+          <w:szCs w:val="28"/>
+        </w:rPr>
+        <w:t xml:space="preserve"> </w:t>
+      </w:r>
+      <w:proofErr w:type="spellStart"/>
+      <w:r>
+        <w:rPr>
+          <w:rFonts w:ascii="Times New Roman" w:hAnsi="Times New Roman" w:cs="Times New Roman"/>
+          <w:sz w:val="28"/>
+          <w:szCs w:val="28"/>
+        </w:rPr>
+        <w:t>request</w:t>
+      </w:r>
+      <w:proofErr w:type="spellEnd"/>
+      <w:r>
+        <w:rPr>
+          <w:rFonts w:ascii="Times New Roman" w:hAnsi="Times New Roman" w:cs="Times New Roman"/>
+          <w:sz w:val="28"/>
+          <w:szCs w:val="28"/>
+        </w:rPr>
+        <w:t xml:space="preserve"> </w:t>
+      </w:r>
+      <w:r>
+        <w:rPr>
+          <w:rFonts w:ascii="Times New Roman" w:hAnsi="Times New Roman" w:cs="Times New Roman"/>
+          <w:sz w:val="28"/>
+          <w:szCs w:val="28"/>
+        </w:rPr>
+        <w:t xml:space="preserve">в </w:t>
+      </w:r>
+      <w:r>
+        <w:rPr>
+          <w:rFonts w:ascii="Times New Roman" w:hAnsi="Times New Roman" w:cs="Times New Roman"/>
+          <w:sz w:val="28"/>
+          <w:szCs w:val="28"/>
+          <w:lang w:val="en-US"/>
+        </w:rPr>
+        <w:t>GitLab</w:t>
+      </w:r>
+      <w:r>
+        <w:rPr>
+          <w:rFonts w:ascii="Times New Roman" w:hAnsi="Times New Roman" w:cs="Times New Roman"/>
+          <w:sz w:val="28"/>
+          <w:szCs w:val="28"/>
+        </w:rPr>
+        <w:t>. Указывалось, что было изменено, какие файлы затронуты, какие сценарии проверены и как можно протестировать выполненную доработку.</w:t>
+      </w:r>
+    </w:p>
+    <w:p>
+      <w:pPr>
+        <w:rPr>
+          <w:rFonts w:ascii="Times New Roman" w:hAnsi="Times New Roman" w:cs="Times New Roman"/>
+          <w:sz w:val="28"/>
+          <w:szCs w:val="28"/>
+        </w:rPr>
+      </w:pPr>
+      <w:r>
+        <w:rPr>
+          <w:rFonts w:ascii="Times New Roman" w:hAnsi="Times New Roman" w:cs="Times New Roman"/>
+          <w:sz w:val="28"/>
+          <w:szCs w:val="28"/>
+        </w:rPr>
+        <w:br w:type="page"/>
+      </w:r>
+    </w:p>
+    <w:p>
+      <w:pPr>
+        <w:spacing w:after="0" w:line="360" w:lineRule="auto"/>
+        <w:ind w:firstLine="709"/>
+        <w:jc w:val="both"/>
+        <w:rPr>
+          <w:rFonts w:ascii="Times New Roman" w:hAnsi="Times New Roman" w:cs="Times New Roman"/>
+          <w:b/>
+          <w:bCs/>
+          <w:sz w:val="28"/>
+          <w:szCs w:val="28"/>
+        </w:rPr>
+      </w:pPr>
+      <w:r>
+        <w:rPr>
+          <w:rFonts w:ascii="Times New Roman" w:hAnsi="Times New Roman" w:cs="Times New Roman"/>
+          <w:b/>
+          <w:bCs/>
+          <w:sz w:val="28"/>
+          <w:szCs w:val="28"/>
+        </w:rPr>
+        <w:lastRenderedPageBreak/>
+        <w:t xml:space="preserve">2.4. Информационные технологии в профессиональной деятельности </w:t>
+      </w:r>
+      <w:proofErr w:type="spellStart"/>
+      <w:r>
+        <w:rPr>
+          <w:rFonts w:ascii="Times New Roman" w:hAnsi="Times New Roman" w:cs="Times New Roman"/>
+          <w:b/>
+          <w:bCs/>
+          <w:sz w:val="28"/>
+          <w:szCs w:val="28"/>
+        </w:rPr>
+        <w:t>frontend</w:t>
+      </w:r>
+      <w:proofErr w:type="spellEnd"/>
+      <w:r>
+        <w:rPr>
+          <w:rFonts w:ascii="Times New Roman" w:hAnsi="Times New Roman" w:cs="Times New Roman"/>
+          <w:b/>
+          <w:bCs/>
+          <w:sz w:val="28"/>
+          <w:szCs w:val="28"/>
+        </w:rPr>
+        <w:t>-разработчика</w:t>
+      </w:r>
+    </w:p>
+    <w:p>
+      <w:pPr>
+        <w:spacing w:after="0" w:line="360" w:lineRule="auto"/>
+        <w:ind w:firstLine="709"/>
+        <w:jc w:val="both"/>
+        <w:rPr>
+          <w:rFonts w:ascii="Times New Roman" w:hAnsi="Times New Roman" w:cs="Times New Roman"/>
+          <w:sz w:val="28"/>
+          <w:szCs w:val="28"/>
+        </w:rPr>
+      </w:pPr>
+      <w:r>
+        <w:rPr>
+          <w:rFonts w:ascii="Times New Roman" w:hAnsi="Times New Roman" w:cs="Times New Roman"/>
+          <w:sz w:val="28"/>
+          <w:szCs w:val="28"/>
+        </w:rPr>
+        <w:t xml:space="preserve">В профессиональной деятельности </w:t>
+      </w:r>
+      <w:proofErr w:type="spellStart"/>
+      <w:r>
+        <w:rPr>
+          <w:rFonts w:ascii="Times New Roman" w:hAnsi="Times New Roman" w:cs="Times New Roman"/>
+          <w:sz w:val="28"/>
+          <w:szCs w:val="28"/>
+        </w:rPr>
+        <w:t>frontend</w:t>
+      </w:r>
+      <w:proofErr w:type="spellEnd"/>
+      <w:r>
+        <w:rPr>
+          <w:rFonts w:ascii="Times New Roman" w:hAnsi="Times New Roman" w:cs="Times New Roman"/>
+          <w:sz w:val="28"/>
+          <w:szCs w:val="28"/>
+        </w:rPr>
+        <w:t>-разработчика информационные технологии применяются на всех этапах создания и сопровождения программного продукта: от анализа задачи и проектирования интерфейса до реализации, тестирования и передачи изменений в релиз.</w:t>
+      </w:r>
+    </w:p>
+    <w:p>
+      <w:pPr>
+        <w:spacing w:after="0" w:line="360" w:lineRule="auto"/>
+        <w:ind w:firstLine="709"/>
+        <w:jc w:val="both"/>
+        <w:rPr>
+          <w:rFonts w:ascii="Times New Roman" w:hAnsi="Times New Roman" w:cs="Times New Roman"/>
+          <w:sz w:val="28"/>
+          <w:szCs w:val="28"/>
+        </w:rPr>
+      </w:pPr>
+    </w:p>
+    <w:p>
+      <w:pPr>
+        <w:spacing w:after="0" w:line="360" w:lineRule="auto"/>
+        <w:ind w:firstLine="709"/>
+        <w:jc w:val="both"/>
+        <w:rPr>
+          <w:rFonts w:ascii="Times New Roman" w:hAnsi="Times New Roman" w:cs="Times New Roman"/>
+          <w:sz w:val="28"/>
+          <w:szCs w:val="28"/>
+        </w:rPr>
+      </w:pPr>
+      <w:r>
+        <w:rPr>
+          <w:rFonts w:ascii="Times New Roman" w:hAnsi="Times New Roman" w:cs="Times New Roman"/>
+          <w:sz w:val="28"/>
+          <w:szCs w:val="28"/>
+        </w:rPr>
+        <w:t xml:space="preserve">В рамках практики основная работа была связана с </w:t>
+      </w:r>
+      <w:proofErr w:type="spellStart"/>
+      <w:r>
+        <w:rPr>
+          <w:rFonts w:ascii="Times New Roman" w:hAnsi="Times New Roman" w:cs="Times New Roman"/>
+          <w:sz w:val="28"/>
+          <w:szCs w:val="28"/>
+        </w:rPr>
+        <w:t>frontend</w:t>
+      </w:r>
+      <w:proofErr w:type="spellEnd"/>
+      <w:r>
+        <w:rPr>
+          <w:rFonts w:ascii="Times New Roman" w:hAnsi="Times New Roman" w:cs="Times New Roman"/>
+          <w:sz w:val="28"/>
+          <w:szCs w:val="28"/>
+        </w:rPr>
+        <w:t xml:space="preserve">-частью продукта «Дилинговый пульт РТУ». Данный продукт представляет собой пользовательский интерфейс для управления телефонными вызовами, завешенными линиями, конференциями, аудиоустройствами и аппаратными контроллерами. Поэтому </w:t>
+      </w:r>
+      <w:proofErr w:type="spellStart"/>
+      <w:r>
+        <w:rPr>
+          <w:rFonts w:ascii="Times New Roman" w:hAnsi="Times New Roman" w:cs="Times New Roman"/>
+          <w:sz w:val="28"/>
+          <w:szCs w:val="28"/>
+        </w:rPr>
+        <w:t>frontend</w:t>
+      </w:r>
+      <w:proofErr w:type="spellEnd"/>
+      <w:r>
+        <w:rPr>
+          <w:rFonts w:ascii="Times New Roman" w:hAnsi="Times New Roman" w:cs="Times New Roman"/>
+          <w:sz w:val="28"/>
+          <w:szCs w:val="28"/>
+        </w:rPr>
+        <w:t>-разработка в данном проекте включает не только создание визуальных компонентов, но и работу с состоянием приложения, событиями пользователя, сетевыми соединениями и внешними устройствами.</w:t>
+      </w:r>
+    </w:p>
+    <w:p>
+      <w:pPr>
+        <w:spacing w:after="0" w:line="360" w:lineRule="auto"/>
+        <w:ind w:firstLine="709"/>
+        <w:jc w:val="both"/>
+        <w:rPr>
+          <w:rFonts w:ascii="Times New Roman" w:hAnsi="Times New Roman" w:cs="Times New Roman"/>
+          <w:sz w:val="28"/>
+          <w:szCs w:val="28"/>
+        </w:rPr>
+      </w:pPr>
+    </w:p>
+    <w:p>
+      <w:pPr>
+        <w:spacing w:after="0" w:line="360" w:lineRule="auto"/>
+        <w:ind w:firstLine="709"/>
+        <w:jc w:val="both"/>
+        <w:rPr>
+          <w:rFonts w:ascii="Times New Roman" w:hAnsi="Times New Roman" w:cs="Times New Roman"/>
+          <w:sz w:val="28"/>
+          <w:szCs w:val="28"/>
+        </w:rPr>
+      </w:pPr>
+      <w:r>
+        <w:rPr>
+          <w:rFonts w:ascii="Times New Roman" w:hAnsi="Times New Roman" w:cs="Times New Roman"/>
+          <w:sz w:val="28"/>
+          <w:szCs w:val="28"/>
+        </w:rPr>
+        <w:t>Основными информационными технологиями, применяемыми в работе, являются:</w:t>
+      </w:r>
+    </w:p>
+    <w:p>
+      <w:pPr>
+        <w:spacing w:after="0" w:line="360" w:lineRule="auto"/>
+        <w:ind w:firstLine="709"/>
+        <w:jc w:val="both"/>
+        <w:rPr>
+          <w:rFonts w:ascii="Times New Roman" w:hAnsi="Times New Roman" w:cs="Times New Roman"/>
+          <w:sz w:val="28"/>
+          <w:szCs w:val="28"/>
+        </w:rPr>
+      </w:pPr>
+    </w:p>
+    <w:p>
+      <w:pPr>
+        <w:spacing w:after="0" w:line="360" w:lineRule="auto"/>
+        <w:ind w:firstLine="709"/>
+        <w:jc w:val="both"/>
+        <w:rPr>
+          <w:rFonts w:ascii="Times New Roman" w:hAnsi="Times New Roman" w:cs="Times New Roman"/>
+          <w:sz w:val="28"/>
+          <w:szCs w:val="28"/>
+        </w:rPr>
+      </w:pPr>
+      <w:r>
+        <w:rPr>
+          <w:rFonts w:ascii="Times New Roman" w:hAnsi="Times New Roman" w:cs="Times New Roman"/>
+          <w:sz w:val="28"/>
+          <w:szCs w:val="28"/>
+        </w:rPr>
+        <w:t>1. Технологии разработки пользовательского интерфейса</w:t>
+      </w:r>
+    </w:p>
+    <w:p>
+      <w:pPr>
+        <w:spacing w:after="0" w:line="360" w:lineRule="auto"/>
+        <w:ind w:firstLine="709"/>
+        <w:jc w:val="both"/>
+        <w:rPr>
+          <w:rFonts w:ascii="Times New Roman" w:hAnsi="Times New Roman" w:cs="Times New Roman"/>
+          <w:sz w:val="28"/>
+          <w:szCs w:val="28"/>
+        </w:rPr>
+      </w:pPr>
+    </w:p>
+    <w:p>
+      <w:pPr>
+        <w:spacing w:after="0" w:line="360" w:lineRule="auto"/>
+        <w:ind w:firstLine="709"/>
+        <w:jc w:val="both"/>
+        <w:rPr>
+          <w:rFonts w:ascii="Times New Roman" w:hAnsi="Times New Roman" w:cs="Times New Roman"/>
+          <w:sz w:val="28"/>
+          <w:szCs w:val="28"/>
+        </w:rPr>
+      </w:pPr>
+      <w:r>
+        <w:rPr>
+          <w:rFonts w:ascii="Times New Roman" w:hAnsi="Times New Roman" w:cs="Times New Roman"/>
+          <w:sz w:val="28"/>
+          <w:szCs w:val="28"/>
+        </w:rPr>
+        <w:t xml:space="preserve">Для создания интерфейса используются </w:t>
+      </w:r>
+      <w:proofErr w:type="spellStart"/>
+      <w:r>
+        <w:rPr>
+          <w:rFonts w:ascii="Times New Roman" w:hAnsi="Times New Roman" w:cs="Times New Roman"/>
+          <w:sz w:val="28"/>
+          <w:szCs w:val="28"/>
+        </w:rPr>
+        <w:t>Vue</w:t>
+      </w:r>
+      <w:proofErr w:type="spellEnd"/>
+      <w:r>
+        <w:rPr>
+          <w:rFonts w:ascii="Times New Roman" w:hAnsi="Times New Roman" w:cs="Times New Roman"/>
+          <w:sz w:val="28"/>
+          <w:szCs w:val="28"/>
+        </w:rPr>
+        <w:t xml:space="preserve"> 3, </w:t>
+      </w:r>
+      <w:proofErr w:type="spellStart"/>
+      <w:r>
+        <w:rPr>
+          <w:rFonts w:ascii="Times New Roman" w:hAnsi="Times New Roman" w:cs="Times New Roman"/>
+          <w:sz w:val="28"/>
+          <w:szCs w:val="28"/>
+        </w:rPr>
+        <w:t>TypeScript</w:t>
+      </w:r>
+      <w:proofErr w:type="spellEnd"/>
+      <w:r>
+        <w:rPr>
+          <w:rFonts w:ascii="Times New Roman" w:hAnsi="Times New Roman" w:cs="Times New Roman"/>
+          <w:sz w:val="28"/>
+          <w:szCs w:val="28"/>
+        </w:rPr>
+        <w:t xml:space="preserve">, </w:t>
+      </w:r>
+      <w:proofErr w:type="spellStart"/>
+      <w:r>
+        <w:rPr>
+          <w:rFonts w:ascii="Times New Roman" w:hAnsi="Times New Roman" w:cs="Times New Roman"/>
+          <w:sz w:val="28"/>
+          <w:szCs w:val="28"/>
+        </w:rPr>
+        <w:t>Tailwind</w:t>
+      </w:r>
+      <w:proofErr w:type="spellEnd"/>
+      <w:r>
+        <w:rPr>
+          <w:rFonts w:ascii="Times New Roman" w:hAnsi="Times New Roman" w:cs="Times New Roman"/>
+          <w:sz w:val="28"/>
+          <w:szCs w:val="28"/>
+        </w:rPr>
+        <w:t xml:space="preserve"> CSS и компонентный подход. Интерфейс строится из отдельных компонентов, которые могут </w:t>
+      </w:r>
+      <w:proofErr w:type="spellStart"/>
+      <w:r>
+        <w:rPr>
+          <w:rFonts w:ascii="Times New Roman" w:hAnsi="Times New Roman" w:cs="Times New Roman"/>
+          <w:sz w:val="28"/>
+          <w:szCs w:val="28"/>
+        </w:rPr>
+        <w:t>переиспользоваться</w:t>
+      </w:r>
+      <w:proofErr w:type="spellEnd"/>
+      <w:r>
+        <w:rPr>
+          <w:rFonts w:ascii="Times New Roman" w:hAnsi="Times New Roman" w:cs="Times New Roman"/>
+          <w:sz w:val="28"/>
+          <w:szCs w:val="28"/>
+        </w:rPr>
+        <w:t xml:space="preserve"> в разных частях приложения. Такой подход применялся при доработке компонентов общей UI-библиотеки, например </w:t>
+      </w:r>
+      <w:proofErr w:type="spellStart"/>
+      <w:r>
+        <w:rPr>
+          <w:rFonts w:ascii="Times New Roman" w:hAnsi="Times New Roman" w:cs="Times New Roman"/>
+          <w:sz w:val="28"/>
+          <w:szCs w:val="28"/>
+        </w:rPr>
+        <w:t>radio-button</w:t>
+      </w:r>
+      <w:proofErr w:type="spellEnd"/>
+      <w:r>
+        <w:rPr>
+          <w:rFonts w:ascii="Times New Roman" w:hAnsi="Times New Roman" w:cs="Times New Roman"/>
+          <w:sz w:val="28"/>
+          <w:szCs w:val="28"/>
+        </w:rPr>
+        <w:t xml:space="preserve"> и </w:t>
+      </w:r>
+      <w:proofErr w:type="spellStart"/>
+      <w:r>
+        <w:rPr>
+          <w:rFonts w:ascii="Times New Roman" w:hAnsi="Times New Roman" w:cs="Times New Roman"/>
+          <w:sz w:val="28"/>
+          <w:szCs w:val="28"/>
+        </w:rPr>
+        <w:t>Wui-input-switch</w:t>
+      </w:r>
+      <w:proofErr w:type="spellEnd"/>
+      <w:r>
+        <w:rPr>
+          <w:rFonts w:ascii="Times New Roman" w:hAnsi="Times New Roman" w:cs="Times New Roman"/>
+          <w:sz w:val="28"/>
+          <w:szCs w:val="28"/>
+        </w:rPr>
+        <w:t>.</w:t>
+      </w:r>
+    </w:p>
+    <w:p>
+      <w:pPr>
+        <w:spacing w:after="0" w:line="360" w:lineRule="auto"/>
+        <w:ind w:firstLine="709"/>
+        <w:jc w:val="both"/>
+        <w:rPr>
+          <w:rFonts w:ascii="Times New Roman" w:hAnsi="Times New Roman" w:cs="Times New Roman"/>
+          <w:sz w:val="28"/>
+          <w:szCs w:val="28"/>
+        </w:rPr>
+      </w:pPr>
+    </w:p>
+    <w:p>
+      <w:pPr>
+        <w:spacing w:after="0" w:line="360" w:lineRule="auto"/>
+        <w:ind w:firstLine="709"/>
+        <w:jc w:val="both"/>
+        <w:rPr>
+          <w:rFonts w:ascii="Times New Roman" w:hAnsi="Times New Roman" w:cs="Times New Roman"/>
+          <w:sz w:val="28"/>
+          <w:szCs w:val="28"/>
+        </w:rPr>
+      </w:pPr>
+      <w:r>
+        <w:rPr>
+          <w:rFonts w:ascii="Times New Roman" w:hAnsi="Times New Roman" w:cs="Times New Roman"/>
+          <w:sz w:val="28"/>
+          <w:szCs w:val="28"/>
+        </w:rPr>
+        <w:t xml:space="preserve">При работе с UI-компонентами учитывались их состояния: активное, неактивное, </w:t>
+      </w:r>
+      <w:proofErr w:type="spellStart"/>
+      <w:r>
+        <w:rPr>
+          <w:rFonts w:ascii="Times New Roman" w:hAnsi="Times New Roman" w:cs="Times New Roman"/>
+          <w:sz w:val="28"/>
+          <w:szCs w:val="28"/>
+        </w:rPr>
+        <w:t>disabled</w:t>
+      </w:r>
+      <w:proofErr w:type="spellEnd"/>
+      <w:r>
+        <w:rPr>
+          <w:rFonts w:ascii="Times New Roman" w:hAnsi="Times New Roman" w:cs="Times New Roman"/>
+          <w:sz w:val="28"/>
+          <w:szCs w:val="28"/>
+        </w:rPr>
+        <w:t xml:space="preserve">, разные размеры, расположение элементов, подписи и </w:t>
+      </w:r>
+      <w:r>
+        <w:rPr>
+          <w:rFonts w:ascii="Times New Roman" w:hAnsi="Times New Roman" w:cs="Times New Roman"/>
+          <w:sz w:val="28"/>
+          <w:szCs w:val="28"/>
+        </w:rPr>
+        <w:lastRenderedPageBreak/>
+        <w:t>описание. Это позволяет создавать единый и предсказуемый интерфейс, соответствующий дизайн-системе продукта.</w:t>
+      </w:r>
+    </w:p>
+    <w:p>
+      <w:pPr>
+        <w:spacing w:after="0" w:line="360" w:lineRule="auto"/>
+        <w:ind w:firstLine="709"/>
+        <w:jc w:val="both"/>
+        <w:rPr>
+          <w:rFonts w:ascii="Times New Roman" w:hAnsi="Times New Roman" w:cs="Times New Roman"/>
+          <w:sz w:val="28"/>
+          <w:szCs w:val="28"/>
+        </w:rPr>
+      </w:pPr>
+    </w:p>
+    <w:p>
+      <w:pPr>
+        <w:spacing w:after="0" w:line="360" w:lineRule="auto"/>
+        <w:ind w:firstLine="709"/>
+        <w:jc w:val="both"/>
+        <w:rPr>
+          <w:rFonts w:ascii="Times New Roman" w:hAnsi="Times New Roman" w:cs="Times New Roman"/>
+          <w:sz w:val="28"/>
+          <w:szCs w:val="28"/>
+        </w:rPr>
+      </w:pPr>
+      <w:r>
+        <w:rPr>
+          <w:rFonts w:ascii="Times New Roman" w:hAnsi="Times New Roman" w:cs="Times New Roman"/>
+          <w:sz w:val="28"/>
+          <w:szCs w:val="28"/>
+        </w:rPr>
+        <w:t>2. Технологии управления состоянием приложения</w:t>
+      </w:r>
+    </w:p>
+    <w:p>
+      <w:pPr>
+        <w:spacing w:after="0" w:line="360" w:lineRule="auto"/>
+        <w:ind w:firstLine="709"/>
+        <w:jc w:val="both"/>
+        <w:rPr>
+          <w:rFonts w:ascii="Times New Roman" w:hAnsi="Times New Roman" w:cs="Times New Roman"/>
+          <w:sz w:val="28"/>
+          <w:szCs w:val="28"/>
+        </w:rPr>
+      </w:pPr>
+    </w:p>
+    <w:p>
+      <w:pPr>
+        <w:spacing w:after="0" w:line="360" w:lineRule="auto"/>
+        <w:ind w:firstLine="709"/>
+        <w:jc w:val="both"/>
+        <w:rPr>
+          <w:rFonts w:ascii="Times New Roman" w:hAnsi="Times New Roman" w:cs="Times New Roman"/>
+          <w:sz w:val="28"/>
+          <w:szCs w:val="28"/>
+        </w:rPr>
+      </w:pPr>
+      <w:r>
+        <w:rPr>
+          <w:rFonts w:ascii="Times New Roman" w:hAnsi="Times New Roman" w:cs="Times New Roman"/>
+          <w:sz w:val="28"/>
+          <w:szCs w:val="28"/>
+        </w:rPr>
+        <w:t xml:space="preserve">Для управления состоянием используется </w:t>
+      </w:r>
+      <w:proofErr w:type="spellStart"/>
+      <w:r>
+        <w:rPr>
+          <w:rFonts w:ascii="Times New Roman" w:hAnsi="Times New Roman" w:cs="Times New Roman"/>
+          <w:sz w:val="28"/>
+          <w:szCs w:val="28"/>
+        </w:rPr>
+        <w:t>Pinia</w:t>
+      </w:r>
+      <w:proofErr w:type="spellEnd"/>
+      <w:r>
+        <w:rPr>
+          <w:rFonts w:ascii="Times New Roman" w:hAnsi="Times New Roman" w:cs="Times New Roman"/>
+          <w:sz w:val="28"/>
+          <w:szCs w:val="28"/>
+        </w:rPr>
+        <w:t>. Состояние приложения включает данные о пользователе, активных звонках, завешенных линиях, микрофоне, аудиоустройствах, настройках и других элементах системы.</w:t>
+      </w:r>
+    </w:p>
+    <w:p>
+      <w:pPr>
+        <w:spacing w:after="0" w:line="360" w:lineRule="auto"/>
+        <w:ind w:firstLine="709"/>
+        <w:jc w:val="both"/>
+        <w:rPr>
+          <w:rFonts w:ascii="Times New Roman" w:hAnsi="Times New Roman" w:cs="Times New Roman"/>
+          <w:sz w:val="28"/>
+          <w:szCs w:val="28"/>
+        </w:rPr>
+      </w:pPr>
+    </w:p>
+    <w:p>
+      <w:pPr>
+        <w:spacing w:after="0" w:line="360" w:lineRule="auto"/>
+        <w:ind w:firstLine="709"/>
+        <w:jc w:val="both"/>
+        <w:rPr>
+          <w:rFonts w:ascii="Times New Roman" w:hAnsi="Times New Roman" w:cs="Times New Roman"/>
+          <w:sz w:val="28"/>
+          <w:szCs w:val="28"/>
+        </w:rPr>
+      </w:pPr>
+      <w:r>
+        <w:rPr>
+          <w:rFonts w:ascii="Times New Roman" w:hAnsi="Times New Roman" w:cs="Times New Roman"/>
+          <w:sz w:val="28"/>
+          <w:szCs w:val="28"/>
+        </w:rPr>
+        <w:t xml:space="preserve">На практике это применялось при реализации логики глобального состояния </w:t>
+      </w:r>
+      <w:proofErr w:type="spellStart"/>
+      <w:r>
+        <w:rPr>
+          <w:rFonts w:ascii="Times New Roman" w:hAnsi="Times New Roman" w:cs="Times New Roman"/>
+          <w:sz w:val="28"/>
+          <w:szCs w:val="28"/>
+        </w:rPr>
+        <w:t>goose</w:t>
+      </w:r>
+      <w:proofErr w:type="spellEnd"/>
+      <w:r>
+        <w:rPr>
+          <w:rFonts w:ascii="Times New Roman" w:hAnsi="Times New Roman" w:cs="Times New Roman"/>
+          <w:sz w:val="28"/>
+          <w:szCs w:val="28"/>
+        </w:rPr>
+        <w:t>-модулей. Состояние аппаратного микрофона должно было быть синхронизировано с интерфейсом, подсветкой аппаратной кнопки и состоянием завешенных вызовов. Такой подход позволяет обеспечить согласованность между действиями пользователя в интерфейсе и поведением внешнего устройства.</w:t>
+      </w:r>
+    </w:p>
+    <w:p>
+      <w:pPr>
+        <w:spacing w:after="0" w:line="360" w:lineRule="auto"/>
+        <w:ind w:firstLine="709"/>
+        <w:jc w:val="both"/>
+        <w:rPr>
+          <w:rFonts w:ascii="Times New Roman" w:hAnsi="Times New Roman" w:cs="Times New Roman"/>
+          <w:sz w:val="28"/>
+          <w:szCs w:val="28"/>
+        </w:rPr>
+      </w:pPr>
+    </w:p>
+    <w:p>
+      <w:pPr>
+        <w:spacing w:after="0" w:line="360" w:lineRule="auto"/>
+        <w:ind w:firstLine="709"/>
+        <w:jc w:val="both"/>
+        <w:rPr>
+          <w:rFonts w:ascii="Times New Roman" w:hAnsi="Times New Roman" w:cs="Times New Roman"/>
+          <w:sz w:val="28"/>
+          <w:szCs w:val="28"/>
+        </w:rPr>
+      </w:pPr>
+      <w:r>
+        <w:rPr>
+          <w:rFonts w:ascii="Times New Roman" w:hAnsi="Times New Roman" w:cs="Times New Roman"/>
+          <w:sz w:val="28"/>
+          <w:szCs w:val="28"/>
+        </w:rPr>
+        <w:t>3. Технологии сборки и настройки окружений</w:t>
+      </w:r>
+    </w:p>
+    <w:p>
+      <w:pPr>
+        <w:spacing w:after="0" w:line="360" w:lineRule="auto"/>
+        <w:ind w:firstLine="709"/>
+        <w:jc w:val="both"/>
+        <w:rPr>
+          <w:rFonts w:ascii="Times New Roman" w:hAnsi="Times New Roman" w:cs="Times New Roman"/>
+          <w:sz w:val="28"/>
+          <w:szCs w:val="28"/>
+        </w:rPr>
+      </w:pPr>
+    </w:p>
+    <w:p>
+      <w:pPr>
+        <w:spacing w:after="0" w:line="360" w:lineRule="auto"/>
+        <w:ind w:firstLine="709"/>
+        <w:jc w:val="both"/>
+        <w:rPr>
+          <w:rFonts w:ascii="Times New Roman" w:hAnsi="Times New Roman" w:cs="Times New Roman"/>
+          <w:sz w:val="28"/>
+          <w:szCs w:val="28"/>
+        </w:rPr>
+      </w:pPr>
+      <w:r>
+        <w:rPr>
+          <w:rFonts w:ascii="Times New Roman" w:hAnsi="Times New Roman" w:cs="Times New Roman"/>
+          <w:sz w:val="28"/>
+          <w:szCs w:val="28"/>
+        </w:rPr>
+        <w:t xml:space="preserve">Для сборки и запуска проекта используется </w:t>
+      </w:r>
+      <w:proofErr w:type="spellStart"/>
+      <w:r>
+        <w:rPr>
+          <w:rFonts w:ascii="Times New Roman" w:hAnsi="Times New Roman" w:cs="Times New Roman"/>
+          <w:sz w:val="28"/>
+          <w:szCs w:val="28"/>
+        </w:rPr>
+        <w:t>Vite</w:t>
+      </w:r>
+      <w:proofErr w:type="spellEnd"/>
+      <w:r>
+        <w:rPr>
+          <w:rFonts w:ascii="Times New Roman" w:hAnsi="Times New Roman" w:cs="Times New Roman"/>
+          <w:sz w:val="28"/>
+          <w:szCs w:val="28"/>
+        </w:rPr>
+        <w:t xml:space="preserve">. В процессе практики выполнялась доработка конфигурации </w:t>
+      </w:r>
+      <w:proofErr w:type="spellStart"/>
+      <w:r>
+        <w:rPr>
+          <w:rFonts w:ascii="Times New Roman" w:hAnsi="Times New Roman" w:cs="Times New Roman"/>
+          <w:sz w:val="28"/>
+          <w:szCs w:val="28"/>
+        </w:rPr>
+        <w:t>dev</w:t>
+      </w:r>
+      <w:proofErr w:type="spellEnd"/>
+      <w:r>
+        <w:rPr>
+          <w:rFonts w:ascii="Times New Roman" w:hAnsi="Times New Roman" w:cs="Times New Roman"/>
+          <w:sz w:val="28"/>
+          <w:szCs w:val="28"/>
+        </w:rPr>
+        <w:t xml:space="preserve">-режима: адреса </w:t>
+      </w:r>
+      <w:proofErr w:type="spellStart"/>
+      <w:r>
+        <w:rPr>
+          <w:rFonts w:ascii="Times New Roman" w:hAnsi="Times New Roman" w:cs="Times New Roman"/>
+          <w:sz w:val="28"/>
+          <w:szCs w:val="28"/>
+        </w:rPr>
+        <w:t>backend</w:t>
+      </w:r>
+      <w:proofErr w:type="spellEnd"/>
+      <w:r>
+        <w:rPr>
+          <w:rFonts w:ascii="Times New Roman" w:hAnsi="Times New Roman" w:cs="Times New Roman"/>
+          <w:sz w:val="28"/>
+          <w:szCs w:val="28"/>
+        </w:rPr>
+        <w:t xml:space="preserve">-серверов были вынесены в </w:t>
+      </w:r>
+      <w:proofErr w:type="spellStart"/>
+      <w:r>
+        <w:rPr>
+          <w:rFonts w:ascii="Times New Roman" w:hAnsi="Times New Roman" w:cs="Times New Roman"/>
+          <w:sz w:val="28"/>
+          <w:szCs w:val="28"/>
+        </w:rPr>
+        <w:t>env</w:t>
+      </w:r>
+      <w:proofErr w:type="spellEnd"/>
+      <w:r>
+        <w:rPr>
+          <w:rFonts w:ascii="Times New Roman" w:hAnsi="Times New Roman" w:cs="Times New Roman"/>
+          <w:sz w:val="28"/>
+          <w:szCs w:val="28"/>
+        </w:rPr>
+        <w:t xml:space="preserve">-файлы, а логика формирования URL была синхронизирована между </w:t>
+      </w:r>
+      <w:proofErr w:type="spellStart"/>
+      <w:r>
+        <w:rPr>
+          <w:rFonts w:ascii="Times New Roman" w:hAnsi="Times New Roman" w:cs="Times New Roman"/>
+          <w:sz w:val="28"/>
+          <w:szCs w:val="28"/>
+        </w:rPr>
+        <w:t>dev-server</w:t>
+      </w:r>
+      <w:proofErr w:type="spellEnd"/>
+      <w:r>
+        <w:rPr>
+          <w:rFonts w:ascii="Times New Roman" w:hAnsi="Times New Roman" w:cs="Times New Roman"/>
+          <w:sz w:val="28"/>
+          <w:szCs w:val="28"/>
+        </w:rPr>
+        <w:t xml:space="preserve"> и </w:t>
+      </w:r>
+      <w:proofErr w:type="spellStart"/>
+      <w:r>
+        <w:rPr>
+          <w:rFonts w:ascii="Times New Roman" w:hAnsi="Times New Roman" w:cs="Times New Roman"/>
+          <w:sz w:val="28"/>
+          <w:szCs w:val="28"/>
+        </w:rPr>
+        <w:t>runtime</w:t>
+      </w:r>
+      <w:proofErr w:type="spellEnd"/>
+      <w:r>
+        <w:rPr>
+          <w:rFonts w:ascii="Times New Roman" w:hAnsi="Times New Roman" w:cs="Times New Roman"/>
+          <w:sz w:val="28"/>
+          <w:szCs w:val="28"/>
+        </w:rPr>
+        <w:t>.</w:t>
+      </w:r>
+    </w:p>
+    <w:p>
+      <w:pPr>
+        <w:spacing w:after="0" w:line="360" w:lineRule="auto"/>
+        <w:ind w:firstLine="709"/>
+        <w:jc w:val="both"/>
+        <w:rPr>
+          <w:rFonts w:ascii="Times New Roman" w:hAnsi="Times New Roman" w:cs="Times New Roman"/>
+          <w:sz w:val="28"/>
+          <w:szCs w:val="28"/>
+        </w:rPr>
+      </w:pPr>
+    </w:p>
+    <w:p>
+      <w:pPr>
+        <w:spacing w:after="0" w:line="360" w:lineRule="auto"/>
+        <w:ind w:firstLine="709"/>
+        <w:jc w:val="both"/>
+        <w:rPr>
+          <w:rFonts w:ascii="Times New Roman" w:hAnsi="Times New Roman" w:cs="Times New Roman"/>
+          <w:sz w:val="28"/>
+          <w:szCs w:val="28"/>
+        </w:rPr>
+      </w:pPr>
+      <w:r>
+        <w:rPr>
+          <w:rFonts w:ascii="Times New Roman" w:hAnsi="Times New Roman" w:cs="Times New Roman"/>
+          <w:sz w:val="28"/>
+          <w:szCs w:val="28"/>
+        </w:rPr>
+        <w:t xml:space="preserve">Использование переменных окружения позволяет запускать один и тот же проект в разных режимах: </w:t>
+      </w:r>
+      <w:proofErr w:type="spellStart"/>
+      <w:r>
+        <w:rPr>
+          <w:rFonts w:ascii="Times New Roman" w:hAnsi="Times New Roman" w:cs="Times New Roman"/>
+          <w:sz w:val="28"/>
+          <w:szCs w:val="28"/>
+        </w:rPr>
+        <w:t>development</w:t>
+      </w:r>
+      <w:proofErr w:type="spellEnd"/>
+      <w:r>
+        <w:rPr>
+          <w:rFonts w:ascii="Times New Roman" w:hAnsi="Times New Roman" w:cs="Times New Roman"/>
+          <w:sz w:val="28"/>
+          <w:szCs w:val="28"/>
+        </w:rPr>
+        <w:t xml:space="preserve">, </w:t>
+      </w:r>
+      <w:proofErr w:type="spellStart"/>
+      <w:r>
+        <w:rPr>
+          <w:rFonts w:ascii="Times New Roman" w:hAnsi="Times New Roman" w:cs="Times New Roman"/>
+          <w:sz w:val="28"/>
+          <w:szCs w:val="28"/>
+        </w:rPr>
+        <w:t>stage</w:t>
+      </w:r>
+      <w:proofErr w:type="spellEnd"/>
+      <w:r>
+        <w:rPr>
+          <w:rFonts w:ascii="Times New Roman" w:hAnsi="Times New Roman" w:cs="Times New Roman"/>
+          <w:sz w:val="28"/>
+          <w:szCs w:val="28"/>
+        </w:rPr>
+        <w:t xml:space="preserve"> и </w:t>
+      </w:r>
+      <w:proofErr w:type="spellStart"/>
+      <w:r>
+        <w:rPr>
+          <w:rFonts w:ascii="Times New Roman" w:hAnsi="Times New Roman" w:cs="Times New Roman"/>
+          <w:sz w:val="28"/>
+          <w:szCs w:val="28"/>
+        </w:rPr>
+        <w:t>production</w:t>
+      </w:r>
+      <w:proofErr w:type="spellEnd"/>
+      <w:r>
+        <w:rPr>
+          <w:rFonts w:ascii="Times New Roman" w:hAnsi="Times New Roman" w:cs="Times New Roman"/>
+          <w:sz w:val="28"/>
+          <w:szCs w:val="28"/>
+        </w:rPr>
+        <w:t>. Это снижает количество ручных правок, уменьшает риск ошибок и упрощает работу разработчика при переключении между стендами.</w:t>
+      </w:r>
+    </w:p>
+    <w:p>
+      <w:pPr>
+        <w:spacing w:after="0" w:line="360" w:lineRule="auto"/>
+        <w:ind w:firstLine="709"/>
+        <w:jc w:val="both"/>
+        <w:rPr>
+          <w:rFonts w:ascii="Times New Roman" w:hAnsi="Times New Roman" w:cs="Times New Roman"/>
+          <w:sz w:val="28"/>
+          <w:szCs w:val="28"/>
+        </w:rPr>
+      </w:pPr>
+    </w:p>
+    <w:p>
+      <w:pPr>
+        <w:spacing w:after="0" w:line="360" w:lineRule="auto"/>
+        <w:ind w:firstLine="709"/>
+        <w:jc w:val="both"/>
+        <w:rPr>
+          <w:rFonts w:ascii="Times New Roman" w:hAnsi="Times New Roman" w:cs="Times New Roman"/>
+          <w:sz w:val="28"/>
+          <w:szCs w:val="28"/>
+        </w:rPr>
+      </w:pPr>
+      <w:r>
+        <w:rPr>
+          <w:rFonts w:ascii="Times New Roman" w:hAnsi="Times New Roman" w:cs="Times New Roman"/>
+          <w:sz w:val="28"/>
+          <w:szCs w:val="28"/>
+        </w:rPr>
+        <w:t xml:space="preserve">4. Технологии взаимодействия </w:t>
+      </w:r>
+      <w:proofErr w:type="spellStart"/>
+      <w:r>
+        <w:rPr>
+          <w:rFonts w:ascii="Times New Roman" w:hAnsi="Times New Roman" w:cs="Times New Roman"/>
+          <w:sz w:val="28"/>
+          <w:szCs w:val="28"/>
+        </w:rPr>
+        <w:t>frontend</w:t>
+      </w:r>
+      <w:proofErr w:type="spellEnd"/>
+      <w:r>
+        <w:rPr>
+          <w:rFonts w:ascii="Times New Roman" w:hAnsi="Times New Roman" w:cs="Times New Roman"/>
+          <w:sz w:val="28"/>
+          <w:szCs w:val="28"/>
+        </w:rPr>
+        <w:t xml:space="preserve"> с </w:t>
+      </w:r>
+      <w:proofErr w:type="spellStart"/>
+      <w:r>
+        <w:rPr>
+          <w:rFonts w:ascii="Times New Roman" w:hAnsi="Times New Roman" w:cs="Times New Roman"/>
+          <w:sz w:val="28"/>
+          <w:szCs w:val="28"/>
+        </w:rPr>
+        <w:t>backend</w:t>
+      </w:r>
+      <w:proofErr w:type="spellEnd"/>
+    </w:p>
+    <w:p>
+      <w:pPr>
+        <w:spacing w:after="0" w:line="360" w:lineRule="auto"/>
+        <w:ind w:firstLine="709"/>
+        <w:jc w:val="both"/>
+        <w:rPr>
+          <w:rFonts w:ascii="Times New Roman" w:hAnsi="Times New Roman" w:cs="Times New Roman"/>
+          <w:sz w:val="28"/>
+          <w:szCs w:val="28"/>
+        </w:rPr>
+      </w:pPr>
+    </w:p>
+    <w:p>
+      <w:pPr>
+        <w:spacing w:after="0" w:line="360" w:lineRule="auto"/>
+        <w:ind w:firstLine="709"/>
+        <w:jc w:val="both"/>
+        <w:rPr>
+          <w:rFonts w:ascii="Times New Roman" w:hAnsi="Times New Roman" w:cs="Times New Roman"/>
+          <w:sz w:val="28"/>
+          <w:szCs w:val="28"/>
+        </w:rPr>
+      </w:pPr>
+      <w:proofErr w:type="spellStart"/>
+      <w:r>
+        <w:rPr>
+          <w:rFonts w:ascii="Times New Roman" w:hAnsi="Times New Roman" w:cs="Times New Roman"/>
+          <w:sz w:val="28"/>
+          <w:szCs w:val="28"/>
+        </w:rPr>
+        <w:t>Frontend</w:t>
+      </w:r>
+      <w:proofErr w:type="spellEnd"/>
+      <w:r>
+        <w:rPr>
+          <w:rFonts w:ascii="Times New Roman" w:hAnsi="Times New Roman" w:cs="Times New Roman"/>
+          <w:sz w:val="28"/>
+          <w:szCs w:val="28"/>
+        </w:rPr>
+        <w:t xml:space="preserve">-приложение взаимодействует с </w:t>
+      </w:r>
+      <w:proofErr w:type="spellStart"/>
+      <w:r>
+        <w:rPr>
+          <w:rFonts w:ascii="Times New Roman" w:hAnsi="Times New Roman" w:cs="Times New Roman"/>
+          <w:sz w:val="28"/>
+          <w:szCs w:val="28"/>
+        </w:rPr>
+        <w:t>backend</w:t>
+      </w:r>
+      <w:proofErr w:type="spellEnd"/>
+      <w:r>
+        <w:rPr>
+          <w:rFonts w:ascii="Times New Roman" w:hAnsi="Times New Roman" w:cs="Times New Roman"/>
+          <w:sz w:val="28"/>
+          <w:szCs w:val="28"/>
+        </w:rPr>
+        <w:t xml:space="preserve">-сервисами через API и </w:t>
+      </w:r>
+      <w:proofErr w:type="spellStart"/>
+      <w:r>
+        <w:rPr>
+          <w:rFonts w:ascii="Times New Roman" w:hAnsi="Times New Roman" w:cs="Times New Roman"/>
+          <w:sz w:val="28"/>
+          <w:szCs w:val="28"/>
+        </w:rPr>
+        <w:t>WebSocket</w:t>
+      </w:r>
+      <w:proofErr w:type="spellEnd"/>
+      <w:r>
+        <w:rPr>
+          <w:rFonts w:ascii="Times New Roman" w:hAnsi="Times New Roman" w:cs="Times New Roman"/>
+          <w:sz w:val="28"/>
+          <w:szCs w:val="28"/>
+        </w:rPr>
+        <w:t xml:space="preserve">-соединения. Через API выполняются операции авторизации, получения данных пользователя, контактов, настроек и других сущностей. </w:t>
+      </w:r>
+      <w:proofErr w:type="spellStart"/>
+      <w:r>
+        <w:rPr>
+          <w:rFonts w:ascii="Times New Roman" w:hAnsi="Times New Roman" w:cs="Times New Roman"/>
+          <w:sz w:val="28"/>
+          <w:szCs w:val="28"/>
+        </w:rPr>
+        <w:t>WebSocket</w:t>
+      </w:r>
+      <w:proofErr w:type="spellEnd"/>
+      <w:r>
+        <w:rPr>
+          <w:rFonts w:ascii="Times New Roman" w:hAnsi="Times New Roman" w:cs="Times New Roman"/>
+          <w:sz w:val="28"/>
+          <w:szCs w:val="28"/>
+        </w:rPr>
+        <w:t xml:space="preserve"> используется для сценариев, где требуется обмен данными в реальном времени.</w:t>
+      </w:r>
+    </w:p>
+    <w:p>
+      <w:pPr>
+        <w:spacing w:after="0" w:line="360" w:lineRule="auto"/>
+        <w:ind w:firstLine="709"/>
+        <w:jc w:val="both"/>
+        <w:rPr>
+          <w:rFonts w:ascii="Times New Roman" w:hAnsi="Times New Roman" w:cs="Times New Roman"/>
+          <w:sz w:val="28"/>
+          <w:szCs w:val="28"/>
+        </w:rPr>
+      </w:pPr>
+    </w:p>
+    <w:p>
+      <w:pPr>
+        <w:spacing w:after="0" w:line="360" w:lineRule="auto"/>
+        <w:ind w:firstLine="709"/>
+        <w:jc w:val="both"/>
+        <w:rPr>
+          <w:rFonts w:ascii="Times New Roman" w:hAnsi="Times New Roman" w:cs="Times New Roman"/>
+          <w:sz w:val="28"/>
+          <w:szCs w:val="28"/>
+        </w:rPr>
+      </w:pPr>
+      <w:r>
+        <w:rPr>
+          <w:rFonts w:ascii="Times New Roman" w:hAnsi="Times New Roman" w:cs="Times New Roman"/>
+          <w:sz w:val="28"/>
+          <w:szCs w:val="28"/>
+        </w:rPr>
+        <w:t>Для дилингового пульта особенно важны технологии реального времени, так как приложение должно быстро реагировать на изменение состояния звонков, регистрацию SIP-аккаунтов, активность линий, события аппаратных кнопок и изменение аудиоустройств.</w:t>
+      </w:r>
+    </w:p>
+    <w:p>
+      <w:pPr>
+        <w:spacing w:after="0" w:line="360" w:lineRule="auto"/>
+        <w:ind w:firstLine="709"/>
+        <w:jc w:val="both"/>
+        <w:rPr>
+          <w:rFonts w:ascii="Times New Roman" w:hAnsi="Times New Roman" w:cs="Times New Roman"/>
+          <w:sz w:val="28"/>
+          <w:szCs w:val="28"/>
+        </w:rPr>
+      </w:pPr>
+    </w:p>
+    <w:p>
+      <w:pPr>
+        <w:spacing w:after="0" w:line="360" w:lineRule="auto"/>
+        <w:ind w:firstLine="709"/>
+        <w:jc w:val="both"/>
+        <w:rPr>
+          <w:rFonts w:ascii="Times New Roman" w:hAnsi="Times New Roman" w:cs="Times New Roman"/>
+          <w:sz w:val="28"/>
+          <w:szCs w:val="28"/>
+        </w:rPr>
+      </w:pPr>
+      <w:r>
+        <w:rPr>
+          <w:rFonts w:ascii="Times New Roman" w:hAnsi="Times New Roman" w:cs="Times New Roman"/>
+          <w:sz w:val="28"/>
+          <w:szCs w:val="28"/>
+        </w:rPr>
+        <w:t xml:space="preserve">5. Технологии </w:t>
+      </w:r>
+      <w:proofErr w:type="spellStart"/>
+      <w:r>
+        <w:rPr>
+          <w:rFonts w:ascii="Times New Roman" w:hAnsi="Times New Roman" w:cs="Times New Roman"/>
+          <w:sz w:val="28"/>
+          <w:szCs w:val="28"/>
+        </w:rPr>
+        <w:t>WebRTC</w:t>
+      </w:r>
+      <w:proofErr w:type="spellEnd"/>
+      <w:r>
+        <w:rPr>
+          <w:rFonts w:ascii="Times New Roman" w:hAnsi="Times New Roman" w:cs="Times New Roman"/>
+          <w:sz w:val="28"/>
+          <w:szCs w:val="28"/>
+        </w:rPr>
+        <w:t xml:space="preserve"> и SIP</w:t>
+      </w:r>
+    </w:p>
+    <w:p>
+      <w:pPr>
+        <w:spacing w:after="0" w:line="360" w:lineRule="auto"/>
+        <w:ind w:firstLine="709"/>
+        <w:jc w:val="both"/>
+        <w:rPr>
+          <w:rFonts w:ascii="Times New Roman" w:hAnsi="Times New Roman" w:cs="Times New Roman"/>
+          <w:sz w:val="28"/>
+          <w:szCs w:val="28"/>
+        </w:rPr>
+      </w:pPr>
+    </w:p>
+    <w:p>
+      <w:pPr>
+        <w:spacing w:after="0" w:line="360" w:lineRule="auto"/>
+        <w:ind w:firstLine="709"/>
+        <w:jc w:val="both"/>
+        <w:rPr>
+          <w:rFonts w:ascii="Times New Roman" w:hAnsi="Times New Roman" w:cs="Times New Roman"/>
+          <w:sz w:val="28"/>
+          <w:szCs w:val="28"/>
+        </w:rPr>
+      </w:pPr>
+      <w:r>
+        <w:rPr>
+          <w:rFonts w:ascii="Times New Roman" w:hAnsi="Times New Roman" w:cs="Times New Roman"/>
+          <w:sz w:val="28"/>
+          <w:szCs w:val="28"/>
+        </w:rPr>
+        <w:t xml:space="preserve">Так как продукт связан с телефонией, важную роль играют </w:t>
+      </w:r>
+      <w:proofErr w:type="spellStart"/>
+      <w:r>
+        <w:rPr>
+          <w:rFonts w:ascii="Times New Roman" w:hAnsi="Times New Roman" w:cs="Times New Roman"/>
+          <w:sz w:val="28"/>
+          <w:szCs w:val="28"/>
+        </w:rPr>
+        <w:t>WebRTC</w:t>
+      </w:r>
+      <w:proofErr w:type="spellEnd"/>
+      <w:r>
+        <w:rPr>
+          <w:rFonts w:ascii="Times New Roman" w:hAnsi="Times New Roman" w:cs="Times New Roman"/>
+          <w:sz w:val="28"/>
+          <w:szCs w:val="28"/>
+        </w:rPr>
+        <w:t xml:space="preserve"> и SIP. </w:t>
+      </w:r>
+      <w:proofErr w:type="spellStart"/>
+      <w:r>
+        <w:rPr>
+          <w:rFonts w:ascii="Times New Roman" w:hAnsi="Times New Roman" w:cs="Times New Roman"/>
+          <w:sz w:val="28"/>
+          <w:szCs w:val="28"/>
+        </w:rPr>
+        <w:t>WebRTC</w:t>
+      </w:r>
+      <w:proofErr w:type="spellEnd"/>
+      <w:r>
+        <w:rPr>
+          <w:rFonts w:ascii="Times New Roman" w:hAnsi="Times New Roman" w:cs="Times New Roman"/>
+          <w:sz w:val="28"/>
+          <w:szCs w:val="28"/>
+        </w:rPr>
+        <w:t xml:space="preserve"> используется для передачи аудио в браузере или </w:t>
+      </w:r>
+      <w:proofErr w:type="spellStart"/>
+      <w:r>
+        <w:rPr>
+          <w:rFonts w:ascii="Times New Roman" w:hAnsi="Times New Roman" w:cs="Times New Roman"/>
+          <w:sz w:val="28"/>
+          <w:szCs w:val="28"/>
+        </w:rPr>
+        <w:t>desktop</w:t>
+      </w:r>
+      <w:proofErr w:type="spellEnd"/>
+      <w:r>
+        <w:rPr>
+          <w:rFonts w:ascii="Times New Roman" w:hAnsi="Times New Roman" w:cs="Times New Roman"/>
+          <w:sz w:val="28"/>
+          <w:szCs w:val="28"/>
+        </w:rPr>
+        <w:t>-приложении, а SIP — для сигнализации и управления телефонными сессиями.</w:t>
+      </w:r>
+    </w:p>
+    <w:p>
+      <w:pPr>
+        <w:spacing w:after="0" w:line="360" w:lineRule="auto"/>
+        <w:ind w:firstLine="709"/>
+        <w:jc w:val="both"/>
+        <w:rPr>
+          <w:rFonts w:ascii="Times New Roman" w:hAnsi="Times New Roman" w:cs="Times New Roman"/>
+          <w:sz w:val="28"/>
+          <w:szCs w:val="28"/>
+        </w:rPr>
+      </w:pPr>
+    </w:p>
+    <w:p>
+      <w:pPr>
+        <w:spacing w:after="0" w:line="360" w:lineRule="auto"/>
+        <w:ind w:firstLine="709"/>
+        <w:jc w:val="both"/>
+        <w:rPr>
+          <w:rFonts w:ascii="Times New Roman" w:hAnsi="Times New Roman" w:cs="Times New Roman"/>
+          <w:sz w:val="28"/>
+          <w:szCs w:val="28"/>
+        </w:rPr>
+      </w:pPr>
+      <w:r>
+        <w:rPr>
+          <w:rFonts w:ascii="Times New Roman" w:hAnsi="Times New Roman" w:cs="Times New Roman"/>
+          <w:sz w:val="28"/>
+          <w:szCs w:val="28"/>
+        </w:rPr>
+        <w:t xml:space="preserve">В рамках практики данные технологии учитывались при анализе задач, связанных с активными вызовами, DTMF, завешенными линиями, микрофоном и несколькими SIP-аккаунтами. </w:t>
+      </w:r>
+      <w:proofErr w:type="spellStart"/>
+      <w:r>
+        <w:rPr>
+          <w:rFonts w:ascii="Times New Roman" w:hAnsi="Times New Roman" w:cs="Times New Roman"/>
+          <w:sz w:val="28"/>
+          <w:szCs w:val="28"/>
+        </w:rPr>
+        <w:t>Frontend</w:t>
+      </w:r>
+      <w:proofErr w:type="spellEnd"/>
+      <w:r>
+        <w:rPr>
+          <w:rFonts w:ascii="Times New Roman" w:hAnsi="Times New Roman" w:cs="Times New Roman"/>
+          <w:sz w:val="28"/>
+          <w:szCs w:val="28"/>
+        </w:rPr>
+        <w:t>-разработчик должен понимать не только визуальную часть интерфейса, но и то, как действия пользователя связаны с телефонной сессией.</w:t>
+      </w:r>
+    </w:p>
+    <w:p>
+      <w:pPr>
+        <w:spacing w:after="0" w:line="360" w:lineRule="auto"/>
+        <w:ind w:firstLine="709"/>
+        <w:jc w:val="both"/>
+        <w:rPr>
+          <w:rFonts w:ascii="Times New Roman" w:hAnsi="Times New Roman" w:cs="Times New Roman"/>
+          <w:sz w:val="28"/>
+          <w:szCs w:val="28"/>
+        </w:rPr>
+      </w:pPr>
+    </w:p>
+    <w:p>
+      <w:pPr>
+        <w:spacing w:after="0" w:line="360" w:lineRule="auto"/>
+        <w:ind w:firstLine="709"/>
+        <w:jc w:val="both"/>
+        <w:rPr>
+          <w:rFonts w:ascii="Times New Roman" w:hAnsi="Times New Roman" w:cs="Times New Roman"/>
+          <w:sz w:val="28"/>
+          <w:szCs w:val="28"/>
+        </w:rPr>
+      </w:pPr>
+      <w:r>
+        <w:rPr>
+          <w:rFonts w:ascii="Times New Roman" w:hAnsi="Times New Roman" w:cs="Times New Roman"/>
+          <w:sz w:val="28"/>
+          <w:szCs w:val="28"/>
+        </w:rPr>
+        <w:t>6. Технологии интеграции с аппаратными контроллерами</w:t>
+      </w:r>
+    </w:p>
+    <w:p>
+      <w:pPr>
+        <w:spacing w:after="0" w:line="360" w:lineRule="auto"/>
+        <w:ind w:firstLine="709"/>
+        <w:jc w:val="both"/>
+        <w:rPr>
+          <w:rFonts w:ascii="Times New Roman" w:hAnsi="Times New Roman" w:cs="Times New Roman"/>
+          <w:sz w:val="28"/>
+          <w:szCs w:val="28"/>
+        </w:rPr>
+      </w:pPr>
+    </w:p>
+    <w:p>
+      <w:pPr>
+        <w:spacing w:after="0" w:line="360" w:lineRule="auto"/>
+        <w:ind w:firstLine="709"/>
+        <w:jc w:val="both"/>
+        <w:rPr>
+          <w:rFonts w:ascii="Times New Roman" w:hAnsi="Times New Roman" w:cs="Times New Roman"/>
+          <w:sz w:val="28"/>
+          <w:szCs w:val="28"/>
+        </w:rPr>
+      </w:pPr>
+      <w:r>
+        <w:rPr>
+          <w:rFonts w:ascii="Times New Roman" w:hAnsi="Times New Roman" w:cs="Times New Roman"/>
+          <w:sz w:val="28"/>
+          <w:szCs w:val="28"/>
+        </w:rPr>
+        <w:t xml:space="preserve">Особенностью проекта является работа с аппаратными устройствами: </w:t>
+      </w:r>
+      <w:proofErr w:type="spellStart"/>
+      <w:r>
+        <w:rPr>
+          <w:rFonts w:ascii="Times New Roman" w:hAnsi="Times New Roman" w:cs="Times New Roman"/>
+          <w:sz w:val="28"/>
+          <w:szCs w:val="28"/>
+        </w:rPr>
+        <w:t>Goose</w:t>
+      </w:r>
+      <w:proofErr w:type="spellEnd"/>
+      <w:r>
+        <w:rPr>
+          <w:rFonts w:ascii="Times New Roman" w:hAnsi="Times New Roman" w:cs="Times New Roman"/>
+          <w:sz w:val="28"/>
+          <w:szCs w:val="28"/>
+        </w:rPr>
+        <w:t xml:space="preserve">, </w:t>
+      </w:r>
+      <w:proofErr w:type="spellStart"/>
+      <w:r>
+        <w:rPr>
+          <w:rFonts w:ascii="Times New Roman" w:hAnsi="Times New Roman" w:cs="Times New Roman"/>
+          <w:sz w:val="28"/>
+          <w:szCs w:val="28"/>
+        </w:rPr>
+        <w:t>Handset</w:t>
+      </w:r>
+      <w:proofErr w:type="spellEnd"/>
+      <w:r>
+        <w:rPr>
+          <w:rFonts w:ascii="Times New Roman" w:hAnsi="Times New Roman" w:cs="Times New Roman"/>
+          <w:sz w:val="28"/>
+          <w:szCs w:val="28"/>
+        </w:rPr>
+        <w:t xml:space="preserve"> и </w:t>
+      </w:r>
+      <w:proofErr w:type="spellStart"/>
+      <w:r>
+        <w:rPr>
+          <w:rFonts w:ascii="Times New Roman" w:hAnsi="Times New Roman" w:cs="Times New Roman"/>
+          <w:sz w:val="28"/>
+          <w:szCs w:val="28"/>
+        </w:rPr>
+        <w:t>Hub</w:t>
+      </w:r>
+      <w:proofErr w:type="spellEnd"/>
+      <w:r>
+        <w:rPr>
+          <w:rFonts w:ascii="Times New Roman" w:hAnsi="Times New Roman" w:cs="Times New Roman"/>
+          <w:sz w:val="28"/>
+          <w:szCs w:val="28"/>
+        </w:rPr>
+        <w:t xml:space="preserve">. Они используются для управления микрофоном, </w:t>
+      </w:r>
+      <w:r>
+        <w:rPr>
+          <w:rFonts w:ascii="Times New Roman" w:hAnsi="Times New Roman" w:cs="Times New Roman"/>
+          <w:sz w:val="28"/>
+          <w:szCs w:val="28"/>
+        </w:rPr>
+        <w:lastRenderedPageBreak/>
+        <w:t xml:space="preserve">трубками, кнопками и световой индикацией. Обмен с контроллером выполняется через локальное </w:t>
+      </w:r>
+      <w:proofErr w:type="spellStart"/>
+      <w:r>
+        <w:rPr>
+          <w:rFonts w:ascii="Times New Roman" w:hAnsi="Times New Roman" w:cs="Times New Roman"/>
+          <w:sz w:val="28"/>
+          <w:szCs w:val="28"/>
+        </w:rPr>
+        <w:t>WebSocket</w:t>
+      </w:r>
+      <w:proofErr w:type="spellEnd"/>
+      <w:r>
+        <w:rPr>
+          <w:rFonts w:ascii="Times New Roman" w:hAnsi="Times New Roman" w:cs="Times New Roman"/>
+          <w:sz w:val="28"/>
+          <w:szCs w:val="28"/>
+        </w:rPr>
+        <w:t>-соединение.</w:t>
+      </w:r>
+    </w:p>
+    <w:p>
+      <w:pPr>
+        <w:spacing w:after="0" w:line="360" w:lineRule="auto"/>
+        <w:ind w:firstLine="709"/>
+        <w:jc w:val="both"/>
+        <w:rPr>
+          <w:rFonts w:ascii="Times New Roman" w:hAnsi="Times New Roman" w:cs="Times New Roman"/>
+          <w:sz w:val="28"/>
+          <w:szCs w:val="28"/>
+        </w:rPr>
+      </w:pPr>
+    </w:p>
+    <w:p>
+      <w:pPr>
+        <w:spacing w:after="0" w:line="360" w:lineRule="auto"/>
+        <w:ind w:firstLine="709"/>
+        <w:jc w:val="both"/>
+        <w:rPr>
+          <w:rFonts w:ascii="Times New Roman" w:hAnsi="Times New Roman" w:cs="Times New Roman"/>
+          <w:sz w:val="28"/>
+          <w:szCs w:val="28"/>
+        </w:rPr>
+      </w:pPr>
+      <w:r>
+        <w:rPr>
+          <w:rFonts w:ascii="Times New Roman" w:hAnsi="Times New Roman" w:cs="Times New Roman"/>
+          <w:sz w:val="28"/>
+          <w:szCs w:val="28"/>
+        </w:rPr>
+        <w:t xml:space="preserve">На практике это проявлялось при реализации световой индикации аппаратной кнопки микрофона. Интерфейс должен был учитывать режимы работы микрофона, состояние завешенных вызовов и команды, отправляемые контроллеру. Это делает </w:t>
+      </w:r>
+      <w:proofErr w:type="spellStart"/>
+      <w:r>
+        <w:rPr>
+          <w:rFonts w:ascii="Times New Roman" w:hAnsi="Times New Roman" w:cs="Times New Roman"/>
+          <w:sz w:val="28"/>
+          <w:szCs w:val="28"/>
+        </w:rPr>
+        <w:t>frontend</w:t>
+      </w:r>
+      <w:proofErr w:type="spellEnd"/>
+      <w:r>
+        <w:rPr>
+          <w:rFonts w:ascii="Times New Roman" w:hAnsi="Times New Roman" w:cs="Times New Roman"/>
+          <w:sz w:val="28"/>
+          <w:szCs w:val="28"/>
+        </w:rPr>
+        <w:t>-разработку более сложной, так как необходимо синхронизировать программное состояние и физическое устройство.</w:t>
+      </w:r>
+    </w:p>
+    <w:p>
+      <w:pPr>
+        <w:spacing w:after="0" w:line="360" w:lineRule="auto"/>
+        <w:ind w:firstLine="709"/>
+        <w:jc w:val="both"/>
+        <w:rPr>
+          <w:rFonts w:ascii="Times New Roman" w:hAnsi="Times New Roman" w:cs="Times New Roman"/>
+          <w:sz w:val="28"/>
+          <w:szCs w:val="28"/>
+        </w:rPr>
+      </w:pPr>
+    </w:p>
+    <w:p>
+      <w:pPr>
+        <w:spacing w:after="0" w:line="360" w:lineRule="auto"/>
+        <w:ind w:firstLine="709"/>
+        <w:jc w:val="both"/>
+        <w:rPr>
+          <w:rFonts w:ascii="Times New Roman" w:hAnsi="Times New Roman" w:cs="Times New Roman"/>
+          <w:sz w:val="28"/>
+          <w:szCs w:val="28"/>
+        </w:rPr>
+      </w:pPr>
+      <w:r>
+        <w:rPr>
+          <w:rFonts w:ascii="Times New Roman" w:hAnsi="Times New Roman" w:cs="Times New Roman"/>
+          <w:sz w:val="28"/>
+          <w:szCs w:val="28"/>
+        </w:rPr>
+        <w:t>7. Технологии тестирования</w:t>
+      </w:r>
+    </w:p>
+    <w:p>
+      <w:pPr>
+        <w:spacing w:after="0" w:line="360" w:lineRule="auto"/>
+        <w:ind w:firstLine="709"/>
+        <w:jc w:val="both"/>
+        <w:rPr>
+          <w:rFonts w:ascii="Times New Roman" w:hAnsi="Times New Roman" w:cs="Times New Roman"/>
+          <w:sz w:val="28"/>
+          <w:szCs w:val="28"/>
+        </w:rPr>
+      </w:pPr>
+    </w:p>
+    <w:p>
+      <w:pPr>
+        <w:spacing w:after="0" w:line="360" w:lineRule="auto"/>
+        <w:ind w:firstLine="709"/>
+        <w:jc w:val="both"/>
+        <w:rPr>
+          <w:rFonts w:ascii="Times New Roman" w:hAnsi="Times New Roman" w:cs="Times New Roman"/>
+          <w:sz w:val="28"/>
+          <w:szCs w:val="28"/>
+        </w:rPr>
+      </w:pPr>
+      <w:r>
+        <w:rPr>
+          <w:rFonts w:ascii="Times New Roman" w:hAnsi="Times New Roman" w:cs="Times New Roman"/>
+          <w:sz w:val="28"/>
+          <w:szCs w:val="28"/>
+        </w:rPr>
+        <w:t xml:space="preserve">Для проверки корректности изменений используются </w:t>
+      </w:r>
+      <w:proofErr w:type="spellStart"/>
+      <w:r>
+        <w:rPr>
+          <w:rFonts w:ascii="Times New Roman" w:hAnsi="Times New Roman" w:cs="Times New Roman"/>
+          <w:sz w:val="28"/>
+          <w:szCs w:val="28"/>
+        </w:rPr>
+        <w:t>unit</w:t>
+      </w:r>
+      <w:proofErr w:type="spellEnd"/>
+      <w:r>
+        <w:rPr>
+          <w:rFonts w:ascii="Times New Roman" w:hAnsi="Times New Roman" w:cs="Times New Roman"/>
+          <w:sz w:val="28"/>
+          <w:szCs w:val="28"/>
+        </w:rPr>
+        <w:t xml:space="preserve">-тесты, компонентные тесты и ручное тестирование. При доработке UI-компонентов проверялись рендер текста, передача событий, </w:t>
+      </w:r>
+      <w:proofErr w:type="spellStart"/>
+      <w:r>
+        <w:rPr>
+          <w:rFonts w:ascii="Times New Roman" w:hAnsi="Times New Roman" w:cs="Times New Roman"/>
+          <w:sz w:val="28"/>
+          <w:szCs w:val="28"/>
+        </w:rPr>
+        <w:t>disabled</w:t>
+      </w:r>
+      <w:proofErr w:type="spellEnd"/>
+      <w:r>
+        <w:rPr>
+          <w:rFonts w:ascii="Times New Roman" w:hAnsi="Times New Roman" w:cs="Times New Roman"/>
+          <w:sz w:val="28"/>
+          <w:szCs w:val="28"/>
+        </w:rPr>
+        <w:t>-состояния, расположение элементов и корректность отображения разных вариантов компонента.</w:t>
+      </w:r>
+    </w:p>
+    <w:p>
+      <w:pPr>
+        <w:spacing w:after="0" w:line="360" w:lineRule="auto"/>
+        <w:ind w:firstLine="709"/>
+        <w:jc w:val="both"/>
+        <w:rPr>
+          <w:rFonts w:ascii="Times New Roman" w:hAnsi="Times New Roman" w:cs="Times New Roman"/>
+          <w:sz w:val="28"/>
+          <w:szCs w:val="28"/>
+        </w:rPr>
+      </w:pPr>
+    </w:p>
+    <w:p>
+      <w:pPr>
+        <w:spacing w:after="0" w:line="360" w:lineRule="auto"/>
+        <w:ind w:firstLine="709"/>
+        <w:jc w:val="both"/>
+        <w:rPr>
+          <w:rFonts w:ascii="Times New Roman" w:hAnsi="Times New Roman" w:cs="Times New Roman"/>
+          <w:sz w:val="28"/>
+          <w:szCs w:val="28"/>
+        </w:rPr>
+      </w:pPr>
+      <w:r>
+        <w:rPr>
+          <w:rFonts w:ascii="Times New Roman" w:hAnsi="Times New Roman" w:cs="Times New Roman"/>
+          <w:sz w:val="28"/>
+          <w:szCs w:val="28"/>
+        </w:rPr>
+        <w:t>Также применялось ручное тестирование пользовательских сценариев: запуск проекта, проверка интерфейса, проверка состояний кнопок, поведения форм, работы авторизации и переключения режимов.</w:t>
+      </w:r>
+    </w:p>
+    <w:p>
+      <w:pPr>
+        <w:spacing w:after="0" w:line="360" w:lineRule="auto"/>
+        <w:ind w:firstLine="709"/>
+        <w:jc w:val="both"/>
+        <w:rPr>
+          <w:rFonts w:ascii="Times New Roman" w:hAnsi="Times New Roman" w:cs="Times New Roman"/>
+          <w:sz w:val="28"/>
+          <w:szCs w:val="28"/>
+        </w:rPr>
+      </w:pPr>
+    </w:p>
+    <w:p>
+      <w:pPr>
+        <w:spacing w:after="0" w:line="360" w:lineRule="auto"/>
+        <w:ind w:firstLine="709"/>
+        <w:jc w:val="both"/>
+        <w:rPr>
+          <w:rFonts w:ascii="Times New Roman" w:hAnsi="Times New Roman" w:cs="Times New Roman"/>
+          <w:sz w:val="28"/>
+          <w:szCs w:val="28"/>
+        </w:rPr>
+      </w:pPr>
+      <w:r>
+        <w:rPr>
+          <w:rFonts w:ascii="Times New Roman" w:hAnsi="Times New Roman" w:cs="Times New Roman"/>
+          <w:sz w:val="28"/>
+          <w:szCs w:val="28"/>
+        </w:rPr>
+        <w:t>8. Технологии командной разработки</w:t>
+      </w:r>
+    </w:p>
+    <w:p>
+      <w:pPr>
+        <w:spacing w:after="0" w:line="360" w:lineRule="auto"/>
+        <w:ind w:firstLine="709"/>
+        <w:jc w:val="both"/>
+        <w:rPr>
+          <w:rFonts w:ascii="Times New Roman" w:hAnsi="Times New Roman" w:cs="Times New Roman"/>
+          <w:sz w:val="28"/>
+          <w:szCs w:val="28"/>
+        </w:rPr>
+      </w:pPr>
+    </w:p>
+    <w:p>
+      <w:pPr>
+        <w:spacing w:after="0" w:line="360" w:lineRule="auto"/>
+        <w:ind w:firstLine="709"/>
+        <w:jc w:val="both"/>
+        <w:rPr>
+          <w:rFonts w:ascii="Times New Roman" w:hAnsi="Times New Roman" w:cs="Times New Roman"/>
+          <w:sz w:val="28"/>
+          <w:szCs w:val="28"/>
+        </w:rPr>
+      </w:pPr>
+      <w:r>
+        <w:rPr>
+          <w:rFonts w:ascii="Times New Roman" w:hAnsi="Times New Roman" w:cs="Times New Roman"/>
+          <w:sz w:val="28"/>
+          <w:szCs w:val="28"/>
+        </w:rPr>
+        <w:t xml:space="preserve">В работе применяются </w:t>
+      </w:r>
+      <w:proofErr w:type="spellStart"/>
+      <w:r>
+        <w:rPr>
+          <w:rFonts w:ascii="Times New Roman" w:hAnsi="Times New Roman" w:cs="Times New Roman"/>
+          <w:sz w:val="28"/>
+          <w:szCs w:val="28"/>
+        </w:rPr>
+        <w:t>Git</w:t>
+      </w:r>
+      <w:proofErr w:type="spellEnd"/>
+      <w:r>
+        <w:rPr>
+          <w:rFonts w:ascii="Times New Roman" w:hAnsi="Times New Roman" w:cs="Times New Roman"/>
+          <w:sz w:val="28"/>
+          <w:szCs w:val="28"/>
+        </w:rPr>
+        <w:t xml:space="preserve">, </w:t>
+      </w:r>
+      <w:proofErr w:type="spellStart"/>
+      <w:r>
+        <w:rPr>
+          <w:rFonts w:ascii="Times New Roman" w:hAnsi="Times New Roman" w:cs="Times New Roman"/>
+          <w:sz w:val="28"/>
+          <w:szCs w:val="28"/>
+        </w:rPr>
+        <w:t>GitLab</w:t>
+      </w:r>
+      <w:proofErr w:type="spellEnd"/>
+      <w:r>
+        <w:rPr>
+          <w:rFonts w:ascii="Times New Roman" w:hAnsi="Times New Roman" w:cs="Times New Roman"/>
+          <w:sz w:val="28"/>
+          <w:szCs w:val="28"/>
+        </w:rPr>
+        <w:t xml:space="preserve">, </w:t>
+      </w:r>
+      <w:proofErr w:type="spellStart"/>
+      <w:r>
+        <w:rPr>
+          <w:rFonts w:ascii="Times New Roman" w:hAnsi="Times New Roman" w:cs="Times New Roman"/>
+          <w:sz w:val="28"/>
+          <w:szCs w:val="28"/>
+        </w:rPr>
+        <w:t>Jira</w:t>
+      </w:r>
+      <w:proofErr w:type="spellEnd"/>
+      <w:r>
+        <w:rPr>
+          <w:rFonts w:ascii="Times New Roman" w:hAnsi="Times New Roman" w:cs="Times New Roman"/>
+          <w:sz w:val="28"/>
+          <w:szCs w:val="28"/>
+        </w:rPr>
+        <w:t xml:space="preserve">, </w:t>
+      </w:r>
+      <w:proofErr w:type="spellStart"/>
+      <w:r>
+        <w:rPr>
+          <w:rFonts w:ascii="Times New Roman" w:hAnsi="Times New Roman" w:cs="Times New Roman"/>
+          <w:sz w:val="28"/>
+          <w:szCs w:val="28"/>
+        </w:rPr>
+        <w:t>Figma</w:t>
+      </w:r>
+      <w:proofErr w:type="spellEnd"/>
+      <w:r>
+        <w:rPr>
+          <w:rFonts w:ascii="Times New Roman" w:hAnsi="Times New Roman" w:cs="Times New Roman"/>
+          <w:sz w:val="28"/>
+          <w:szCs w:val="28"/>
+        </w:rPr>
+        <w:t xml:space="preserve"> и </w:t>
+      </w:r>
+      <w:proofErr w:type="spellStart"/>
+      <w:r>
+        <w:rPr>
+          <w:rFonts w:ascii="Times New Roman" w:hAnsi="Times New Roman" w:cs="Times New Roman"/>
+          <w:sz w:val="28"/>
+          <w:szCs w:val="28"/>
+        </w:rPr>
+        <w:t>Storybook</w:t>
+      </w:r>
+      <w:proofErr w:type="spellEnd"/>
+      <w:r>
+        <w:rPr>
+          <w:rFonts w:ascii="Times New Roman" w:hAnsi="Times New Roman" w:cs="Times New Roman"/>
+          <w:sz w:val="28"/>
+          <w:szCs w:val="28"/>
+        </w:rPr>
+        <w:t xml:space="preserve">. </w:t>
+      </w:r>
+      <w:proofErr w:type="spellStart"/>
+      <w:r>
+        <w:rPr>
+          <w:rFonts w:ascii="Times New Roman" w:hAnsi="Times New Roman" w:cs="Times New Roman"/>
+          <w:sz w:val="28"/>
+          <w:szCs w:val="28"/>
+        </w:rPr>
+        <w:t>Jira</w:t>
+      </w:r>
+      <w:proofErr w:type="spellEnd"/>
+      <w:r>
+        <w:rPr>
+          <w:rFonts w:ascii="Times New Roman" w:hAnsi="Times New Roman" w:cs="Times New Roman"/>
+          <w:sz w:val="28"/>
+          <w:szCs w:val="28"/>
+        </w:rPr>
+        <w:t xml:space="preserve"> используется для постановки и отслеживания задач, </w:t>
+      </w:r>
+      <w:proofErr w:type="spellStart"/>
+      <w:r>
+        <w:rPr>
+          <w:rFonts w:ascii="Times New Roman" w:hAnsi="Times New Roman" w:cs="Times New Roman"/>
+          <w:sz w:val="28"/>
+          <w:szCs w:val="28"/>
+        </w:rPr>
+        <w:t>GitLab</w:t>
+      </w:r>
+      <w:proofErr w:type="spellEnd"/>
+      <w:r>
+        <w:rPr>
+          <w:rFonts w:ascii="Times New Roman" w:hAnsi="Times New Roman" w:cs="Times New Roman"/>
+          <w:sz w:val="28"/>
+          <w:szCs w:val="28"/>
+        </w:rPr>
+        <w:t xml:space="preserve"> — для хранения кода, создания веток и </w:t>
+      </w:r>
+      <w:proofErr w:type="spellStart"/>
+      <w:r>
+        <w:rPr>
+          <w:rFonts w:ascii="Times New Roman" w:hAnsi="Times New Roman" w:cs="Times New Roman"/>
+          <w:sz w:val="28"/>
+          <w:szCs w:val="28"/>
+        </w:rPr>
+        <w:t>merge</w:t>
+      </w:r>
+      <w:proofErr w:type="spellEnd"/>
+      <w:r>
+        <w:rPr>
+          <w:rFonts w:ascii="Times New Roman" w:hAnsi="Times New Roman" w:cs="Times New Roman"/>
+          <w:sz w:val="28"/>
+          <w:szCs w:val="28"/>
+        </w:rPr>
+        <w:t xml:space="preserve"> </w:t>
+      </w:r>
+      <w:proofErr w:type="spellStart"/>
+      <w:r>
+        <w:rPr>
+          <w:rFonts w:ascii="Times New Roman" w:hAnsi="Times New Roman" w:cs="Times New Roman"/>
+          <w:sz w:val="28"/>
+          <w:szCs w:val="28"/>
+        </w:rPr>
+        <w:t>request</w:t>
+      </w:r>
+      <w:proofErr w:type="spellEnd"/>
+      <w:r>
+        <w:rPr>
+          <w:rFonts w:ascii="Times New Roman" w:hAnsi="Times New Roman" w:cs="Times New Roman"/>
+          <w:sz w:val="28"/>
+          <w:szCs w:val="28"/>
+        </w:rPr>
+        <w:t xml:space="preserve">, </w:t>
+      </w:r>
+      <w:proofErr w:type="spellStart"/>
+      <w:r>
+        <w:rPr>
+          <w:rFonts w:ascii="Times New Roman" w:hAnsi="Times New Roman" w:cs="Times New Roman"/>
+          <w:sz w:val="28"/>
+          <w:szCs w:val="28"/>
+        </w:rPr>
+        <w:t>Figma</w:t>
+      </w:r>
+      <w:proofErr w:type="spellEnd"/>
+      <w:r>
+        <w:rPr>
+          <w:rFonts w:ascii="Times New Roman" w:hAnsi="Times New Roman" w:cs="Times New Roman"/>
+          <w:sz w:val="28"/>
+          <w:szCs w:val="28"/>
+        </w:rPr>
+        <w:t xml:space="preserve"> — для анализа макетов, </w:t>
+      </w:r>
+      <w:proofErr w:type="spellStart"/>
+      <w:r>
+        <w:rPr>
+          <w:rFonts w:ascii="Times New Roman" w:hAnsi="Times New Roman" w:cs="Times New Roman"/>
+          <w:sz w:val="28"/>
+          <w:szCs w:val="28"/>
+        </w:rPr>
+        <w:t>Storybook</w:t>
+      </w:r>
+      <w:proofErr w:type="spellEnd"/>
+      <w:r>
+        <w:rPr>
+          <w:rFonts w:ascii="Times New Roman" w:hAnsi="Times New Roman" w:cs="Times New Roman"/>
+          <w:sz w:val="28"/>
+          <w:szCs w:val="28"/>
+        </w:rPr>
+        <w:t xml:space="preserve"> — для проверки и демонстрации UI-компонентов.</w:t>
+      </w:r>
+    </w:p>
+    <w:p>
+      <w:pPr>
+        <w:spacing w:after="0" w:line="360" w:lineRule="auto"/>
+        <w:ind w:firstLine="709"/>
+        <w:jc w:val="both"/>
+        <w:rPr>
+          <w:rFonts w:ascii="Times New Roman" w:hAnsi="Times New Roman" w:cs="Times New Roman"/>
+          <w:sz w:val="28"/>
+          <w:szCs w:val="28"/>
+        </w:rPr>
+      </w:pPr>
+    </w:p>
+    <w:p>
+      <w:pPr>
+        <w:spacing w:after="0" w:line="360" w:lineRule="auto"/>
+        <w:ind w:firstLine="709"/>
+        <w:jc w:val="both"/>
+        <w:rPr>
+          <w:rFonts w:ascii="Times New Roman" w:hAnsi="Times New Roman" w:cs="Times New Roman"/>
+          <w:sz w:val="28"/>
+          <w:szCs w:val="28"/>
+        </w:rPr>
+      </w:pPr>
+      <w:r>
+        <w:rPr>
+          <w:rFonts w:ascii="Times New Roman" w:hAnsi="Times New Roman" w:cs="Times New Roman"/>
+          <w:sz w:val="28"/>
+          <w:szCs w:val="28"/>
+        </w:rPr>
+        <w:lastRenderedPageBreak/>
+        <w:t xml:space="preserve">Рабочий процесс включает анализ задачи, создание ветки, внесение изменений, локальную проверку, оформление </w:t>
+      </w:r>
+      <w:proofErr w:type="spellStart"/>
+      <w:r>
+        <w:rPr>
+          <w:rFonts w:ascii="Times New Roman" w:hAnsi="Times New Roman" w:cs="Times New Roman"/>
+          <w:sz w:val="28"/>
+          <w:szCs w:val="28"/>
+        </w:rPr>
+        <w:t>merge</w:t>
+      </w:r>
+      <w:proofErr w:type="spellEnd"/>
+      <w:r>
+        <w:rPr>
+          <w:rFonts w:ascii="Times New Roman" w:hAnsi="Times New Roman" w:cs="Times New Roman"/>
+          <w:sz w:val="28"/>
+          <w:szCs w:val="28"/>
+        </w:rPr>
+        <w:t xml:space="preserve"> </w:t>
+      </w:r>
+      <w:proofErr w:type="spellStart"/>
+      <w:r>
+        <w:rPr>
+          <w:rFonts w:ascii="Times New Roman" w:hAnsi="Times New Roman" w:cs="Times New Roman"/>
+          <w:sz w:val="28"/>
+          <w:szCs w:val="28"/>
+        </w:rPr>
+        <w:t>request</w:t>
+      </w:r>
+      <w:proofErr w:type="spellEnd"/>
+      <w:r>
+        <w:rPr>
+          <w:rFonts w:ascii="Times New Roman" w:hAnsi="Times New Roman" w:cs="Times New Roman"/>
+          <w:sz w:val="28"/>
+          <w:szCs w:val="28"/>
+        </w:rPr>
+        <w:t xml:space="preserve">, прохождение </w:t>
+      </w:r>
+      <w:proofErr w:type="spellStart"/>
+      <w:r>
+        <w:rPr>
+          <w:rFonts w:ascii="Times New Roman" w:hAnsi="Times New Roman" w:cs="Times New Roman"/>
+          <w:sz w:val="28"/>
+          <w:szCs w:val="28"/>
+        </w:rPr>
+        <w:t>code</w:t>
+      </w:r>
+      <w:proofErr w:type="spellEnd"/>
+      <w:r>
+        <w:rPr>
+          <w:rFonts w:ascii="Times New Roman" w:hAnsi="Times New Roman" w:cs="Times New Roman"/>
+          <w:sz w:val="28"/>
+          <w:szCs w:val="28"/>
+        </w:rPr>
+        <w:t xml:space="preserve"> </w:t>
+      </w:r>
+      <w:proofErr w:type="spellStart"/>
+      <w:r>
+        <w:rPr>
+          <w:rFonts w:ascii="Times New Roman" w:hAnsi="Times New Roman" w:cs="Times New Roman"/>
+          <w:sz w:val="28"/>
+          <w:szCs w:val="28"/>
+        </w:rPr>
+        <w:t>review</w:t>
+      </w:r>
+      <w:proofErr w:type="spellEnd"/>
+      <w:r>
+        <w:rPr>
+          <w:rFonts w:ascii="Times New Roman" w:hAnsi="Times New Roman" w:cs="Times New Roman"/>
+          <w:sz w:val="28"/>
+          <w:szCs w:val="28"/>
+        </w:rPr>
+        <w:t xml:space="preserve"> и передачу задачи на тестирование. Такой процесс позволяет контролировать качество изменений и поддерживать стабильность продукта.</w:t>
+      </w:r>
+    </w:p>
+    <w:p>
+      <w:pPr>
+        <w:spacing w:after="0" w:line="360" w:lineRule="auto"/>
+        <w:ind w:firstLine="709"/>
+        <w:jc w:val="both"/>
+        <w:rPr>
+          <w:rFonts w:ascii="Times New Roman" w:hAnsi="Times New Roman" w:cs="Times New Roman"/>
+          <w:sz w:val="28"/>
+          <w:szCs w:val="28"/>
+        </w:rPr>
+      </w:pPr>
+    </w:p>
+    <w:p>
+      <w:pPr>
+        <w:spacing w:after="0" w:line="360" w:lineRule="auto"/>
+        <w:ind w:firstLine="709"/>
+        <w:jc w:val="both"/>
+        <w:rPr>
+          <w:rFonts w:ascii="Times New Roman" w:hAnsi="Times New Roman" w:cs="Times New Roman"/>
+          <w:sz w:val="28"/>
+          <w:szCs w:val="28"/>
+        </w:rPr>
+      </w:pPr>
+      <w:r>
+        <w:rPr>
+          <w:rFonts w:ascii="Times New Roman" w:hAnsi="Times New Roman" w:cs="Times New Roman"/>
+          <w:sz w:val="28"/>
+          <w:szCs w:val="28"/>
+        </w:rPr>
+        <w:t xml:space="preserve">Таким образом, информационные технологии в деятельности </w:t>
+      </w:r>
+      <w:proofErr w:type="spellStart"/>
+      <w:r>
+        <w:rPr>
+          <w:rFonts w:ascii="Times New Roman" w:hAnsi="Times New Roman" w:cs="Times New Roman"/>
+          <w:sz w:val="28"/>
+          <w:szCs w:val="28"/>
+        </w:rPr>
+        <w:t>frontend</w:t>
+      </w:r>
+      <w:proofErr w:type="spellEnd"/>
+      <w:r>
+        <w:rPr>
+          <w:rFonts w:ascii="Times New Roman" w:hAnsi="Times New Roman" w:cs="Times New Roman"/>
+          <w:sz w:val="28"/>
+          <w:szCs w:val="28"/>
+        </w:rPr>
+        <w:t xml:space="preserve">-разработчика используются комплексно. Они обеспечивают разработку интерфейса, управление состоянием, интеграцию с </w:t>
+      </w:r>
+      <w:proofErr w:type="spellStart"/>
+      <w:r>
+        <w:rPr>
+          <w:rFonts w:ascii="Times New Roman" w:hAnsi="Times New Roman" w:cs="Times New Roman"/>
+          <w:sz w:val="28"/>
+          <w:szCs w:val="28"/>
+        </w:rPr>
+        <w:t>backend</w:t>
+      </w:r>
+      <w:proofErr w:type="spellEnd"/>
+      <w:r>
+        <w:rPr>
+          <w:rFonts w:ascii="Times New Roman" w:hAnsi="Times New Roman" w:cs="Times New Roman"/>
+          <w:sz w:val="28"/>
+          <w:szCs w:val="28"/>
+        </w:rPr>
+        <w:t xml:space="preserve"> и аппаратными устройствами, тестирование, командную работу и дальнейшее внедрение результатов в программный продукт.</w:t>
+      </w:r>
     </w:p>
     <w:p>
       <w:pPr>
